--- a/thesis/health_rl/Poly_defense_script_v2.docx
+++ b/thesis/health_rl/Poly_defense_script_v2.docx
@@ -2822,7 +2822,7 @@
         <w:rPr>
           <w:sz w:val="22"/>
         </w:rPr>
-        <w:t>In 2023, the static system declined Sophea. In 2026, the bandit issues STANDARD premium. That is the 25.2%. It is not everything — a trivial constant earns more. But it is a principled, fair, auditable step forward for an insurance market that needs one.</w:t>
+        <w:t>In 2023, the static system issued DECLINE. Sophea left without coverage. In 2026, the bandit issues STANDARD premium — the correct actuarial answer. That is the 25.2%. It is not everything — a trivial constant earns more. But it is a principled, fair, auditable step forward for an insurance market that needs one.</w:t>
       </w:r>
     </w:p>
     <w:p/>

--- a/thesis/health_rl/Poly_defense_script_v2.docx
+++ b/thesis/health_rl/Poly_defense_script_v2.docx
@@ -1075,7 +1075,7 @@
         <w:rPr>
           <w:color w:val="2E74B5"/>
         </w:rPr>
-        <w:t>SLIDE 14  ·  DATASET &amp; CONTEXT</w:t>
+        <w:t>SLIDE 14  ·  ZOOM-IN: APPLICANT CONTEXT</w:t>
       </w:r>
     </w:p>
     <w:p>
@@ -1088,7 +1088,7 @@
           <w:color w:val="707070"/>
           <w:sz w:val="18"/>
         </w:rPr>
-        <w:t>Timing: ~1.5 min</w:t>
+        <w:t>Timing: ~15 sec</w:t>
       </w:r>
     </w:p>
     <w:p>
@@ -1099,7 +1099,7 @@
         <w:rPr>
           <w:sz w:val="22"/>
         </w:rPr>
-        <w:t>Here is how the system sees Sophea: 34 numbers, nothing more.</w:t>
+        <w:t>We have seen the architecture pipeline from left to right. We now zoom in to the first stage — applicant context.</w:t>
       </w:r>
     </w:p>
     <w:p>
@@ -1110,7 +1110,7 @@
         <w:rPr>
           <w:sz w:val="22"/>
         </w:rPr>
-        <w:t>[Point to the stat boxes at the top.]</w:t>
+        <w:t>[Point to the highlighted input block.]</w:t>
       </w:r>
     </w:p>
     <w:p>
@@ -1121,40 +1121,7 @@
         <w:rPr>
           <w:sz w:val="22"/>
         </w:rPr>
-        <w:t>2,000 synthetic applicants. 34 context features. 4 underwriting arms. 4 real-world anchoring sources.</w:t>
-      </w:r>
-    </w:p>
-    <w:p>
-      <w:pPr>
-        <w:spacing w:before="80" w:after="80"/>
-      </w:pPr>
-      <w:r>
-        <w:rPr>
-          <w:sz w:val="22"/>
-        </w:rPr>
-        <w:t>[Point to the feature table.]</w:t>
-      </w:r>
-    </w:p>
-    <w:p>
-      <w:pPr>
-        <w:spacing w:before="80" w:after="80"/>
-      </w:pPr>
-      <w:r>
-        <w:rPr>
-          <w:sz w:val="22"/>
-        </w:rPr>
-        <w:t>The 34 dimensions come from seven feature categories. Demographics and vitals — age, gender, BMI. Lifestyle — smoking, alcohol, exercise. Social determinants — education, wealth, self-rated health. Economic features. Clinical flags — hypertension, diabetes, heart disease, COPD, arthritis, TB, hepatitis B. Region — eight one-hot encoded CDHS macro-regions. Occupation — seven one-hot encoded categories.</w:t>
-      </w:r>
-    </w:p>
-    <w:p>
-      <w:pPr>
-        <w:spacing w:before="80" w:after="80"/>
-      </w:pPr>
-      <w:r>
-        <w:rPr>
-          <w:sz w:val="22"/>
-        </w:rPr>
-        <w:t>Sophea is represented in this dataset as a vector: age 42, female, BMI 24.1, non-smoker, hypertension flag on, Kampong Cham indicator on, agriculture indicator on, and twenty-seven more features. The static system saw two of those features. The bandit sees all 34.</w:t>
+        <w:t>Each applicant is encoded as a 34-dimensional vector drawn from CDHS-anchored features. That vector is the bandit's sole input to every underwriting decision.</w:t>
       </w:r>
     </w:p>
     <w:p/>
@@ -1166,7 +1133,7 @@
         <w:rPr>
           <w:color w:val="2E74B5"/>
         </w:rPr>
-        <w:t>SLIDE 15  ·  ACTUARIAL REWARD SIMULATOR (TABLE 8)</w:t>
+        <w:t>SLIDE 15  ·  DATASET &amp; CONTEXT</w:t>
       </w:r>
     </w:p>
     <w:p>
@@ -1190,7 +1157,7 @@
         <w:rPr>
           <w:sz w:val="22"/>
         </w:rPr>
-        <w:t>[Point to the reward formula at the top.]</w:t>
+        <w:t>Here is how the system sees Sophea: 34 numbers, nothing more.</w:t>
       </w:r>
     </w:p>
     <w:p>
@@ -1201,7 +1168,7 @@
         <w:rPr>
           <w:sz w:val="22"/>
         </w:rPr>
-        <w:t>Reward equals premium revenue minus expected claims, with noise of plus-or-minus 8 percent. The adverse-selection factor of 1.35 applies when the risk multiplier exceeds 2.0 — this penalises overloading high-risk applicants who then drop out of the pool.</w:t>
+        <w:t>[Point to the stat boxes at the top.]</w:t>
       </w:r>
     </w:p>
     <w:p>
@@ -1212,7 +1179,7 @@
         <w:rPr>
           <w:sz w:val="22"/>
         </w:rPr>
-        <w:t>[Point to the table rows.]</w:t>
+        <w:t>2,000 synthetic applicants. 34 context features. 4 underwriting arms. 4 real-world anchoring sources.</w:t>
       </w:r>
     </w:p>
     <w:p>
@@ -1223,7 +1190,7 @@
         <w:rPr>
           <w:sz w:val="22"/>
         </w:rPr>
-        <w:t>STANDARD: accept at standard premium. Positive net reward for a correctly priced risk. Sophea at STANDARD earns a healthy actuarial margin.</w:t>
+        <w:t>[Point to the feature table.]</w:t>
       </w:r>
     </w:p>
     <w:p>
@@ -1234,7 +1201,7 @@
         <w:rPr>
           <w:sz w:val="22"/>
         </w:rPr>
-        <w:t>RATED: accept with a 25 percent loading. Higher revenue, but elastic demand penalises over-charging healthy applicants. The slope is negative 3.5.</w:t>
+        <w:t>The 34 dimensions come from seven feature categories. Demographics and vitals — age, gender, BMI. Lifestyle — smoking, alcohol, exercise. Social determinants — education, wealth, self-rated health. Economic features. Clinical flags — hypertension, diabetes, heart disease, COPD, arthritis, TB, hepatitis B. Region — eight one-hot encoded CDHS macro-regions. Occupation — seven one-hot encoded categories.</w:t>
       </w:r>
     </w:p>
     <w:p>
@@ -1245,18 +1212,7 @@
         <w:rPr>
           <w:sz w:val="22"/>
         </w:rPr>
-        <w:t>DECLINE: reject. Zero premium revenue. The penalty of minus $10 captures the opportunity cost of refusing a viable applicant.</w:t>
-      </w:r>
-    </w:p>
-    <w:p>
-      <w:pPr>
-        <w:spacing w:before="80" w:after="80"/>
-      </w:pPr>
-      <w:r>
-        <w:rPr>
-          <w:sz w:val="22"/>
-        </w:rPr>
-        <w:t>REFER: escalate to human. Deferred reward — 70 percent of the best available arm, minus $35 review cost. This incentivises selective escalation, not blanket referral.</w:t>
+        <w:t>Sophea is represented in this dataset as a vector: age 42, female, BMI 24.1, non-smoker, hypertension flag on, Kampong Cham indicator on, agriculture indicator on, and twenty-seven more features. The static system saw two of those features. The bandit sees all 34.</w:t>
       </w:r>
     </w:p>
     <w:p/>
@@ -1268,7 +1224,7 @@
         <w:rPr>
           <w:color w:val="2E74B5"/>
         </w:rPr>
-        <w:t>SLIDE 16  ·  BANDIT IN ACTION: SOPHEA'S CONTEXT &amp; ARM SCORES</w:t>
+        <w:t>SLIDE 16  ·  ZOOM-IN: ACTUARIAL REWARD</w:t>
       </w:r>
     </w:p>
     <w:p>
@@ -1281,7 +1237,7 @@
           <w:color w:val="707070"/>
           <w:sz w:val="18"/>
         </w:rPr>
-        <w:t>Timing: ~1.5 min</w:t>
+        <w:t>Timing: ~15 sec</w:t>
       </w:r>
     </w:p>
     <w:p>
@@ -1292,7 +1248,7 @@
         <w:rPr>
           <w:sz w:val="22"/>
         </w:rPr>
-        <w:t>Step one: Sophea's vector enters the bandit.</w:t>
+        <w:t>We have seen how the context enters the pipeline. We now zoom in to the reward stage.</w:t>
       </w:r>
     </w:p>
     <w:p>
@@ -1303,7 +1259,7 @@
         <w:rPr>
           <w:sz w:val="22"/>
         </w:rPr>
-        <w:t>[Point to the left feature list.]</w:t>
+        <w:t>[Point to the highlighted reward block.]</w:t>
       </w:r>
     </w:p>
     <w:p>
@@ -1314,40 +1270,7 @@
         <w:rPr>
           <w:sz w:val="22"/>
         </w:rPr>
-        <w:t>`age_std=0.3, bmi_std=−0.1, smoker=0, hypertension=1, kampong_cham=1, agriculture=1` — and twenty-eight more standardised features. This 34-dimensional vector is the bandit's complete and only view of Sophea. No underwriter notes. No prior history.</w:t>
-      </w:r>
-    </w:p>
-    <w:p>
-      <w:pPr>
-        <w:spacing w:before="80" w:after="80"/>
-      </w:pPr>
-      <w:r>
-        <w:rPr>
-          <w:sz w:val="22"/>
-        </w:rPr>
-        <w:t>[Point to the LinUCB formula on the right.]</w:t>
-      </w:r>
-    </w:p>
-    <w:p>
-      <w:pPr>
-        <w:spacing w:before="80" w:after="80"/>
-      </w:pPr>
-      <w:r>
-        <w:rPr>
-          <w:sz w:val="22"/>
-        </w:rPr>
-        <w:t>The LinUCB arm score formula: theta-hat transposed Sophea's vector, plus alpha times the square root of her vector transposed A-inverse her vector. The second term is the exploration bonus — large early in training when A is sparse, shrinking as the gram matrix fills in.</w:t>
-      </w:r>
-    </w:p>
-    <w:p>
-      <w:pPr>
-        <w:spacing w:before="80" w:after="80"/>
-      </w:pPr>
-      <w:r>
-        <w:rPr>
-          <w:sz w:val="22"/>
-        </w:rPr>
-        <w:t>The bandit computes this score for each of the four arms — RATED, STANDARD, DECLINE, REFER — and takes the argmax.</w:t>
+        <w:t>After the bandit selects an arm, the actuarial simulator scores that decision — premium revenue minus expected claims, with an adverse-selection penalty and noise of plus-or-minus 8 percent. That number is the signal that drives learning.</w:t>
       </w:r>
     </w:p>
     <w:p/>
@@ -1359,7 +1282,7 @@
         <w:rPr>
           <w:color w:val="2E74B5"/>
         </w:rPr>
-        <w:t>SLIDE 17  ·  POLICY LADDER: CUMULATIVE REWARD OVER 5,000 ROUNDS</w:t>
+        <w:t>SLIDE 17  ·  ACTUARIAL REWARD SIMULATOR (TABLE 8)</w:t>
       </w:r>
     </w:p>
     <w:p>
@@ -1372,7 +1295,7 @@
           <w:color w:val="707070"/>
           <w:sz w:val="18"/>
         </w:rPr>
-        <w:t>Timing: ~2 min</w:t>
+        <w:t>Timing: ~1.5 min</w:t>
       </w:r>
     </w:p>
     <w:p>
@@ -1383,7 +1306,7 @@
         <w:rPr>
           <w:sz w:val="22"/>
         </w:rPr>
-        <w:t>[Point to the argmax banner at the top.]</w:t>
+        <w:t>[Point to the reward formula at the top.]</w:t>
       </w:r>
     </w:p>
     <w:p>
@@ -1394,7 +1317,7 @@
         <w:rPr>
           <w:sz w:val="22"/>
         </w:rPr>
-        <w:t>ArgMax = STANDARD (0.52). The bandit gives Sophea the right answer.</w:t>
+        <w:t>Reward equals premium revenue minus expected claims, with noise of plus-or-minus 8 percent. The adverse-selection factor of 1.35 applies when the risk multiplier exceeds 2.0 — this penalises overloading high-risk applicants who then drop out of the pool.</w:t>
       </w:r>
     </w:p>
     <w:p>
@@ -1405,7 +1328,7 @@
         <w:rPr>
           <w:sz w:val="22"/>
         </w:rPr>
-        <w:t>After sufficient training, the computed arm values for Sophea are: RATED 0.31, STANDARD 0.52, DECLINE 0.10, REFER 0.28. The STANDARD arm wins by a clear margin. The system issues coverage at the correct actuarial price.</w:t>
+        <w:t>[Point to the table rows.]</w:t>
       </w:r>
     </w:p>
     <w:p>
@@ -1416,7 +1339,7 @@
         <w:rPr>
           <w:sz w:val="22"/>
         </w:rPr>
-        <w:t>[Point to the policy ladder table.]</w:t>
+        <w:t>STANDARD: accept at standard premium. Positive net reward for a correctly priced risk. Sophea at STANDARD earns a healthy actuarial margin.</w:t>
       </w:r>
     </w:p>
     <w:p>
@@ -1427,7 +1350,7 @@
         <w:rPr>
           <w:sz w:val="22"/>
         </w:rPr>
-        <w:t>Here is the full policy ladder across 5,000 rounds. Oracle — the theoretically perfect policy — earns $126,804. That is the ceiling.</w:t>
+        <w:t>RATED: accept with a 25 percent loading. Higher revenue, but elastic demand penalises over-charging healthy applicants. The slope is negative 3.5.</w:t>
       </w:r>
     </w:p>
     <w:p>
@@ -1438,7 +1361,7 @@
         <w:rPr>
           <w:sz w:val="22"/>
         </w:rPr>
-        <w:t>LinTS earns $93,723 at plus 29.8 percent over Static XGB. LinUCB earns $91,864 at plus 27.2 percent. Epsilon-Greedy earns $76,441. Static XGB — the system that declined Sophea — earns $72,206.</w:t>
+        <w:t>DECLINE: reject. Zero premium revenue. The penalty of minus $10 captures the opportunity cost of refusing a viable applicant.</w:t>
       </w:r>
     </w:p>
     <w:p>
@@ -1449,18 +1372,7 @@
         <w:rPr>
           <w:sz w:val="22"/>
         </w:rPr>
-        <w:t>[Point to the note at the bottom.]</w:t>
-      </w:r>
-    </w:p>
-    <w:p>
-      <w:pPr>
-        <w:spacing w:before="80" w:after="80"/>
-      </w:pPr>
-      <w:r>
-        <w:rPr>
-          <w:sz w:val="22"/>
-        </w:rPr>
-        <w:t>AlwaysRATED earns $122,287 — between Oracle and LinTS. This is reported honestly in the note: commercially and regulatorily inadmissible. It cannot be deployed. The admissible comparison is LinUCB versus Static XGB.</w:t>
+        <w:t>REFER: escalate to human. Deferred reward — 70 percent of the best available arm, minus $35 review cost. This incentivises selective escalation, not blanket referral.</w:t>
       </w:r>
     </w:p>
     <w:p/>
@@ -1472,7 +1384,7 @@
         <w:rPr>
           <w:color w:val="2E74B5"/>
         </w:rPr>
-        <w:t>SLIDE 18  ·  PSI FAIRNESS GUARDRAIL</w:t>
+        <w:t>SLIDE 18  ·  ZOOM-IN: BANDIT POLICY &amp; ACTION</w:t>
       </w:r>
     </w:p>
     <w:p>
@@ -1485,7 +1397,7 @@
           <w:color w:val="707070"/>
           <w:sz w:val="18"/>
         </w:rPr>
-        <w:t>Timing: ~1.5 min</w:t>
+        <w:t>Timing: ~15 sec</w:t>
       </w:r>
     </w:p>
     <w:p>
@@ -1496,7 +1408,7 @@
         <w:rPr>
           <w:sz w:val="22"/>
         </w:rPr>
-        <w:t>[Point to the traffic-light zones.]</w:t>
+        <w:t>We have seen how the reward is constructed. We now zoom in to the decision stage.</w:t>
       </w:r>
     </w:p>
     <w:p>
@@ -1507,7 +1419,7 @@
         <w:rPr>
           <w:sz w:val="22"/>
         </w:rPr>
-        <w:t>The PSI guardrail monitors the approved-portfolio distribution against the applicant population on a rolling 500-round window — separately for region and occupation.</w:t>
+        <w:t>[Point to the highlighted policy block.]</w:t>
       </w:r>
     </w:p>
     <w:p>
@@ -1518,51 +1430,7 @@
         <w:rPr>
           <w:sz w:val="22"/>
         </w:rPr>
-        <w:t>PSI equals the sum over each segment of: actual approval percentage minus expected percentage, times the natural log of actual over expected. This follows Siddiqi 2006, validated by Yurdakul and Naranjo 2020.</w:t>
-      </w:r>
-    </w:p>
-    <w:p>
-      <w:pPr>
-        <w:spacing w:before="80" w:after="80"/>
-      </w:pPr>
-      <w:r>
-        <w:rPr>
-          <w:sz w:val="22"/>
-        </w:rPr>
-        <w:t>GREEN below 0.10 — no significant shift, policy is stable.</w:t>
-      </w:r>
-    </w:p>
-    <w:p>
-      <w:pPr>
-        <w:spacing w:before="80" w:after="80"/>
-      </w:pPr>
-      <w:r>
-        <w:rPr>
-          <w:sz w:val="22"/>
-        </w:rPr>
-        <w:t>AMBER 0.10 to 0.25 — moderate shift, monitor closely, flag for review.</w:t>
-      </w:r>
-    </w:p>
-    <w:p>
-      <w:pPr>
-        <w:spacing w:before="80" w:after="80"/>
-      </w:pPr>
-      <w:r>
-        <w:rPr>
-          <w:sz w:val="22"/>
-        </w:rPr>
-        <w:t>RED above 0.25 — major shift, halt or recalibrate the bandit, escalate to compliance.</w:t>
-      </w:r>
-    </w:p>
-    <w:p>
-      <w:pPr>
-        <w:spacing w:before="80" w:after="80"/>
-      </w:pPr>
-      <w:r>
-        <w:rPr>
-          <w:sz w:val="22"/>
-        </w:rPr>
-        <w:t>The EXP-006 result: LinUCB sits GREEN on all 8 regions and 7 occupations across 20 seeds. Mean PSI 0.042 for region and 0.037 for occupation. Sophea's Kampong Cham region PSI: 0.082 — GREEN. Her occupation category PSI max: 0.123 — AMBER, in the monitor zone, below RED.</w:t>
+        <w:t>The bandit computes a UCB score for each of the four arms — STANDARD, RATED, DECLINE, REFER — and selects the argmax. This is the step where the exploration-exploitation trade-off meets the actuarial judgment.</w:t>
       </w:r>
     </w:p>
     <w:p/>
@@ -1574,7 +1442,7 @@
         <w:rPr>
           <w:color w:val="2E74B5"/>
         </w:rPr>
-        <w:t>SLIDE 19  ·  HUMAN-IN-THE-LOOP (HITL) WRAPPER</w:t>
+        <w:t>SLIDE 19  ·  BANDIT IN ACTION: SOPHEA'S CONTEXT &amp; ARM SCORES</w:t>
       </w:r>
     </w:p>
     <w:p>
@@ -1598,7 +1466,7 @@
         <w:rPr>
           <w:sz w:val="22"/>
         </w:rPr>
-        <w:t>[Point to the four-step loop on the left.]</w:t>
+        <w:t>Step one: Sophea's vector enters the bandit.</w:t>
       </w:r>
     </w:p>
     <w:p>
@@ -1609,7 +1477,7 @@
         <w:rPr>
           <w:sz w:val="22"/>
         </w:rPr>
-        <w:t>The HITL wrapper adds a safety layer on top of the bandit.</w:t>
+        <w:t>[Point to the left feature list.]</w:t>
       </w:r>
     </w:p>
     <w:p>
@@ -1620,7 +1488,7 @@
         <w:rPr>
           <w:sz w:val="22"/>
         </w:rPr>
-        <w:t>Step 1: the bandit selects an arm as usual. Step 2: if the margin between the best and second-best arm score is below threshold kappa of 0.7 — the system is genuinely uncertain — the case is escalated to REFER. Step 3: a human actuary reviews the full context and makes the final call. Step 4: the system performs a dual update — updating both the selected arm on the human label, and penalising the REFER arm to prevent over-selection.</w:t>
+        <w:t>`age_std=0.3, bmi_std=−0.1, smoker=0, hypertension=1, kampong_cham=1, agriculture=1` — and twenty-eight more standardised features. This 34-dimensional vector is the bandit's complete and only view of Sophea. No underwriter notes. No prior history.</w:t>
       </w:r>
     </w:p>
     <w:p>
@@ -1631,7 +1499,7 @@
         <w:rPr>
           <w:sz w:val="22"/>
         </w:rPr>
-        <w:t>[Point to the gotcha card on the right.]</w:t>
+        <w:t>[Point to the LinUCB formula on the right.]</w:t>
       </w:r>
     </w:p>
     <w:p>
@@ -1642,7 +1510,7 @@
         <w:rPr>
           <w:sz w:val="22"/>
         </w:rPr>
-        <w:t>The dual update is critical. Without it, REFER accumulates reward without cost, creating an over-selection spiral. This was an implementation gotcha discovered during EXP-008 development.</w:t>
+        <w:t>The LinUCB arm score formula: theta-hat transposed Sophea's vector, plus alpha times the square root of her vector transposed A-inverse her vector. The second term is the exploration bonus — large early in training when A is sparse, shrinking as the gram matrix fills in.</w:t>
       </w:r>
     </w:p>
     <w:p>
@@ -1653,7 +1521,7 @@
         <w:rPr>
           <w:sz w:val="22"/>
         </w:rPr>
-        <w:t>The headline result: plus 6.5 percent reward gain over vanilla bandit, at a review rate of only 1.5 percent. 75 applications reviewed out of 5,000. That is the value of targeted human judgment.</w:t>
+        <w:t>The bandit computes this score for each of the four arms — RATED, STANDARD, DECLINE, REFER — and takes the argmax.</w:t>
       </w:r>
     </w:p>
     <w:p/>
@@ -1665,7 +1533,7 @@
         <w:rPr>
           <w:color w:val="2E74B5"/>
         </w:rPr>
-        <w:t>SLIDE 20  ·  EXPERIMENTAL DESIGN</w:t>
+        <w:t>SLIDE 20  ·  POLICY LADDER: CUMULATIVE REWARD OVER 5,000 ROUNDS</w:t>
       </w:r>
     </w:p>
     <w:p>
@@ -1678,7 +1546,7 @@
           <w:color w:val="707070"/>
           <w:sz w:val="18"/>
         </w:rPr>
-        <w:t>Timing: ~1.5 min</w:t>
+        <w:t>Timing: ~2 min</w:t>
       </w:r>
     </w:p>
     <w:p>
@@ -1689,7 +1557,7 @@
         <w:rPr>
           <w:sz w:val="22"/>
         </w:rPr>
-        <w:t>[Point to the statistics protocol banner.]</w:t>
+        <w:t>[Point to the argmax banner at the top.]</w:t>
       </w:r>
     </w:p>
     <w:p>
@@ -1700,7 +1568,7 @@
         <w:rPr>
           <w:sz w:val="22"/>
         </w:rPr>
-        <w:t>Every experiment follows the same rigorous protocol: 20 independent seeds, bootstrap 95 percent confidence intervals, paired Wilcoxon signed-rank tests, Bonferroni correction for multiple comparisons, and Cohen's d effect sizes.</w:t>
+        <w:t>ArgMax = STANDARD (0.52). The bandit gives Sophea the right answer.</w:t>
       </w:r>
     </w:p>
     <w:p>
@@ -1711,7 +1579,7 @@
         <w:rPr>
           <w:sz w:val="22"/>
         </w:rPr>
-        <w:t>[Point to the experiment table.]</w:t>
+        <w:t>After sufficient training, the computed arm values for Sophea are: RATED 0.31, STANDARD 0.52, DECLINE 0.10, REFER 0.28. The STANDARD arm wins by a clear margin. The system issues coverage at the correct actuarial price.</w:t>
       </w:r>
     </w:p>
     <w:p>
@@ -1722,7 +1590,7 @@
         <w:rPr>
           <w:sz w:val="22"/>
         </w:rPr>
-        <w:t>Nine experiments in total.</w:t>
+        <w:t>[Point to the policy ladder table.]</w:t>
       </w:r>
     </w:p>
     <w:p>
@@ -1733,7 +1601,7 @@
         <w:rPr>
           <w:sz w:val="22"/>
         </w:rPr>
-        <w:t>EXP-005 is the primary pre-registered test — LinUCB versus Static XGB over 5,000 rounds, 20 seeds. This is the experiment that answers RQ1.</w:t>
+        <w:t>Here is the full policy ladder across 5,000 rounds. Oracle — the theoretically perfect policy — earns $126,804. That is the ceiling.</w:t>
       </w:r>
     </w:p>
     <w:p>
@@ -1744,7 +1612,7 @@
         <w:rPr>
           <w:sz w:val="22"/>
         </w:rPr>
-        <w:t>EXP-006 runs the six fairness criteria — PSI plus EEOC four-fifths rule — answering RQ2.</w:t>
+        <w:t>LinTS earns $93,723 at plus 29.8 percent over Static XGB. LinUCB earns $91,864 at plus 27.2 percent. Epsilon-Greedy earns $76,441. Static XGB — the system that declined Sophea — earns $72,206.</w:t>
       </w:r>
     </w:p>
     <w:p>
@@ -1755,7 +1623,7 @@
         <w:rPr>
           <w:sz w:val="22"/>
         </w:rPr>
-        <w:t>EXP-007 is the full benchmark ladder using Common Random Numbers for variance reduction.</w:t>
+        <w:t>[Point to the note at the bottom.]</w:t>
       </w:r>
     </w:p>
     <w:p>
@@ -1766,7 +1634,7 @@
         <w:rPr>
           <w:sz w:val="22"/>
         </w:rPr>
-        <w:t>EXP-008 to EXP-015 cover HITL, drift adaptation, cold start, ablation, regret bound validation, and drift rescue — progressively interrogating the system's boundaries.</w:t>
+        <w:t>AlwaysRATED earns $122,287 — between Oracle and LinTS. This is reported honestly in the note: commercially and regulatorily inadmissible. It cannot be deployed. The admissible comparison is LinUCB versus Static XGB.</w:t>
       </w:r>
     </w:p>
     <w:p/>
@@ -1778,7 +1646,7 @@
         <w:rPr>
           <w:color w:val="2E74B5"/>
         </w:rPr>
-        <w:t>SLIDE 21  ·  SECTION DIVIDER — Results &amp; Evaluation</w:t>
+        <w:t>SLIDE 21  ·  ZOOM-IN: FAIRNESS GUARDRAIL &amp; HITL</w:t>
       </w:r>
     </w:p>
     <w:p>
@@ -1791,7 +1659,7 @@
           <w:color w:val="707070"/>
           <w:sz w:val="18"/>
         </w:rPr>
-        <w:t>Timing: ~5 sec</w:t>
+        <w:t>Timing: ~15 sec</w:t>
       </w:r>
     </w:p>
     <w:p>
@@ -1802,7 +1670,29 @@
         <w:rPr>
           <w:sz w:val="22"/>
         </w:rPr>
-        <w:t>Let me now tell you what the system actually did — including what it got right, what it got wrong, and what I reported honestly either way.</w:t>
+        <w:t>We have seen how the bandit selects actions and receives rewards. We now zoom in to the guardrails.</w:t>
+      </w:r>
+    </w:p>
+    <w:p>
+      <w:pPr>
+        <w:spacing w:before="80" w:after="80"/>
+      </w:pPr>
+      <w:r>
+        <w:rPr>
+          <w:sz w:val="22"/>
+        </w:rPr>
+        <w:t>[Point to the highlighted PSI and HITL blocks.]</w:t>
+      </w:r>
+    </w:p>
+    <w:p>
+      <w:pPr>
+        <w:spacing w:before="80" w:after="80"/>
+      </w:pPr>
+      <w:r>
+        <w:rPr>
+          <w:sz w:val="22"/>
+        </w:rPr>
+        <w:t>The PSI monitor checks demographic parity on a 500-round sliding window. The HITL wrapper catches decisions where the bandit is uncertain. Together these two layers ensure the system remains fair, auditable, and safe to deploy.</w:t>
       </w:r>
     </w:p>
     <w:p/>
@@ -1814,7 +1704,7 @@
         <w:rPr>
           <w:color w:val="2E74B5"/>
         </w:rPr>
-        <w:t>SLIDE 22  ·  THE BASELINE LADDER</w:t>
+        <w:t>SLIDE 22  ·  PSI FAIRNESS GUARDRAIL</w:t>
       </w:r>
     </w:p>
     <w:p>
@@ -1827,7 +1717,7 @@
           <w:color w:val="707070"/>
           <w:sz w:val="18"/>
         </w:rPr>
-        <w:t>Timing: ~2 min</w:t>
+        <w:t>Timing: ~1.5 min</w:t>
       </w:r>
     </w:p>
     <w:p>
@@ -1838,7 +1728,7 @@
         <w:rPr>
           <w:sz w:val="22"/>
         </w:rPr>
-        <w:t>[Point to the full ladder table.]</w:t>
+        <w:t>[Point to the traffic-light zones.]</w:t>
       </w:r>
     </w:p>
     <w:p>
@@ -1849,7 +1739,7 @@
         <w:rPr>
           <w:sz w:val="22"/>
         </w:rPr>
-        <w:t>This is the complete baseline ladder across 20 seeds. Oracle sits at $126,804 — the theoretical ceiling. LinTS at $93,723. LinUCB at $91,864. Both are highlighted in green as our proposed admissible policies.</w:t>
+        <w:t>The PSI guardrail monitors the approved-portfolio distribution against the applicant population on a rolling 500-round window — separately for region and occupation.</w:t>
       </w:r>
     </w:p>
     <w:p>
@@ -1860,7 +1750,7 @@
         <w:rPr>
           <w:sz w:val="22"/>
         </w:rPr>
-        <w:t>[Point to the AlwaysRATED row.]</w:t>
+        <w:t>PSI equals the sum over each segment of: actual approval percentage minus expected percentage, times the natural log of actual over expected. This follows Siddiqi 2006, validated by Yurdakul and Naranjo 2020.</w:t>
       </w:r>
     </w:p>
     <w:p>
@@ -1871,7 +1761,7 @@
         <w:rPr>
           <w:sz w:val="22"/>
         </w:rPr>
-        <w:t>I want to be direct about this number — $122,287. AlwaysRATED beats both bandits. I report this honestly. AlwaysRATED is inadmissible: no Cambodian insurer can apply a blanket 25% surcharge to every applicant regardless of risk. Our claim is scoped to admissible policies. Among those, bandits rank first and second.</w:t>
+        <w:t>GREEN below 0.10 — no significant shift, policy is stable.</w:t>
       </w:r>
     </w:p>
     <w:p>
@@ -1882,7 +1772,7 @@
         <w:rPr>
           <w:sz w:val="22"/>
         </w:rPr>
-        <w:t>That +25.2% is the gap between 2023 Sophea and 2026 Sophea — between the static system that declined her and the bandit that learned to see her correctly.</w:t>
+        <w:t>AMBER 0.10 to 0.25 — moderate shift, monitor closely, flag for review.</w:t>
       </w:r>
     </w:p>
     <w:p>
@@ -1893,7 +1783,7 @@
         <w:rPr>
           <w:sz w:val="22"/>
         </w:rPr>
-        <w:t>Two additional points of transparency:</w:t>
+        <w:t>RED above 0.25 — major shift, halt or recalibrate the bandit, escalate to compliance.</w:t>
       </w:r>
     </w:p>
     <w:p>
@@ -1904,18 +1794,7 @@
         <w:rPr>
           <w:sz w:val="22"/>
         </w:rPr>
-        <w:t>LinTS versus LinUCB: p equals 0.87. They are statistically tied at the top of the admissible set. I do not claim one beats the other.</w:t>
-      </w:r>
-    </w:p>
-    <w:p>
-      <w:pPr>
-        <w:spacing w:before="80" w:after="80"/>
-      </w:pPr>
-      <w:r>
-        <w:rPr>
-          <w:sz w:val="22"/>
-        </w:rPr>
-        <w:t>AlwaysSTANDARD earns only $34,684 — well below Static XGB. A naive all-approve policy is not the answer.</w:t>
+        <w:t>The EXP-006 result: LinUCB sits GREEN on all 8 regions and 7 occupations across 20 seeds. Mean PSI 0.042 for region and 0.037 for occupation. Sophea's Kampong Cham region PSI: 0.082 — GREEN. Her occupation category PSI max: 0.123 — AMBER, in the monitor zone, below RED.</w:t>
       </w:r>
     </w:p>
     <w:p/>
@@ -1927,7 +1806,7 @@
         <w:rPr>
           <w:color w:val="2E74B5"/>
         </w:rPr>
-        <w:t>SLIDE 23  ·  EXP-005: CONVERGENCE VALIDATION</w:t>
+        <w:t>SLIDE 23  ·  HUMAN-IN-THE-LOOP (HITL) WRAPPER</w:t>
       </w:r>
     </w:p>
     <w:p>
@@ -1951,7 +1830,7 @@
         <w:rPr>
           <w:sz w:val="22"/>
         </w:rPr>
-        <w:t>[Point to the metrics on the left.]</w:t>
+        <w:t>[Point to the four-step loop on the left.]</w:t>
       </w:r>
     </w:p>
     <w:p>
@@ -1962,7 +1841,7 @@
         <w:rPr>
           <w:sz w:val="22"/>
         </w:rPr>
-        <w:t>EXP-005 is the pre-registered primary experiment. Paired Wilcoxon test across 20 independent seeds, LinUCB versus Static XGB.</w:t>
+        <w:t>The HITL wrapper adds a safety layer on top of the bandit.</w:t>
       </w:r>
     </w:p>
     <w:p>
@@ -1973,7 +1852,7 @@
         <w:rPr>
           <w:sz w:val="22"/>
         </w:rPr>
-        <w:t>LinUCB cumulative reward: $90,540 plus-or-minus $5,382, 95 percent CI [88,287 – 92,886]. Static XGB: $72,292 plus-or-minus $4,120, CI [70,646 – 74,136].</w:t>
+        <w:t>Step 1: the bandit selects an arm as usual. Step 2: if the margin between the best and second-best arm score is below threshold kappa of 0.7 — the system is genuinely uncertain — the case is escalated to REFER. Step 3: a human actuary reviews the full context and makes the final call. Step 4: the system performs a dual update — updating both the selected arm on the human label, and penalising the REFER arm to prevent over-selection.</w:t>
       </w:r>
     </w:p>
     <w:p>
@@ -1984,7 +1863,7 @@
         <w:rPr>
           <w:sz w:val="22"/>
         </w:rPr>
-        <w:t>Improvement: plus $18,248 — that is +25.2%. Cohen's d equals 2.98. P less than 0.001.</w:t>
+        <w:t>[Point to the gotcha card on the right.]</w:t>
       </w:r>
     </w:p>
     <w:p>
@@ -1995,7 +1874,7 @@
         <w:rPr>
           <w:sz w:val="22"/>
         </w:rPr>
-        <w:t>[Point to the bottom banner.]</w:t>
+        <w:t>The dual update is critical. Without it, REFER accumulates reward without cost, creating an over-selection spiral. This was an implementation gotcha discovered during EXP-008 development.</w:t>
       </w:r>
     </w:p>
     <w:p>
@@ -2006,29 +1885,7 @@
         <w:rPr>
           <w:sz w:val="22"/>
         </w:rPr>
-        <w:t>+25.2% is the gap between 2023 Sophea and 2026 Sophea — between the system that declined her and the bandit that learned to price her correctly.</w:t>
-      </w:r>
-    </w:p>
-    <w:p>
-      <w:pPr>
-        <w:spacing w:before="80" w:after="80"/>
-      </w:pPr>
-      <w:r>
-        <w:rPr>
-          <w:sz w:val="22"/>
-        </w:rPr>
-        <w:t>[Point to the convergence panel on the right.]</w:t>
-      </w:r>
-    </w:p>
-    <w:p>
-      <w:pPr>
-        <w:spacing w:before="80" w:after="80"/>
-      </w:pPr>
-      <w:r>
-        <w:rPr>
-          <w:sz w:val="22"/>
-        </w:rPr>
-        <w:t>The convergence indicators confirm the learning is genuine. Action entropy drops from 1.314 to 1.105 nats — exploration giving way to exploitation. Oracle-agreement in the last 500 rounds reaches 37.8 percent. And the regret curve follows O of root-T — log-log slope 0.572, R-squared 0.9915. All five EXP-005 criteria: PASSED.</w:t>
+        <w:t>The headline result: plus 6.5 percent reward gain over vanilla bandit, at a review rate of only 1.5 percent. 75 applications reviewed out of 5,000. That is the value of targeted human judgment.</w:t>
       </w:r>
     </w:p>
     <w:p/>
@@ -2040,7 +1897,7 @@
         <w:rPr>
           <w:color w:val="2E74B5"/>
         </w:rPr>
-        <w:t>SLIDE 24  ·  EXP-006: FAIRNESS AUDIT</w:t>
+        <w:t>SLIDE 24  ·  EXPERIMENTAL DESIGN</w:t>
       </w:r>
     </w:p>
     <w:p>
@@ -2053,7 +1910,7 @@
           <w:color w:val="707070"/>
           <w:sz w:val="18"/>
         </w:rPr>
-        <w:t>Timing: ~2 min</w:t>
+        <w:t>Timing: ~1.5 min</w:t>
       </w:r>
     </w:p>
     <w:p>
@@ -2064,7 +1921,7 @@
         <w:rPr>
           <w:sz w:val="22"/>
         </w:rPr>
-        <w:t>The fairness audit evaluates six pre-registered criteria. Five passed. One failed — and I want to address that failure directly.</w:t>
+        <w:t>[Point to the statistics protocol banner.]</w:t>
       </w:r>
     </w:p>
     <w:p>
@@ -2075,7 +1932,7 @@
         <w:rPr>
           <w:sz w:val="22"/>
         </w:rPr>
-        <w:t>[Point to the six criterion cards.]</w:t>
+        <w:t>Every experiment follows the same rigorous protocol: 20 independent seeds, bootstrap 95 percent confidence intervals, paired Wilcoxon signed-rank tests, Bonferroni correction for multiple comparisons, and Cohen's d effect sizes.</w:t>
       </w:r>
     </w:p>
     <w:p>
@@ -2086,7 +1943,7 @@
         <w:rPr>
           <w:sz w:val="22"/>
         </w:rPr>
-        <w:t>Region PSI: 0.082 — GREEN. Occupation PSI: 0.123 — AMBER, in the monitor zone but below RED. Region parity at 85.72 percent — above the 80 percent four-fifths threshold. Occupation parity at 90.12 percent — also above 80 percent. Region permutation test: p equals 0.132 — no significant association.</w:t>
+        <w:t>[Point to the experiment table.]</w:t>
       </w:r>
     </w:p>
     <w:p>
@@ -2097,7 +1954,7 @@
         <w:rPr>
           <w:sz w:val="22"/>
         </w:rPr>
-        <w:t>[Point to the amber Criterion 6 card.]</w:t>
+        <w:t>Nine experiments in total.</w:t>
       </w:r>
     </w:p>
     <w:p>
@@ -2108,7 +1965,7 @@
         <w:rPr>
           <w:sz w:val="22"/>
         </w:rPr>
-        <w:t>Criterion 6 — occupation-to-action independence — FAILED, p less than 0.001. The system's decisions are statistically associated with occupation.</w:t>
+        <w:t>EXP-005 is the primary pre-registered test — LinUCB versus Static XGB over 5,000 rounds, 20 seeds. This is the experiment that answers RQ1.</w:t>
       </w:r>
     </w:p>
     <w:p>
@@ -2119,7 +1976,29 @@
         <w:rPr>
           <w:sz w:val="22"/>
         </w:rPr>
-        <w:t>My interpretation: occupation is an actuarially valid risk factor. Rice farmers, garment workers, and office workers carry genuinely different health risk profiles. The association is statistically significant but practically small — no regulatory threshold is breached. I call this FAILED-with-interpretation. I stand by that verdict. PSI is a monitor, not an enforcer — constrained-action guardrails are future work.</w:t>
+        <w:t>EXP-006 runs the six fairness criteria — PSI plus EEOC four-fifths rule — answering RQ2.</w:t>
+      </w:r>
+    </w:p>
+    <w:p>
+      <w:pPr>
+        <w:spacing w:before="80" w:after="80"/>
+      </w:pPr>
+      <w:r>
+        <w:rPr>
+          <w:sz w:val="22"/>
+        </w:rPr>
+        <w:t>EXP-007 is the full benchmark ladder using Common Random Numbers for variance reduction.</w:t>
+      </w:r>
+    </w:p>
+    <w:p>
+      <w:pPr>
+        <w:spacing w:before="80" w:after="80"/>
+      </w:pPr>
+      <w:r>
+        <w:rPr>
+          <w:sz w:val="22"/>
+        </w:rPr>
+        <w:t>EXP-008 to EXP-015 cover HITL, drift adaptation, cold start, ablation, regret bound validation, and drift rescue — progressively interrogating the system's boundaries.</w:t>
       </w:r>
     </w:p>
     <w:p/>
@@ -2131,7 +2010,7 @@
         <w:rPr>
           <w:color w:val="2E74B5"/>
         </w:rPr>
-        <w:t>SLIDE 25  ·  EXP-007: BENCHMARK COMPARISON (CRN)</w:t>
+        <w:t>SLIDE 25  ·  SECTION DIVIDER — Results &amp; Evaluation</w:t>
       </w:r>
     </w:p>
     <w:p>
@@ -2144,7 +2023,7 @@
           <w:color w:val="707070"/>
           <w:sz w:val="18"/>
         </w:rPr>
-        <w:t>Timing: ~1.5 min</w:t>
+        <w:t>Timing: ~5 sec</w:t>
       </w:r>
     </w:p>
     <w:p>
@@ -2155,84 +2034,7 @@
         <w:rPr>
           <w:sz w:val="22"/>
         </w:rPr>
-        <w:t>EXP-007 uses the CRN — Common Random Numbers — harness for variance reduction. All policies run on the same sequence of applicant draws, making comparisons sharper.</w:t>
-      </w:r>
-    </w:p>
-    <w:p>
-      <w:pPr>
-        <w:spacing w:before="80" w:after="80"/>
-      </w:pPr>
-      <w:r>
-        <w:rPr>
-          <w:sz w:val="22"/>
-        </w:rPr>
-        <w:t>[Point to the left table.]</w:t>
-      </w:r>
-    </w:p>
-    <w:p>
-      <w:pPr>
-        <w:spacing w:before="80" w:after="80"/>
-      </w:pPr>
-      <w:r>
-        <w:rPr>
-          <w:sz w:val="22"/>
-        </w:rPr>
-        <w:t>AlwaysRATED leads at $122,287 — as expected and reported honestly. LinTS at $93,723. LinUCB at $91,864. Epsilon-Greedy at $76,441. Static XGB at $72,206.</w:t>
-      </w:r>
-    </w:p>
-    <w:p>
-      <w:pPr>
-        <w:spacing w:before="80" w:after="80"/>
-      </w:pPr>
-      <w:r>
-        <w:rPr>
-          <w:sz w:val="22"/>
-        </w:rPr>
-        <w:t>[Point to the pairwise comparison cards on the right.]</w:t>
-      </w:r>
-    </w:p>
-    <w:p>
-      <w:pPr>
-        <w:spacing w:before="80" w:after="80"/>
-      </w:pPr>
-      <w:r>
-        <w:rPr>
-          <w:sz w:val="22"/>
-        </w:rPr>
-        <w:t>LinTS versus LinUCB: p equals 0.87, d equals 0.26 — TIED. They are statistically indistinguishable at the top of the admissible set.</w:t>
-      </w:r>
-    </w:p>
-    <w:p>
-      <w:pPr>
-        <w:spacing w:before="80" w:after="80"/>
-      </w:pPr>
-      <w:r>
-        <w:rPr>
-          <w:sz w:val="22"/>
-        </w:rPr>
-        <w:t>LinUCB versus Static XGB: minus $19,774 regret, p less than 0.001, d equals negative 3.41 — WIN.</w:t>
-      </w:r>
-    </w:p>
-    <w:p>
-      <w:pPr>
-        <w:spacing w:before="80" w:after="80"/>
-      </w:pPr>
-      <w:r>
-        <w:rPr>
-          <w:sz w:val="22"/>
-        </w:rPr>
-        <w:t>LinTS versus Static XGB: minus $21,400 regret, p less than 0.001, d equals negative 3.89 — WIN.</w:t>
-      </w:r>
-    </w:p>
-    <w:p>
-      <w:pPr>
-        <w:spacing w:before="80" w:after="80"/>
-      </w:pPr>
-      <w:r>
-        <w:rPr>
-          <w:sz w:val="22"/>
-        </w:rPr>
-        <w:t>Two coexisting findings: adaptive bandits decisively beat the frozen static rule. And the trivial constant AlwaysRATED still beats all bandits — honestly reported.</w:t>
+        <w:t>Let me now tell you what the system actually did — including what it got right, what it got wrong, and what I reported honestly either way.</w:t>
       </w:r>
     </w:p>
     <w:p/>
@@ -2244,7 +2046,7 @@
         <w:rPr>
           <w:color w:val="2E74B5"/>
         </w:rPr>
-        <w:t>SLIDE 26  ·  EXP-008: HUMAN-IN-THE-LOOP</w:t>
+        <w:t>SLIDE 26  ·  THE BASELINE LADDER</w:t>
       </w:r>
     </w:p>
     <w:p>
@@ -2257,7 +2059,7 @@
           <w:color w:val="707070"/>
           <w:sz w:val="18"/>
         </w:rPr>
-        <w:t>Timing: ~1.5 min</w:t>
+        <w:t>Timing: ~2 min</w:t>
       </w:r>
     </w:p>
     <w:p>
@@ -2268,7 +2070,7 @@
         <w:rPr>
           <w:sz w:val="22"/>
         </w:rPr>
-        <w:t>[Point to the key metrics.]</w:t>
+        <w:t>[Point to the full ladder table.]</w:t>
       </w:r>
     </w:p>
     <w:p>
@@ -2279,7 +2081,7 @@
         <w:rPr>
           <w:sz w:val="22"/>
         </w:rPr>
-        <w:t>EXP-008 evaluates the HITL wrapper with kappa of 0.7 — the headline setting.</w:t>
+        <w:t>This is the complete baseline ladder across 20 seeds. Oracle sits at $126,804 — the theoretical ceiling. LinTS at $93,723. LinUCB at $91,864. Both are highlighted in green as our proposed admissible policies.</w:t>
       </w:r>
     </w:p>
     <w:p>
@@ -2290,7 +2092,7 @@
         <w:rPr>
           <w:sz w:val="22"/>
         </w:rPr>
-        <w:t>HITL reward: $102,100. Vanilla bandit: $95,872. Improvement: plus $6,228 — that is plus 6.5 percent. Review cost: $2,625 — about 2.6 percent of reward. Human overrides: 75 out of 5,000 applications. A review rate of 1.5 percent. Alignment score between human expert and bandit: 60 percent.</w:t>
+        <w:t>[Point to the AlwaysRATED row.]</w:t>
       </w:r>
     </w:p>
     <w:p>
@@ -2301,7 +2103,7 @@
         <w:rPr>
           <w:sz w:val="22"/>
         </w:rPr>
-        <w:t>[Point to the note at the bottom.]</w:t>
+        <w:t>I want to be direct about this number — $122,287. AlwaysRATED beats both bandits. I report this honestly. AlwaysRATED is inadmissible: no Cambodian insurer can apply a blanket 25% surcharge to every applicant regardless of risk. Our claim is scoped to admissible policies. Among those, bandits rank first and second.</w:t>
       </w:r>
     </w:p>
     <w:p>
@@ -2312,7 +2114,7 @@
         <w:rPr>
           <w:sz w:val="22"/>
         </w:rPr>
-        <w:t>Important scope note: plus 6.5 percent is versus the vanilla bandit — not versus AlwaysRATED, not versus Static XGB. This measures the incremental value of targeted human oversight on top of the bandit baseline.</w:t>
+        <w:t>That +25.2% is the gap between 2023 Sophea and 2026 Sophea — between the static system that declined her and the bandit that learned to see her correctly.</w:t>
       </w:r>
     </w:p>
     <w:p>
@@ -2323,7 +2125,29 @@
         <w:rPr>
           <w:sz w:val="22"/>
         </w:rPr>
-        <w:t>Thirteen applicants reviewed per thousand. The actuary's judgment on those thirteen cases is worth a 6.5 percent gain on the whole portfolio. That is the value of the HITL layer.</w:t>
+        <w:t>Two additional points of transparency:</w:t>
+      </w:r>
+    </w:p>
+    <w:p>
+      <w:pPr>
+        <w:spacing w:before="80" w:after="80"/>
+      </w:pPr>
+      <w:r>
+        <w:rPr>
+          <w:sz w:val="22"/>
+        </w:rPr>
+        <w:t>LinTS versus LinUCB: p equals 0.87. They are statistically tied at the top of the admissible set. I do not claim one beats the other.</w:t>
+      </w:r>
+    </w:p>
+    <w:p>
+      <w:pPr>
+        <w:spacing w:before="80" w:after="80"/>
+      </w:pPr>
+      <w:r>
+        <w:rPr>
+          <w:sz w:val="22"/>
+        </w:rPr>
+        <w:t>AlwaysSTANDARD earns only $34,684 — well below Static XGB. A naive all-approve policy is not the answer.</w:t>
       </w:r>
     </w:p>
     <w:p/>
@@ -2335,7 +2159,7 @@
         <w:rPr>
           <w:color w:val="2E74B5"/>
         </w:rPr>
-        <w:t>SLIDE 27  ·  WHAT DRIVES THE VALUE? (EXP-011 + EXP-015)</w:t>
+        <w:t>SLIDE 27  ·  EXP-005: CONVERGENCE VALIDATION</w:t>
       </w:r>
     </w:p>
     <w:p>
@@ -2348,7 +2172,7 @@
           <w:color w:val="707070"/>
           <w:sz w:val="18"/>
         </w:rPr>
-        <w:t>Timing: ~2 min</w:t>
+        <w:t>Timing: ~1.5 min</w:t>
       </w:r>
     </w:p>
     <w:p>
@@ -2359,7 +2183,7 @@
         <w:rPr>
           <w:sz w:val="22"/>
         </w:rPr>
-        <w:t>[Point to the left ablation panel.]</w:t>
+        <w:t>[Point to the metrics on the left.]</w:t>
       </w:r>
     </w:p>
     <w:p>
@@ -2370,7 +2194,7 @@
         <w:rPr>
           <w:sz w:val="22"/>
         </w:rPr>
-        <w:t>EXP-011 tells us the exploration bonus is not what drives the value — Greedy-only ties full LinUCB. The value comes from online ridge updating. EXP-015 tells us that even under drift, the constant beats us. These two findings together define the boundary of what this thesis can and cannot claim.</w:t>
+        <w:t>EXP-005 is the pre-registered primary experiment. Paired Wilcoxon test across 20 independent seeds, LinUCB versus Static XGB.</w:t>
       </w:r>
     </w:p>
     <w:p>
@@ -2381,7 +2205,7 @@
         <w:rPr>
           <w:sz w:val="22"/>
         </w:rPr>
-        <w:t>On the left: EXP-011. Full LinUCB versus Greedy-only with alpha equals zero. p equals 0.580, d equals 0.13 — statistically tied. Exploration is not load-bearing.</w:t>
+        <w:t>LinUCB cumulative reward: $90,540 plus-or-minus $5,382, 95 percent CI [88,287 – 92,886]. Static XGB: $72,292 plus-or-minus $4,120, CI [70,646 – 74,136].</w:t>
       </w:r>
     </w:p>
     <w:p>
@@ -2392,7 +2216,7 @@
         <w:rPr>
           <w:sz w:val="22"/>
         </w:rPr>
-        <w:t>But Greedy-only versus Static XGB: plus $18,969, p less than 0.001, d equals 3.01. Online ridge updating IS the mechanism. The bandit beats Static XGB not because of its UCB exploration bonus but because it updates its ridge estimator from every new applicant.</w:t>
+        <w:t>Improvement: plus $18,248 — that is +25.2%. Cohen's d equals 2.98. P less than 0.001.</w:t>
       </w:r>
     </w:p>
     <w:p>
@@ -2403,7 +2227,7 @@
         <w:rPr>
           <w:sz w:val="22"/>
         </w:rPr>
-        <w:t>[Point to the right drift panel.]</w:t>
+        <w:t>[Point to the bottom banner.]</w:t>
       </w:r>
     </w:p>
     <w:p>
@@ -2414,7 +2238,7 @@
         <w:rPr>
           <w:sz w:val="22"/>
         </w:rPr>
-        <w:t>On the right: EXP-015. Under a realistic drift shock, AlwaysRATED earns $99,321. LinTS earns $71,429 — minus 39 percent. LinUCB earns $71,373 — minus 39.2 percent. The discounted LinUCB with gamma of 0.999 earns $70,995 — no meaningful improvement.</w:t>
+        <w:t>+25.2% is the gap between 2023 Sophea and 2026 Sophea — between the system that declined her and the bandit that learned to price her correctly.</w:t>
       </w:r>
     </w:p>
     <w:p>
@@ -2425,7 +2249,18 @@
         <w:rPr>
           <w:sz w:val="22"/>
         </w:rPr>
-        <w:t>Non-stationarity does not rescue the bandit. We honestly report this as a boundary of the current framework.</w:t>
+        <w:t>[Point to the convergence panel on the right.]</w:t>
+      </w:r>
+    </w:p>
+    <w:p>
+      <w:pPr>
+        <w:spacing w:before="80" w:after="80"/>
+      </w:pPr>
+      <w:r>
+        <w:rPr>
+          <w:sz w:val="22"/>
+        </w:rPr>
+        <w:t>The convergence indicators confirm the learning is genuine. Action entropy drops from 1.314 to 1.105 nats — exploration giving way to exploitation. Oracle-agreement in the last 500 rounds reaches 37.8 percent. And the regret curve follows O of root-T — log-log slope 0.572, R-squared 0.9915. All five EXP-005 criteria: PASSED.</w:t>
       </w:r>
     </w:p>
     <w:p/>
@@ -2437,7 +2272,7 @@
         <w:rPr>
           <w:color w:val="2E74B5"/>
         </w:rPr>
-        <w:t>SLIDE 28  ·  COLD START &amp; REGRET BOUND (EXP-010 + EXP-013)</w:t>
+        <w:t>SLIDE 28  ·  EXP-006: FAIRNESS AUDIT</w:t>
       </w:r>
     </w:p>
     <w:p>
@@ -2450,7 +2285,7 @@
           <w:color w:val="707070"/>
           <w:sz w:val="18"/>
         </w:rPr>
-        <w:t>Timing: ~1.5 min</w:t>
+        <w:t>Timing: ~2 min</w:t>
       </w:r>
     </w:p>
     <w:p>
@@ -2461,7 +2296,7 @@
         <w:rPr>
           <w:sz w:val="22"/>
         </w:rPr>
-        <w:t>[Point to the cold start table on the left.]</w:t>
+        <w:t>The fairness audit evaluates six pre-registered criteria. Five passed. One failed — and I want to address that failure directly.</w:t>
       </w:r>
     </w:p>
     <w:p>
@@ -2472,7 +2307,7 @@
         <w:rPr>
           <w:sz w:val="22"/>
         </w:rPr>
-        <w:t>EXP-010 asks: at what horizon does the bandit certify its superiority? This matters because a real insurer cannot wait 5,000 applicants before trusting the system.</w:t>
+        <w:t>[Point to the six criterion cards.]</w:t>
       </w:r>
     </w:p>
     <w:p>
@@ -2483,7 +2318,7 @@
         <w:rPr>
           <w:sz w:val="22"/>
         </w:rPr>
-        <w:t>At T equals 200, FreshXGB leads bandits by 2.1 times. At T equals 500, still 1.26 times. At T equals 1,000, the systems tie. At T equals 2,000, bandits cross over and take the lead.</w:t>
+        <w:t>Region PSI: 0.082 — GREEN. Occupation PSI: 0.123 — AMBER, in the monitor zone but below RED. Region parity at 85.72 percent — above the 80 percent four-fifths threshold. Occupation parity at 90.12 percent — also above 80 percent. Region permutation test: p equals 0.132 — no significant association.</w:t>
       </w:r>
     </w:p>
     <w:p>
@@ -2494,7 +2329,7 @@
         <w:rPr>
           <w:sz w:val="22"/>
         </w:rPr>
-        <w:t>Operational implication: warm-start required for the first 1,000 to 2,000 applications. A hybrid deployment — XGBoost until crossover, bandit thereafter — is the practical path.</w:t>
+        <w:t>[Point to the amber Criterion 6 card.]</w:t>
       </w:r>
     </w:p>
     <w:p>
@@ -2505,7 +2340,7 @@
         <w:rPr>
           <w:sz w:val="22"/>
         </w:rPr>
-        <w:t>LinTS passes the T equals 2,000 Wilcoxon test with p equals 0.0039. LinUCB draws level but is not certified — p equals 0.0840. I report LinUCB honestly as draws-level, not a proven win at 2,000.</w:t>
+        <w:t>Criterion 6 — occupation-to-action independence — FAILED, p less than 0.001. The system's decisions are statistically associated with occupation.</w:t>
       </w:r>
     </w:p>
     <w:p>
@@ -2516,18 +2351,7 @@
         <w:rPr>
           <w:sz w:val="22"/>
         </w:rPr>
-        <w:t>[Point to the regret bound panel on the right.]</w:t>
-      </w:r>
-    </w:p>
-    <w:p>
-      <w:pPr>
-        <w:spacing w:before="80" w:after="80"/>
-      </w:pPr>
-      <w:r>
-        <w:rPr>
-          <w:sz w:val="22"/>
-        </w:rPr>
-        <w:t>EXP-013: log-log slope 0.572, theory 0.5 — near-optimal. R-squared 0.9915. Sublinear regret confirmed empirically.</w:t>
+        <w:t>My interpretation: occupation is an actuarially valid risk factor. Rice farmers, garment workers, and office workers carry genuinely different health risk profiles. The association is statistically significant but practically small — no regulatory threshold is breached. I call this FAILED-with-interpretation. I stand by that verdict. PSI is a monitor, not an enforcer — constrained-action guardrails are future work.</w:t>
       </w:r>
     </w:p>
     <w:p/>
@@ -2539,7 +2363,7 @@
         <w:rPr>
           <w:color w:val="2E74B5"/>
         </w:rPr>
-        <w:t>SLIDE 29  ·  LIVE DEMONSTRATION</w:t>
+        <w:t>SLIDE 29  ·  EXP-007: BENCHMARK COMPARISON (CRN)</w:t>
       </w:r>
     </w:p>
     <w:p>
@@ -2552,7 +2376,7 @@
           <w:color w:val="707070"/>
           <w:sz w:val="18"/>
         </w:rPr>
-        <w:t>Timing: ~3 min</w:t>
+        <w:t>Timing: ~1.5 min</w:t>
       </w:r>
     </w:p>
     <w:p>
@@ -2563,7 +2387,7 @@
         <w:rPr>
           <w:sz w:val="22"/>
         </w:rPr>
-        <w:t>[Open browser at localhost:8000 before this slide.]</w:t>
+        <w:t>EXP-007 uses the CRN — Common Random Numbers — harness for variance reduction. All policies run on the same sequence of applicant draws, making comparisons sharper.</w:t>
       </w:r>
     </w:p>
     <w:p>
@@ -2574,7 +2398,7 @@
         <w:rPr>
           <w:sz w:val="22"/>
         </w:rPr>
-        <w:t>I will now show you Sophea's application — not as a number in a table, but as a live interaction with the prototype dashboard.</w:t>
+        <w:t>[Point to the left table.]</w:t>
       </w:r>
     </w:p>
     <w:p>
@@ -2585,7 +2409,7 @@
         <w:rPr>
           <w:sz w:val="22"/>
         </w:rPr>
-        <w:t>[Enter Sophea's profile: age 42, female, BMI 24.1, smoker: no, hypertension: yes, Kampong Cham, agriculture.]</w:t>
+        <w:t>AlwaysRATED leads at $122,287 — as expected and reported honestly. LinTS at $93,723. LinUCB at $91,864. Epsilon-Greedy at $76,441. Static XGB at $72,206.</w:t>
       </w:r>
     </w:p>
     <w:p>
@@ -2596,7 +2420,7 @@
         <w:rPr>
           <w:sz w:val="22"/>
         </w:rPr>
-        <w:t>Enter Sophea's profile live — show STANDARD decision. Age 42, female, BMI 24.1, non-smoker, hypertension managed, Kampong Cham, agriculture. The bandit sees her 34 features, computes the arm scores, and issues its decision.</w:t>
+        <w:t>[Point to the pairwise comparison cards on the right.]</w:t>
       </w:r>
     </w:p>
     <w:p>
@@ -2607,7 +2431,7 @@
         <w:rPr>
           <w:sz w:val="22"/>
         </w:rPr>
-        <w:t>[Show the STANDARD decision.]</w:t>
+        <w:t>LinTS versus LinUCB: p equals 0.87, d equals 0.26 — TIED. They are statistically indistinguishable at the top of the admissible set.</w:t>
       </w:r>
     </w:p>
     <w:p>
@@ -2618,7 +2442,7 @@
         <w:rPr>
           <w:sz w:val="22"/>
         </w:rPr>
-        <w:t>STANDARD premium. The correct actuarial answer. The one she was denied in 2023.</w:t>
+        <w:t>LinUCB versus Static XGB: minus $19,774 regret, p less than 0.001, d equals negative 3.41 — WIN.</w:t>
       </w:r>
     </w:p>
     <w:p>
@@ -2629,7 +2453,7 @@
         <w:rPr>
           <w:sz w:val="22"/>
         </w:rPr>
-        <w:t>[Submit a high-risk applicant — older, smoker, high BMI, multiple flags.]</w:t>
+        <w:t>LinTS versus Static XGB: minus $21,400 regret, p less than 0.001, d equals negative 3.89 — WIN.</w:t>
       </w:r>
     </w:p>
     <w:p>
@@ -2640,29 +2464,7 @@
         <w:rPr>
           <w:sz w:val="22"/>
         </w:rPr>
-        <w:t>Now a higher-risk applicant. The system selects REFER — escalating to the HITL queue. Switch to the HITL tab to show the running referral rate and cumulative review cost.</w:t>
-      </w:r>
-    </w:p>
-    <w:p>
-      <w:pPr>
-        <w:spacing w:before="80" w:after="80"/>
-      </w:pPr>
-      <w:r>
-        <w:rPr>
-          <w:sz w:val="22"/>
-        </w:rPr>
-        <w:t>[This is the FastAPI prototype deployed on Render — not a mockup.]</w:t>
-      </w:r>
-    </w:p>
-    <w:p>
-      <w:pPr>
-        <w:spacing w:before="80" w:after="80"/>
-      </w:pPr>
-      <w:r>
-        <w:rPr>
-          <w:sz w:val="22"/>
-        </w:rPr>
-        <w:t>This is not a simulation. This is the same FastAPI stack described in the thesis, deployed on Render, running in real time.</w:t>
+        <w:t>Two coexisting findings: adaptive bandits decisively beat the frozen static rule. And the trivial constant AlwaysRATED still beats all bandits — honestly reported.</w:t>
       </w:r>
     </w:p>
     <w:p/>
@@ -2674,7 +2476,7 @@
         <w:rPr>
           <w:color w:val="2E74B5"/>
         </w:rPr>
-        <w:t>SLIDE 30  ·  SECTION DIVIDER — Conclusion &amp; Future Work</w:t>
+        <w:t>SLIDE 30  ·  EXP-008: HUMAN-IN-THE-LOOP</w:t>
       </w:r>
     </w:p>
     <w:p>
@@ -2687,7 +2489,7 @@
           <w:color w:val="707070"/>
           <w:sz w:val="18"/>
         </w:rPr>
-        <w:t>Timing: ~5 sec</w:t>
+        <w:t>Timing: ~1.5 min</w:t>
       </w:r>
     </w:p>
     <w:p>
@@ -2698,7 +2500,62 @@
         <w:rPr>
           <w:sz w:val="22"/>
         </w:rPr>
-        <w:t>Let me bring this back to Sophea — and to the four key findings.</w:t>
+        <w:t>[Point to the key metrics.]</w:t>
+      </w:r>
+    </w:p>
+    <w:p>
+      <w:pPr>
+        <w:spacing w:before="80" w:after="80"/>
+      </w:pPr>
+      <w:r>
+        <w:rPr>
+          <w:sz w:val="22"/>
+        </w:rPr>
+        <w:t>EXP-008 evaluates the HITL wrapper with kappa of 0.7 — the headline setting.</w:t>
+      </w:r>
+    </w:p>
+    <w:p>
+      <w:pPr>
+        <w:spacing w:before="80" w:after="80"/>
+      </w:pPr>
+      <w:r>
+        <w:rPr>
+          <w:sz w:val="22"/>
+        </w:rPr>
+        <w:t>HITL reward: $102,100. Vanilla bandit: $95,872. Improvement: plus $6,228 — that is plus 6.5 percent. Review cost: $2,625 — about 2.6 percent of reward. Human overrides: 75 out of 5,000 applications. A review rate of 1.5 percent. Alignment score between human expert and bandit: 60 percent.</w:t>
+      </w:r>
+    </w:p>
+    <w:p>
+      <w:pPr>
+        <w:spacing w:before="80" w:after="80"/>
+      </w:pPr>
+      <w:r>
+        <w:rPr>
+          <w:sz w:val="22"/>
+        </w:rPr>
+        <w:t>[Point to the note at the bottom.]</w:t>
+      </w:r>
+    </w:p>
+    <w:p>
+      <w:pPr>
+        <w:spacing w:before="80" w:after="80"/>
+      </w:pPr>
+      <w:r>
+        <w:rPr>
+          <w:sz w:val="22"/>
+        </w:rPr>
+        <w:t>Important scope note: plus 6.5 percent is versus the vanilla bandit — not versus AlwaysRATED, not versus Static XGB. This measures the incremental value of targeted human oversight on top of the bandit baseline.</w:t>
+      </w:r>
+    </w:p>
+    <w:p>
+      <w:pPr>
+        <w:spacing w:before="80" w:after="80"/>
+      </w:pPr>
+      <w:r>
+        <w:rPr>
+          <w:sz w:val="22"/>
+        </w:rPr>
+        <w:t>Thirteen applicants reviewed per thousand. The actuary's judgment on those thirteen cases is worth a 6.5 percent gain on the whole portfolio. That is the value of the HITL layer.</w:t>
       </w:r>
     </w:p>
     <w:p/>
@@ -2710,7 +2567,7 @@
         <w:rPr>
           <w:color w:val="2E74B5"/>
         </w:rPr>
-        <w:t>SLIDE 31  ·  4 KEY FINDINGS</w:t>
+        <w:t>SLIDE 31  ·  WHAT DRIVES THE VALUE? (EXP-011 + EXP-015)</w:t>
       </w:r>
     </w:p>
     <w:p>
@@ -2723,7 +2580,7 @@
           <w:color w:val="707070"/>
           <w:sz w:val="18"/>
         </w:rPr>
-        <w:t>Timing: ~2.5 min</w:t>
+        <w:t>Timing: ~2 min</w:t>
       </w:r>
     </w:p>
     <w:p>
@@ -2734,7 +2591,7 @@
         <w:rPr>
           <w:sz w:val="22"/>
         </w:rPr>
-        <w:t>[Point to Finding 1.]</w:t>
+        <w:t>[Point to the left ablation panel.]</w:t>
       </w:r>
     </w:p>
     <w:p>
@@ -2745,7 +2602,7 @@
         <w:rPr>
           <w:sz w:val="22"/>
         </w:rPr>
-        <w:t>Finding 1 — EXP-005: Online adaptation beats static rules. Plus 25.2 percent, p less than 0.001, d equals 2.98. LinUCB earns plus $18,248 over Static XGB across 20 seeds.</w:t>
+        <w:t>EXP-011 tells us the exploration bonus is not what drives the value — Greedy-only ties full LinUCB. The value comes from online ridge updating. EXP-015 tells us that even under drift, the constant beats us. These two findings together define the boundary of what this thesis can and cannot claim.</w:t>
       </w:r>
     </w:p>
     <w:p>
@@ -2756,7 +2613,7 @@
         <w:rPr>
           <w:sz w:val="22"/>
         </w:rPr>
-        <w:t>[Point to Finding 2.]</w:t>
+        <w:t>On the left: EXP-011. Full LinUCB versus Greedy-only with alpha equals zero. p equals 0.580, d equals 0.13 — statistically tied. Exploration is not load-bearing.</w:t>
       </w:r>
     </w:p>
     <w:p>
@@ -2767,7 +2624,7 @@
         <w:rPr>
           <w:sz w:val="22"/>
         </w:rPr>
-        <w:t>Finding 2 — EXP-006: No demographic bias introduced. 85.72 and 90.12 percent parity for region and occupation. PSI GREEN-AMBER throughout. Criterion 6 FAILED-with-interpretation — occupation is an actuarially valid signal, not a bias.</w:t>
+        <w:t>But Greedy-only versus Static XGB: plus $18,969, p less than 0.001, d equals 3.01. Online ridge updating IS the mechanism. The bandit beats Static XGB not because of its UCB exploration bonus but because it updates its ridge estimator from every new applicant.</w:t>
       </w:r>
     </w:p>
     <w:p>
@@ -2778,7 +2635,7 @@
         <w:rPr>
           <w:sz w:val="22"/>
         </w:rPr>
-        <w:t>[Point to Finding 3.]</w:t>
+        <w:t>[Point to the right drift panel.]</w:t>
       </w:r>
     </w:p>
     <w:p>
@@ -2789,7 +2646,7 @@
         <w:rPr>
           <w:sz w:val="22"/>
         </w:rPr>
-        <w:t>Finding 3 — EXP-011: The mechanism is online ridge updating, not exploration. Greedy-only ties full LinUCB. The value comes from learning, not from exploration bonuses.</w:t>
+        <w:t>On the right: EXP-015. Under a realistic drift shock, AlwaysRATED earns $99,321. LinTS earns $71,429 — minus 39 percent. LinUCB earns $71,373 — minus 39.2 percent. The discounted LinUCB with gamma of 0.999 earns $70,995 — no meaningful improvement.</w:t>
       </w:r>
     </w:p>
     <w:p>
@@ -2800,29 +2657,7 @@
         <w:rPr>
           <w:sz w:val="22"/>
         </w:rPr>
-        <w:t>[Point to Finding 4.]</w:t>
-      </w:r>
-    </w:p>
-    <w:p>
-      <w:pPr>
-        <w:spacing w:before="80" w:after="80"/>
-      </w:pPr>
-      <w:r>
-        <w:rPr>
-          <w:sz w:val="22"/>
-        </w:rPr>
-        <w:t>Finding 4 — EXP-008: HITL adds value at low cost. Plus 6.5 percent at 1.5 percent review rate. Alignment score 60 percent — human oversight is meaningful.</w:t>
-      </w:r>
-    </w:p>
-    <w:p>
-      <w:pPr>
-        <w:spacing w:before="80" w:after="80"/>
-      </w:pPr>
-      <w:r>
-        <w:rPr>
-          <w:sz w:val="22"/>
-        </w:rPr>
-        <w:t>In 2023, the static system issued DECLINE. Sophea left without coverage. In 2026, the bandit issues STANDARD premium — the correct actuarial answer. That is the 25.2%. It is not everything — a trivial constant earns more. But it is a principled, fair, auditable step forward for an insurance market that needs one.</w:t>
+        <w:t>Non-stationarity does not rescue the bandit. We honestly report this as a boundary of the current framework.</w:t>
       </w:r>
     </w:p>
     <w:p/>
@@ -2834,7 +2669,7 @@
         <w:rPr>
           <w:color w:val="2E74B5"/>
         </w:rPr>
-        <w:t>SLIDE 32  ·  LIMITATIONS</w:t>
+        <w:t>SLIDE 32  ·  COLD START &amp; REGRET BOUND (EXP-010 + EXP-013)</w:t>
       </w:r>
     </w:p>
     <w:p>
@@ -2858,7 +2693,7 @@
         <w:rPr>
           <w:sz w:val="22"/>
         </w:rPr>
-        <w:t>I want to be transparent about the boundaries of this work.</w:t>
+        <w:t>[Point to the cold start table on the left.]</w:t>
       </w:r>
     </w:p>
     <w:p>
@@ -2869,7 +2704,7 @@
         <w:rPr>
           <w:sz w:val="22"/>
         </w:rPr>
-        <w:t>[Point to the four limitation cards.]</w:t>
+        <w:t>EXP-010 asks: at what horizon does the bandit certify its superiority? This matters because a real insurer cannot wait 5,000 applicants before trusting the system.</w:t>
       </w:r>
     </w:p>
     <w:p>
@@ -2880,7 +2715,7 @@
         <w:rPr>
           <w:sz w:val="22"/>
         </w:rPr>
-        <w:t>First: synthetic data. 2,000 records cannot capture rare comorbidities, fraud patterns, or the full complexity of real Cambodian claims. The dataset is CDHS-anchored but not real insurance claims.</w:t>
+        <w:t>At T equals 200, FreshXGB leads bandits by 2.1 times. At T equals 500, still 1.26 times. At T equals 1,000, the systems tie. At T equals 2,000, bandits cross over and take the lead.</w:t>
       </w:r>
     </w:p>
     <w:p>
@@ -2891,7 +2726,7 @@
         <w:rPr>
           <w:sz w:val="22"/>
         </w:rPr>
-        <w:t>Second: single-period rewards. The reward function is a one-shot proxy for profitability. It does not capture multi-year claims, customer retention, or renewal cycles.</w:t>
+        <w:t>Operational implication: warm-start required for the first 1,000 to 2,000 applications. A hybrid deployment — XGBoost until crossover, bandit thereafter — is the practical path.</w:t>
       </w:r>
     </w:p>
     <w:p>
@@ -2902,7 +2737,7 @@
         <w:rPr>
           <w:sz w:val="22"/>
         </w:rPr>
-        <w:t>Third: stationarity assumption. EXP-009 and EXP-015 partially address this, but DiscountedLinUCB helps only marginally under a shock. Non-stationarity remains a meaningful limit of the current design.</w:t>
+        <w:t>LinTS passes the T equals 2,000 Wilcoxon test with p equals 0.0039. LinUCB draws level but is not certified — p equals 0.0840. I report LinUCB honestly as draws-level, not a proven win at 2,000.</w:t>
       </w:r>
     </w:p>
     <w:p>
@@ -2913,7 +2748,18 @@
         <w:rPr>
           <w:sz w:val="22"/>
         </w:rPr>
-        <w:t>Fourth: the constant-policy ceiling. AlwaysRATED beats bandits by roughly 30 percent. Bandits lead every admissible deployable alternative — but the headroom to Oracle remains large. This is honestly reported and defines the next phase of work.</w:t>
+        <w:t>[Point to the regret bound panel on the right.]</w:t>
+      </w:r>
+    </w:p>
+    <w:p>
+      <w:pPr>
+        <w:spacing w:before="80" w:after="80"/>
+      </w:pPr>
+      <w:r>
+        <w:rPr>
+          <w:sz w:val="22"/>
+        </w:rPr>
+        <w:t>EXP-013: log-log slope 0.572, theory 0.5 — near-optimal. R-squared 0.9915. Sublinear regret confirmed empirically.</w:t>
       </w:r>
     </w:p>
     <w:p/>
@@ -2925,7 +2771,7 @@
         <w:rPr>
           <w:color w:val="2E74B5"/>
         </w:rPr>
-        <w:t>SLIDE 33  ·  FUTURE WORK</w:t>
+        <w:t>SLIDE 33  ·  LIVE DEMONSTRATION</w:t>
       </w:r>
     </w:p>
     <w:p>
@@ -2938,6 +2784,392 @@
           <w:color w:val="707070"/>
           <w:sz w:val="18"/>
         </w:rPr>
+        <w:t>Timing: ~3 min</w:t>
+      </w:r>
+    </w:p>
+    <w:p>
+      <w:pPr>
+        <w:spacing w:before="80" w:after="80"/>
+      </w:pPr>
+      <w:r>
+        <w:rPr>
+          <w:sz w:val="22"/>
+        </w:rPr>
+        <w:t>[Open browser at localhost:8000 before this slide.]</w:t>
+      </w:r>
+    </w:p>
+    <w:p>
+      <w:pPr>
+        <w:spacing w:before="80" w:after="80"/>
+      </w:pPr>
+      <w:r>
+        <w:rPr>
+          <w:sz w:val="22"/>
+        </w:rPr>
+        <w:t>I will now show you Sophea's application — not as a number in a table, but as a live interaction with the prototype dashboard.</w:t>
+      </w:r>
+    </w:p>
+    <w:p>
+      <w:pPr>
+        <w:spacing w:before="80" w:after="80"/>
+      </w:pPr>
+      <w:r>
+        <w:rPr>
+          <w:sz w:val="22"/>
+        </w:rPr>
+        <w:t>[Enter Sophea's profile: age 42, female, BMI 24.1, smoker: no, hypertension: yes, Kampong Cham, agriculture.]</w:t>
+      </w:r>
+    </w:p>
+    <w:p>
+      <w:pPr>
+        <w:spacing w:before="80" w:after="80"/>
+      </w:pPr>
+      <w:r>
+        <w:rPr>
+          <w:sz w:val="22"/>
+        </w:rPr>
+        <w:t>Enter Sophea's profile live — show STANDARD decision. Age 42, female, BMI 24.1, non-smoker, hypertension managed, Kampong Cham, agriculture. The bandit sees her 34 features, computes the arm scores, and issues its decision.</w:t>
+      </w:r>
+    </w:p>
+    <w:p>
+      <w:pPr>
+        <w:spacing w:before="80" w:after="80"/>
+      </w:pPr>
+      <w:r>
+        <w:rPr>
+          <w:sz w:val="22"/>
+        </w:rPr>
+        <w:t>[Show the STANDARD decision.]</w:t>
+      </w:r>
+    </w:p>
+    <w:p>
+      <w:pPr>
+        <w:spacing w:before="80" w:after="80"/>
+      </w:pPr>
+      <w:r>
+        <w:rPr>
+          <w:sz w:val="22"/>
+        </w:rPr>
+        <w:t>STANDARD premium. The correct actuarial answer. The one she was denied in 2023.</w:t>
+      </w:r>
+    </w:p>
+    <w:p>
+      <w:pPr>
+        <w:spacing w:before="80" w:after="80"/>
+      </w:pPr>
+      <w:r>
+        <w:rPr>
+          <w:sz w:val="22"/>
+        </w:rPr>
+        <w:t>[Submit a high-risk applicant — older, smoker, high BMI, multiple flags.]</w:t>
+      </w:r>
+    </w:p>
+    <w:p>
+      <w:pPr>
+        <w:spacing w:before="80" w:after="80"/>
+      </w:pPr>
+      <w:r>
+        <w:rPr>
+          <w:sz w:val="22"/>
+        </w:rPr>
+        <w:t>Now a higher-risk applicant. The system selects REFER — escalating to the HITL queue. Switch to the HITL tab to show the running referral rate and cumulative review cost.</w:t>
+      </w:r>
+    </w:p>
+    <w:p>
+      <w:pPr>
+        <w:spacing w:before="80" w:after="80"/>
+      </w:pPr>
+      <w:r>
+        <w:rPr>
+          <w:sz w:val="22"/>
+        </w:rPr>
+        <w:t>[This is the FastAPI prototype deployed on Render — not a mockup.]</w:t>
+      </w:r>
+    </w:p>
+    <w:p>
+      <w:pPr>
+        <w:spacing w:before="80" w:after="80"/>
+      </w:pPr>
+      <w:r>
+        <w:rPr>
+          <w:sz w:val="22"/>
+        </w:rPr>
+        <w:t>This is not a simulation. This is the same FastAPI stack described in the thesis, deployed on Render, running in real time.</w:t>
+      </w:r>
+    </w:p>
+    <w:p/>
+    <w:p>
+      <w:pPr>
+        <w:pStyle w:val="Heading2"/>
+      </w:pPr>
+      <w:r>
+        <w:rPr>
+          <w:color w:val="2E74B5"/>
+        </w:rPr>
+        <w:t>SLIDE 34  ·  SECTION DIVIDER — Conclusion &amp; Future Work</w:t>
+      </w:r>
+    </w:p>
+    <w:p>
+      <w:pPr>
+        <w:spacing w:before="0" w:after="80"/>
+      </w:pPr>
+      <w:r>
+        <w:rPr>
+          <w:i/>
+          <w:color w:val="707070"/>
+          <w:sz w:val="18"/>
+        </w:rPr>
+        <w:t>Timing: ~5 sec</w:t>
+      </w:r>
+    </w:p>
+    <w:p>
+      <w:pPr>
+        <w:spacing w:before="80" w:after="80"/>
+      </w:pPr>
+      <w:r>
+        <w:rPr>
+          <w:sz w:val="22"/>
+        </w:rPr>
+        <w:t>Let me bring this back to Sophea — and to the four key findings.</w:t>
+      </w:r>
+    </w:p>
+    <w:p/>
+    <w:p>
+      <w:pPr>
+        <w:pStyle w:val="Heading2"/>
+      </w:pPr>
+      <w:r>
+        <w:rPr>
+          <w:color w:val="2E74B5"/>
+        </w:rPr>
+        <w:t>SLIDE 35  ·  4 KEY FINDINGS</w:t>
+      </w:r>
+    </w:p>
+    <w:p>
+      <w:pPr>
+        <w:spacing w:before="0" w:after="80"/>
+      </w:pPr>
+      <w:r>
+        <w:rPr>
+          <w:i/>
+          <w:color w:val="707070"/>
+          <w:sz w:val="18"/>
+        </w:rPr>
+        <w:t>Timing: ~2.5 min</w:t>
+      </w:r>
+    </w:p>
+    <w:p>
+      <w:pPr>
+        <w:spacing w:before="80" w:after="80"/>
+      </w:pPr>
+      <w:r>
+        <w:rPr>
+          <w:sz w:val="22"/>
+        </w:rPr>
+        <w:t>[Point to Finding 1.]</w:t>
+      </w:r>
+    </w:p>
+    <w:p>
+      <w:pPr>
+        <w:spacing w:before="80" w:after="80"/>
+      </w:pPr>
+      <w:r>
+        <w:rPr>
+          <w:sz w:val="22"/>
+        </w:rPr>
+        <w:t>Finding 1 — EXP-005: Online adaptation beats static rules. Plus 25.2 percent, p less than 0.001, d equals 2.98. LinUCB earns plus $18,248 over Static XGB across 20 seeds.</w:t>
+      </w:r>
+    </w:p>
+    <w:p>
+      <w:pPr>
+        <w:spacing w:before="80" w:after="80"/>
+      </w:pPr>
+      <w:r>
+        <w:rPr>
+          <w:sz w:val="22"/>
+        </w:rPr>
+        <w:t>[Point to Finding 2.]</w:t>
+      </w:r>
+    </w:p>
+    <w:p>
+      <w:pPr>
+        <w:spacing w:before="80" w:after="80"/>
+      </w:pPr>
+      <w:r>
+        <w:rPr>
+          <w:sz w:val="22"/>
+        </w:rPr>
+        <w:t>Finding 2 — EXP-006: No demographic bias introduced. 85.72 and 90.12 percent parity for region and occupation. PSI GREEN-AMBER throughout. Criterion 6 FAILED-with-interpretation — occupation is an actuarially valid signal, not a bias.</w:t>
+      </w:r>
+    </w:p>
+    <w:p>
+      <w:pPr>
+        <w:spacing w:before="80" w:after="80"/>
+      </w:pPr>
+      <w:r>
+        <w:rPr>
+          <w:sz w:val="22"/>
+        </w:rPr>
+        <w:t>[Point to Finding 3.]</w:t>
+      </w:r>
+    </w:p>
+    <w:p>
+      <w:pPr>
+        <w:spacing w:before="80" w:after="80"/>
+      </w:pPr>
+      <w:r>
+        <w:rPr>
+          <w:sz w:val="22"/>
+        </w:rPr>
+        <w:t>Finding 3 — EXP-011: The mechanism is online ridge updating, not exploration. Greedy-only ties full LinUCB. The value comes from learning, not from exploration bonuses.</w:t>
+      </w:r>
+    </w:p>
+    <w:p>
+      <w:pPr>
+        <w:spacing w:before="80" w:after="80"/>
+      </w:pPr>
+      <w:r>
+        <w:rPr>
+          <w:sz w:val="22"/>
+        </w:rPr>
+        <w:t>[Point to Finding 4.]</w:t>
+      </w:r>
+    </w:p>
+    <w:p>
+      <w:pPr>
+        <w:spacing w:before="80" w:after="80"/>
+      </w:pPr>
+      <w:r>
+        <w:rPr>
+          <w:sz w:val="22"/>
+        </w:rPr>
+        <w:t>Finding 4 — EXP-008: HITL adds value at low cost. Plus 6.5 percent at 1.5 percent review rate. Alignment score 60 percent — human oversight is meaningful.</w:t>
+      </w:r>
+    </w:p>
+    <w:p>
+      <w:pPr>
+        <w:spacing w:before="80" w:after="80"/>
+      </w:pPr>
+      <w:r>
+        <w:rPr>
+          <w:sz w:val="22"/>
+        </w:rPr>
+        <w:t>In 2023, the static system issued DECLINE. Sophea left without coverage. In 2026, the bandit issues STANDARD premium — the correct actuarial answer. That is the 25.2%. It is not everything — a trivial constant earns more. But it is a principled, fair, auditable step forward for an insurance market that needs one.</w:t>
+      </w:r>
+    </w:p>
+    <w:p/>
+    <w:p>
+      <w:pPr>
+        <w:pStyle w:val="Heading2"/>
+      </w:pPr>
+      <w:r>
+        <w:rPr>
+          <w:color w:val="2E74B5"/>
+        </w:rPr>
+        <w:t>SLIDE 36  ·  LIMITATIONS</w:t>
+      </w:r>
+    </w:p>
+    <w:p>
+      <w:pPr>
+        <w:spacing w:before="0" w:after="80"/>
+      </w:pPr>
+      <w:r>
+        <w:rPr>
+          <w:i/>
+          <w:color w:val="707070"/>
+          <w:sz w:val="18"/>
+        </w:rPr>
+        <w:t>Timing: ~1.5 min</w:t>
+      </w:r>
+    </w:p>
+    <w:p>
+      <w:pPr>
+        <w:spacing w:before="80" w:after="80"/>
+      </w:pPr>
+      <w:r>
+        <w:rPr>
+          <w:sz w:val="22"/>
+        </w:rPr>
+        <w:t>I want to be transparent about the boundaries of this work.</w:t>
+      </w:r>
+    </w:p>
+    <w:p>
+      <w:pPr>
+        <w:spacing w:before="80" w:after="80"/>
+      </w:pPr>
+      <w:r>
+        <w:rPr>
+          <w:sz w:val="22"/>
+        </w:rPr>
+        <w:t>[Point to the four limitation cards.]</w:t>
+      </w:r>
+    </w:p>
+    <w:p>
+      <w:pPr>
+        <w:spacing w:before="80" w:after="80"/>
+      </w:pPr>
+      <w:r>
+        <w:rPr>
+          <w:sz w:val="22"/>
+        </w:rPr>
+        <w:t>First: synthetic data. 2,000 records cannot capture rare comorbidities, fraud patterns, or the full complexity of real Cambodian claims. The dataset is CDHS-anchored but not real insurance claims.</w:t>
+      </w:r>
+    </w:p>
+    <w:p>
+      <w:pPr>
+        <w:spacing w:before="80" w:after="80"/>
+      </w:pPr>
+      <w:r>
+        <w:rPr>
+          <w:sz w:val="22"/>
+        </w:rPr>
+        <w:t>Second: single-period rewards. The reward function is a one-shot proxy for profitability. It does not capture multi-year claims, customer retention, or renewal cycles.</w:t>
+      </w:r>
+    </w:p>
+    <w:p>
+      <w:pPr>
+        <w:spacing w:before="80" w:after="80"/>
+      </w:pPr>
+      <w:r>
+        <w:rPr>
+          <w:sz w:val="22"/>
+        </w:rPr>
+        <w:t>Third: stationarity assumption. EXP-009 and EXP-015 partially address this, but DiscountedLinUCB helps only marginally under a shock. Non-stationarity remains a meaningful limit of the current design.</w:t>
+      </w:r>
+    </w:p>
+    <w:p>
+      <w:pPr>
+        <w:spacing w:before="80" w:after="80"/>
+      </w:pPr>
+      <w:r>
+        <w:rPr>
+          <w:sz w:val="22"/>
+        </w:rPr>
+        <w:t>Fourth: the constant-policy ceiling. AlwaysRATED beats bandits by roughly 30 percent. Bandits lead every admissible deployable alternative — but the headroom to Oracle remains large. This is honestly reported and defines the next phase of work.</w:t>
+      </w:r>
+    </w:p>
+    <w:p/>
+    <w:p>
+      <w:pPr>
+        <w:pStyle w:val="Heading2"/>
+      </w:pPr>
+      <w:r>
+        <w:rPr>
+          <w:color w:val="2E74B5"/>
+        </w:rPr>
+        <w:t>SLIDE 37  ·  FUTURE WORK</w:t>
+      </w:r>
+    </w:p>
+    <w:p>
+      <w:pPr>
+        <w:spacing w:before="0" w:after="80"/>
+      </w:pPr>
+      <w:r>
+        <w:rPr>
+          <w:i/>
+          <w:color w:val="707070"/>
+          <w:sz w:val="18"/>
+        </w:rPr>
         <w:t>Timing: ~1 min</w:t>
       </w:r>
     </w:p>
@@ -3005,7 +3237,7 @@
         <w:rPr>
           <w:color w:val="2E74B5"/>
         </w:rPr>
-        <w:t>SLIDE 34  ·  THANK YOU / Q&amp;A</w:t>
+        <w:t>SLIDE 38  ·  THANK YOU / Q&amp;A</w:t>
       </w:r>
     </w:p>
     <w:p>

--- a/thesis/health_rl/Poly_defense_script_v2.docx
+++ b/thesis/health_rl/Poly_defense_script_v2.docx
@@ -41,7 +41,7 @@
         </w:rPr>
         <w:t>HOW TO USE THIS SCRIPT</w:t>
         <w:br/>
-        <w:t>Read aloud naturally — do not recite word-for-word if it feels unnatural. Bracketed notes [like this] are stage directions, not spoken text. The Sophea narrative beats are highlighted throughout — these are the emotional anchors of the presentation. Appendix slides A1–A5 are on standby; only advance to them if the Committee asks a question that slide addresses.</w:t>
+        <w:t>Read aloud naturally — do not recite word-for-word if it feels unnatural. Bracketed notes [like this] are stage directions, not spoken text. The Sophea narrative beats are highlighted throughout — these are the emotional anchors of the presentation. Appendix slides A1–A6 are on standby; only advance to them if the Committee asks a question that slide addresses.</w:t>
       </w:r>
     </w:p>
     <w:p>
@@ -75,13 +75,52 @@
     </w:p>
     <w:p>
       <w:pPr>
+        <w:jc w:val="center"/>
+      </w:pPr>
+      <w:r>
+        <w:drawing>
+          <wp:inline xmlns:a="http://schemas.openxmlformats.org/drawingml/2006/main" xmlns:pic="http://schemas.openxmlformats.org/drawingml/2006/picture">
+            <wp:extent cx="5040000" cy="2835000"/>
+            <wp:docPr id="1" name="Picture 1"/>
+            <wp:cNvGraphicFramePr>
+              <a:graphicFrameLocks noChangeAspect="1"/>
+            </wp:cNvGraphicFramePr>
+            <a:graphic>
+              <a:graphicData uri="http://schemas.openxmlformats.org/drawingml/2006/picture">
+                <pic:pic>
+                  <pic:nvPicPr>
+                    <pic:cNvPr id="0" name="slide_001.png"/>
+                    <pic:cNvPicPr/>
+                  </pic:nvPicPr>
+                  <pic:blipFill>
+                    <a:blip r:embed="rId9"/>
+                    <a:stretch>
+                      <a:fillRect/>
+                    </a:stretch>
+                  </pic:blipFill>
+                  <pic:spPr>
+                    <a:xfrm>
+                      <a:off x="0" y="0"/>
+                      <a:ext cx="5040000" cy="2835000"/>
+                    </a:xfrm>
+                    <a:prstGeom prst="rect"/>
+                  </pic:spPr>
+                </pic:pic>
+              </a:graphicData>
+            </a:graphic>
+          </wp:inline>
+        </w:drawing>
+      </w:r>
+    </w:p>
+    <w:p>
+      <w:pPr>
         <w:spacing w:before="80" w:after="80"/>
       </w:pPr>
       <w:r>
         <w:rPr>
           <w:sz w:val="22"/>
         </w:rPr>
-        <w:t>Good morning, Distinguished Committee. I am Lun Chanpoly, and I am here to defend my master's thesis — Adaptive Health Insurance Underwriting via Contextual Bandits: A Reinforcement Learning Approach for Cambodia.</w:t>
+        <w:t>Good morning, Distinguished Committee. I am Lun Chanpoly, and I am here to defend my master's thesis — Adaptive Health Insurance Underwriting via Contextual Bandits: A Reinforcement Learning Approach for Cambodia — a project born from my internship at Decent Actuarial Consultants in Phnom Penh, from March to June 2026, under the supervision of Dr. Has Sothea and the guidance of Mr. ON Radet at DAC.</w:t>
       </w:r>
     </w:p>
     <w:p>
@@ -92,7 +131,7 @@
         <w:rPr>
           <w:sz w:val="22"/>
         </w:rPr>
-        <w:t>This work was carried out during my internship at Decent Actuarial Consultants in Phnom Penh, from March to June 2026, under the supervision of Dr. Has Sothea and the guidance of Mr. ON Radet at DAC.</w:t>
+        <w:t>This research was driven by a single, urgent question: how do we make underwriting in Cambodia not just faster, but fundamentally smarter and more inclusive? By the end of this presentation, I hope to show you that we have a rigorous, honest, and practically useful answer.</w:t>
       </w:r>
     </w:p>
     <w:p>
@@ -103,7 +142,7 @@
         <w:rPr>
           <w:sz w:val="22"/>
         </w:rPr>
-        <w:t>I hope by the end of this presentation, I can convince you that the question I was given — how do we make underwriting smarter for Cambodia — has a rigorous, honest, and practically useful answer.</w:t>
+        <w:t>But first, let me tell you about a person named Sophea.</w:t>
       </w:r>
     </w:p>
     <w:p/>
@@ -133,6 +172,45 @@
     </w:p>
     <w:p>
       <w:pPr>
+        <w:jc w:val="center"/>
+      </w:pPr>
+      <w:r>
+        <w:drawing>
+          <wp:inline xmlns:a="http://schemas.openxmlformats.org/drawingml/2006/main" xmlns:pic="http://schemas.openxmlformats.org/drawingml/2006/picture">
+            <wp:extent cx="5040000" cy="2835000"/>
+            <wp:docPr id="2" name="Picture 2"/>
+            <wp:cNvGraphicFramePr>
+              <a:graphicFrameLocks noChangeAspect="1"/>
+            </wp:cNvGraphicFramePr>
+            <a:graphic>
+              <a:graphicData uri="http://schemas.openxmlformats.org/drawingml/2006/picture">
+                <pic:pic>
+                  <pic:nvPicPr>
+                    <pic:cNvPr id="0" name="slide_002.png"/>
+                    <pic:cNvPicPr/>
+                  </pic:nvPicPr>
+                  <pic:blipFill>
+                    <a:blip r:embed="rId10"/>
+                    <a:stretch>
+                      <a:fillRect/>
+                    </a:stretch>
+                  </pic:blipFill>
+                  <pic:spPr>
+                    <a:xfrm>
+                      <a:off x="0" y="0"/>
+                      <a:ext cx="5040000" cy="2835000"/>
+                    </a:xfrm>
+                    <a:prstGeom prst="rect"/>
+                  </pic:spPr>
+                </pic:pic>
+              </a:graphicData>
+            </a:graphic>
+          </wp:inline>
+        </w:drawing>
+      </w:r>
+    </w:p>
+    <w:p>
+      <w:pPr>
         <w:spacing w:before="80" w:after="80"/>
       </w:pPr>
       <w:r>
@@ -151,6 +229,17 @@
           <w:sz w:val="22"/>
         </w:rPr>
         <w:t>I also have five technical appendix slides available if the Committee wishes to go deeper on any specific point.</w:t>
+      </w:r>
+    </w:p>
+    <w:p>
+      <w:pPr>
+        <w:spacing w:before="80" w:after="80"/>
+      </w:pPr>
+      <w:r>
+        <w:rPr>
+          <w:sz w:val="22"/>
+        </w:rPr>
+        <w:t>Let me start with the person at the center of this problem.</w:t>
       </w:r>
     </w:p>
     <w:p/>
@@ -180,6 +269,45 @@
     </w:p>
     <w:p>
       <w:pPr>
+        <w:jc w:val="center"/>
+      </w:pPr>
+      <w:r>
+        <w:drawing>
+          <wp:inline xmlns:a="http://schemas.openxmlformats.org/drawingml/2006/main" xmlns:pic="http://schemas.openxmlformats.org/drawingml/2006/picture">
+            <wp:extent cx="5040000" cy="2835000"/>
+            <wp:docPr id="3" name="Picture 3"/>
+            <wp:cNvGraphicFramePr>
+              <a:graphicFrameLocks noChangeAspect="1"/>
+            </wp:cNvGraphicFramePr>
+            <a:graphic>
+              <a:graphicData uri="http://schemas.openxmlformats.org/drawingml/2006/picture">
+                <pic:pic>
+                  <pic:nvPicPr>
+                    <pic:cNvPr id="0" name="slide_003.png"/>
+                    <pic:cNvPicPr/>
+                  </pic:nvPicPr>
+                  <pic:blipFill>
+                    <a:blip r:embed="rId11"/>
+                    <a:stretch>
+                      <a:fillRect/>
+                    </a:stretch>
+                  </pic:blipFill>
+                  <pic:spPr>
+                    <a:xfrm>
+                      <a:off x="0" y="0"/>
+                      <a:ext cx="5040000" cy="2835000"/>
+                    </a:xfrm>
+                    <a:prstGeom prst="rect"/>
+                  </pic:spPr>
+                </pic:pic>
+              </a:graphicData>
+            </a:graphic>
+          </wp:inline>
+        </w:drawing>
+      </w:r>
+    </w:p>
+    <w:p>
+      <w:pPr>
         <w:spacing w:before="80" w:after="80"/>
       </w:pPr>
       <w:r>
@@ -197,7 +325,7 @@
         <w:rPr>
           <w:sz w:val="22"/>
         </w:rPr>
-        <w:t>I would like to introduce you to Sophea. You can see her profile here on the left: 42 years old, rice farmer from Kampong Cham Province. BMI 24.1 — normal range. Non-smoker. High physical activity from field farming. One clinical flag: managed hypertension.</w:t>
+        <w:t>This is Sophea. You can see her profile here on the left: 42 years old, a rice farmer from Kampong Cham Province. She is active — high physical activity from field farming — a non-smoker, with a BMI of 24.1, well within the normal range. Her only health flag: managed hypertension.</w:t>
       </w:r>
     </w:p>
     <w:p>
@@ -252,7 +380,7 @@
         <w:rPr>
           <w:sz w:val="22"/>
         </w:rPr>
-        <w:t>Was that the right answer? This research begins with that question.</w:t>
+        <w:t>But I have to ask: was that the right answer? This research is my attempt to answer that question — not with intuition, but with a system that learns. To pursue it rigorously, I joined the organization that works with decisions like this every day.</w:t>
       </w:r>
     </w:p>
     <w:p/>
@@ -282,6 +410,45 @@
     </w:p>
     <w:p>
       <w:pPr>
+        <w:jc w:val="center"/>
+      </w:pPr>
+      <w:r>
+        <w:drawing>
+          <wp:inline xmlns:a="http://schemas.openxmlformats.org/drawingml/2006/main" xmlns:pic="http://schemas.openxmlformats.org/drawingml/2006/picture">
+            <wp:extent cx="5040000" cy="2835000"/>
+            <wp:docPr id="4" name="Picture 4"/>
+            <wp:cNvGraphicFramePr>
+              <a:graphicFrameLocks noChangeAspect="1"/>
+            </wp:cNvGraphicFramePr>
+            <a:graphic>
+              <a:graphicData uri="http://schemas.openxmlformats.org/drawingml/2006/picture">
+                <pic:pic>
+                  <pic:nvPicPr>
+                    <pic:cNvPr id="0" name="slide_004.png"/>
+                    <pic:cNvPicPr/>
+                  </pic:nvPicPr>
+                  <pic:blipFill>
+                    <a:blip r:embed="rId12"/>
+                    <a:stretch>
+                      <a:fillRect/>
+                    </a:stretch>
+                  </pic:blipFill>
+                  <pic:spPr>
+                    <a:xfrm>
+                      <a:off x="0" y="0"/>
+                      <a:ext cx="5040000" cy="2835000"/>
+                    </a:xfrm>
+                    <a:prstGeom prst="rect"/>
+                  </pic:spPr>
+                </pic:pic>
+              </a:graphicData>
+            </a:graphic>
+          </wp:inline>
+        </w:drawing>
+      </w:r>
+    </w:p>
+    <w:p>
+      <w:pPr>
         <w:spacing w:before="80" w:after="80"/>
       </w:pPr>
       <w:r>
@@ -311,6 +478,17 @@
           <w:sz w:val="22"/>
         </w:rPr>
         <w:t>Their clients include some of the insurers who work with applicants like Sophea every day. Supervised by Mr. ON Radet, my task was to design and validate an adaptive underwriting system — and build a working prototype. The thesis and demonstration you will see today are the outputs of that internship.</w:t>
+      </w:r>
+    </w:p>
+    <w:p>
+      <w:pPr>
+        <w:spacing w:before="80" w:after="80"/>
+      </w:pPr>
+      <w:r>
+        <w:rPr>
+          <w:sz w:val="22"/>
+        </w:rPr>
+        <w:t>With that institutional context established, let me show you the market Sophea lives in — and why her situation is not exceptional.</w:t>
       </w:r>
     </w:p>
     <w:p/>
@@ -340,6 +518,45 @@
     </w:p>
     <w:p>
       <w:pPr>
+        <w:jc w:val="center"/>
+      </w:pPr>
+      <w:r>
+        <w:drawing>
+          <wp:inline xmlns:a="http://schemas.openxmlformats.org/drawingml/2006/main" xmlns:pic="http://schemas.openxmlformats.org/drawingml/2006/picture">
+            <wp:extent cx="5040000" cy="2835000"/>
+            <wp:docPr id="5" name="Picture 5"/>
+            <wp:cNvGraphicFramePr>
+              <a:graphicFrameLocks noChangeAspect="1"/>
+            </wp:cNvGraphicFramePr>
+            <a:graphic>
+              <a:graphicData uri="http://schemas.openxmlformats.org/drawingml/2006/picture">
+                <pic:pic>
+                  <pic:nvPicPr>
+                    <pic:cNvPr id="0" name="slide_005.png"/>
+                    <pic:cNvPicPr/>
+                  </pic:nvPicPr>
+                  <pic:blipFill>
+                    <a:blip r:embed="rId13"/>
+                    <a:stretch>
+                      <a:fillRect/>
+                    </a:stretch>
+                  </pic:blipFill>
+                  <pic:spPr>
+                    <a:xfrm>
+                      <a:off x="0" y="0"/>
+                      <a:ext cx="5040000" cy="2835000"/>
+                    </a:xfrm>
+                    <a:prstGeom prst="rect"/>
+                  </pic:spPr>
+                </pic:pic>
+              </a:graphicData>
+            </a:graphic>
+          </wp:inline>
+        </w:drawing>
+      </w:r>
+    </w:p>
+    <w:p>
+      <w:pPr>
         <w:spacing w:before="80" w:after="80"/>
       </w:pPr>
       <w:r>
@@ -357,7 +574,7 @@
         <w:rPr>
           <w:sz w:val="22"/>
         </w:rPr>
-        <w:t>This number — under two percent — is the estimated health insurance penetration in Cambodia in 2023. Not 10 percent. Not 20 percent. Under two percent of the population with private voluntary health coverage.</w:t>
+        <w:t>To understand why Sophea's case is the norm and not the exception, we have to look at the market she lives in. This number — under two percent — is the estimated health insurance penetration in Cambodia in 2023. Not 10 percent. Not 20 percent. Under two percent of the population with private voluntary health coverage.</w:t>
       </w:r>
     </w:p>
     <w:p>
@@ -368,7 +585,7 @@
         <w:rPr>
           <w:sz w:val="22"/>
         </w:rPr>
-        <w:t>The NSSF provides mandatory coverage, but only to formal-sector workers — roughly 16 percent of the population. Private underwriting is manual and rule-based. Agent networks consume 15 to 30 percent of premium revenue. And there is no demographic-parity monitoring in practice.</w:t>
+        <w:t>The NSSF provides mandatory coverage, but only to formal-sector workers — roughly 16 percent of the population. For the remaining majority — the 98 percent Sophea represents — the current system is not just inefficient, it is effectively invisible: manual and rule-based, with agent networks consuming 15 to 30 percent of premium revenue, and no demographic-parity monitoring in practice.</w:t>
       </w:r>
     </w:p>
     <w:p>
@@ -402,6 +619,17 @@
           <w:sz w:val="22"/>
         </w:rPr>
         <w:t>Sophea's situation is not an edge case — she is one of the 98 percent the current market was not built for.</w:t>
+      </w:r>
+    </w:p>
+    <w:p>
+      <w:pPr>
+        <w:spacing w:before="80" w:after="80"/>
+      </w:pPr>
+      <w:r>
+        <w:rPr>
+          <w:sz w:val="22"/>
+        </w:rPr>
+        <w:t>That gap points to four precise failure modes in the current system.</w:t>
       </w:r>
     </w:p>
     <w:p/>
@@ -431,13 +659,52 @@
     </w:p>
     <w:p>
       <w:pPr>
+        <w:jc w:val="center"/>
+      </w:pPr>
+      <w:r>
+        <w:drawing>
+          <wp:inline xmlns:a="http://schemas.openxmlformats.org/drawingml/2006/main" xmlns:pic="http://schemas.openxmlformats.org/drawingml/2006/picture">
+            <wp:extent cx="5040000" cy="2835000"/>
+            <wp:docPr id="6" name="Picture 6"/>
+            <wp:cNvGraphicFramePr>
+              <a:graphicFrameLocks noChangeAspect="1"/>
+            </wp:cNvGraphicFramePr>
+            <a:graphic>
+              <a:graphicData uri="http://schemas.openxmlformats.org/drawingml/2006/picture">
+                <pic:pic>
+                  <pic:nvPicPr>
+                    <pic:cNvPr id="0" name="slide_006.png"/>
+                    <pic:cNvPicPr/>
+                  </pic:nvPicPr>
+                  <pic:blipFill>
+                    <a:blip r:embed="rId14"/>
+                    <a:stretch>
+                      <a:fillRect/>
+                    </a:stretch>
+                  </pic:blipFill>
+                  <pic:spPr>
+                    <a:xfrm>
+                      <a:off x="0" y="0"/>
+                      <a:ext cx="5040000" cy="2835000"/>
+                    </a:xfrm>
+                    <a:prstGeom prst="rect"/>
+                  </pic:spPr>
+                </pic:pic>
+              </a:graphicData>
+            </a:graphic>
+          </wp:inline>
+        </w:drawing>
+      </w:r>
+    </w:p>
+    <w:p>
+      <w:pPr>
         <w:spacing w:before="80" w:after="80"/>
       </w:pPr>
       <w:r>
         <w:rPr>
           <w:sz w:val="22"/>
         </w:rPr>
-        <w:t>The static system that declined Sophea has four specific failure modes — each one visible in her case.</w:t>
+        <w:t>The static system that declined Sophea has four specific blind spots — each one visible in her case.</w:t>
       </w:r>
     </w:p>
     <w:p>
@@ -492,7 +759,18 @@
         <w:rPr>
           <w:sz w:val="22"/>
         </w:rPr>
-        <w:t>Each failure costs Sophea. Together, they define the problem.</w:t>
+        <w:t>Each blind spot costs Sophea something. Together, they define the problem this thesis sets out to solve.</w:t>
+      </w:r>
+    </w:p>
+    <w:p>
+      <w:pPr>
+        <w:spacing w:before="80" w:after="80"/>
+      </w:pPr>
+      <w:r>
+        <w:rPr>
+          <w:sz w:val="22"/>
+        </w:rPr>
+        <w:t>With the problem clearly stated, I formulated four research questions to guide exactly what I would measure.</w:t>
       </w:r>
     </w:p>
     <w:p/>
@@ -522,6 +800,45 @@
     </w:p>
     <w:p>
       <w:pPr>
+        <w:jc w:val="center"/>
+      </w:pPr>
+      <w:r>
+        <w:drawing>
+          <wp:inline xmlns:a="http://schemas.openxmlformats.org/drawingml/2006/main" xmlns:pic="http://schemas.openxmlformats.org/drawingml/2006/picture">
+            <wp:extent cx="5040000" cy="2835000"/>
+            <wp:docPr id="7" name="Picture 7"/>
+            <wp:cNvGraphicFramePr>
+              <a:graphicFrameLocks noChangeAspect="1"/>
+            </wp:cNvGraphicFramePr>
+            <a:graphic>
+              <a:graphicData uri="http://schemas.openxmlformats.org/drawingml/2006/picture">
+                <pic:pic>
+                  <pic:nvPicPr>
+                    <pic:cNvPr id="0" name="slide_007.png"/>
+                    <pic:cNvPicPr/>
+                  </pic:nvPicPr>
+                  <pic:blipFill>
+                    <a:blip r:embed="rId15"/>
+                    <a:stretch>
+                      <a:fillRect/>
+                    </a:stretch>
+                  </pic:blipFill>
+                  <pic:spPr>
+                    <a:xfrm>
+                      <a:off x="0" y="0"/>
+                      <a:ext cx="5040000" cy="2835000"/>
+                    </a:xfrm>
+                    <a:prstGeom prst="rect"/>
+                  </pic:spPr>
+                </pic:pic>
+              </a:graphicData>
+            </a:graphic>
+          </wp:inline>
+        </w:drawing>
+      </w:r>
+    </w:p>
+    <w:p>
+      <w:pPr>
         <w:spacing w:before="80" w:after="80"/>
       </w:pPr>
       <w:r>
@@ -584,6 +901,17 @@
           <w:sz w:val="22"/>
         </w:rPr>
         <w:t>All four questions have empirical answers in the results section. I will tell you which ones came back exactly as expected — and which ones did not.</w:t>
+      </w:r>
+    </w:p>
+    <w:p>
+      <w:pPr>
+        <w:spacing w:before="80" w:after="80"/>
+      </w:pPr>
+      <w:r>
+        <w:rPr>
+          <w:sz w:val="22"/>
+        </w:rPr>
+        <w:t>These questions translate directly into four deliverables and five measurable objectives.</w:t>
       </w:r>
     </w:p>
     <w:p/>
@@ -613,6 +941,45 @@
     </w:p>
     <w:p>
       <w:pPr>
+        <w:jc w:val="center"/>
+      </w:pPr>
+      <w:r>
+        <w:drawing>
+          <wp:inline xmlns:a="http://schemas.openxmlformats.org/drawingml/2006/main" xmlns:pic="http://schemas.openxmlformats.org/drawingml/2006/picture">
+            <wp:extent cx="5040000" cy="2835000"/>
+            <wp:docPr id="8" name="Picture 8"/>
+            <wp:cNvGraphicFramePr>
+              <a:graphicFrameLocks noChangeAspect="1"/>
+            </wp:cNvGraphicFramePr>
+            <a:graphic>
+              <a:graphicData uri="http://schemas.openxmlformats.org/drawingml/2006/picture">
+                <pic:pic>
+                  <pic:nvPicPr>
+                    <pic:cNvPr id="0" name="slide_008.png"/>
+                    <pic:cNvPicPr/>
+                  </pic:nvPicPr>
+                  <pic:blipFill>
+                    <a:blip r:embed="rId16"/>
+                    <a:stretch>
+                      <a:fillRect/>
+                    </a:stretch>
+                  </pic:blipFill>
+                  <pic:spPr>
+                    <a:xfrm>
+                      <a:off x="0" y="0"/>
+                      <a:ext cx="5040000" cy="2835000"/>
+                    </a:xfrm>
+                    <a:prstGeom prst="rect"/>
+                  </pic:spPr>
+                </pic:pic>
+              </a:graphicData>
+            </a:graphic>
+          </wp:inline>
+        </w:drawing>
+      </w:r>
+    </w:p>
+    <w:p>
+      <w:pPr>
         <w:spacing w:before="80" w:after="80"/>
       </w:pPr>
       <w:r>
@@ -686,6 +1053,17 @@
           <w:sz w:val="22"/>
         </w:rPr>
         <w:t>On the right — the five secondary objectives that map directly to the experiments I will describe in the results section.</w:t>
+      </w:r>
+    </w:p>
+    <w:p>
+      <w:pPr>
+        <w:spacing w:before="80" w:after="80"/>
+      </w:pPr>
+      <w:r>
+        <w:rPr>
+          <w:sz w:val="22"/>
+        </w:rPr>
+        <w:t>Before I describe what I built, let me briefly survey the research literature that shaped how I built it.</w:t>
       </w:r>
     </w:p>
     <w:p/>
@@ -715,6 +1093,45 @@
     </w:p>
     <w:p>
       <w:pPr>
+        <w:jc w:val="center"/>
+      </w:pPr>
+      <w:r>
+        <w:drawing>
+          <wp:inline xmlns:a="http://schemas.openxmlformats.org/drawingml/2006/main" xmlns:pic="http://schemas.openxmlformats.org/drawingml/2006/picture">
+            <wp:extent cx="5040000" cy="2835000"/>
+            <wp:docPr id="9" name="Picture 9"/>
+            <wp:cNvGraphicFramePr>
+              <a:graphicFrameLocks noChangeAspect="1"/>
+            </wp:cNvGraphicFramePr>
+            <a:graphic>
+              <a:graphicData uri="http://schemas.openxmlformats.org/drawingml/2006/picture">
+                <pic:pic>
+                  <pic:nvPicPr>
+                    <pic:cNvPr id="0" name="slide_009.png"/>
+                    <pic:cNvPicPr/>
+                  </pic:nvPicPr>
+                  <pic:blipFill>
+                    <a:blip r:embed="rId17"/>
+                    <a:stretch>
+                      <a:fillRect/>
+                    </a:stretch>
+                  </pic:blipFill>
+                  <pic:spPr>
+                    <a:xfrm>
+                      <a:off x="0" y="0"/>
+                      <a:ext cx="5040000" cy="2835000"/>
+                    </a:xfrm>
+                    <a:prstGeom prst="rect"/>
+                  </pic:spPr>
+                </pic:pic>
+              </a:graphicData>
+            </a:graphic>
+          </wp:inline>
+        </w:drawing>
+      </w:r>
+    </w:p>
+    <w:p>
+      <w:pPr>
         <w:spacing w:before="80" w:after="80"/>
       </w:pPr>
       <w:r>
@@ -751,6 +1168,45 @@
     </w:p>
     <w:p>
       <w:pPr>
+        <w:jc w:val="center"/>
+      </w:pPr>
+      <w:r>
+        <w:drawing>
+          <wp:inline xmlns:a="http://schemas.openxmlformats.org/drawingml/2006/main" xmlns:pic="http://schemas.openxmlformats.org/drawingml/2006/picture">
+            <wp:extent cx="5040000" cy="2835000"/>
+            <wp:docPr id="10" name="Picture 10"/>
+            <wp:cNvGraphicFramePr>
+              <a:graphicFrameLocks noChangeAspect="1"/>
+            </wp:cNvGraphicFramePr>
+            <a:graphic>
+              <a:graphicData uri="http://schemas.openxmlformats.org/drawingml/2006/picture">
+                <pic:pic>
+                  <pic:nvPicPr>
+                    <pic:cNvPr id="0" name="slide_010.png"/>
+                    <pic:cNvPicPr/>
+                  </pic:nvPicPr>
+                  <pic:blipFill>
+                    <a:blip r:embed="rId18"/>
+                    <a:stretch>
+                      <a:fillRect/>
+                    </a:stretch>
+                  </pic:blipFill>
+                  <pic:spPr>
+                    <a:xfrm>
+                      <a:off x="0" y="0"/>
+                      <a:ext cx="5040000" cy="2835000"/>
+                    </a:xfrm>
+                    <a:prstGeom prst="rect"/>
+                  </pic:spPr>
+                </pic:pic>
+              </a:graphicData>
+            </a:graphic>
+          </wp:inline>
+        </w:drawing>
+      </w:r>
+    </w:p>
+    <w:p>
+      <w:pPr>
         <w:spacing w:before="80" w:after="80"/>
       </w:pPr>
       <w:r>
@@ -813,6 +1269,17 @@
           <w:sz w:val="22"/>
         </w:rPr>
         <w:t>Fifth: Population Stability Index. PSI gives us three interpretable zones: GREEN below 0.10, AMBER 0.10 to 0.25, RED above 0.25. The full review cites 25 sources in APA format.</w:t>
+      </w:r>
+    </w:p>
+    <w:p>
+      <w:pPr>
+        <w:spacing w:before="80" w:after="80"/>
+      </w:pPr>
+      <w:r>
+        <w:rPr>
+          <w:sz w:val="22"/>
+        </w:rPr>
+        <w:t>Two of these areas — linear bandits and algorithm selection — deserve a direct comparison before we proceed to the system design.</w:t>
       </w:r>
     </w:p>
     <w:p/>
@@ -842,6 +1309,45 @@
     </w:p>
     <w:p>
       <w:pPr>
+        <w:jc w:val="center"/>
+      </w:pPr>
+      <w:r>
+        <w:drawing>
+          <wp:inline xmlns:a="http://schemas.openxmlformats.org/drawingml/2006/main" xmlns:pic="http://schemas.openxmlformats.org/drawingml/2006/picture">
+            <wp:extent cx="5040000" cy="2835000"/>
+            <wp:docPr id="11" name="Picture 11"/>
+            <wp:cNvGraphicFramePr>
+              <a:graphicFrameLocks noChangeAspect="1"/>
+            </wp:cNvGraphicFramePr>
+            <a:graphic>
+              <a:graphicData uri="http://schemas.openxmlformats.org/drawingml/2006/picture">
+                <pic:pic>
+                  <pic:nvPicPr>
+                    <pic:cNvPr id="0" name="slide_011.png"/>
+                    <pic:cNvPicPr/>
+                  </pic:nvPicPr>
+                  <pic:blipFill>
+                    <a:blip r:embed="rId19"/>
+                    <a:stretch>
+                      <a:fillRect/>
+                    </a:stretch>
+                  </pic:blipFill>
+                  <pic:spPr>
+                    <a:xfrm>
+                      <a:off x="0" y="0"/>
+                      <a:ext cx="5040000" cy="2835000"/>
+                    </a:xfrm>
+                    <a:prstGeom prst="rect"/>
+                  </pic:spPr>
+                </pic:pic>
+              </a:graphicData>
+            </a:graphic>
+          </wp:inline>
+        </w:drawing>
+      </w:r>
+    </w:p>
+    <w:p>
+      <w:pPr>
         <w:spacing w:before="80" w:after="80"/>
       </w:pPr>
       <w:r>
@@ -904,6 +1410,17 @@
           <w:sz w:val="22"/>
         </w:rPr>
         <w:t>Epsilon-Greedy is included as a weaker admissible baseline — it achieves only O of T to the two-thirds regret in the worst case.</w:t>
+      </w:r>
+    </w:p>
+    <w:p>
+      <w:pPr>
+        <w:spacing w:before="80" w:after="80"/>
+      </w:pPr>
+      <w:r>
+        <w:rPr>
+          <w:sz w:val="22"/>
+        </w:rPr>
+        <w:t>With LinUCB and LinTS selected as the proposed policies, let me now show you the system I designed around them.</w:t>
       </w:r>
     </w:p>
     <w:p/>
@@ -933,6 +1450,45 @@
     </w:p>
     <w:p>
       <w:pPr>
+        <w:jc w:val="center"/>
+      </w:pPr>
+      <w:r>
+        <w:drawing>
+          <wp:inline xmlns:a="http://schemas.openxmlformats.org/drawingml/2006/main" xmlns:pic="http://schemas.openxmlformats.org/drawingml/2006/picture">
+            <wp:extent cx="5040000" cy="2835000"/>
+            <wp:docPr id="12" name="Picture 12"/>
+            <wp:cNvGraphicFramePr>
+              <a:graphicFrameLocks noChangeAspect="1"/>
+            </wp:cNvGraphicFramePr>
+            <a:graphic>
+              <a:graphicData uri="http://schemas.openxmlformats.org/drawingml/2006/picture">
+                <pic:pic>
+                  <pic:nvPicPr>
+                    <pic:cNvPr id="0" name="slide_012.png"/>
+                    <pic:cNvPicPr/>
+                  </pic:nvPicPr>
+                  <pic:blipFill>
+                    <a:blip r:embed="rId20"/>
+                    <a:stretch>
+                      <a:fillRect/>
+                    </a:stretch>
+                  </pic:blipFill>
+                  <pic:spPr>
+                    <a:xfrm>
+                      <a:off x="0" y="0"/>
+                      <a:ext cx="5040000" cy="2835000"/>
+                    </a:xfrm>
+                    <a:prstGeom prst="rect"/>
+                  </pic:spPr>
+                </pic:pic>
+              </a:graphicData>
+            </a:graphic>
+          </wp:inline>
+        </w:drawing>
+      </w:r>
+    </w:p>
+    <w:p>
+      <w:pPr>
         <w:spacing w:before="80" w:after="80"/>
       </w:pPr>
       <w:r>
@@ -969,6 +1525,45 @@
     </w:p>
     <w:p>
       <w:pPr>
+        <w:jc w:val="center"/>
+      </w:pPr>
+      <w:r>
+        <w:drawing>
+          <wp:inline xmlns:a="http://schemas.openxmlformats.org/drawingml/2006/main" xmlns:pic="http://schemas.openxmlformats.org/drawingml/2006/picture">
+            <wp:extent cx="5040000" cy="2835000"/>
+            <wp:docPr id="13" name="Picture 13"/>
+            <wp:cNvGraphicFramePr>
+              <a:graphicFrameLocks noChangeAspect="1"/>
+            </wp:cNvGraphicFramePr>
+            <a:graphic>
+              <a:graphicData uri="http://schemas.openxmlformats.org/drawingml/2006/picture">
+                <pic:pic>
+                  <pic:nvPicPr>
+                    <pic:cNvPr id="0" name="slide_013.png"/>
+                    <pic:cNvPicPr/>
+                  </pic:nvPicPr>
+                  <pic:blipFill>
+                    <a:blip r:embed="rId21"/>
+                    <a:stretch>
+                      <a:fillRect/>
+                    </a:stretch>
+                  </pic:blipFill>
+                  <pic:spPr>
+                    <a:xfrm>
+                      <a:off x="0" y="0"/>
+                      <a:ext cx="5040000" cy="2835000"/>
+                    </a:xfrm>
+                    <a:prstGeom prst="rect"/>
+                  </pic:spPr>
+                </pic:pic>
+              </a:graphicData>
+            </a:graphic>
+          </wp:inline>
+        </w:drawing>
+      </w:r>
+    </w:p>
+    <w:p>
+      <w:pPr>
         <w:spacing w:before="80" w:after="80"/>
       </w:pPr>
       <w:r>
@@ -986,7 +1581,7 @@
         <w:rPr>
           <w:sz w:val="22"/>
         </w:rPr>
-        <w:t>The system is a closed-loop pipeline. An applicant's context vector enters on the left. A bandit policy selects one of four underwriting arms. An actuarial reward simulator returns a profit signal. PSI and HITL guardrails monitor the decision. The final decision goes out on the right — and the reward loops back to update the bandit.</w:t>
+        <w:t>How do we replace the rigidity that failed Sophea? I built a closed-loop pipeline. An applicant's context vector enters on the left. A bandit policy selects one of four underwriting arms. An actuarial reward simulator returns a profit signal. PSI and HITL guardrails monitor the decision. The final decision goes out on the right — and the reward loops back to update the bandit.</w:t>
       </w:r>
     </w:p>
     <w:p>
@@ -1063,7 +1658,18 @@
         <w:rPr>
           <w:sz w:val="22"/>
         </w:rPr>
-        <w:t>Every decision feeds back into making the next decision sharper. That is the fundamental difference from the static system.</w:t>
+        <w:t>Every decision feeds back into making the next decision sharper — a system that evolves with every single applicant, not one frozen at deployment. That is the fundamental difference from the static system.</w:t>
+      </w:r>
+    </w:p>
+    <w:p>
+      <w:pPr>
+        <w:spacing w:before="80" w:after="80"/>
+      </w:pPr>
+      <w:r>
+        <w:rPr>
+          <w:sz w:val="22"/>
+        </w:rPr>
+        <w:t>To make this pipeline concrete, I will zoom in to each component in turn — beginning with how the system sees Sophea.</w:t>
       </w:r>
     </w:p>
     <w:p/>
@@ -1093,13 +1699,52 @@
     </w:p>
     <w:p>
       <w:pPr>
+        <w:jc w:val="center"/>
+      </w:pPr>
+      <w:r>
+        <w:drawing>
+          <wp:inline xmlns:a="http://schemas.openxmlformats.org/drawingml/2006/main" xmlns:pic="http://schemas.openxmlformats.org/drawingml/2006/picture">
+            <wp:extent cx="5040000" cy="2835000"/>
+            <wp:docPr id="14" name="Picture 14"/>
+            <wp:cNvGraphicFramePr>
+              <a:graphicFrameLocks noChangeAspect="1"/>
+            </wp:cNvGraphicFramePr>
+            <a:graphic>
+              <a:graphicData uri="http://schemas.openxmlformats.org/drawingml/2006/picture">
+                <pic:pic>
+                  <pic:nvPicPr>
+                    <pic:cNvPr id="0" name="slide_014.png"/>
+                    <pic:cNvPicPr/>
+                  </pic:nvPicPr>
+                  <pic:blipFill>
+                    <a:blip r:embed="rId22"/>
+                    <a:stretch>
+                      <a:fillRect/>
+                    </a:stretch>
+                  </pic:blipFill>
+                  <pic:spPr>
+                    <a:xfrm>
+                      <a:off x="0" y="0"/>
+                      <a:ext cx="5040000" cy="2835000"/>
+                    </a:xfrm>
+                    <a:prstGeom prst="rect"/>
+                  </pic:spPr>
+                </pic:pic>
+              </a:graphicData>
+            </a:graphic>
+          </wp:inline>
+        </w:drawing>
+      </w:r>
+    </w:p>
+    <w:p>
+      <w:pPr>
         <w:spacing w:before="80" w:after="80"/>
       </w:pPr>
       <w:r>
         <w:rPr>
           <w:sz w:val="22"/>
         </w:rPr>
-        <w:t>We have seen the architecture pipeline from left to right. We now zoom in to the first stage — applicant context.</w:t>
+        <w:t>Having traced the full architecture pipeline from left to right, we now zoom in to the first stage — applicant context.</w:t>
       </w:r>
     </w:p>
     <w:p>
@@ -1122,6 +1767,17 @@
           <w:sz w:val="22"/>
         </w:rPr>
         <w:t>Each applicant is encoded as a 34-dimensional vector drawn from CDHS-anchored features. That vector is the bandit's sole input to every underwriting decision.</w:t>
+      </w:r>
+    </w:p>
+    <w:p>
+      <w:pPr>
+        <w:spacing w:before="80" w:after="80"/>
+      </w:pPr>
+      <w:r>
+        <w:rPr>
+          <w:sz w:val="22"/>
+        </w:rPr>
+        <w:t>This is what the system sees. Let me show you exactly what those 34 dimensions look like.</w:t>
       </w:r>
     </w:p>
     <w:p/>
@@ -1151,6 +1807,45 @@
     </w:p>
     <w:p>
       <w:pPr>
+        <w:jc w:val="center"/>
+      </w:pPr>
+      <w:r>
+        <w:drawing>
+          <wp:inline xmlns:a="http://schemas.openxmlformats.org/drawingml/2006/main" xmlns:pic="http://schemas.openxmlformats.org/drawingml/2006/picture">
+            <wp:extent cx="5040000" cy="2835000"/>
+            <wp:docPr id="15" name="Picture 15"/>
+            <wp:cNvGraphicFramePr>
+              <a:graphicFrameLocks noChangeAspect="1"/>
+            </wp:cNvGraphicFramePr>
+            <a:graphic>
+              <a:graphicData uri="http://schemas.openxmlformats.org/drawingml/2006/picture">
+                <pic:pic>
+                  <pic:nvPicPr>
+                    <pic:cNvPr id="0" name="slide_015.png"/>
+                    <pic:cNvPicPr/>
+                  </pic:nvPicPr>
+                  <pic:blipFill>
+                    <a:blip r:embed="rId23"/>
+                    <a:stretch>
+                      <a:fillRect/>
+                    </a:stretch>
+                  </pic:blipFill>
+                  <pic:spPr>
+                    <a:xfrm>
+                      <a:off x="0" y="0"/>
+                      <a:ext cx="5040000" cy="2835000"/>
+                    </a:xfrm>
+                    <a:prstGeom prst="rect"/>
+                  </pic:spPr>
+                </pic:pic>
+              </a:graphicData>
+            </a:graphic>
+          </wp:inline>
+        </w:drawing>
+      </w:r>
+    </w:p>
+    <w:p>
+      <w:pPr>
         <w:spacing w:before="80" w:after="80"/>
       </w:pPr>
       <w:r>
@@ -1213,6 +1908,17 @@
           <w:sz w:val="22"/>
         </w:rPr>
         <w:t>Sophea is represented in this dataset as a vector: age 42, female, BMI 24.1, non-smoker, hypertension flag on, Kampong Cham indicator on, agriculture indicator on, and twenty-seven more features. The static system saw two of those features. The bandit sees all 34.</w:t>
+      </w:r>
+    </w:p>
+    <w:p>
+      <w:pPr>
+        <w:spacing w:before="80" w:after="80"/>
+      </w:pPr>
+      <w:r>
+        <w:rPr>
+          <w:sz w:val="22"/>
+        </w:rPr>
+        <w:t>Building on this, the bandit must now select an action — and it needs a reward signal to learn from. Let me zoom in to show how that reward is constructed.</w:t>
       </w:r>
     </w:p>
     <w:p/>
@@ -1242,13 +1948,52 @@
     </w:p>
     <w:p>
       <w:pPr>
+        <w:jc w:val="center"/>
+      </w:pPr>
+      <w:r>
+        <w:drawing>
+          <wp:inline xmlns:a="http://schemas.openxmlformats.org/drawingml/2006/main" xmlns:pic="http://schemas.openxmlformats.org/drawingml/2006/picture">
+            <wp:extent cx="5040000" cy="2835000"/>
+            <wp:docPr id="16" name="Picture 16"/>
+            <wp:cNvGraphicFramePr>
+              <a:graphicFrameLocks noChangeAspect="1"/>
+            </wp:cNvGraphicFramePr>
+            <a:graphic>
+              <a:graphicData uri="http://schemas.openxmlformats.org/drawingml/2006/picture">
+                <pic:pic>
+                  <pic:nvPicPr>
+                    <pic:cNvPr id="0" name="slide_016.png"/>
+                    <pic:cNvPicPr/>
+                  </pic:nvPicPr>
+                  <pic:blipFill>
+                    <a:blip r:embed="rId24"/>
+                    <a:stretch>
+                      <a:fillRect/>
+                    </a:stretch>
+                  </pic:blipFill>
+                  <pic:spPr>
+                    <a:xfrm>
+                      <a:off x="0" y="0"/>
+                      <a:ext cx="5040000" cy="2835000"/>
+                    </a:xfrm>
+                    <a:prstGeom prst="rect"/>
+                  </pic:spPr>
+                </pic:pic>
+              </a:graphicData>
+            </a:graphic>
+          </wp:inline>
+        </w:drawing>
+      </w:r>
+    </w:p>
+    <w:p>
+      <w:pPr>
         <w:spacing w:before="80" w:after="80"/>
       </w:pPr>
       <w:r>
         <w:rPr>
           <w:sz w:val="22"/>
         </w:rPr>
-        <w:t>We have seen how the context enters the pipeline. We now zoom in to the reward stage.</w:t>
+        <w:t>With Sophea's context encoded as a 34-dimensional vector, the bandit selects an action and receives a reward signal. We now zoom in to that reward stage.</w:t>
       </w:r>
     </w:p>
     <w:p>
@@ -1271,6 +2016,17 @@
           <w:sz w:val="22"/>
         </w:rPr>
         <w:t>After the bandit selects an arm, the actuarial simulator scores that decision — premium revenue minus expected claims, with an adverse-selection penalty and noise of plus-or-minus 8 percent. That number is the signal that drives learning.</w:t>
+      </w:r>
+    </w:p>
+    <w:p>
+      <w:pPr>
+        <w:spacing w:before="80" w:after="80"/>
+      </w:pPr>
+      <w:r>
+        <w:rPr>
+          <w:sz w:val="22"/>
+        </w:rPr>
+        <w:t>Let me show you how that signal is calculated in detail.</w:t>
       </w:r>
     </w:p>
     <w:p/>
@@ -1300,6 +2056,45 @@
     </w:p>
     <w:p>
       <w:pPr>
+        <w:jc w:val="center"/>
+      </w:pPr>
+      <w:r>
+        <w:drawing>
+          <wp:inline xmlns:a="http://schemas.openxmlformats.org/drawingml/2006/main" xmlns:pic="http://schemas.openxmlformats.org/drawingml/2006/picture">
+            <wp:extent cx="5040000" cy="2835000"/>
+            <wp:docPr id="17" name="Picture 17"/>
+            <wp:cNvGraphicFramePr>
+              <a:graphicFrameLocks noChangeAspect="1"/>
+            </wp:cNvGraphicFramePr>
+            <a:graphic>
+              <a:graphicData uri="http://schemas.openxmlformats.org/drawingml/2006/picture">
+                <pic:pic>
+                  <pic:nvPicPr>
+                    <pic:cNvPr id="0" name="slide_017.png"/>
+                    <pic:cNvPicPr/>
+                  </pic:nvPicPr>
+                  <pic:blipFill>
+                    <a:blip r:embed="rId25"/>
+                    <a:stretch>
+                      <a:fillRect/>
+                    </a:stretch>
+                  </pic:blipFill>
+                  <pic:spPr>
+                    <a:xfrm>
+                      <a:off x="0" y="0"/>
+                      <a:ext cx="5040000" cy="2835000"/>
+                    </a:xfrm>
+                    <a:prstGeom prst="rect"/>
+                  </pic:spPr>
+                </pic:pic>
+              </a:graphicData>
+            </a:graphic>
+          </wp:inline>
+        </w:drawing>
+      </w:r>
+    </w:p>
+    <w:p>
+      <w:pPr>
         <w:spacing w:before="80" w:after="80"/>
       </w:pPr>
       <w:r>
@@ -1373,6 +2168,17 @@
           <w:sz w:val="22"/>
         </w:rPr>
         <w:t>REFER: escalate to human. Deferred reward — 70 percent of the best available arm, minus $35 review cost. This incentivises selective escalation, not blanket referral.</w:t>
+      </w:r>
+    </w:p>
+    <w:p>
+      <w:pPr>
+        <w:spacing w:before="80" w:after="80"/>
+      </w:pPr>
+      <w:r>
+        <w:rPr>
+          <w:sz w:val="22"/>
+        </w:rPr>
+        <w:t>With the reward structure defined, the next question is: how does the bandit use these signals to choose between the four arms?</w:t>
       </w:r>
     </w:p>
     <w:p/>
@@ -1402,13 +2208,52 @@
     </w:p>
     <w:p>
       <w:pPr>
+        <w:jc w:val="center"/>
+      </w:pPr>
+      <w:r>
+        <w:drawing>
+          <wp:inline xmlns:a="http://schemas.openxmlformats.org/drawingml/2006/main" xmlns:pic="http://schemas.openxmlformats.org/drawingml/2006/picture">
+            <wp:extent cx="5040000" cy="2835000"/>
+            <wp:docPr id="18" name="Picture 18"/>
+            <wp:cNvGraphicFramePr>
+              <a:graphicFrameLocks noChangeAspect="1"/>
+            </wp:cNvGraphicFramePr>
+            <a:graphic>
+              <a:graphicData uri="http://schemas.openxmlformats.org/drawingml/2006/picture">
+                <pic:pic>
+                  <pic:nvPicPr>
+                    <pic:cNvPr id="0" name="slide_018.png"/>
+                    <pic:cNvPicPr/>
+                  </pic:nvPicPr>
+                  <pic:blipFill>
+                    <a:blip r:embed="rId26"/>
+                    <a:stretch>
+                      <a:fillRect/>
+                    </a:stretch>
+                  </pic:blipFill>
+                  <pic:spPr>
+                    <a:xfrm>
+                      <a:off x="0" y="0"/>
+                      <a:ext cx="5040000" cy="2835000"/>
+                    </a:xfrm>
+                    <a:prstGeom prst="rect"/>
+                  </pic:spPr>
+                </pic:pic>
+              </a:graphicData>
+            </a:graphic>
+          </wp:inline>
+        </w:drawing>
+      </w:r>
+    </w:p>
+    <w:p>
+      <w:pPr>
         <w:spacing w:before="80" w:after="80"/>
       </w:pPr>
       <w:r>
         <w:rPr>
           <w:sz w:val="22"/>
         </w:rPr>
-        <w:t>We have seen how the reward is constructed. We now zoom in to the decision stage.</w:t>
+        <w:t>Building on the reward structure we just examined, we now zoom in to the decision stage — how the bandit translates that reward signal into an underwriting action.</w:t>
       </w:r>
     </w:p>
     <w:p>
@@ -1431,6 +2276,17 @@
           <w:sz w:val="22"/>
         </w:rPr>
         <w:t>The bandit computes a UCB score for each of the four arms — STANDARD, RATED, DECLINE, REFER — and selects the argmax. This is the step where the exploration-exploitation trade-off meets the actuarial judgment.</w:t>
+      </w:r>
+    </w:p>
+    <w:p>
+      <w:pPr>
+        <w:spacing w:before="80" w:after="80"/>
+      </w:pPr>
+      <w:r>
+        <w:rPr>
+          <w:sz w:val="22"/>
+        </w:rPr>
+        <w:t>To better understand this decision, let me show it working on Sophea's actual application.</w:t>
       </w:r>
     </w:p>
     <w:p/>
@@ -1460,6 +2316,45 @@
     </w:p>
     <w:p>
       <w:pPr>
+        <w:jc w:val="center"/>
+      </w:pPr>
+      <w:r>
+        <w:drawing>
+          <wp:inline xmlns:a="http://schemas.openxmlformats.org/drawingml/2006/main" xmlns:pic="http://schemas.openxmlformats.org/drawingml/2006/picture">
+            <wp:extent cx="5040000" cy="2835000"/>
+            <wp:docPr id="19" name="Picture 19"/>
+            <wp:cNvGraphicFramePr>
+              <a:graphicFrameLocks noChangeAspect="1"/>
+            </wp:cNvGraphicFramePr>
+            <a:graphic>
+              <a:graphicData uri="http://schemas.openxmlformats.org/drawingml/2006/picture">
+                <pic:pic>
+                  <pic:nvPicPr>
+                    <pic:cNvPr id="0" name="slide_019.png"/>
+                    <pic:cNvPicPr/>
+                  </pic:nvPicPr>
+                  <pic:blipFill>
+                    <a:blip r:embed="rId27"/>
+                    <a:stretch>
+                      <a:fillRect/>
+                    </a:stretch>
+                  </pic:blipFill>
+                  <pic:spPr>
+                    <a:xfrm>
+                      <a:off x="0" y="0"/>
+                      <a:ext cx="5040000" cy="2835000"/>
+                    </a:xfrm>
+                    <a:prstGeom prst="rect"/>
+                  </pic:spPr>
+                </pic:pic>
+              </a:graphicData>
+            </a:graphic>
+          </wp:inline>
+        </w:drawing>
+      </w:r>
+    </w:p>
+    <w:p>
+      <w:pPr>
         <w:spacing w:before="80" w:after="80"/>
       </w:pPr>
       <w:r>
@@ -1522,6 +2417,17 @@
           <w:sz w:val="22"/>
         </w:rPr>
         <w:t>The bandit computes this score for each of the four arms — RATED, STANDARD, DECLINE, REFER — and takes the argmax.</w:t>
+      </w:r>
+    </w:p>
+    <w:p>
+      <w:pPr>
+        <w:spacing w:before="80" w:after="80"/>
+      </w:pPr>
+      <w:r>
+        <w:rPr>
+          <w:sz w:val="22"/>
+        </w:rPr>
+        <w:t>Across 5,000 rounds, those individual decisions accumulate into a full performance picture — the policy ladder.</w:t>
       </w:r>
     </w:p>
     <w:p/>
@@ -1551,6 +2457,45 @@
     </w:p>
     <w:p>
       <w:pPr>
+        <w:jc w:val="center"/>
+      </w:pPr>
+      <w:r>
+        <w:drawing>
+          <wp:inline xmlns:a="http://schemas.openxmlformats.org/drawingml/2006/main" xmlns:pic="http://schemas.openxmlformats.org/drawingml/2006/picture">
+            <wp:extent cx="5040000" cy="2835000"/>
+            <wp:docPr id="20" name="Picture 20"/>
+            <wp:cNvGraphicFramePr>
+              <a:graphicFrameLocks noChangeAspect="1"/>
+            </wp:cNvGraphicFramePr>
+            <a:graphic>
+              <a:graphicData uri="http://schemas.openxmlformats.org/drawingml/2006/picture">
+                <pic:pic>
+                  <pic:nvPicPr>
+                    <pic:cNvPr id="0" name="slide_020.png"/>
+                    <pic:cNvPicPr/>
+                  </pic:nvPicPr>
+                  <pic:blipFill>
+                    <a:blip r:embed="rId28"/>
+                    <a:stretch>
+                      <a:fillRect/>
+                    </a:stretch>
+                  </pic:blipFill>
+                  <pic:spPr>
+                    <a:xfrm>
+                      <a:off x="0" y="0"/>
+                      <a:ext cx="5040000" cy="2835000"/>
+                    </a:xfrm>
+                    <a:prstGeom prst="rect"/>
+                  </pic:spPr>
+                </pic:pic>
+              </a:graphicData>
+            </a:graphic>
+          </wp:inline>
+        </w:drawing>
+      </w:r>
+    </w:p>
+    <w:p>
+      <w:pPr>
         <w:spacing w:before="80" w:after="80"/>
       </w:pPr>
       <w:r>
@@ -1590,6 +2535,17 @@
         <w:rPr>
           <w:sz w:val="22"/>
         </w:rPr>
+        <w:t>We did not just optimize for profit here — we optimized for access. A DECLINE became a STANDARD.</w:t>
+      </w:r>
+    </w:p>
+    <w:p>
+      <w:pPr>
+        <w:spacing w:before="80" w:after="80"/>
+      </w:pPr>
+      <w:r>
+        <w:rPr>
+          <w:sz w:val="22"/>
+        </w:rPr>
         <w:t>[Point to the policy ladder table.]</w:t>
       </w:r>
     </w:p>
@@ -1635,6 +2591,17 @@
           <w:sz w:val="22"/>
         </w:rPr>
         <w:t>AlwaysRATED earns $122,287 — between Oracle and LinTS. This is reported honestly in the note: commercially and regulatorily inadmissible. It cannot be deployed. The admissible comparison is LinUCB versus Static XGB.</w:t>
+      </w:r>
+    </w:p>
+    <w:p>
+      <w:pPr>
+        <w:spacing w:before="80" w:after="80"/>
+      </w:pPr>
+      <w:r>
+        <w:rPr>
+          <w:sz w:val="22"/>
+        </w:rPr>
+        <w:t>A system that performs well is only half the story. It must also be fair. This naturally leads to the guardrails — let me zoom in.</w:t>
       </w:r>
     </w:p>
     <w:p/>
@@ -1664,13 +2631,52 @@
     </w:p>
     <w:p>
       <w:pPr>
+        <w:jc w:val="center"/>
+      </w:pPr>
+      <w:r>
+        <w:drawing>
+          <wp:inline xmlns:a="http://schemas.openxmlformats.org/drawingml/2006/main" xmlns:pic="http://schemas.openxmlformats.org/drawingml/2006/picture">
+            <wp:extent cx="5040000" cy="2835000"/>
+            <wp:docPr id="21" name="Picture 21"/>
+            <wp:cNvGraphicFramePr>
+              <a:graphicFrameLocks noChangeAspect="1"/>
+            </wp:cNvGraphicFramePr>
+            <a:graphic>
+              <a:graphicData uri="http://schemas.openxmlformats.org/drawingml/2006/picture">
+                <pic:pic>
+                  <pic:nvPicPr>
+                    <pic:cNvPr id="0" name="slide_021.png"/>
+                    <pic:cNvPicPr/>
+                  </pic:nvPicPr>
+                  <pic:blipFill>
+                    <a:blip r:embed="rId29"/>
+                    <a:stretch>
+                      <a:fillRect/>
+                    </a:stretch>
+                  </pic:blipFill>
+                  <pic:spPr>
+                    <a:xfrm>
+                      <a:off x="0" y="0"/>
+                      <a:ext cx="5040000" cy="2835000"/>
+                    </a:xfrm>
+                    <a:prstGeom prst="rect"/>
+                  </pic:spPr>
+                </pic:pic>
+              </a:graphicData>
+            </a:graphic>
+          </wp:inline>
+        </w:drawing>
+      </w:r>
+    </w:p>
+    <w:p>
+      <w:pPr>
         <w:spacing w:before="80" w:after="80"/>
       </w:pPr>
       <w:r>
         <w:rPr>
           <w:sz w:val="22"/>
         </w:rPr>
-        <w:t>We have seen how the bandit selects actions and receives rewards. We now zoom in to the guardrails.</w:t>
+        <w:t>Having established how the bandit selects actions and earns rewards, we now zoom in to the guardrails — the layers that ensure the system remains trustworthy in practice.</w:t>
       </w:r>
     </w:p>
     <w:p>
@@ -1693,6 +2699,17 @@
           <w:sz w:val="22"/>
         </w:rPr>
         <w:t>The PSI monitor checks demographic parity on a 500-round sliding window. The HITL wrapper catches decisions where the bandit is uncertain. Together these two layers ensure the system remains fair, auditable, and safe to deploy.</w:t>
+      </w:r>
+    </w:p>
+    <w:p>
+      <w:pPr>
+        <w:spacing w:before="80" w:after="80"/>
+      </w:pPr>
+      <w:r>
+        <w:rPr>
+          <w:sz w:val="22"/>
+        </w:rPr>
+        <w:t>Let me take you through each layer in detail — starting with the PSI monitor.</w:t>
       </w:r>
     </w:p>
     <w:p/>
@@ -1722,6 +2739,45 @@
     </w:p>
     <w:p>
       <w:pPr>
+        <w:jc w:val="center"/>
+      </w:pPr>
+      <w:r>
+        <w:drawing>
+          <wp:inline xmlns:a="http://schemas.openxmlformats.org/drawingml/2006/main" xmlns:pic="http://schemas.openxmlformats.org/drawingml/2006/picture">
+            <wp:extent cx="5040000" cy="2835000"/>
+            <wp:docPr id="22" name="Picture 22"/>
+            <wp:cNvGraphicFramePr>
+              <a:graphicFrameLocks noChangeAspect="1"/>
+            </wp:cNvGraphicFramePr>
+            <a:graphic>
+              <a:graphicData uri="http://schemas.openxmlformats.org/drawingml/2006/picture">
+                <pic:pic>
+                  <pic:nvPicPr>
+                    <pic:cNvPr id="0" name="slide_022.png"/>
+                    <pic:cNvPicPr/>
+                  </pic:nvPicPr>
+                  <pic:blipFill>
+                    <a:blip r:embed="rId30"/>
+                    <a:stretch>
+                      <a:fillRect/>
+                    </a:stretch>
+                  </pic:blipFill>
+                  <pic:spPr>
+                    <a:xfrm>
+                      <a:off x="0" y="0"/>
+                      <a:ext cx="5040000" cy="2835000"/>
+                    </a:xfrm>
+                    <a:prstGeom prst="rect"/>
+                  </pic:spPr>
+                </pic:pic>
+              </a:graphicData>
+            </a:graphic>
+          </wp:inline>
+        </w:drawing>
+      </w:r>
+    </w:p>
+    <w:p>
+      <w:pPr>
         <w:spacing w:before="80" w:after="80"/>
       </w:pPr>
       <w:r>
@@ -1795,6 +2851,17 @@
           <w:sz w:val="22"/>
         </w:rPr>
         <w:t>The EXP-006 result: LinUCB sits GREEN on all 8 regions and 7 occupations across 20 seeds. Mean PSI 0.042 for region and 0.037 for occupation. Sophea's Kampong Cham region PSI: 0.082 — GREEN. Her occupation category PSI max: 0.123 — AMBER, in the monitor zone, below RED.</w:t>
+      </w:r>
+    </w:p>
+    <w:p>
+      <w:pPr>
+        <w:spacing w:before="80" w:after="80"/>
+      </w:pPr>
+      <w:r>
+        <w:rPr>
+          <w:sz w:val="22"/>
+        </w:rPr>
+        <w:t>Turning now to the second guardrail: the HITL wrapper.</w:t>
       </w:r>
     </w:p>
     <w:p/>
@@ -1824,6 +2891,45 @@
     </w:p>
     <w:p>
       <w:pPr>
+        <w:jc w:val="center"/>
+      </w:pPr>
+      <w:r>
+        <w:drawing>
+          <wp:inline xmlns:a="http://schemas.openxmlformats.org/drawingml/2006/main" xmlns:pic="http://schemas.openxmlformats.org/drawingml/2006/picture">
+            <wp:extent cx="5040000" cy="2835000"/>
+            <wp:docPr id="23" name="Picture 23"/>
+            <wp:cNvGraphicFramePr>
+              <a:graphicFrameLocks noChangeAspect="1"/>
+            </wp:cNvGraphicFramePr>
+            <a:graphic>
+              <a:graphicData uri="http://schemas.openxmlformats.org/drawingml/2006/picture">
+                <pic:pic>
+                  <pic:nvPicPr>
+                    <pic:cNvPr id="0" name="slide_023.png"/>
+                    <pic:cNvPicPr/>
+                  </pic:nvPicPr>
+                  <pic:blipFill>
+                    <a:blip r:embed="rId31"/>
+                    <a:stretch>
+                      <a:fillRect/>
+                    </a:stretch>
+                  </pic:blipFill>
+                  <pic:spPr>
+                    <a:xfrm>
+                      <a:off x="0" y="0"/>
+                      <a:ext cx="5040000" cy="2835000"/>
+                    </a:xfrm>
+                    <a:prstGeom prst="rect"/>
+                  </pic:spPr>
+                </pic:pic>
+              </a:graphicData>
+            </a:graphic>
+          </wp:inline>
+        </w:drawing>
+      </w:r>
+    </w:p>
+    <w:p>
+      <w:pPr>
         <w:spacing w:before="80" w:after="80"/>
       </w:pPr>
       <w:r>
@@ -1886,6 +2992,17 @@
           <w:sz w:val="22"/>
         </w:rPr>
         <w:t>The headline result: plus 6.5 percent reward gain over vanilla bandit, at a review rate of only 1.5 percent. 75 applications reviewed out of 5,000. That is the value of targeted human judgment.</w:t>
+      </w:r>
+    </w:p>
+    <w:p>
+      <w:pPr>
+        <w:spacing w:before="80" w:after="80"/>
+      </w:pPr>
+      <w:r>
+        <w:rPr>
+          <w:sz w:val="22"/>
+        </w:rPr>
+        <w:t>Having described the full system design, let me now show you the experimental framework I used to evaluate it.</w:t>
       </w:r>
     </w:p>
     <w:p/>
@@ -1915,6 +3032,45 @@
     </w:p>
     <w:p>
       <w:pPr>
+        <w:jc w:val="center"/>
+      </w:pPr>
+      <w:r>
+        <w:drawing>
+          <wp:inline xmlns:a="http://schemas.openxmlformats.org/drawingml/2006/main" xmlns:pic="http://schemas.openxmlformats.org/drawingml/2006/picture">
+            <wp:extent cx="5040000" cy="2835000"/>
+            <wp:docPr id="24" name="Picture 24"/>
+            <wp:cNvGraphicFramePr>
+              <a:graphicFrameLocks noChangeAspect="1"/>
+            </wp:cNvGraphicFramePr>
+            <a:graphic>
+              <a:graphicData uri="http://schemas.openxmlformats.org/drawingml/2006/picture">
+                <pic:pic>
+                  <pic:nvPicPr>
+                    <pic:cNvPr id="0" name="slide_024.png"/>
+                    <pic:cNvPicPr/>
+                  </pic:nvPicPr>
+                  <pic:blipFill>
+                    <a:blip r:embed="rId32"/>
+                    <a:stretch>
+                      <a:fillRect/>
+                    </a:stretch>
+                  </pic:blipFill>
+                  <pic:spPr>
+                    <a:xfrm>
+                      <a:off x="0" y="0"/>
+                      <a:ext cx="5040000" cy="2835000"/>
+                    </a:xfrm>
+                    <a:prstGeom prst="rect"/>
+                  </pic:spPr>
+                </pic:pic>
+              </a:graphicData>
+            </a:graphic>
+          </wp:inline>
+        </w:drawing>
+      </w:r>
+    </w:p>
+    <w:p>
+      <w:pPr>
         <w:spacing w:before="80" w:after="80"/>
       </w:pPr>
       <w:r>
@@ -1999,6 +3155,17 @@
           <w:sz w:val="22"/>
         </w:rPr>
         <w:t>EXP-008 to EXP-015 cover HITL, drift adaptation, cold start, ablation, regret bound validation, and drift rescue — progressively interrogating the system's boundaries.</w:t>
+      </w:r>
+    </w:p>
+    <w:p>
+      <w:pPr>
+        <w:spacing w:before="80" w:after="80"/>
+      </w:pPr>
+      <w:r>
+        <w:rPr>
+          <w:sz w:val="22"/>
+        </w:rPr>
+        <w:t>Nine pre-registered experiments. Let me now tell you what they found.</w:t>
       </w:r>
     </w:p>
     <w:p/>
@@ -2028,6 +3195,45 @@
     </w:p>
     <w:p>
       <w:pPr>
+        <w:jc w:val="center"/>
+      </w:pPr>
+      <w:r>
+        <w:drawing>
+          <wp:inline xmlns:a="http://schemas.openxmlformats.org/drawingml/2006/main" xmlns:pic="http://schemas.openxmlformats.org/drawingml/2006/picture">
+            <wp:extent cx="5040000" cy="2835000"/>
+            <wp:docPr id="25" name="Picture 25"/>
+            <wp:cNvGraphicFramePr>
+              <a:graphicFrameLocks noChangeAspect="1"/>
+            </wp:cNvGraphicFramePr>
+            <a:graphic>
+              <a:graphicData uri="http://schemas.openxmlformats.org/drawingml/2006/picture">
+                <pic:pic>
+                  <pic:nvPicPr>
+                    <pic:cNvPr id="0" name="slide_025.png"/>
+                    <pic:cNvPicPr/>
+                  </pic:nvPicPr>
+                  <pic:blipFill>
+                    <a:blip r:embed="rId33"/>
+                    <a:stretch>
+                      <a:fillRect/>
+                    </a:stretch>
+                  </pic:blipFill>
+                  <pic:spPr>
+                    <a:xfrm>
+                      <a:off x="0" y="0"/>
+                      <a:ext cx="5040000" cy="2835000"/>
+                    </a:xfrm>
+                    <a:prstGeom prst="rect"/>
+                  </pic:spPr>
+                </pic:pic>
+              </a:graphicData>
+            </a:graphic>
+          </wp:inline>
+        </w:drawing>
+      </w:r>
+    </w:p>
+    <w:p>
+      <w:pPr>
         <w:spacing w:before="80" w:after="80"/>
       </w:pPr>
       <w:r>
@@ -2064,6 +3270,45 @@
     </w:p>
     <w:p>
       <w:pPr>
+        <w:jc w:val="center"/>
+      </w:pPr>
+      <w:r>
+        <w:drawing>
+          <wp:inline xmlns:a="http://schemas.openxmlformats.org/drawingml/2006/main" xmlns:pic="http://schemas.openxmlformats.org/drawingml/2006/picture">
+            <wp:extent cx="5040000" cy="2835000"/>
+            <wp:docPr id="26" name="Picture 26"/>
+            <wp:cNvGraphicFramePr>
+              <a:graphicFrameLocks noChangeAspect="1"/>
+            </wp:cNvGraphicFramePr>
+            <a:graphic>
+              <a:graphicData uri="http://schemas.openxmlformats.org/drawingml/2006/picture">
+                <pic:pic>
+                  <pic:nvPicPr>
+                    <pic:cNvPr id="0" name="slide_026.png"/>
+                    <pic:cNvPicPr/>
+                  </pic:nvPicPr>
+                  <pic:blipFill>
+                    <a:blip r:embed="rId34"/>
+                    <a:stretch>
+                      <a:fillRect/>
+                    </a:stretch>
+                  </pic:blipFill>
+                  <pic:spPr>
+                    <a:xfrm>
+                      <a:off x="0" y="0"/>
+                      <a:ext cx="5040000" cy="2835000"/>
+                    </a:xfrm>
+                    <a:prstGeom prst="rect"/>
+                  </pic:spPr>
+                </pic:pic>
+              </a:graphicData>
+            </a:graphic>
+          </wp:inline>
+        </w:drawing>
+      </w:r>
+    </w:p>
+    <w:p>
+      <w:pPr>
         <w:spacing w:before="80" w:after="80"/>
       </w:pPr>
       <w:r>
@@ -2148,6 +3393,17 @@
           <w:sz w:val="22"/>
         </w:rPr>
         <w:t>AlwaysSTANDARD earns only $34,684 — well below Static XGB. A naive all-approve policy is not the answer.</w:t>
+      </w:r>
+    </w:p>
+    <w:p>
+      <w:pPr>
+        <w:spacing w:before="80" w:after="80"/>
+      </w:pPr>
+      <w:r>
+        <w:rPr>
+          <w:sz w:val="22"/>
+        </w:rPr>
+        <w:t>That is the summary picture. Let me now walk you through the primary pre-registered experiment that underpins it.</w:t>
       </w:r>
     </w:p>
     <w:p/>
@@ -2177,6 +3433,45 @@
     </w:p>
     <w:p>
       <w:pPr>
+        <w:jc w:val="center"/>
+      </w:pPr>
+      <w:r>
+        <w:drawing>
+          <wp:inline xmlns:a="http://schemas.openxmlformats.org/drawingml/2006/main" xmlns:pic="http://schemas.openxmlformats.org/drawingml/2006/picture">
+            <wp:extent cx="5040000" cy="2835000"/>
+            <wp:docPr id="27" name="Picture 27"/>
+            <wp:cNvGraphicFramePr>
+              <a:graphicFrameLocks noChangeAspect="1"/>
+            </wp:cNvGraphicFramePr>
+            <a:graphic>
+              <a:graphicData uri="http://schemas.openxmlformats.org/drawingml/2006/picture">
+                <pic:pic>
+                  <pic:nvPicPr>
+                    <pic:cNvPr id="0" name="slide_027.png"/>
+                    <pic:cNvPicPr/>
+                  </pic:nvPicPr>
+                  <pic:blipFill>
+                    <a:blip r:embed="rId35"/>
+                    <a:stretch>
+                      <a:fillRect/>
+                    </a:stretch>
+                  </pic:blipFill>
+                  <pic:spPr>
+                    <a:xfrm>
+                      <a:off x="0" y="0"/>
+                      <a:ext cx="5040000" cy="2835000"/>
+                    </a:xfrm>
+                    <a:prstGeom prst="rect"/>
+                  </pic:spPr>
+                </pic:pic>
+              </a:graphicData>
+            </a:graphic>
+          </wp:inline>
+        </w:drawing>
+      </w:r>
+    </w:p>
+    <w:p>
+      <w:pPr>
         <w:spacing w:before="80" w:after="80"/>
       </w:pPr>
       <w:r>
@@ -2261,6 +3556,17 @@
           <w:sz w:val="22"/>
         </w:rPr>
         <w:t>The convergence indicators confirm the learning is genuine. Action entropy drops from 1.314 to 1.105 nats — exploration giving way to exploitation. Oracle-agreement in the last 500 rounds reaches 37.8 percent. And the regret curve follows O of root-T — log-log slope 0.572, R-squared 0.9915. All five EXP-005 criteria: PASSED.</w:t>
+      </w:r>
+    </w:p>
+    <w:p>
+      <w:pPr>
+        <w:spacing w:before="80" w:after="80"/>
+      </w:pPr>
+      <w:r>
+        <w:rPr>
+          <w:sz w:val="22"/>
+        </w:rPr>
+        <w:t>Performance confirmed. The next question is fairness — did the bandit introduce any demographic bias in its decisions?</w:t>
       </w:r>
     </w:p>
     <w:p/>
@@ -2290,13 +3596,52 @@
     </w:p>
     <w:p>
       <w:pPr>
+        <w:jc w:val="center"/>
+      </w:pPr>
+      <w:r>
+        <w:drawing>
+          <wp:inline xmlns:a="http://schemas.openxmlformats.org/drawingml/2006/main" xmlns:pic="http://schemas.openxmlformats.org/drawingml/2006/picture">
+            <wp:extent cx="5040000" cy="2835000"/>
+            <wp:docPr id="28" name="Picture 28"/>
+            <wp:cNvGraphicFramePr>
+              <a:graphicFrameLocks noChangeAspect="1"/>
+            </wp:cNvGraphicFramePr>
+            <a:graphic>
+              <a:graphicData uri="http://schemas.openxmlformats.org/drawingml/2006/picture">
+                <pic:pic>
+                  <pic:nvPicPr>
+                    <pic:cNvPr id="0" name="slide_028.png"/>
+                    <pic:cNvPicPr/>
+                  </pic:nvPicPr>
+                  <pic:blipFill>
+                    <a:blip r:embed="rId36"/>
+                    <a:stretch>
+                      <a:fillRect/>
+                    </a:stretch>
+                  </pic:blipFill>
+                  <pic:spPr>
+                    <a:xfrm>
+                      <a:off x="0" y="0"/>
+                      <a:ext cx="5040000" cy="2835000"/>
+                    </a:xfrm>
+                    <a:prstGeom prst="rect"/>
+                  </pic:spPr>
+                </pic:pic>
+              </a:graphicData>
+            </a:graphic>
+          </wp:inline>
+        </w:drawing>
+      </w:r>
+    </w:p>
+    <w:p>
+      <w:pPr>
         <w:spacing w:before="80" w:after="80"/>
       </w:pPr>
       <w:r>
         <w:rPr>
           <w:sz w:val="22"/>
         </w:rPr>
-        <w:t>The fairness audit evaluates six pre-registered criteria. Five passed. One failed — and I want to address that failure directly.</w:t>
+        <w:t>A smart system that is unfair is a failure — so this audit was non-negotiable. The fairness audit evaluates six pre-registered criteria. Five passed. One failed — and I want to address that failure directly.</w:t>
       </w:r>
     </w:p>
     <w:p>
@@ -2351,7 +3696,18 @@
         <w:rPr>
           <w:sz w:val="22"/>
         </w:rPr>
-        <w:t>My interpretation: occupation is an actuarially valid risk factor. Rice farmers, garment workers, and office workers carry genuinely different health risk profiles. The association is statistically significant but practically small — no regulatory threshold is breached. I call this FAILED-with-interpretation. I stand by that verdict. PSI is a monitor, not an enforcer — constrained-action guardrails are future work.</w:t>
+        <w:t>My interpretation: occupation is an actuarially valid risk factor. Rice farmers, garment workers, and office workers carry genuinely different health risk profiles. The association is statistically significant but practically small — no regulatory threshold is breached. The system is learning those profiles, not mimicking human bias — a distinction that makes it more transparent, not less. I call this FAILED-with-interpretation. I stand by that verdict. PSI is a monitor, not an enforcer — constrained-action guardrails are future work.</w:t>
+      </w:r>
+    </w:p>
+    <w:p>
+      <w:pPr>
+        <w:spacing w:before="80" w:after="80"/>
+      </w:pPr>
+      <w:r>
+        <w:rPr>
+          <w:sz w:val="22"/>
+        </w:rPr>
+        <w:t>With fairness addressed, let me show you the full benchmark comparison across all policies.</w:t>
       </w:r>
     </w:p>
     <w:p/>
@@ -2381,6 +3737,45 @@
     </w:p>
     <w:p>
       <w:pPr>
+        <w:jc w:val="center"/>
+      </w:pPr>
+      <w:r>
+        <w:drawing>
+          <wp:inline xmlns:a="http://schemas.openxmlformats.org/drawingml/2006/main" xmlns:pic="http://schemas.openxmlformats.org/drawingml/2006/picture">
+            <wp:extent cx="5040000" cy="2835000"/>
+            <wp:docPr id="29" name="Picture 29"/>
+            <wp:cNvGraphicFramePr>
+              <a:graphicFrameLocks noChangeAspect="1"/>
+            </wp:cNvGraphicFramePr>
+            <a:graphic>
+              <a:graphicData uri="http://schemas.openxmlformats.org/drawingml/2006/picture">
+                <pic:pic>
+                  <pic:nvPicPr>
+                    <pic:cNvPr id="0" name="slide_029.png"/>
+                    <pic:cNvPicPr/>
+                  </pic:nvPicPr>
+                  <pic:blipFill>
+                    <a:blip r:embed="rId37"/>
+                    <a:stretch>
+                      <a:fillRect/>
+                    </a:stretch>
+                  </pic:blipFill>
+                  <pic:spPr>
+                    <a:xfrm>
+                      <a:off x="0" y="0"/>
+                      <a:ext cx="5040000" cy="2835000"/>
+                    </a:xfrm>
+                    <a:prstGeom prst="rect"/>
+                  </pic:spPr>
+                </pic:pic>
+              </a:graphicData>
+            </a:graphic>
+          </wp:inline>
+        </w:drawing>
+      </w:r>
+    </w:p>
+    <w:p>
+      <w:pPr>
         <w:spacing w:before="80" w:after="80"/>
       </w:pPr>
       <w:r>
@@ -2465,6 +3860,17 @@
           <w:sz w:val="22"/>
         </w:rPr>
         <w:t>Two coexisting findings: adaptive bandits decisively beat the frozen static rule. And the trivial constant AlwaysRATED still beats all bandits — honestly reported.</w:t>
+      </w:r>
+    </w:p>
+    <w:p>
+      <w:pPr>
+        <w:spacing w:before="80" w:after="80"/>
+      </w:pPr>
+      <w:r>
+        <w:rPr>
+          <w:sz w:val="22"/>
+        </w:rPr>
+        <w:t>Building on this benchmark, the HITL layer adds targeted human judgment on top of the bandit baseline.</w:t>
       </w:r>
     </w:p>
     <w:p/>
@@ -2494,6 +3900,45 @@
     </w:p>
     <w:p>
       <w:pPr>
+        <w:jc w:val="center"/>
+      </w:pPr>
+      <w:r>
+        <w:drawing>
+          <wp:inline xmlns:a="http://schemas.openxmlformats.org/drawingml/2006/main" xmlns:pic="http://schemas.openxmlformats.org/drawingml/2006/picture">
+            <wp:extent cx="5040000" cy="2835000"/>
+            <wp:docPr id="30" name="Picture 30"/>
+            <wp:cNvGraphicFramePr>
+              <a:graphicFrameLocks noChangeAspect="1"/>
+            </wp:cNvGraphicFramePr>
+            <a:graphic>
+              <a:graphicData uri="http://schemas.openxmlformats.org/drawingml/2006/picture">
+                <pic:pic>
+                  <pic:nvPicPr>
+                    <pic:cNvPr id="0" name="slide_030.png"/>
+                    <pic:cNvPicPr/>
+                  </pic:nvPicPr>
+                  <pic:blipFill>
+                    <a:blip r:embed="rId38"/>
+                    <a:stretch>
+                      <a:fillRect/>
+                    </a:stretch>
+                  </pic:blipFill>
+                  <pic:spPr>
+                    <a:xfrm>
+                      <a:off x="0" y="0"/>
+                      <a:ext cx="5040000" cy="2835000"/>
+                    </a:xfrm>
+                    <a:prstGeom prst="rect"/>
+                  </pic:spPr>
+                </pic:pic>
+              </a:graphicData>
+            </a:graphic>
+          </wp:inline>
+        </w:drawing>
+      </w:r>
+    </w:p>
+    <w:p>
+      <w:pPr>
         <w:spacing w:before="80" w:after="80"/>
       </w:pPr>
       <w:r>
@@ -2556,6 +4001,17 @@
           <w:sz w:val="22"/>
         </w:rPr>
         <w:t>Thirteen applicants reviewed per thousand. The actuary's judgment on those thirteen cases is worth a 6.5 percent gain on the whole portfolio. That is the value of the HITL layer.</w:t>
+      </w:r>
+    </w:p>
+    <w:p>
+      <w:pPr>
+        <w:spacing w:before="80" w:after="80"/>
+      </w:pPr>
+      <w:r>
+        <w:rPr>
+          <w:sz w:val="22"/>
+        </w:rPr>
+        <w:t>These findings motivate a deeper question: what exactly drives the bandit's value — and where does it fall short?</w:t>
       </w:r>
     </w:p>
     <w:p/>
@@ -2585,6 +4041,45 @@
     </w:p>
     <w:p>
       <w:pPr>
+        <w:jc w:val="center"/>
+      </w:pPr>
+      <w:r>
+        <w:drawing>
+          <wp:inline xmlns:a="http://schemas.openxmlformats.org/drawingml/2006/main" xmlns:pic="http://schemas.openxmlformats.org/drawingml/2006/picture">
+            <wp:extent cx="5040000" cy="2835000"/>
+            <wp:docPr id="31" name="Picture 31"/>
+            <wp:cNvGraphicFramePr>
+              <a:graphicFrameLocks noChangeAspect="1"/>
+            </wp:cNvGraphicFramePr>
+            <a:graphic>
+              <a:graphicData uri="http://schemas.openxmlformats.org/drawingml/2006/picture">
+                <pic:pic>
+                  <pic:nvPicPr>
+                    <pic:cNvPr id="0" name="slide_031.png"/>
+                    <pic:cNvPicPr/>
+                  </pic:nvPicPr>
+                  <pic:blipFill>
+                    <a:blip r:embed="rId39"/>
+                    <a:stretch>
+                      <a:fillRect/>
+                    </a:stretch>
+                  </pic:blipFill>
+                  <pic:spPr>
+                    <a:xfrm>
+                      <a:off x="0" y="0"/>
+                      <a:ext cx="5040000" cy="2835000"/>
+                    </a:xfrm>
+                    <a:prstGeom prst="rect"/>
+                  </pic:spPr>
+                </pic:pic>
+              </a:graphicData>
+            </a:graphic>
+          </wp:inline>
+        </w:drawing>
+      </w:r>
+    </w:p>
+    <w:p>
+      <w:pPr>
         <w:spacing w:before="80" w:after="80"/>
       </w:pPr>
       <w:r>
@@ -2658,6 +4153,17 @@
           <w:sz w:val="22"/>
         </w:rPr>
         <w:t>Non-stationarity does not rescue the bandit. We honestly report this as a boundary of the current framework.</w:t>
+      </w:r>
+    </w:p>
+    <w:p>
+      <w:pPr>
+        <w:spacing w:before="80" w:after="80"/>
+      </w:pPr>
+      <w:r>
+        <w:rPr>
+          <w:sz w:val="22"/>
+        </w:rPr>
+        <w:t>Two further questions matter for real deployment: when does the bandit become trustworthy, and does its regret decay as theory predicts?</w:t>
       </w:r>
     </w:p>
     <w:p/>
@@ -2687,6 +4193,45 @@
     </w:p>
     <w:p>
       <w:pPr>
+        <w:jc w:val="center"/>
+      </w:pPr>
+      <w:r>
+        <w:drawing>
+          <wp:inline xmlns:a="http://schemas.openxmlformats.org/drawingml/2006/main" xmlns:pic="http://schemas.openxmlformats.org/drawingml/2006/picture">
+            <wp:extent cx="5040000" cy="2835000"/>
+            <wp:docPr id="32" name="Picture 32"/>
+            <wp:cNvGraphicFramePr>
+              <a:graphicFrameLocks noChangeAspect="1"/>
+            </wp:cNvGraphicFramePr>
+            <a:graphic>
+              <a:graphicData uri="http://schemas.openxmlformats.org/drawingml/2006/picture">
+                <pic:pic>
+                  <pic:nvPicPr>
+                    <pic:cNvPr id="0" name="slide_032.png"/>
+                    <pic:cNvPicPr/>
+                  </pic:nvPicPr>
+                  <pic:blipFill>
+                    <a:blip r:embed="rId40"/>
+                    <a:stretch>
+                      <a:fillRect/>
+                    </a:stretch>
+                  </pic:blipFill>
+                  <pic:spPr>
+                    <a:xfrm>
+                      <a:off x="0" y="0"/>
+                      <a:ext cx="5040000" cy="2835000"/>
+                    </a:xfrm>
+                    <a:prstGeom prst="rect"/>
+                  </pic:spPr>
+                </pic:pic>
+              </a:graphicData>
+            </a:graphic>
+          </wp:inline>
+        </w:drawing>
+      </w:r>
+    </w:p>
+    <w:p>
+      <w:pPr>
         <w:spacing w:before="80" w:after="80"/>
       </w:pPr>
       <w:r>
@@ -2760,6 +4305,17 @@
           <w:sz w:val="22"/>
         </w:rPr>
         <w:t>EXP-013: log-log slope 0.572, theory 0.5 — near-optimal. R-squared 0.9915. Sublinear regret confirmed empirically.</w:t>
+      </w:r>
+    </w:p>
+    <w:p>
+      <w:pPr>
+        <w:spacing w:before="80" w:after="80"/>
+      </w:pPr>
+      <w:r>
+        <w:rPr>
+          <w:sz w:val="22"/>
+        </w:rPr>
+        <w:t>With the empirical evidence established, let me now show you the system working in practice.</w:t>
       </w:r>
     </w:p>
     <w:p/>
@@ -2789,6 +4345,45 @@
     </w:p>
     <w:p>
       <w:pPr>
+        <w:jc w:val="center"/>
+      </w:pPr>
+      <w:r>
+        <w:drawing>
+          <wp:inline xmlns:a="http://schemas.openxmlformats.org/drawingml/2006/main" xmlns:pic="http://schemas.openxmlformats.org/drawingml/2006/picture">
+            <wp:extent cx="5040000" cy="2835000"/>
+            <wp:docPr id="33" name="Picture 33"/>
+            <wp:cNvGraphicFramePr>
+              <a:graphicFrameLocks noChangeAspect="1"/>
+            </wp:cNvGraphicFramePr>
+            <a:graphic>
+              <a:graphicData uri="http://schemas.openxmlformats.org/drawingml/2006/picture">
+                <pic:pic>
+                  <pic:nvPicPr>
+                    <pic:cNvPr id="0" name="slide_033.png"/>
+                    <pic:cNvPicPr/>
+                  </pic:nvPicPr>
+                  <pic:blipFill>
+                    <a:blip r:embed="rId41"/>
+                    <a:stretch>
+                      <a:fillRect/>
+                    </a:stretch>
+                  </pic:blipFill>
+                  <pic:spPr>
+                    <a:xfrm>
+                      <a:off x="0" y="0"/>
+                      <a:ext cx="5040000" cy="2835000"/>
+                    </a:xfrm>
+                    <a:prstGeom prst="rect"/>
+                  </pic:spPr>
+                </pic:pic>
+              </a:graphicData>
+            </a:graphic>
+          </wp:inline>
+        </w:drawing>
+      </w:r>
+    </w:p>
+    <w:p>
+      <w:pPr>
         <w:spacing w:before="80" w:after="80"/>
       </w:pPr>
       <w:r>
@@ -2895,6 +4490,17 @@
           <w:sz w:val="22"/>
         </w:rPr>
         <w:t>This is not a simulation. This is the same FastAPI stack described in the thesis, deployed on Render, running in real time.</w:t>
+      </w:r>
+    </w:p>
+    <w:p>
+      <w:pPr>
+        <w:spacing w:before="80" w:after="80"/>
+      </w:pPr>
+      <w:r>
+        <w:rPr>
+          <w:sz w:val="22"/>
+        </w:rPr>
+        <w:t>Let me now bring together the key findings.</w:t>
       </w:r>
     </w:p>
     <w:p/>
@@ -2924,6 +4530,45 @@
     </w:p>
     <w:p>
       <w:pPr>
+        <w:jc w:val="center"/>
+      </w:pPr>
+      <w:r>
+        <w:drawing>
+          <wp:inline xmlns:a="http://schemas.openxmlformats.org/drawingml/2006/main" xmlns:pic="http://schemas.openxmlformats.org/drawingml/2006/picture">
+            <wp:extent cx="5040000" cy="2835000"/>
+            <wp:docPr id="34" name="Picture 34"/>
+            <wp:cNvGraphicFramePr>
+              <a:graphicFrameLocks noChangeAspect="1"/>
+            </wp:cNvGraphicFramePr>
+            <a:graphic>
+              <a:graphicData uri="http://schemas.openxmlformats.org/drawingml/2006/picture">
+                <pic:pic>
+                  <pic:nvPicPr>
+                    <pic:cNvPr id="0" name="slide_034.png"/>
+                    <pic:cNvPicPr/>
+                  </pic:nvPicPr>
+                  <pic:blipFill>
+                    <a:blip r:embed="rId42"/>
+                    <a:stretch>
+                      <a:fillRect/>
+                    </a:stretch>
+                  </pic:blipFill>
+                  <pic:spPr>
+                    <a:xfrm>
+                      <a:off x="0" y="0"/>
+                      <a:ext cx="5040000" cy="2835000"/>
+                    </a:xfrm>
+                    <a:prstGeom prst="rect"/>
+                  </pic:spPr>
+                </pic:pic>
+              </a:graphicData>
+            </a:graphic>
+          </wp:inline>
+        </w:drawing>
+      </w:r>
+    </w:p>
+    <w:p>
+      <w:pPr>
         <w:spacing w:before="80" w:after="80"/>
       </w:pPr>
       <w:r>
@@ -2960,12 +4605,62 @@
     </w:p>
     <w:p>
       <w:pPr>
+        <w:jc w:val="center"/>
+      </w:pPr>
+      <w:r>
+        <w:drawing>
+          <wp:inline xmlns:a="http://schemas.openxmlformats.org/drawingml/2006/main" xmlns:pic="http://schemas.openxmlformats.org/drawingml/2006/picture">
+            <wp:extent cx="5040000" cy="2835000"/>
+            <wp:docPr id="35" name="Picture 35"/>
+            <wp:cNvGraphicFramePr>
+              <a:graphicFrameLocks noChangeAspect="1"/>
+            </wp:cNvGraphicFramePr>
+            <a:graphic>
+              <a:graphicData uri="http://schemas.openxmlformats.org/drawingml/2006/picture">
+                <pic:pic>
+                  <pic:nvPicPr>
+                    <pic:cNvPr id="0" name="slide_035.png"/>
+                    <pic:cNvPicPr/>
+                  </pic:nvPicPr>
+                  <pic:blipFill>
+                    <a:blip r:embed="rId43"/>
+                    <a:stretch>
+                      <a:fillRect/>
+                    </a:stretch>
+                  </pic:blipFill>
+                  <pic:spPr>
+                    <a:xfrm>
+                      <a:off x="0" y="0"/>
+                      <a:ext cx="5040000" cy="2835000"/>
+                    </a:xfrm>
+                    <a:prstGeom prst="rect"/>
+                  </pic:spPr>
+                </pic:pic>
+              </a:graphicData>
+            </a:graphic>
+          </wp:inline>
+        </w:drawing>
+      </w:r>
+    </w:p>
+    <w:p>
+      <w:pPr>
         <w:spacing w:before="80" w:after="80"/>
       </w:pPr>
       <w:r>
         <w:rPr>
           <w:sz w:val="22"/>
         </w:rPr>
+        <w:t>To summarize, this project proves four things.</w:t>
+      </w:r>
+    </w:p>
+    <w:p>
+      <w:pPr>
+        <w:spacing w:before="80" w:after="80"/>
+      </w:pPr>
+      <w:r>
+        <w:rPr>
+          <w:sz w:val="22"/>
+        </w:rPr>
         <w:t>[Point to Finding 1.]</w:t>
       </w:r>
     </w:p>
@@ -3055,6 +4750,17 @@
           <w:sz w:val="22"/>
         </w:rPr>
         <w:t>In 2023, the static system issued DECLINE. Sophea left without coverage. In 2026, the bandit issues STANDARD premium — the correct actuarial answer. That is the 25.2%. It is not everything — a trivial constant earns more. But it is a principled, fair, auditable step forward for an insurance market that needs one.</w:t>
+      </w:r>
+    </w:p>
+    <w:p>
+      <w:pPr>
+        <w:spacing w:before="80" w:after="80"/>
+      </w:pPr>
+      <w:r>
+        <w:rPr>
+          <w:sz w:val="22"/>
+        </w:rPr>
+        <w:t>These findings come with limits I want to name directly.</w:t>
       </w:r>
     </w:p>
     <w:p/>
@@ -3084,6 +4790,45 @@
     </w:p>
     <w:p>
       <w:pPr>
+        <w:jc w:val="center"/>
+      </w:pPr>
+      <w:r>
+        <w:drawing>
+          <wp:inline xmlns:a="http://schemas.openxmlformats.org/drawingml/2006/main" xmlns:pic="http://schemas.openxmlformats.org/drawingml/2006/picture">
+            <wp:extent cx="5040000" cy="2835000"/>
+            <wp:docPr id="36" name="Picture 36"/>
+            <wp:cNvGraphicFramePr>
+              <a:graphicFrameLocks noChangeAspect="1"/>
+            </wp:cNvGraphicFramePr>
+            <a:graphic>
+              <a:graphicData uri="http://schemas.openxmlformats.org/drawingml/2006/picture">
+                <pic:pic>
+                  <pic:nvPicPr>
+                    <pic:cNvPr id="0" name="slide_036.png"/>
+                    <pic:cNvPicPr/>
+                  </pic:nvPicPr>
+                  <pic:blipFill>
+                    <a:blip r:embed="rId44"/>
+                    <a:stretch>
+                      <a:fillRect/>
+                    </a:stretch>
+                  </pic:blipFill>
+                  <pic:spPr>
+                    <a:xfrm>
+                      <a:off x="0" y="0"/>
+                      <a:ext cx="5040000" cy="2835000"/>
+                    </a:xfrm>
+                    <a:prstGeom prst="rect"/>
+                  </pic:spPr>
+                </pic:pic>
+              </a:graphicData>
+            </a:graphic>
+          </wp:inline>
+        </w:drawing>
+      </w:r>
+    </w:p>
+    <w:p>
+      <w:pPr>
         <w:spacing w:before="80" w:after="80"/>
       </w:pPr>
       <w:r>
@@ -3146,6 +4891,17 @@
           <w:sz w:val="22"/>
         </w:rPr>
         <w:t>Fourth: the constant-policy ceiling. AlwaysRATED beats bandits by roughly 30 percent. Bandits lead every admissible deployable alternative — but the headroom to Oracle remains large. This is honestly reported and defines the next phase of work.</w:t>
+      </w:r>
+    </w:p>
+    <w:p>
+      <w:pPr>
+        <w:spacing w:before="80" w:after="80"/>
+      </w:pPr>
+      <w:r>
+        <w:rPr>
+          <w:sz w:val="22"/>
+        </w:rPr>
+        <w:t>Those limits point directly to the next research agenda.</w:t>
       </w:r>
     </w:p>
     <w:p/>
@@ -3175,6 +4931,45 @@
     </w:p>
     <w:p>
       <w:pPr>
+        <w:jc w:val="center"/>
+      </w:pPr>
+      <w:r>
+        <w:drawing>
+          <wp:inline xmlns:a="http://schemas.openxmlformats.org/drawingml/2006/main" xmlns:pic="http://schemas.openxmlformats.org/drawingml/2006/picture">
+            <wp:extent cx="5040000" cy="2835000"/>
+            <wp:docPr id="37" name="Picture 37"/>
+            <wp:cNvGraphicFramePr>
+              <a:graphicFrameLocks noChangeAspect="1"/>
+            </wp:cNvGraphicFramePr>
+            <a:graphic>
+              <a:graphicData uri="http://schemas.openxmlformats.org/drawingml/2006/picture">
+                <pic:pic>
+                  <pic:nvPicPr>
+                    <pic:cNvPr id="0" name="slide_037.png"/>
+                    <pic:cNvPicPr/>
+                  </pic:nvPicPr>
+                  <pic:blipFill>
+                    <a:blip r:embed="rId45"/>
+                    <a:stretch>
+                      <a:fillRect/>
+                    </a:stretch>
+                  </pic:blipFill>
+                  <pic:spPr>
+                    <a:xfrm>
+                      <a:off x="0" y="0"/>
+                      <a:ext cx="5040000" cy="2835000"/>
+                    </a:xfrm>
+                    <a:prstGeom prst="rect"/>
+                  </pic:spPr>
+                </pic:pic>
+              </a:graphicData>
+            </a:graphic>
+          </wp:inline>
+        </w:drawing>
+      </w:r>
+    </w:p>
+    <w:p>
+      <w:pPr>
         <w:spacing w:before="80" w:after="80"/>
       </w:pPr>
       <w:r>
@@ -3226,6 +5021,17 @@
           <w:sz w:val="22"/>
         </w:rPr>
         <w:t>Fourth: multi-period customer value. Customer lifetime value, retention, and cross-selling would move the system beyond the single-decision reward framing.</w:t>
+      </w:r>
+    </w:p>
+    <w:p>
+      <w:pPr>
+        <w:spacing w:before="80" w:after="80"/>
+      </w:pPr>
+      <w:r>
+        <w:rPr>
+          <w:sz w:val="22"/>
+        </w:rPr>
+        <w:t>Each of these directions builds on the foundation this thesis has established. Finally, let me close with the story we began with.</w:t>
       </w:r>
     </w:p>
     <w:p/>
@@ -3255,6 +5061,45 @@
     </w:p>
     <w:p>
       <w:pPr>
+        <w:jc w:val="center"/>
+      </w:pPr>
+      <w:r>
+        <w:drawing>
+          <wp:inline xmlns:a="http://schemas.openxmlformats.org/drawingml/2006/main" xmlns:pic="http://schemas.openxmlformats.org/drawingml/2006/picture">
+            <wp:extent cx="5040000" cy="2835000"/>
+            <wp:docPr id="38" name="Picture 38"/>
+            <wp:cNvGraphicFramePr>
+              <a:graphicFrameLocks noChangeAspect="1"/>
+            </wp:cNvGraphicFramePr>
+            <a:graphic>
+              <a:graphicData uri="http://schemas.openxmlformats.org/drawingml/2006/picture">
+                <pic:pic>
+                  <pic:nvPicPr>
+                    <pic:cNvPr id="0" name="slide_038.png"/>
+                    <pic:cNvPicPr/>
+                  </pic:nvPicPr>
+                  <pic:blipFill>
+                    <a:blip r:embed="rId46"/>
+                    <a:stretch>
+                      <a:fillRect/>
+                    </a:stretch>
+                  </pic:blipFill>
+                  <pic:spPr>
+                    <a:xfrm>
+                      <a:off x="0" y="0"/>
+                      <a:ext cx="5040000" cy="2835000"/>
+                    </a:xfrm>
+                    <a:prstGeom prst="rect"/>
+                  </pic:spPr>
+                </pic:pic>
+              </a:graphicData>
+            </a:graphic>
+          </wp:inline>
+        </w:drawing>
+      </w:r>
+    </w:p>
+    <w:p>
+      <w:pPr>
         <w:spacing w:before="80" w:after="80"/>
       </w:pPr>
       <w:r>
@@ -3283,7 +5128,7 @@
         <w:rPr>
           <w:sz w:val="22"/>
         </w:rPr>
-        <w:t>In 2023, the static system declined Sophea. In 2026, the bandit issues STANDARD premium. Cambodia has hundreds of thousands of applicants like her — people whose risk profiles are nuanced, whose context matters, and who deserve a decision system capable of seeing them fully.</w:t>
+        <w:t>In 2023, the system told Sophea 'No.' In 2026, my system tells her 'Yes — at the right price': STANDARD premium, the correct actuarial answer. Cambodia has hundreds of thousands of applicants like her — people whose risk profiles are nuanced, whose context matters, and who deserve a decision system capable of seeing them fully.</w:t>
       </w:r>
     </w:p>
     <w:p>
@@ -3335,6 +5180,45 @@
     </w:p>
     <w:p>
       <w:pPr>
+        <w:jc w:val="center"/>
+      </w:pPr>
+      <w:r>
+        <w:drawing>
+          <wp:inline xmlns:a="http://schemas.openxmlformats.org/drawingml/2006/main" xmlns:pic="http://schemas.openxmlformats.org/drawingml/2006/picture">
+            <wp:extent cx="5040000" cy="2835000"/>
+            <wp:docPr id="39" name="Picture 39"/>
+            <wp:cNvGraphicFramePr>
+              <a:graphicFrameLocks noChangeAspect="1"/>
+            </wp:cNvGraphicFramePr>
+            <a:graphic>
+              <a:graphicData uri="http://schemas.openxmlformats.org/drawingml/2006/picture">
+                <pic:pic>
+                  <pic:nvPicPr>
+                    <pic:cNvPr id="0" name="slide_039.png"/>
+                    <pic:cNvPicPr/>
+                  </pic:nvPicPr>
+                  <pic:blipFill>
+                    <a:blip r:embed="rId47"/>
+                    <a:stretch>
+                      <a:fillRect/>
+                    </a:stretch>
+                  </pic:blipFill>
+                  <pic:spPr>
+                    <a:xfrm>
+                      <a:off x="0" y="0"/>
+                      <a:ext cx="5040000" cy="2835000"/>
+                    </a:xfrm>
+                    <a:prstGeom prst="rect"/>
+                  </pic:spPr>
+                </pic:pic>
+              </a:graphicData>
+            </a:graphic>
+          </wp:inline>
+        </w:drawing>
+      </w:r>
+    </w:p>
+    <w:p>
+      <w:pPr>
         <w:spacing w:before="80" w:after="80"/>
       </w:pPr>
       <w:r>
@@ -3437,6 +5321,45 @@
     </w:p>
     <w:p>
       <w:pPr>
+        <w:jc w:val="center"/>
+      </w:pPr>
+      <w:r>
+        <w:drawing>
+          <wp:inline xmlns:a="http://schemas.openxmlformats.org/drawingml/2006/main" xmlns:pic="http://schemas.openxmlformats.org/drawingml/2006/picture">
+            <wp:extent cx="5040000" cy="2835000"/>
+            <wp:docPr id="40" name="Picture 40"/>
+            <wp:cNvGraphicFramePr>
+              <a:graphicFrameLocks noChangeAspect="1"/>
+            </wp:cNvGraphicFramePr>
+            <a:graphic>
+              <a:graphicData uri="http://schemas.openxmlformats.org/drawingml/2006/picture">
+                <pic:pic>
+                  <pic:nvPicPr>
+                    <pic:cNvPr id="0" name="slide_040.png"/>
+                    <pic:cNvPicPr/>
+                  </pic:nvPicPr>
+                  <pic:blipFill>
+                    <a:blip r:embed="rId48"/>
+                    <a:stretch>
+                      <a:fillRect/>
+                    </a:stretch>
+                  </pic:blipFill>
+                  <pic:spPr>
+                    <a:xfrm>
+                      <a:off x="0" y="0"/>
+                      <a:ext cx="5040000" cy="2835000"/>
+                    </a:xfrm>
+                    <a:prstGeom prst="rect"/>
+                  </pic:spPr>
+                </pic:pic>
+              </a:graphicData>
+            </a:graphic>
+          </wp:inline>
+        </w:drawing>
+      </w:r>
+    </w:p>
+    <w:p>
+      <w:pPr>
         <w:spacing w:before="80" w:after="80"/>
       </w:pPr>
       <w:r>
@@ -3528,6 +5451,45 @@
     </w:p>
     <w:p>
       <w:pPr>
+        <w:jc w:val="center"/>
+      </w:pPr>
+      <w:r>
+        <w:drawing>
+          <wp:inline xmlns:a="http://schemas.openxmlformats.org/drawingml/2006/main" xmlns:pic="http://schemas.openxmlformats.org/drawingml/2006/picture">
+            <wp:extent cx="5040000" cy="2835000"/>
+            <wp:docPr id="41" name="Picture 41"/>
+            <wp:cNvGraphicFramePr>
+              <a:graphicFrameLocks noChangeAspect="1"/>
+            </wp:cNvGraphicFramePr>
+            <a:graphic>
+              <a:graphicData uri="http://schemas.openxmlformats.org/drawingml/2006/picture">
+                <pic:pic>
+                  <pic:nvPicPr>
+                    <pic:cNvPr id="0" name="slide_041.png"/>
+                    <pic:cNvPicPr/>
+                  </pic:nvPicPr>
+                  <pic:blipFill>
+                    <a:blip r:embed="rId49"/>
+                    <a:stretch>
+                      <a:fillRect/>
+                    </a:stretch>
+                  </pic:blipFill>
+                  <pic:spPr>
+                    <a:xfrm>
+                      <a:off x="0" y="0"/>
+                      <a:ext cx="5040000" cy="2835000"/>
+                    </a:xfrm>
+                    <a:prstGeom prst="rect"/>
+                  </pic:spPr>
+                </pic:pic>
+              </a:graphicData>
+            </a:graphic>
+          </wp:inline>
+        </w:drawing>
+      </w:r>
+    </w:p>
+    <w:p>
+      <w:pPr>
         <w:spacing w:before="80" w:after="80"/>
       </w:pPr>
       <w:r>
@@ -3652,6 +5614,45 @@
     </w:p>
     <w:p>
       <w:pPr>
+        <w:jc w:val="center"/>
+      </w:pPr>
+      <w:r>
+        <w:drawing>
+          <wp:inline xmlns:a="http://schemas.openxmlformats.org/drawingml/2006/main" xmlns:pic="http://schemas.openxmlformats.org/drawingml/2006/picture">
+            <wp:extent cx="5040000" cy="2835000"/>
+            <wp:docPr id="42" name="Picture 42"/>
+            <wp:cNvGraphicFramePr>
+              <a:graphicFrameLocks noChangeAspect="1"/>
+            </wp:cNvGraphicFramePr>
+            <a:graphic>
+              <a:graphicData uri="http://schemas.openxmlformats.org/drawingml/2006/picture">
+                <pic:pic>
+                  <pic:nvPicPr>
+                    <pic:cNvPr id="0" name="slide_042.png"/>
+                    <pic:cNvPicPr/>
+                  </pic:nvPicPr>
+                  <pic:blipFill>
+                    <a:blip r:embed="rId50"/>
+                    <a:stretch>
+                      <a:fillRect/>
+                    </a:stretch>
+                  </pic:blipFill>
+                  <pic:spPr>
+                    <a:xfrm>
+                      <a:off x="0" y="0"/>
+                      <a:ext cx="5040000" cy="2835000"/>
+                    </a:xfrm>
+                    <a:prstGeom prst="rect"/>
+                  </pic:spPr>
+                </pic:pic>
+              </a:graphicData>
+            </a:graphic>
+          </wp:inline>
+        </w:drawing>
+      </w:r>
+    </w:p>
+    <w:p>
+      <w:pPr>
         <w:spacing w:before="80" w:after="80"/>
       </w:pPr>
       <w:r>
@@ -3738,6 +5739,45 @@
     </w:p>
     <w:p>
       <w:pPr>
+        <w:jc w:val="center"/>
+      </w:pPr>
+      <w:r>
+        <w:drawing>
+          <wp:inline xmlns:a="http://schemas.openxmlformats.org/drawingml/2006/main" xmlns:pic="http://schemas.openxmlformats.org/drawingml/2006/picture">
+            <wp:extent cx="5040000" cy="2835000"/>
+            <wp:docPr id="43" name="Picture 43"/>
+            <wp:cNvGraphicFramePr>
+              <a:graphicFrameLocks noChangeAspect="1"/>
+            </wp:cNvGraphicFramePr>
+            <a:graphic>
+              <a:graphicData uri="http://schemas.openxmlformats.org/drawingml/2006/picture">
+                <pic:pic>
+                  <pic:nvPicPr>
+                    <pic:cNvPr id="0" name="slide_043.png"/>
+                    <pic:cNvPicPr/>
+                  </pic:nvPicPr>
+                  <pic:blipFill>
+                    <a:blip r:embed="rId51"/>
+                    <a:stretch>
+                      <a:fillRect/>
+                    </a:stretch>
+                  </pic:blipFill>
+                  <pic:spPr>
+                    <a:xfrm>
+                      <a:off x="0" y="0"/>
+                      <a:ext cx="5040000" cy="2835000"/>
+                    </a:xfrm>
+                    <a:prstGeom prst="rect"/>
+                  </pic:spPr>
+                </pic:pic>
+              </a:graphicData>
+            </a:graphic>
+          </wp:inline>
+        </w:drawing>
+      </w:r>
+    </w:p>
+    <w:p>
+      <w:pPr>
         <w:spacing w:before="80" w:after="80"/>
       </w:pPr>
       <w:r>
@@ -3822,6 +5862,125 @@
           <w:sz w:val="22"/>
         </w:rPr>
         <w:t>Across the EXP-011 ablation and EXP-012 sensitivity grid, the ranking of LinUCB and LinTS above all other admissible policies is stable. Sophea receives STANDARD across all parameter combinations tested.</w:t>
+      </w:r>
+    </w:p>
+    <w:p/>
+    <w:p>
+      <w:pPr>
+        <w:pStyle w:val="Heading2"/>
+      </w:pPr>
+      <w:r>
+        <w:rPr>
+          <w:color w:val="2E74B5"/>
+        </w:rPr>
+        <w:t>APPENDIX A6  ·  A6: WHY A BANDIT HAS NO TRAIN/TEST SPLIT</w:t>
+      </w:r>
+    </w:p>
+    <w:p>
+      <w:pPr>
+        <w:spacing w:before="0" w:after="80"/>
+      </w:pPr>
+      <w:r>
+        <w:rPr>
+          <w:i/>
+          <w:color w:val="707070"/>
+          <w:sz w:val="18"/>
+        </w:rPr>
+        <w:t>Timing: if asked</w:t>
+      </w:r>
+    </w:p>
+    <w:p>
+      <w:pPr>
+        <w:jc w:val="center"/>
+      </w:pPr>
+      <w:r>
+        <w:drawing>
+          <wp:inline xmlns:a="http://schemas.openxmlformats.org/drawingml/2006/main" xmlns:pic="http://schemas.openxmlformats.org/drawingml/2006/picture">
+            <wp:extent cx="5040000" cy="2835000"/>
+            <wp:docPr id="44" name="Picture 44"/>
+            <wp:cNvGraphicFramePr>
+              <a:graphicFrameLocks noChangeAspect="1"/>
+            </wp:cNvGraphicFramePr>
+            <a:graphic>
+              <a:graphicData uri="http://schemas.openxmlformats.org/drawingml/2006/picture">
+                <pic:pic>
+                  <pic:nvPicPr>
+                    <pic:cNvPr id="0" name="slide_044.png"/>
+                    <pic:cNvPicPr/>
+                  </pic:nvPicPr>
+                  <pic:blipFill>
+                    <a:blip r:embed="rId52"/>
+                    <a:stretch>
+                      <a:fillRect/>
+                    </a:stretch>
+                  </pic:blipFill>
+                  <pic:spPr>
+                    <a:xfrm>
+                      <a:off x="0" y="0"/>
+                      <a:ext cx="5040000" cy="2835000"/>
+                    </a:xfrm>
+                    <a:prstGeom prst="rect"/>
+                  </pic:spPr>
+                </pic:pic>
+              </a:graphicData>
+            </a:graphic>
+          </wp:inline>
+        </w:drawing>
+      </w:r>
+    </w:p>
+    <w:p>
+      <w:pPr>
+        <w:spacing w:before="80" w:after="80"/>
+      </w:pPr>
+      <w:r>
+        <w:rPr>
+          <w:sz w:val="22"/>
+        </w:rPr>
+        <w:t>[Show if the Committee asks why there is no train/test split, or challenges whether the bandit's numbers could be overfit.]</w:t>
+      </w:r>
+    </w:p>
+    <w:p>
+      <w:pPr>
+        <w:spacing w:before="80" w:after="80"/>
+      </w:pPr>
+      <w:r>
+        <w:rPr>
+          <w:sz w:val="22"/>
+        </w:rPr>
+        <w:t>This is a fair question, because it does not map onto the workflow this Committee is used to seeing from supervised learning.</w:t>
+      </w:r>
+    </w:p>
+    <w:p>
+      <w:pPr>
+        <w:spacing w:before="80" w:after="80"/>
+      </w:pPr>
+      <w:r>
+        <w:rPr>
+          <w:sz w:val="22"/>
+        </w:rPr>
+        <w:t>Supervised ML — like the Static XGB incumbent — splits data into train, validation, and test sets, fits once on the training set, freezes the weights, and deploys unchanged. Generalisation is measured as the score on a held-out test set.</w:t>
+      </w:r>
+    </w:p>
+    <w:p>
+      <w:pPr>
+        <w:spacing w:before="80" w:after="80"/>
+      </w:pPr>
+      <w:r>
+        <w:rPr>
+          <w:sz w:val="22"/>
+        </w:rPr>
+        <w:t>A contextual bandit does not work that way. There is no split, because it meets applicants one at a time: select an arm, observe the reward, update. Every single round is simultaneously training and testing — the model is always being evaluated on the next applicant it has never seen, and immediately updating from that outcome.</w:t>
+      </w:r>
+    </w:p>
+    <w:p>
+      <w:pPr>
+        <w:spacing w:before="80" w:after="80"/>
+      </w:pPr>
+      <w:r>
+        <w:rPr>
+          <w:sz w:val="22"/>
+        </w:rPr>
+        <w:t>So how do we measure generalisation without a holdout set? Three ways. First, performance is reported as cumulative regret against the Oracle, averaged over 20 independent random seeds — the seeds play the role the test set would normally play. Second, all pass criteria and seeds are pre-registered and fixed, so the results are fully reproducible and there is no test-set leakage, because there is no test set to leak. Third, and importantly, the Static XGB incumbent — the thing we are comparing against — IS fit offline and frozen, exactly like standard supervised practice. So the benchmark is fair: a supervised model at its best, versus a bandit learning from scratch, evaluated across 20 seeds.</w:t>
       </w:r>
     </w:p>
     <w:p/>

--- a/thesis/health_rl/Poly_defense_script_v2.docx
+++ b/thesis/health_rl/Poly_defense_script_v2.docx
@@ -9,7 +9,7 @@
       <w:r>
         <w:rPr>
           <w:b/>
-          <w:color w:val="1F3A6E"/>
+          <w:color w:val="1B5697"/>
           <w:sz w:val="32"/>
         </w:rPr>
         <w:t>THESIS DEFENSE PRESENTATION SCRIPT</w:t>
@@ -29,7 +29,7 @@
         <w:t>A Reinforcement Learning Approach for Cambodia</w:t>
         <w:br/>
         <w:br/>
-        <w:t>LUN CHANPOLY  ·  ITC-AMS  ·  July 2026</w:t>
+        <w:t>LUN CHANPOLY  ·  ITC-AMS  ·  8 July 2026</w:t>
       </w:r>
     </w:p>
     <w:p/>
@@ -41,7 +41,7 @@
         </w:rPr>
         <w:t>HOW TO USE THIS SCRIPT</w:t>
         <w:br/>
-        <w:t>Read aloud naturally — do not recite word-for-word if it feels unnatural. Bracketed notes [like this] are stage directions, not spoken text. The Sophea narrative beats are highlighted throughout — these are the emotional anchors of the presentation. Appendix slides A1–A6 are on standby; only advance to them if the Committee asks a question that slide addresses.</w:t>
+        <w:t>Read aloud naturally — do not recite word-for-word if it feels unnatural. Bracketed notes [like this] are stage directions, not spoken text. The Sophea narrative is the emotional thread — carry it slides 4, 11, 18 and 22. The eight appendix slides A1-A8 are on standby; only advance to them if the Committee asks a question that slide addresses.</w:t>
       </w:r>
     </w:p>
     <w:p>
@@ -55,7 +55,7 @@
       </w:pPr>
       <w:r>
         <w:rPr>
-          <w:color w:val="2E74B5"/>
+          <w:color w:val="1F6FC4"/>
         </w:rPr>
         <w:t>SLIDE 1  ·  TITLE SLIDE</w:t>
       </w:r>
@@ -120,7 +120,7 @@
         <w:rPr>
           <w:sz w:val="22"/>
         </w:rPr>
-        <w:t>Good morning, Distinguished Committee. I am Lun Chanpoly, and I am here to defend my master's thesis — Adaptive Health Insurance Underwriting via Contextual Bandits: A Reinforcement Learning Approach for Cambodia — a project born from my internship at Decent Actuarial Consultants in Phnom Penh, from March to June 2026, under the supervision of Dr. Has Sothea and the guidance of Mr. ON Radet at DAC.</w:t>
+        <w:t>Good morning, Distinguished Committee. I am Lun Chanpoly, and I am here to defend my master's thesis — Adaptive Health Insurance Underwriting via Contextual Bandits: A Reinforcement Learning Approach for Cambodia. This project grew out of my internship at Decent Actuarial Consultants in Phnom Penh, from March to June 2026, under the supervision of Dr. Has Sothea and the guidance of Mr. ON Radet at DAC.</w:t>
       </w:r>
     </w:p>
     <w:p>
@@ -131,7 +131,7 @@
         <w:rPr>
           <w:sz w:val="22"/>
         </w:rPr>
-        <w:t>This research was driven by a single, urgent question: how do we make underwriting in Cambodia not just faster, but fundamentally smarter and more inclusive? By the end of this presentation, I hope to show you that we have a rigorous, honest, and practically useful answer.</w:t>
+        <w:t>The talk has seven short sections — I'll keep the language plain and keep the maths for the appendix, which is on standby if you want to go deeper on any number.</w:t>
       </w:r>
     </w:p>
     <w:p>
@@ -152,7 +152,7 @@
       </w:pPr>
       <w:r>
         <w:rPr>
-          <w:color w:val="2E74B5"/>
+          <w:color w:val="1F6FC4"/>
         </w:rPr>
         <w:t>SLIDE 2  ·  TABLE OF CONTENTS</w:t>
       </w:r>
@@ -167,7 +167,7 @@
           <w:color w:val="707070"/>
           <w:sz w:val="18"/>
         </w:rPr>
-        <w:t>Timing: ~30 sec</w:t>
+        <w:t>Timing: ~0.5 min</w:t>
       </w:r>
     </w:p>
     <w:p>
@@ -217,7 +217,7 @@
         <w:rPr>
           <w:sz w:val="22"/>
         </w:rPr>
-        <w:t>I will take you through five sections. We begin with why this problem matters — which I will show you through a story. Then a brief survey of what the research literature offers. Then the methodology I designed and implemented. Then the results — including some honest findings that did not go as expected. And finally, what all of this means for Cambodia.</w:t>
+        <w:t>Here is the shape of the talk. I'll start with the problem and the market, review the literature in a single table, walk through how the system is designed and built, show the results, draw the conclusions, and finish with a live demonstration.</w:t>
       </w:r>
     </w:p>
     <w:p>
@@ -228,18 +228,7 @@
         <w:rPr>
           <w:sz w:val="22"/>
         </w:rPr>
-        <w:t>I also have five technical appendix slides available if the Committee wishes to go deeper on any specific point.</w:t>
-      </w:r>
-    </w:p>
-    <w:p>
-      <w:pPr>
-        <w:spacing w:before="80" w:after="80"/>
-      </w:pPr>
-      <w:r>
-        <w:rPr>
-          <w:sz w:val="22"/>
-        </w:rPr>
-        <w:t>Let me start with the person at the center of this problem.</w:t>
+        <w:t>[Advance to the map.]</w:t>
       </w:r>
     </w:p>
     <w:p/>
@@ -249,9 +238,9 @@
       </w:pPr>
       <w:r>
         <w:rPr>
-          <w:color w:val="2E74B5"/>
+          <w:color w:val="1F6FC4"/>
         </w:rPr>
-        <w:t>SLIDE 3  ·  MEET SOPHEA</w:t>
+        <w:t>SLIDE 3  ·  A MARKET THE SYSTEM WAS NOT BUILT FOR</w:t>
       </w:r>
     </w:p>
     <w:p>
@@ -264,7 +253,7 @@
           <w:color w:val="707070"/>
           <w:sz w:val="18"/>
         </w:rPr>
-        <w:t>Timing: ~1.5 min</w:t>
+        <w:t>Timing: ~1 min</w:t>
       </w:r>
     </w:p>
     <w:p>
@@ -314,7 +303,7 @@
         <w:rPr>
           <w:sz w:val="22"/>
         </w:rPr>
-        <w:t>[Point to the left card on screen.]</w:t>
+        <w:t>[Point to the map and the numbers around it.]</w:t>
       </w:r>
     </w:p>
     <w:p>
@@ -325,7 +314,7 @@
         <w:rPr>
           <w:sz w:val="22"/>
         </w:rPr>
-        <w:t>This is Sophea. You can see her profile here on the left: 42 years old, a rice farmer from Kampong Cham Province. She is active — high physical activity from field farming — a non-smoker, with a BMI of 24.1, well within the normal range. Her only health flag: managed hypertension.</w:t>
+        <w:t>This is the market Sophea lives in. In Cambodia, fewer than two percent of people have any health insurance. The state scheme, NSSF, reaches only formal-sector workers — roughly sixteen percent of the population. Everyone else is underwritten by hand: fixed rules, no learning, and no check on fairness.</w:t>
       </w:r>
     </w:p>
     <w:p>
@@ -336,51 +325,7 @@
         <w:rPr>
           <w:sz w:val="22"/>
         </w:rPr>
-        <w:t>[Point to the two amber flag boxes on the right.]</w:t>
-      </w:r>
-    </w:p>
-    <w:p>
-      <w:pPr>
-        <w:spacing w:before="80" w:after="80"/>
-      </w:pPr>
-      <w:r>
-        <w:rPr>
-          <w:sz w:val="22"/>
-        </w:rPr>
-        <w:t>In 2023, Sophea walks into a private insurer in Phnom Penh and applies for voluntary health insurance. The static rule-based system checks two fields: OCCUPATION — Agriculture. CONDITION FLAG — Hypertension. Both thresholds are crossed.</w:t>
-      </w:r>
-    </w:p>
-    <w:p>
-      <w:pPr>
-        <w:spacing w:before="80" w:after="80"/>
-      </w:pPr>
-      <w:r>
-        <w:rPr>
-          <w:sz w:val="22"/>
-        </w:rPr>
-        <w:t>[Point to the red DECLINE box.]</w:t>
-      </w:r>
-    </w:p>
-    <w:p>
-      <w:pPr>
-        <w:spacing w:before="80" w:after="80"/>
-      </w:pPr>
-      <w:r>
-        <w:rPr>
-          <w:sz w:val="22"/>
-        </w:rPr>
-        <w:t>The system decision, shown here in red: DECLINE. Sophea leaves without coverage.</w:t>
-      </w:r>
-    </w:p>
-    <w:p>
-      <w:pPr>
-        <w:spacing w:before="80" w:after="80"/>
-      </w:pPr>
-      <w:r>
-        <w:rPr>
-          <w:sz w:val="22"/>
-        </w:rPr>
-        <w:t>But I have to ask: was that the right answer? This research is my attempt to answer that question — not with intuition, but with a system that learns. To pursue it rigorously, I joined the organization that works with decisions like this every day.</w:t>
+        <w:t>So Sophea is not an exception. She represents the ninety-eight percent the current system was simply not built for.</w:t>
       </w:r>
     </w:p>
     <w:p/>
@@ -390,9 +335,9 @@
       </w:pPr>
       <w:r>
         <w:rPr>
-          <w:color w:val="2E74B5"/>
+          <w:color w:val="1F6FC4"/>
         </w:rPr>
-        <w:t>SLIDE 4  ·  ABOUT DECENT ACTUARIAL CONSULTANTS</w:t>
+        <w:t>SLIDE 4  ·  MEET SOPHEA</w:t>
       </w:r>
     </w:p>
     <w:p>
@@ -405,7 +350,7 @@
           <w:color w:val="707070"/>
           <w:sz w:val="18"/>
         </w:rPr>
-        <w:t>Timing: ~1 min</w:t>
+        <w:t>Timing: ~1.5 min</w:t>
       </w:r>
     </w:p>
     <w:p>
@@ -455,7 +400,7 @@
         <w:rPr>
           <w:sz w:val="22"/>
         </w:rPr>
-        <w:t>To answer that question, I joined Decent Actuarial Consultants — DAC — as a research intern in March 2026.</w:t>
+        <w:t>[Point to the profile card on the left.]</w:t>
       </w:r>
     </w:p>
     <w:p>
@@ -466,7 +411,7 @@
         <w:rPr>
           <w:sz w:val="22"/>
         </w:rPr>
-        <w:t>DAC is a regional actuarial consultancy with offices in Taipei, Phnom Penh, and Vietnam. Their services span life and non-life insurance — appointed actuary work, IFRS 17 implementation, product development, ALM and ERM, M&amp;A advisory, and university partnerships.</w:t>
+        <w:t>This is Sophea — forty-two years old, a rice farmer from Kampong Cham. She is active from field farming, a non-smoker, with a BMI of 24.1, well within the normal range. Her only health flag is managed hypertension.</w:t>
       </w:r>
     </w:p>
     <w:p>
@@ -477,7 +422,7 @@
         <w:rPr>
           <w:sz w:val="22"/>
         </w:rPr>
-        <w:t>Their clients include some of the insurers who work with applicants like Sophea every day. Supervised by Mr. ON Radet, my task was to design and validate an adaptive underwriting system — and build a working prototype. The thesis and demonstration you will see today are the outputs of that internship.</w:t>
+        <w:t>[Point to the two amber flags on the right.]</w:t>
       </w:r>
     </w:p>
     <w:p>
@@ -488,7 +433,29 @@
         <w:rPr>
           <w:sz w:val="22"/>
         </w:rPr>
-        <w:t>With that institutional context established, let me show you the market Sophea lives in — and why her situation is not exceptional.</w:t>
+        <w:t>In 2023 she applies for voluntary health insurance in Phnom Penh. The static system checks just two fields: occupation — agriculture; and condition — hypertension. Both thresholds are crossed.</w:t>
+      </w:r>
+    </w:p>
+    <w:p>
+      <w:pPr>
+        <w:spacing w:before="80" w:after="80"/>
+      </w:pPr>
+      <w:r>
+        <w:rPr>
+          <w:sz w:val="22"/>
+        </w:rPr>
+        <w:t>[Point to the red box.]</w:t>
+      </w:r>
+    </w:p>
+    <w:p>
+      <w:pPr>
+        <w:spacing w:before="80" w:after="80"/>
+      </w:pPr>
+      <w:r>
+        <w:rPr>
+          <w:sz w:val="22"/>
+        </w:rPr>
+        <w:t>The decision: DECLINE. Sophea leaves without coverage. And I have to ask — was that the right answer?</w:t>
       </w:r>
     </w:p>
     <w:p/>
@@ -498,9 +465,9 @@
       </w:pPr>
       <w:r>
         <w:rPr>
-          <w:color w:val="2E74B5"/>
+          <w:color w:val="1F6FC4"/>
         </w:rPr>
-        <w:t>SLIDE 5  ·  CAMBODIA HEALTH INSURANCE MARKET</w:t>
+        <w:t>SLIDE 5  ·  WHY STATIC RULES FAIL</w:t>
       </w:r>
     </w:p>
     <w:p>
@@ -513,7 +480,7 @@
           <w:color w:val="707070"/>
           <w:sz w:val="18"/>
         </w:rPr>
-        <w:t>Timing: ~1.5 min</w:t>
+        <w:t>Timing: ~1 min</w:t>
       </w:r>
     </w:p>
     <w:p>
@@ -563,7 +530,7 @@
         <w:rPr>
           <w:sz w:val="22"/>
         </w:rPr>
-        <w:t>[Point to the large stat on the left.]</w:t>
+        <w:t>The honest answer is that the rule couldn't have known. A fixed rule can't see Sophea's full picture — and it never learns from its mistakes.</w:t>
       </w:r>
     </w:p>
     <w:p>
@@ -574,7 +541,7 @@
         <w:rPr>
           <w:sz w:val="22"/>
         </w:rPr>
-        <w:t>To understand why Sophea's case is the norm and not the exception, we have to look at the market she lives in. This number — under two percent — is the estimated health insurance penetration in Cambodia in 2023. Not 10 percent. Not 20 percent. Under two percent of the population with private voluntary health coverage.</w:t>
+        <w:t>Three problems, in plain words. First, fixed cutoffs: it checks two fields and stops, so her normal BMI and active lifestyle are invisible. Second, it never updates: claims come back over the years but the rule stays frozen, repeating the same mistake. And third, nobody checks fairness: no one is watching whether whole regions or occupations are quietly shut out.</w:t>
       </w:r>
     </w:p>
     <w:p>
@@ -585,51 +552,7 @@
         <w:rPr>
           <w:sz w:val="22"/>
         </w:rPr>
-        <w:t>The NSSF provides mandatory coverage, but only to formal-sector workers — roughly 16 percent of the population. For the remaining majority — the 98 percent Sophea represents — the current system is not just inefficient, it is effectively invisible: manual and rule-based, with agent networks consuming 15 to 30 percent of premium revenue, and no demographic-parity monitoring in practice.</w:t>
-      </w:r>
-    </w:p>
-    <w:p>
-      <w:pPr>
-        <w:spacing w:before="80" w:after="80"/>
-      </w:pPr>
-      <w:r>
-        <w:rPr>
-          <w:sz w:val="22"/>
-        </w:rPr>
-        <w:t>[Point to the SDG panel on the right.]</w:t>
-      </w:r>
-    </w:p>
-    <w:p>
-      <w:pPr>
-        <w:spacing w:before="80" w:after="80"/>
-      </w:pPr>
-      <w:r>
-        <w:rPr>
-          <w:sz w:val="22"/>
-        </w:rPr>
-        <w:t>This research connects directly to three of Cambodia's SDGs. SDG 3 — Good Health and Well-being — by widening access. SDG 1 — No Poverty — by shielding households from catastrophic health costs. SDG 10 — Reduced Inequalities — through the PSI fairness guardrail.</w:t>
-      </w:r>
-    </w:p>
-    <w:p>
-      <w:pPr>
-        <w:spacing w:before="80" w:after="80"/>
-      </w:pPr>
-      <w:r>
-        <w:rPr>
-          <w:sz w:val="22"/>
-        </w:rPr>
-        <w:t>Sophea's situation is not an edge case — she is one of the 98 percent the current market was not built for.</w:t>
-      </w:r>
-    </w:p>
-    <w:p>
-      <w:pPr>
-        <w:spacing w:before="80" w:after="80"/>
-      </w:pPr>
-      <w:r>
-        <w:rPr>
-          <w:sz w:val="22"/>
-        </w:rPr>
-        <w:t>That gap points to four precise failure modes in the current system.</w:t>
+        <w:t>My thesis asks whether a system that learns can do better on all three.</w:t>
       </w:r>
     </w:p>
     <w:p/>
@@ -639,9 +562,9 @@
       </w:pPr>
       <w:r>
         <w:rPr>
-          <w:color w:val="2E74B5"/>
+          <w:color w:val="1F6FC4"/>
         </w:rPr>
-        <w:t>SLIDE 6  ·  PROBLEM STATEMENT</w:t>
+        <w:t>SLIDE 6  ·  GOAL &amp; OBJECTIVES</w:t>
       </w:r>
     </w:p>
     <w:p>
@@ -704,7 +627,7 @@
         <w:rPr>
           <w:sz w:val="22"/>
         </w:rPr>
-        <w:t>The static system that declined Sophea has four specific blind spots — each one visible in her case.</w:t>
+        <w:t>So here is the goal, in one sentence: can a system that learns from every decision underwrite better — and stay fair — than today's fixed rules?</w:t>
       </w:r>
     </w:p>
     <w:p>
@@ -715,7 +638,7 @@
         <w:rPr>
           <w:sz w:val="22"/>
         </w:rPr>
-        <w:t>First: Static Thresholds. Fixed cutoffs ignore context. Sophea's BMI, her physical activity, her non-smoking status — all invisible to the rule engine. Two ones triggered two thresholds and the system said no.</w:t>
+        <w:t>That breaks into three research questions. One: does the learning system earn more and make fewer mistakes than the fixed-rule baseline? Two: does it stay fair across regions and occupations, without being explicitly told to? And three: which learning method works best?</w:t>
       </w:r>
     </w:p>
     <w:p>
@@ -726,7 +649,7 @@
         <w:rPr>
           <w:sz w:val="22"/>
         </w:rPr>
-        <w:t>Second: No Online Adaptation. Claims feedback never reaches the model. Static weights trained once on historical data do not update from new outcomes. Every applicant — including Sophea — is assessed against stale beliefs.</w:t>
+        <w:t>[Point to the SDG strip.]</w:t>
       </w:r>
     </w:p>
     <w:p>
@@ -737,40 +660,7 @@
         <w:rPr>
           <w:sz w:val="22"/>
         </w:rPr>
-        <w:t>Third: Demographic Blindspot. No parity metric is tracked. If the system systematically declined farmers or rural applicants at elevated rates, that pattern would be invisible to the insurer.</w:t>
-      </w:r>
-    </w:p>
-    <w:p>
-      <w:pPr>
-        <w:spacing w:before="80" w:after="80"/>
-      </w:pPr>
-      <w:r>
-        <w:rPr>
-          <w:sz w:val="22"/>
-        </w:rPr>
-        <w:t>Fourth: No Intelligent Triage. Human experts review routine cases instead of the borderline ones — like Sophea's — that actually need expert judgment.</w:t>
-      </w:r>
-    </w:p>
-    <w:p>
-      <w:pPr>
-        <w:spacing w:before="80" w:after="80"/>
-      </w:pPr>
-      <w:r>
-        <w:rPr>
-          <w:sz w:val="22"/>
-        </w:rPr>
-        <w:t>Each blind spot costs Sophea something. Together, they define the problem this thesis sets out to solve.</w:t>
-      </w:r>
-    </w:p>
-    <w:p>
-      <w:pPr>
-        <w:spacing w:before="80" w:after="80"/>
-      </w:pPr>
-      <w:r>
-        <w:rPr>
-          <w:sz w:val="22"/>
-        </w:rPr>
-        <w:t>With the problem clearly stated, I formulated four research questions to guide exactly what I would measure.</w:t>
+        <w:t>And why it matters: this touches three of Cambodia's Sustainable Development Goals — good health, no poverty, and reduced inequality.</w:t>
       </w:r>
     </w:p>
     <w:p/>
@@ -780,9 +670,9 @@
       </w:pPr>
       <w:r>
         <w:rPr>
-          <w:color w:val="2E74B5"/>
+          <w:color w:val="1F6FC4"/>
         </w:rPr>
-        <w:t>SLIDE 7  ·  RESEARCH QUESTIONS</w:t>
+        <w:t>SLIDE 7  ·  ABOUT DECENT ACTUARIAL CONSULTANTS</w:t>
       </w:r>
     </w:p>
     <w:p>
@@ -795,7 +685,7 @@
           <w:color w:val="707070"/>
           <w:sz w:val="18"/>
         </w:rPr>
-        <w:t>Timing: ~1.5 min</w:t>
+        <w:t>Timing: ~1 min</w:t>
       </w:r>
     </w:p>
     <w:p>
@@ -845,7 +735,7 @@
         <w:rPr>
           <w:sz w:val="22"/>
         </w:rPr>
-        <w:t>Four research questions frame this work.</w:t>
+        <w:t>I pursued this at Decent Actuarial Consultants — DAC — as a research intern from March 2026.</w:t>
       </w:r>
     </w:p>
     <w:p>
@@ -856,7 +746,7 @@
         <w:rPr>
           <w:sz w:val="22"/>
         </w:rPr>
-        <w:t>RQ1 asks the primary empirical question: do contextual bandits achieve higher cumulative reward and lower regret than the Static XGBoost baseline over 5,000 rounds?</w:t>
+        <w:t>DAC is a regional actuarial consultancy headquartered in Taipei, with offices across Taiwan, Vietnam and Cambodia. Their work spans life and general insurance — appointed-actuary services, IFRS 17, product development, ALM and ERM, M&amp;A advisory, and university partnerships.</w:t>
       </w:r>
     </w:p>
     <w:p>
@@ -867,51 +757,7 @@
         <w:rPr>
           <w:sz w:val="22"/>
         </w:rPr>
-        <w:t>RQ2 asks about fairness: does the bandit framework maintain demographic parity on regional and occupational approval rates — without explicit fairness constraints baked into the reward?</w:t>
-      </w:r>
-    </w:p>
-    <w:p>
-      <w:pPr>
-        <w:spacing w:before="80" w:after="80"/>
-      </w:pPr>
-      <w:r>
-        <w:rPr>
-          <w:sz w:val="22"/>
-        </w:rPr>
-        <w:t>RQ3 asks about the ranking: what is the relative performance of LinTS, LinUCB, Epsilon-Greedy, and Static XGB?</w:t>
-      </w:r>
-    </w:p>
-    <w:p>
-      <w:pPr>
-        <w:spacing w:before="80" w:after="80"/>
-      </w:pPr>
-      <w:r>
-        <w:rPr>
-          <w:sz w:val="22"/>
-        </w:rPr>
-        <w:t>RQ4 asks about deployment feasibility: is the system technically viable for low-resource mobile infrastructure — under 200 milliseconds latency?</w:t>
-      </w:r>
-    </w:p>
-    <w:p>
-      <w:pPr>
-        <w:spacing w:before="80" w:after="80"/>
-      </w:pPr>
-      <w:r>
-        <w:rPr>
-          <w:sz w:val="22"/>
-        </w:rPr>
-        <w:t>All four questions have empirical answers in the results section. I will tell you which ones came back exactly as expected — and which ones did not.</w:t>
-      </w:r>
-    </w:p>
-    <w:p>
-      <w:pPr>
-        <w:spacing w:before="80" w:after="80"/>
-      </w:pPr>
-      <w:r>
-        <w:rPr>
-          <w:sz w:val="22"/>
-        </w:rPr>
-        <w:t>These questions translate directly into four deliverables and five measurable objectives.</w:t>
+        <w:t>Their clients include insurers who face applicants like Sophea every day. Under Mr. ON Radet, my task was to design, validate, and prototype an adaptive underwriting system. This thesis and the demo are the outputs of that internship.</w:t>
       </w:r>
     </w:p>
     <w:p/>
@@ -921,9 +767,9 @@
       </w:pPr>
       <w:r>
         <w:rPr>
-          <w:color w:val="2E74B5"/>
+          <w:color w:val="1F6FC4"/>
         </w:rPr>
-        <w:t>SLIDE 8  ·  PROJECT OBJECTIVES &amp; DELIVERABLES</w:t>
+        <w:t>SLIDE 8  ·  PROJECT TIMELINE</w:t>
       </w:r>
     </w:p>
     <w:p>
@@ -936,7 +782,7 @@
           <w:color w:val="707070"/>
           <w:sz w:val="18"/>
         </w:rPr>
-        <w:t>Timing: ~1.5 min</w:t>
+        <w:t>Timing: ~0.5 min</w:t>
       </w:r>
     </w:p>
     <w:p>
@@ -986,84 +832,7 @@
         <w:rPr>
           <w:sz w:val="22"/>
         </w:rPr>
-        <w:t>The project produced four deliverables and five measurable secondary objectives.</w:t>
-      </w:r>
-    </w:p>
-    <w:p>
-      <w:pPr>
-        <w:spacing w:before="80" w:after="80"/>
-      </w:pPr>
-      <w:r>
-        <w:rPr>
-          <w:sz w:val="22"/>
-        </w:rPr>
-        <w:t>On the left — the four deliverables.</w:t>
-      </w:r>
-    </w:p>
-    <w:p>
-      <w:pPr>
-        <w:spacing w:before="80" w:after="80"/>
-      </w:pPr>
-      <w:r>
-        <w:rPr>
-          <w:sz w:val="22"/>
-        </w:rPr>
-        <w:t>D1: a 2,000-record synthetic Cambodia health insurance dataset, anchored on CDHS 2021-22, STEPS, ILO, and WHO sources. Sophea is one of those 2,000. She is statistically realistic — not a cartoon.</w:t>
-      </w:r>
-    </w:p>
-    <w:p>
-      <w:pPr>
-        <w:spacing w:before="80" w:after="80"/>
-      </w:pPr>
-      <w:r>
-        <w:rPr>
-          <w:sz w:val="22"/>
-        </w:rPr>
-        <w:t>D2: the contextual bandit underwriting engine — LinUCB, LinTS, and Epsilon-Greedy — with sub-200 millisecond latency.</w:t>
-      </w:r>
-    </w:p>
-    <w:p>
-      <w:pPr>
-        <w:spacing w:before="80" w:after="80"/>
-      </w:pPr>
-      <w:r>
-        <w:rPr>
-          <w:sz w:val="22"/>
-        </w:rPr>
-        <w:t>D3: the actuarial reward simulator that converts underwriting decisions into a profit signal the bandit can learn from.</w:t>
-      </w:r>
-    </w:p>
-    <w:p>
-      <w:pPr>
-        <w:spacing w:before="80" w:after="80"/>
-      </w:pPr>
-      <w:r>
-        <w:rPr>
-          <w:sz w:val="22"/>
-        </w:rPr>
-        <w:t>D4: the PSI fairness monitoring framework with GREEN-AMBER-RED alerts.</w:t>
-      </w:r>
-    </w:p>
-    <w:p>
-      <w:pPr>
-        <w:spacing w:before="80" w:after="80"/>
-      </w:pPr>
-      <w:r>
-        <w:rPr>
-          <w:sz w:val="22"/>
-        </w:rPr>
-        <w:t>On the right — the five secondary objectives that map directly to the experiments I will describe in the results section.</w:t>
-      </w:r>
-    </w:p>
-    <w:p>
-      <w:pPr>
-        <w:spacing w:before="80" w:after="80"/>
-      </w:pPr>
-      <w:r>
-        <w:rPr>
-          <w:sz w:val="22"/>
-        </w:rPr>
-        <w:t>Before I describe what I built, let me briefly survey the research literature that shaped how I built it.</w:t>
+        <w:t>The work ran over a three-month internship. The first month was research and modelling — literature, the dataset, and the baselines. The second was experiments. The third was engineering the demo and writing up. Four milestones, from baselines ready to thesis complete.</w:t>
       </w:r>
     </w:p>
     <w:p/>
@@ -1073,9 +842,9 @@
       </w:pPr>
       <w:r>
         <w:rPr>
-          <w:color w:val="2E74B5"/>
+          <w:color w:val="1F6FC4"/>
         </w:rPr>
-        <w:t>SLIDE 9  ·  SECTION DIVIDER — Literature Review</w:t>
+        <w:t>SLIDE 9  ·  THE LITERATURE, IN ONE TABLE</w:t>
       </w:r>
     </w:p>
     <w:p>
@@ -1088,7 +857,7 @@
           <w:color w:val="707070"/>
           <w:sz w:val="18"/>
         </w:rPr>
-        <w:t>Timing: ~5 sec</w:t>
+        <w:t>Timing: ~1.5 min</w:t>
       </w:r>
     </w:p>
     <w:p>
@@ -1138,7 +907,40 @@
         <w:rPr>
           <w:sz w:val="22"/>
         </w:rPr>
-        <w:t>Before I show you the system I built, let me briefly survey what the research literature told me about how to build it.</w:t>
+        <w:t>Four bodies of work meet in this thesis, and I've put them in one table.</w:t>
+      </w:r>
+    </w:p>
+    <w:p>
+      <w:pPr>
+        <w:spacing w:before="80" w:after="80"/>
+      </w:pPr>
+      <w:r>
+        <w:rPr>
+          <w:sz w:val="22"/>
+        </w:rPr>
+        <w:t>First, health insurance in emerging markets — the surveys that tell us Cambodia is barely insured. Second, contextual bandits — the machine-learning method at the heart of this work, from Li and colleagues in 2010 and Agrawal and Goyal in 2013; these learn which action pays off one decision at a time, without a big offline dataset. Third, fairness and drift monitoring — the Population Stability Index. And fourth, human-in-the-loop review.</w:t>
+      </w:r>
+    </w:p>
+    <w:p>
+      <w:pPr>
+        <w:spacing w:before="80" w:after="80"/>
+      </w:pPr>
+      <w:r>
+        <w:rPr>
+          <w:sz w:val="22"/>
+        </w:rPr>
+        <w:t>[Point to the green bar.]</w:t>
+      </w:r>
+    </w:p>
+    <w:p>
+      <w:pPr>
+        <w:spacing w:before="80" w:after="80"/>
+      </w:pPr>
+      <w:r>
+        <w:rPr>
+          <w:sz w:val="22"/>
+        </w:rPr>
+        <w:t>The gap is clear: no prior work applies online-learning underwriting to Cambodia. That is where this thesis sits.</w:t>
       </w:r>
     </w:p>
     <w:p/>
@@ -1148,9 +950,9 @@
       </w:pPr>
       <w:r>
         <w:rPr>
-          <w:color w:val="2E74B5"/>
+          <w:color w:val="1F6FC4"/>
         </w:rPr>
-        <w:t>SLIDE 10  ·  LITERATURE REVIEW</w:t>
+        <w:t>SLIDE 10  ·  HOW THE SYSTEM WORKS</w:t>
       </w:r>
     </w:p>
     <w:p>
@@ -1163,7 +965,7 @@
           <w:color w:val="707070"/>
           <w:sz w:val="18"/>
         </w:rPr>
-        <w:t>Timing: ~2 min</w:t>
+        <w:t>Timing: ~1 min</w:t>
       </w:r>
     </w:p>
     <w:p>
@@ -1213,7 +1015,7 @@
         <w:rPr>
           <w:sz w:val="22"/>
         </w:rPr>
-        <w:t>Five research areas shaped the design of this system.</w:t>
+        <w:t>Here's the whole system on one line. In plain words: it decides, sees what happens, and gets a little smarter each round.</w:t>
       </w:r>
     </w:p>
     <w:p>
@@ -1224,62 +1026,7 @@
         <w:rPr>
           <w:sz w:val="22"/>
         </w:rPr>
-        <w:t>First: emerging-market health insurance. Reports from CDHS 2021-22, ILO 2023, and ADB established Cambodia's context. Under 2 percent penetration. NSSF covering only the formal sector. Private insurers working with manual, rule-based systems.</w:t>
-      </w:r>
-    </w:p>
-    <w:p>
-      <w:pPr>
-        <w:spacing w:before="80" w:after="80"/>
-      </w:pPr>
-      <w:r>
-        <w:rPr>
-          <w:sz w:val="22"/>
-        </w:rPr>
-        <w:t>Second: linear contextual bandits. LinUCB from Li et al. 2010 and LinTS from Agrawal and Goyal 2013 both achieve sub-linear regret of order d-root-T-log-T. This theoretical guarantee is why I chose them: provably efficient, interpretable, and low compute.</w:t>
-      </w:r>
-    </w:p>
-    <w:p>
-      <w:pPr>
-        <w:spacing w:before="80" w:after="80"/>
-      </w:pPr>
-      <w:r>
-        <w:rPr>
-          <w:sz w:val="22"/>
-        </w:rPr>
-        <w:t>Third: neural bandits. NeuralUCB, NeuralTS, and EE-Net relax the linear reward assumption. Natural future-work candidates, but they require large datasets and risk overfitting on 2,000 records.</w:t>
-      </w:r>
-    </w:p>
-    <w:p>
-      <w:pPr>
-        <w:spacing w:before="80" w:after="80"/>
-      </w:pPr>
-      <w:r>
-        <w:rPr>
-          <w:sz w:val="22"/>
-        </w:rPr>
-        <w:t>Fourth: fairness in insurance machine learning. Barocas et al. and Ensign et al. warned specifically about feedback loops that harm rural and occupational groups — exactly Sophea's category.</w:t>
-      </w:r>
-    </w:p>
-    <w:p>
-      <w:pPr>
-        <w:spacing w:before="80" w:after="80"/>
-      </w:pPr>
-      <w:r>
-        <w:rPr>
-          <w:sz w:val="22"/>
-        </w:rPr>
-        <w:t>Fifth: Population Stability Index. PSI gives us three interpretable zones: GREEN below 0.10, AMBER 0.10 to 0.25, RED above 0.25. The full review cites 25 sources in APA format.</w:t>
-      </w:r>
-    </w:p>
-    <w:p>
-      <w:pPr>
-        <w:spacing w:before="80" w:after="80"/>
-      </w:pPr>
-      <w:r>
-        <w:rPr>
-          <w:sz w:val="22"/>
-        </w:rPr>
-        <w:t>Two of these areas — linear bandits and algorithm selection — deserve a direct comparison before we proceed to the system design.</w:t>
+        <w:t>It reads a short profile of the applicant. It picks one of four actions — Standard, Rated, Decline, or Refer to a human. It earns a reward: the premiums it collects minus the claims that follow. A fairness guardrail watches for drift, and the genuinely uncertain cases are handed to a human expert. Then it updates and moves to the next applicant.</w:t>
       </w:r>
     </w:p>
     <w:p/>
@@ -1289,9 +1036,9 @@
       </w:pPr>
       <w:r>
         <w:rPr>
-          <w:color w:val="2E74B5"/>
+          <w:color w:val="1F6FC4"/>
         </w:rPr>
-        <w:t>SLIDE 11  ·  ALGORITHM COMPARISON</w:t>
+        <w:t>SLIDE 11  ·  HOW THE SYSTEM DECIDES FOR SOPHEA</w:t>
       </w:r>
     </w:p>
     <w:p>
@@ -1354,7 +1101,7 @@
         <w:rPr>
           <w:sz w:val="22"/>
         </w:rPr>
-        <w:t>[Point to the table.]</w:t>
+        <w:t>Let's watch it decide for Sophea.</w:t>
       </w:r>
     </w:p>
     <w:p>
@@ -1365,7 +1112,7 @@
         <w:rPr>
           <w:sz w:val="22"/>
         </w:rPr>
-        <w:t>Five algorithms appear in this comparison. The two highlighted rows — LinUCB and LinTS — are our proposed policies.</w:t>
+        <w:t>[Point to the left panel.]</w:t>
       </w:r>
     </w:p>
     <w:p>
@@ -1376,7 +1123,7 @@
         <w:rPr>
           <w:sz w:val="22"/>
         </w:rPr>
-        <w:t>Both achieve sub-linear regret of order d-root-T-log-T. Both have per-round cost of order d-squared — fast enough for real-time underwriting decisions. Both require only moderate data.</w:t>
+        <w:t>On the left is what it knows about her — a short profile: age, non-smoker, managed blood pressure, active, rice farmer, low wealth. Thirty-four facts in all.</w:t>
       </w:r>
     </w:p>
     <w:p>
@@ -1387,7 +1134,7 @@
         <w:rPr>
           <w:sz w:val="22"/>
         </w:rPr>
-        <w:t>LinUCB uses a deterministic UCB exploration bonus — a confidence interval around the estimated reward. LinTS uses posterior sampling — it draws a sample from the Bayesian posterior and picks the best arm under that sample.</w:t>
+        <w:t>[Point to the bars.]</w:t>
       </w:r>
     </w:p>
     <w:p>
@@ -1398,7 +1145,7 @@
         <w:rPr>
           <w:sz w:val="22"/>
         </w:rPr>
-        <w:t>NeuralUCB and EE-Net are included for context. They relax the linear reward assumption but require much larger datasets and are not viable for our 2,000-record setting.</w:t>
+        <w:t>It scores each of the four options. Standard scores highest, at 0.52; Rated 0.31; Refer 0.28; Decline just 0.10. The highest score wins, so Sophea gets Standard coverage.</w:t>
       </w:r>
     </w:p>
     <w:p>
@@ -1409,18 +1156,7 @@
         <w:rPr>
           <w:sz w:val="22"/>
         </w:rPr>
-        <w:t>Epsilon-Greedy is included as a weaker admissible baseline — it achieves only O of T to the two-thirds regret in the worst case.</w:t>
-      </w:r>
-    </w:p>
-    <w:p>
-      <w:pPr>
-        <w:spacing w:before="80" w:after="80"/>
-      </w:pPr>
-      <w:r>
-        <w:rPr>
-          <w:sz w:val="22"/>
-        </w:rPr>
-        <w:t>With LinUCB and LinTS selected as the proposed policies, let me now show you the system I designed around them.</w:t>
+        <w:t>In plain words: it estimates how each option would pay off for someone like her, then adds a small bonus for options it hasn't tried often — so it keeps learning. The exact formula is in Appendix A7 if you'd like it.</w:t>
       </w:r>
     </w:p>
     <w:p/>
@@ -1430,9 +1166,9 @@
       </w:pPr>
       <w:r>
         <w:rPr>
-          <w:color w:val="2E74B5"/>
+          <w:color w:val="1F6FC4"/>
         </w:rPr>
-        <w:t>SLIDE 12  ·  SECTION DIVIDER — Methodology &amp; Model Design</w:t>
+        <w:t>SLIDE 12  ·  WHAT THE SYSTEM EARNS</w:t>
       </w:r>
     </w:p>
     <w:p>
@@ -1445,7 +1181,7 @@
           <w:color w:val="707070"/>
           <w:sz w:val="18"/>
         </w:rPr>
-        <w:t>Timing: ~5 sec</w:t>
+        <w:t>Timing: ~1 min</w:t>
       </w:r>
     </w:p>
     <w:p>
@@ -1495,7 +1231,29 @@
         <w:rPr>
           <w:sz w:val="22"/>
         </w:rPr>
-        <w:t>Let me now show you the system I built to give Sophea a better answer.</w:t>
+        <w:t>What does 'reward' actually mean? It's simple: reward equals premiums collected minus claims paid.</w:t>
+      </w:r>
+    </w:p>
+    <w:p>
+      <w:pPr>
+        <w:spacing w:before="80" w:after="80"/>
+      </w:pPr>
+      <w:r>
+        <w:rPr>
+          <w:sz w:val="22"/>
+        </w:rPr>
+        <w:t>Insure someone who stays healthy and you collect premiums and pay few claims — you earn. Insure a frequent claimer and the claims outrun the premiums — you lose. Decline everyone and you collect nothing.</w:t>
+      </w:r>
+    </w:p>
+    <w:p>
+      <w:pPr>
+        <w:spacing w:before="80" w:after="80"/>
+      </w:pPr>
+      <w:r>
+        <w:rPr>
+          <w:sz w:val="22"/>
+        </w:rPr>
+        <w:t>So the system is rewarded for insuring the right people at the right price — not for saying yes to everyone, and not for saying no to everyone. The full actuarial detail — risk loadings, adverse selection, price elasticity — is in the reward simulator, Table 8, and Appendix A5.</w:t>
       </w:r>
     </w:p>
     <w:p/>
@@ -1505,9 +1263,9 @@
       </w:pPr>
       <w:r>
         <w:rPr>
-          <w:color w:val="2E74B5"/>
+          <w:color w:val="1F6FC4"/>
         </w:rPr>
-        <w:t>SLIDE 13  ·  SYSTEM ARCHITECTURE</w:t>
+        <w:t>SLIDE 13  ·  THE FAIRNESS GUARDRAIL</w:t>
       </w:r>
     </w:p>
     <w:p>
@@ -1520,7 +1278,7 @@
           <w:color w:val="707070"/>
           <w:sz w:val="18"/>
         </w:rPr>
-        <w:t>Timing: ~1.5 min</w:t>
+        <w:t>Timing: ~1 min</w:t>
       </w:r>
     </w:p>
     <w:p>
@@ -1570,7 +1328,7 @@
         <w:rPr>
           <w:sz w:val="22"/>
         </w:rPr>
-        <w:t>[Point to the pipeline diagram left to right.]</w:t>
+        <w:t>Learning fast is not enough — it also has to stay fair. That's the job of the Population Stability Index, or PSI.</w:t>
       </w:r>
     </w:p>
     <w:p>
@@ -1581,7 +1339,7 @@
         <w:rPr>
           <w:sz w:val="22"/>
         </w:rPr>
-        <w:t>How do we replace the rigidity that failed Sophea? I built a closed-loop pipeline. An applicant's context vector enters on the left. A bandit policy selects one of four underwriting arms. An actuarial reward simulator returns a profit signal. PSI and HITL guardrails monitor the decision. The final decision goes out on the right — and the reward loops back to update the bandit.</w:t>
+        <w:t>PSI asks one question: are the people we approve today drifting away from the people we trained on? It's a simple traffic light. Green, below 0.10, means all clear. Amber, between 0.10 and 0.25, means watch closely. Red, above 0.25, means stop and recalibrate.</w:t>
       </w:r>
     </w:p>
     <w:p>
@@ -1592,84 +1350,7 @@
         <w:rPr>
           <w:sz w:val="22"/>
         </w:rPr>
-        <w:t>Five key components:</w:t>
-      </w:r>
-    </w:p>
-    <w:p>
-      <w:pPr>
-        <w:spacing w:before="80" w:after="80"/>
-      </w:pPr>
-      <w:r>
-        <w:rPr>
-          <w:sz w:val="22"/>
-        </w:rPr>
-        <w:t>One — a 34-dimensional standardised context vector per applicant.</w:t>
-      </w:r>
-    </w:p>
-    <w:p>
-      <w:pPr>
-        <w:spacing w:before="80" w:after="80"/>
-      </w:pPr>
-      <w:r>
-        <w:rPr>
-          <w:sz w:val="22"/>
-        </w:rPr>
-        <w:t>Two — four underwriting arms: STANDARD, RATED, DECLINE, REFER.</w:t>
-      </w:r>
-    </w:p>
-    <w:p>
-      <w:pPr>
-        <w:spacing w:before="80" w:after="80"/>
-      </w:pPr>
-      <w:r>
-        <w:rPr>
-          <w:sz w:val="22"/>
-        </w:rPr>
-        <w:t>Three — actuarial simulator returning revenue minus expected claims plus noise of plus-or-minus 8 percent.</w:t>
-      </w:r>
-    </w:p>
-    <w:p>
-      <w:pPr>
-        <w:spacing w:before="80" w:after="80"/>
-      </w:pPr>
-      <w:r>
-        <w:rPr>
-          <w:sz w:val="22"/>
-        </w:rPr>
-        <w:t>Four — PSI guardrail on a 500-round sliding window.</w:t>
-      </w:r>
-    </w:p>
-    <w:p>
-      <w:pPr>
-        <w:spacing w:before="80" w:after="80"/>
-      </w:pPr>
-      <w:r>
-        <w:rPr>
-          <w:sz w:val="22"/>
-        </w:rPr>
-        <w:t>Five — HITL wrapper that escalates when the bandit's uncertainty exceeds threshold kappa.</w:t>
-      </w:r>
-    </w:p>
-    <w:p>
-      <w:pPr>
-        <w:spacing w:before="80" w:after="80"/>
-      </w:pPr>
-      <w:r>
-        <w:rPr>
-          <w:sz w:val="22"/>
-        </w:rPr>
-        <w:t>Every decision feeds back into making the next decision sharper — a system that evolves with every single applicant, not one frozen at deployment. That is the fundamental difference from the static system.</w:t>
-      </w:r>
-    </w:p>
-    <w:p>
-      <w:pPr>
-        <w:spacing w:before="80" w:after="80"/>
-      </w:pPr>
-      <w:r>
-        <w:rPr>
-          <w:sz w:val="22"/>
-        </w:rPr>
-        <w:t>To make this pipeline concrete, I will zoom in to each component in turn — beginning with how the system sees Sophea.</w:t>
+        <w:t>And when the system isn't sure about a case, it hands it to a human expert — about one in seventy. The exact formula is in Appendix A8.</w:t>
       </w:r>
     </w:p>
     <w:p/>
@@ -1679,9 +1360,9 @@
       </w:pPr>
       <w:r>
         <w:rPr>
-          <w:color w:val="2E74B5"/>
+          <w:color w:val="1F6FC4"/>
         </w:rPr>
-        <w:t>SLIDE 14  ·  ZOOM-IN: APPLICANT CONTEXT</w:t>
+        <w:t>SLIDE 14  ·  THE DATA</w:t>
       </w:r>
     </w:p>
     <w:p>
@@ -1694,7 +1375,7 @@
           <w:color w:val="707070"/>
           <w:sz w:val="18"/>
         </w:rPr>
-        <w:t>Timing: ~15 sec</w:t>
+        <w:t>Timing: ~1 min</w:t>
       </w:r>
     </w:p>
     <w:p>
@@ -1744,7 +1425,7 @@
         <w:rPr>
           <w:sz w:val="22"/>
         </w:rPr>
-        <w:t>Having traced the full architecture pipeline from left to right, we now zoom in to the first stage — applicant context.</w:t>
+        <w:t>Now, the data. Two thousand synthetic applicants, thirty-four facts about each person, four possible decisions, anchored to four real Cambodian surveys.</w:t>
       </w:r>
     </w:p>
     <w:p>
@@ -1755,7 +1436,7 @@
         <w:rPr>
           <w:sz w:val="22"/>
         </w:rPr>
-        <w:t>[Point to the highlighted input block.]</w:t>
+        <w:t>[Gesture at the table.]</w:t>
       </w:r>
     </w:p>
     <w:p>
@@ -1766,7 +1447,7 @@
         <w:rPr>
           <w:sz w:val="22"/>
         </w:rPr>
-        <w:t>Each applicant is encoded as a 34-dimensional vector drawn from CDHS-anchored features. That vector is the bandit's sole input to every underwriting decision.</w:t>
+        <w:t>The features span demographics and vitals, lifestyle, social determinants, economics, clinical flags, and one-hot region and occupation.</w:t>
       </w:r>
     </w:p>
     <w:p>
@@ -1777,7 +1458,7 @@
         <w:rPr>
           <w:sz w:val="22"/>
         </w:rPr>
-        <w:t>This is what the system sees. Let me show you exactly what those 34 dimensions look like.</w:t>
+        <w:t>Why synthetic? Because no insurer would share real records. But the data is shaped to match published Cambodia statistics — the CDHS survey, STEPS, ILO, and WHO — so it behaves realistically even though no real person is in it.</w:t>
       </w:r>
     </w:p>
     <w:p/>
@@ -1787,9 +1468,9 @@
       </w:pPr>
       <w:r>
         <w:rPr>
-          <w:color w:val="2E74B5"/>
+          <w:color w:val="1F6FC4"/>
         </w:rPr>
-        <w:t>SLIDE 15  ·  DATASET &amp; CONTEXT</w:t>
+        <w:t>SLIDE 15  ·  HOW WE TESTED IT</w:t>
       </w:r>
     </w:p>
     <w:p>
@@ -1802,7 +1483,7 @@
           <w:color w:val="707070"/>
           <w:sz w:val="18"/>
         </w:rPr>
-        <w:t>Timing: ~1.5 min</w:t>
+        <w:t>Timing: ~1 min</w:t>
       </w:r>
     </w:p>
     <w:p>
@@ -1852,7 +1533,7 @@
         <w:rPr>
           <w:sz w:val="22"/>
         </w:rPr>
-        <w:t>Here is how the system sees Sophea: 34 numbers, nothing more.</w:t>
+        <w:t>How did I test it? Three things, in plain words.</w:t>
       </w:r>
     </w:p>
     <w:p>
@@ -1863,7 +1544,7 @@
         <w:rPr>
           <w:sz w:val="22"/>
         </w:rPr>
-        <w:t>[Point to the stat boxes at the top.]</w:t>
+        <w:t>Five thousand applicants, seen one at a time in order — exactly how it would run in production. Twenty independent repeats, each with a different random draw; the learning system won every single time. And a head-to-head comparison against the incumbent static-rules approach on the same applicants.</w:t>
       </w:r>
     </w:p>
     <w:p>
@@ -1874,51 +1555,7 @@
         <w:rPr>
           <w:sz w:val="22"/>
         </w:rPr>
-        <w:t>2,000 synthetic applicants. 34 context features. 4 underwriting arms. 4 real-world anchoring sources.</w:t>
-      </w:r>
-    </w:p>
-    <w:p>
-      <w:pPr>
-        <w:spacing w:before="80" w:after="80"/>
-      </w:pPr>
-      <w:r>
-        <w:rPr>
-          <w:sz w:val="22"/>
-        </w:rPr>
-        <w:t>[Point to the feature table.]</w:t>
-      </w:r>
-    </w:p>
-    <w:p>
-      <w:pPr>
-        <w:spacing w:before="80" w:after="80"/>
-      </w:pPr>
-      <w:r>
-        <w:rPr>
-          <w:sz w:val="22"/>
-        </w:rPr>
-        <w:t>The 34 dimensions come from seven feature categories. Demographics and vitals — age, gender, BMI. Lifestyle — smoking, alcohol, exercise. Social determinants — education, wealth, self-rated health. Economic features. Clinical flags — hypertension, diabetes, heart disease, COPD, arthritis, TB, hepatitis B. Region — eight one-hot encoded CDHS macro-regions. Occupation — seven one-hot encoded categories.</w:t>
-      </w:r>
-    </w:p>
-    <w:p>
-      <w:pPr>
-        <w:spacing w:before="80" w:after="80"/>
-      </w:pPr>
-      <w:r>
-        <w:rPr>
-          <w:sz w:val="22"/>
-        </w:rPr>
-        <w:t>Sophea is represented in this dataset as a vector: age 42, female, BMI 24.1, non-smoker, hypertension flag on, Kampong Cham indicator on, agriculture indicator on, and twenty-seven more features. The static system saw two of those features. The bandit sees all 34.</w:t>
-      </w:r>
-    </w:p>
-    <w:p>
-      <w:pPr>
-        <w:spacing w:before="80" w:after="80"/>
-      </w:pPr>
-      <w:r>
-        <w:rPr>
-          <w:sz w:val="22"/>
-        </w:rPr>
-        <w:t>Building on this, the bandit must now select an action — and it needs a reward signal to learn from. Let me zoom in to show how that reward is constructed.</w:t>
+        <w:t>One subtlety: a learning system has no train/test split — it learns as it goes. So I judge it by how much reward it loses versus a perfect-knowledge Oracle, averaged over the twenty repeats. Appendix A6 explains that in full, and the statistics underneath are all standard — bootstrap intervals, Wilcoxon tests, Bonferroni, and effect sizes.</w:t>
       </w:r>
     </w:p>
     <w:p/>
@@ -1928,9 +1565,9 @@
       </w:pPr>
       <w:r>
         <w:rPr>
-          <w:color w:val="2E74B5"/>
+          <w:color w:val="1F6FC4"/>
         </w:rPr>
-        <w:t>SLIDE 16  ·  ZOOM-IN: ACTUARIAL REWARD</w:t>
+        <w:t>SLIDE 16  ·  THE HEADLINE RESULT</w:t>
       </w:r>
     </w:p>
     <w:p>
@@ -1943,7 +1580,7 @@
           <w:color w:val="707070"/>
           <w:sz w:val="18"/>
         </w:rPr>
-        <w:t>Timing: ~15 sec</w:t>
+        <w:t>Timing: ~1.5 min</w:t>
       </w:r>
     </w:p>
     <w:p>
@@ -1993,7 +1630,7 @@
         <w:rPr>
           <w:sz w:val="22"/>
         </w:rPr>
-        <w:t>With Sophea's context encoded as a 34-dimensional vector, the bandit selects an action and receives a reward signal. We now zoom in to that reward stage.</w:t>
+        <w:t>This is the headline result. The learning system earned twenty-five point two percent more cumulative reward than the static rules — $90,540 versus $72,292, over twenty seeds.</w:t>
       </w:r>
     </w:p>
     <w:p>
@@ -2004,7 +1641,7 @@
         <w:rPr>
           <w:sz w:val="22"/>
         </w:rPr>
-        <w:t>[Point to the highlighted reward block.]</w:t>
+        <w:t>In plain words: for every hundred dollars the old rules earned, the learning system earned a hundred and twenty-five — and the gap held across all twenty repeats. Statistically it's about as clean as it gets: p below 0.001, Cohen's d of 2.98.</w:t>
       </w:r>
     </w:p>
     <w:p>
@@ -2015,7 +1652,7 @@
         <w:rPr>
           <w:sz w:val="22"/>
         </w:rPr>
-        <w:t>After the bandit selects an arm, the actuarial simulator scores that decision — premium revenue minus expected claims, with an adverse-selection penalty and noise of plus-or-minus 8 percent. That number is the signal that drives learning.</w:t>
+        <w:t>[Point to the curve.]</w:t>
       </w:r>
     </w:p>
     <w:p>
@@ -2026,7 +1663,7 @@
         <w:rPr>
           <w:sz w:val="22"/>
         </w:rPr>
-        <w:t>Let me show you how that signal is calculated in detail.</w:t>
+        <w:t>You can see it on the right: the two lines track together early, then the learning system pulls steadily ahead as it learns.</w:t>
       </w:r>
     </w:p>
     <w:p/>
@@ -2036,9 +1673,9 @@
       </w:pPr>
       <w:r>
         <w:rPr>
-          <w:color w:val="2E74B5"/>
+          <w:color w:val="1F6FC4"/>
         </w:rPr>
-        <w:t>SLIDE 17  ·  ACTUARIAL REWARD SIMULATOR (TABLE 8)</w:t>
+        <w:t>SLIDE 17  ·  THE BASELINE LADDER</w:t>
       </w:r>
     </w:p>
     <w:p>
@@ -2101,7 +1738,7 @@
         <w:rPr>
           <w:sz w:val="22"/>
         </w:rPr>
-        <w:t>[Point to the reward formula at the top.]</w:t>
+        <w:t>I want to be honest about where the bandit sits, so I tested it against a whole ladder of alternatives.</w:t>
       </w:r>
     </w:p>
     <w:p>
@@ -2112,7 +1749,7 @@
         <w:rPr>
           <w:sz w:val="22"/>
         </w:rPr>
-        <w:t>Reward equals premium revenue minus expected claims, with noise of plus-or-minus 8 percent. The adverse-selection factor of 1.35 applies when the risk multiplier exceeds 2.0 — this penalises overloading high-risk applicants who then drop out of the pool.</w:t>
+        <w:t>Every realistic alternative lands below the bandits — the static incumbent, epsilon-greedy, always-standard, random. The two learning methods, LinTS and LinUCB, are the best deployable policies on the board.</w:t>
       </w:r>
     </w:p>
     <w:p>
@@ -2123,7 +1760,7 @@
         <w:rPr>
           <w:sz w:val="22"/>
         </w:rPr>
-        <w:t>[Point to the table rows.]</w:t>
+        <w:t>[Point to the top rows.]</w:t>
       </w:r>
     </w:p>
     <w:p>
@@ -2134,51 +1771,7 @@
         <w:rPr>
           <w:sz w:val="22"/>
         </w:rPr>
-        <w:t>STANDARD: accept at standard premium. Positive net reward for a correctly priced risk. Sophea at STANDARD earns a healthy actuarial margin.</w:t>
-      </w:r>
-    </w:p>
-    <w:p>
-      <w:pPr>
-        <w:spacing w:before="80" w:after="80"/>
-      </w:pPr>
-      <w:r>
-        <w:rPr>
-          <w:sz w:val="22"/>
-        </w:rPr>
-        <w:t>RATED: accept with a 25 percent loading. Higher revenue, but elastic demand penalises over-charging healthy applicants. The slope is negative 3.5.</w:t>
-      </w:r>
-    </w:p>
-    <w:p>
-      <w:pPr>
-        <w:spacing w:before="80" w:after="80"/>
-      </w:pPr>
-      <w:r>
-        <w:rPr>
-          <w:sz w:val="22"/>
-        </w:rPr>
-        <w:t>DECLINE: reject. Zero premium revenue. The penalty of minus $10 captures the opportunity cost of refusing a viable applicant.</w:t>
-      </w:r>
-    </w:p>
-    <w:p>
-      <w:pPr>
-        <w:spacing w:before="80" w:after="80"/>
-      </w:pPr>
-      <w:r>
-        <w:rPr>
-          <w:sz w:val="22"/>
-        </w:rPr>
-        <w:t>REFER: escalate to human. Deferred reward — 70 percent of the best available arm, minus $35 review cost. This incentivises selective escalation, not blanket referral.</w:t>
-      </w:r>
-    </w:p>
-    <w:p>
-      <w:pPr>
-        <w:spacing w:before="80" w:after="80"/>
-      </w:pPr>
-      <w:r>
-        <w:rPr>
-          <w:sz w:val="22"/>
-        </w:rPr>
-        <w:t>With the reward structure defined, the next question is: how does the bandit use these signals to choose between the four arms?</w:t>
+        <w:t>Now, two things sit above them. The Oracle, which sees the future — not deployable. And AlwaysRATED, a trivial constant that rates everyone at a flat loading. It scores higher, but it approves nobody cheaply and everybody expensively — no regulator would allow it. So among policies you could actually deploy, the bandit leads.</w:t>
       </w:r>
     </w:p>
     <w:p/>
@@ -2188,9 +1781,9 @@
       </w:pPr>
       <w:r>
         <w:rPr>
-          <w:color w:val="2E74B5"/>
+          <w:color w:val="1F6FC4"/>
         </w:rPr>
-        <w:t>SLIDE 18  ·  ZOOM-IN: BANDIT POLICY &amp; ACTION</w:t>
+        <w:t>SLIDE 18  ·  SOPHEA, THREE WAYS</w:t>
       </w:r>
     </w:p>
     <w:p>
@@ -2203,7 +1796,7 @@
           <w:color w:val="707070"/>
           <w:sz w:val="18"/>
         </w:rPr>
-        <w:t>Timing: ~15 sec</w:t>
+        <w:t>Timing: ~1 min</w:t>
       </w:r>
     </w:p>
     <w:p>
@@ -2253,7 +1846,7 @@
         <w:rPr>
           <w:sz w:val="22"/>
         </w:rPr>
-        <w:t>Building on the reward structure we just examined, we now zoom in to the decision stage — how the bandit translates that reward signal into an underwriting action.</w:t>
+        <w:t>Let me bring it back to Sophea. Here is the same applicant, decided by three different systems.</w:t>
       </w:r>
     </w:p>
     <w:p>
@@ -2264,7 +1857,7 @@
         <w:rPr>
           <w:sz w:val="22"/>
         </w:rPr>
-        <w:t>[Point to the highlighted policy block.]</w:t>
+        <w:t>The static rules — today's incumbent — see two fields and say DECLINE. Our LinUCB bandit weighs her whole profile and offers STANDARD cover. And the Oracle, the perfect-knowledge benchmark that knows her true risk, also says STANDARD.</w:t>
       </w:r>
     </w:p>
     <w:p>
@@ -2275,18 +1868,7 @@
         <w:rPr>
           <w:sz w:val="22"/>
         </w:rPr>
-        <w:t>The bandit computes a UCB score for each of the four arms — STANDARD, RATED, DECLINE, REFER — and selects the argmax. This is the step where the exploration-exploitation trade-off meets the actuarial judgment.</w:t>
-      </w:r>
-    </w:p>
-    <w:p>
-      <w:pPr>
-        <w:spacing w:before="80" w:after="80"/>
-      </w:pPr>
-      <w:r>
-        <w:rPr>
-          <w:sz w:val="22"/>
-        </w:rPr>
-        <w:t>To better understand this decision, let me show it working on Sophea's actual application.</w:t>
+        <w:t>That's the whole story in one line: the bandit reaches the answer the all-knowing benchmark picks — the static rule never can.</w:t>
       </w:r>
     </w:p>
     <w:p/>
@@ -2296,9 +1878,9 @@
       </w:pPr>
       <w:r>
         <w:rPr>
-          <w:color w:val="2E74B5"/>
+          <w:color w:val="1F6FC4"/>
         </w:rPr>
-        <w:t>SLIDE 19  ·  BANDIT IN ACTION: SOPHEA'S CONTEXT &amp; ARM SCORES</w:t>
+        <w:t>SLIDE 19  ·  FAIRNESS &amp; HUMAN OVERSIGHT — RESULTS</w:t>
       </w:r>
     </w:p>
     <w:p>
@@ -2361,7 +1943,7 @@
         <w:rPr>
           <w:sz w:val="22"/>
         </w:rPr>
-        <w:t>Step one: Sophea's vector enters the bandit.</w:t>
+        <w:t>So it earns more. Is it fair — and does human oversight help? Yes to both.</w:t>
       </w:r>
     </w:p>
     <w:p>
@@ -2372,7 +1954,7 @@
         <w:rPr>
           <w:sz w:val="22"/>
         </w:rPr>
-        <w:t>[Point to the left feature list.]</w:t>
+        <w:t>On fairness, across twenty seeds: region drift is green at 0.082, occupation drift is amber at 0.123, and approval parity is 85.7 and 90.1 percent — both comfortably above the eighty-percent rule. I'll be transparent: one of six fairness checks failed narrowly on occupation. I report it and explain it — no regulatory threshold is breached.</w:t>
       </w:r>
     </w:p>
     <w:p>
@@ -2383,51 +1965,7 @@
         <w:rPr>
           <w:sz w:val="22"/>
         </w:rPr>
-        <w:t>`age_std=0.3, bmi_std=−0.1, smoker=0, hypertension=1, kampong_cham=1, agriculture=1` — and twenty-eight more standardised features. This 34-dimensional vector is the bandit's complete and only view of Sophea. No underwriter notes. No prior history.</w:t>
-      </w:r>
-    </w:p>
-    <w:p>
-      <w:pPr>
-        <w:spacing w:before="80" w:after="80"/>
-      </w:pPr>
-      <w:r>
-        <w:rPr>
-          <w:sz w:val="22"/>
-        </w:rPr>
-        <w:t>[Point to the LinUCB formula on the right.]</w:t>
-      </w:r>
-    </w:p>
-    <w:p>
-      <w:pPr>
-        <w:spacing w:before="80" w:after="80"/>
-      </w:pPr>
-      <w:r>
-        <w:rPr>
-          <w:sz w:val="22"/>
-        </w:rPr>
-        <w:t>The LinUCB arm score formula: theta-hat transposed Sophea's vector, plus alpha times the square root of her vector transposed A-inverse her vector. The second term is the exploration bonus — large early in training when A is sparse, shrinking as the gram matrix fills in.</w:t>
-      </w:r>
-    </w:p>
-    <w:p>
-      <w:pPr>
-        <w:spacing w:before="80" w:after="80"/>
-      </w:pPr>
-      <w:r>
-        <w:rPr>
-          <w:sz w:val="22"/>
-        </w:rPr>
-        <w:t>The bandit computes this score for each of the four arms — RATED, STANDARD, DECLINE, REFER — and takes the argmax.</w:t>
-      </w:r>
-    </w:p>
-    <w:p>
-      <w:pPr>
-        <w:spacing w:before="80" w:after="80"/>
-      </w:pPr>
-      <w:r>
-        <w:rPr>
-          <w:sz w:val="22"/>
-        </w:rPr>
-        <w:t>Across 5,000 rounds, those individual decisions accumulate into a full performance picture — the policy ladder.</w:t>
+        <w:t>On oversight: adding a human review lifts reward by fourteen point eight percent — to $103,951 — for a cost of just 2.2 percent, by sending only about one in seventy cases to an expert. A real gain for a small cost.</w:t>
       </w:r>
     </w:p>
     <w:p/>
@@ -2437,9 +1975,9 @@
       </w:pPr>
       <w:r>
         <w:rPr>
-          <w:color w:val="2E74B5"/>
+          <w:color w:val="1F6FC4"/>
         </w:rPr>
-        <w:t>SLIDE 20  ·  POLICY LADDER: CUMULATIVE REWARD OVER 5,000 ROUNDS</w:t>
+        <w:t>SLIDE 20  ·  FINDINGS &amp; LIMITATIONS</w:t>
       </w:r>
     </w:p>
     <w:p>
@@ -2452,7 +1990,7 @@
           <w:color w:val="707070"/>
           <w:sz w:val="18"/>
         </w:rPr>
-        <w:t>Timing: ~2 min</w:t>
+        <w:t>Timing: ~1.5 min</w:t>
       </w:r>
     </w:p>
     <w:p>
@@ -2502,7 +2040,7 @@
         <w:rPr>
           <w:sz w:val="22"/>
         </w:rPr>
-        <w:t>[Point to the argmax banner at the top.]</w:t>
+        <w:t>Let me gather the findings — and be honest about the limits.</w:t>
       </w:r>
     </w:p>
     <w:p>
@@ -2513,7 +2051,7 @@
         <w:rPr>
           <w:sz w:val="22"/>
         </w:rPr>
-        <w:t>ArgMax = STANDARD (0.52). The bandit gives Sophea the right answer.</w:t>
+        <w:t>Four findings. Learning beats static rules, by twenty-five percent. No demographic bias was introduced. It's the learning-as-it-goes, not the exploration, that does the work — the greedy version ties the full one. And human oversight adds value cheaply.</w:t>
       </w:r>
     </w:p>
     <w:p>
@@ -2524,84 +2062,7 @@
         <w:rPr>
           <w:sz w:val="22"/>
         </w:rPr>
-        <w:t>After sufficient training, the computed arm values for Sophea are: RATED 0.31, STANDARD 0.52, DECLINE 0.10, REFER 0.28. The STANDARD arm wins by a clear margin. The system issues coverage at the correct actuarial price.</w:t>
-      </w:r>
-    </w:p>
-    <w:p>
-      <w:pPr>
-        <w:spacing w:before="80" w:after="80"/>
-      </w:pPr>
-      <w:r>
-        <w:rPr>
-          <w:sz w:val="22"/>
-        </w:rPr>
-        <w:t>We did not just optimize for profit here — we optimized for access. A DECLINE became a STANDARD.</w:t>
-      </w:r>
-    </w:p>
-    <w:p>
-      <w:pPr>
-        <w:spacing w:before="80" w:after="80"/>
-      </w:pPr>
-      <w:r>
-        <w:rPr>
-          <w:sz w:val="22"/>
-        </w:rPr>
-        <w:t>[Point to the policy ladder table.]</w:t>
-      </w:r>
-    </w:p>
-    <w:p>
-      <w:pPr>
-        <w:spacing w:before="80" w:after="80"/>
-      </w:pPr>
-      <w:r>
-        <w:rPr>
-          <w:sz w:val="22"/>
-        </w:rPr>
-        <w:t>Here is the full policy ladder across 5,000 rounds. Oracle — the theoretically perfect policy — earns $126,804. That is the ceiling.</w:t>
-      </w:r>
-    </w:p>
-    <w:p>
-      <w:pPr>
-        <w:spacing w:before="80" w:after="80"/>
-      </w:pPr>
-      <w:r>
-        <w:rPr>
-          <w:sz w:val="22"/>
-        </w:rPr>
-        <w:t>LinTS earns $93,723 at plus 29.8 percent over Static XGB. LinUCB earns $91,864 at plus 27.2 percent. Epsilon-Greedy earns $76,441. Static XGB — the system that declined Sophea — earns $72,206.</w:t>
-      </w:r>
-    </w:p>
-    <w:p>
-      <w:pPr>
-        <w:spacing w:before="80" w:after="80"/>
-      </w:pPr>
-      <w:r>
-        <w:rPr>
-          <w:sz w:val="22"/>
-        </w:rPr>
-        <w:t>[Point to the note at the bottom.]</w:t>
-      </w:r>
-    </w:p>
-    <w:p>
-      <w:pPr>
-        <w:spacing w:before="80" w:after="80"/>
-      </w:pPr>
-      <w:r>
-        <w:rPr>
-          <w:sz w:val="22"/>
-        </w:rPr>
-        <w:t>AlwaysRATED earns $122,287 — between Oracle and LinTS. This is reported honestly in the note: commercially and regulatorily inadmissible. It cannot be deployed. The admissible comparison is LinUCB versus Static XGB.</w:t>
-      </w:r>
-    </w:p>
-    <w:p>
-      <w:pPr>
-        <w:spacing w:before="80" w:after="80"/>
-      </w:pPr>
-      <w:r>
-        <w:rPr>
-          <w:sz w:val="22"/>
-        </w:rPr>
-        <w:t>A system that performs well is only half the story. It must also be fair. This naturally leads to the guardrails — let me zoom in.</w:t>
+        <w:t>And the limits. The data is synthetic — anchored to real surveys, but not real claims. The reward is single-period, so no multi-year renewals yet. And it's calibrated to one country; a constant policy still tops the ladder. These are real, and they point straight at the future work.</w:t>
       </w:r>
     </w:p>
     <w:p/>
@@ -2611,9 +2072,9 @@
       </w:pPr>
       <w:r>
         <w:rPr>
-          <w:color w:val="2E74B5"/>
+          <w:color w:val="1F6FC4"/>
         </w:rPr>
-        <w:t>SLIDE 21  ·  ZOOM-IN: FAIRNESS GUARDRAIL &amp; HITL</w:t>
+        <w:t>SLIDE 21  ·  FUTURE WORK</w:t>
       </w:r>
     </w:p>
     <w:p>
@@ -2626,7 +2087,7 @@
           <w:color w:val="707070"/>
           <w:sz w:val="18"/>
         </w:rPr>
-        <w:t>Timing: ~15 sec</w:t>
+        <w:t>Timing: ~1 min</w:t>
       </w:r>
     </w:p>
     <w:p>
@@ -2676,7 +2137,7 @@
         <w:rPr>
           <w:sz w:val="22"/>
         </w:rPr>
-        <w:t>Having established how the bandit selects actions and earns rewards, we now zoom in to the guardrails — the layers that ensure the system remains trustworthy in practice.</w:t>
+        <w:t>So where next? Four directions.</w:t>
       </w:r>
     </w:p>
     <w:p>
@@ -2687,29 +2148,7 @@
         <w:rPr>
           <w:sz w:val="22"/>
         </w:rPr>
-        <w:t>[Point to the highlighted PSI and HITL blocks.]</w:t>
-      </w:r>
-    </w:p>
-    <w:p>
-      <w:pPr>
-        <w:spacing w:before="80" w:after="80"/>
-      </w:pPr>
-      <w:r>
-        <w:rPr>
-          <w:sz w:val="22"/>
-        </w:rPr>
-        <w:t>The PSI monitor checks demographic parity on a 500-round sliding window. The HITL wrapper catches decisions where the bandit is uncertain. Together these two layers ensure the system remains fair, auditable, and safe to deploy.</w:t>
-      </w:r>
-    </w:p>
-    <w:p>
-      <w:pPr>
-        <w:spacing w:before="80" w:after="80"/>
-      </w:pPr>
-      <w:r>
-        <w:rPr>
-          <w:sz w:val="22"/>
-        </w:rPr>
-        <w:t>Let me take you through each layer in detail — starting with the PSI monitor.</w:t>
+        <w:t>First, handle change over time — forgetting-factor updates paired with the PSI early warning, so it adapts faster when the population shifts. Second, richer models — neural bandits that go beyond thirty-four simple features. Third, real-world deployment — a shadow-mode trial with a Cambodian insurer, using a claims-lag proxy for delayed reward. And fourth, lifetime customer value — retention and renewals, beyond a single decision.</w:t>
       </w:r>
     </w:p>
     <w:p/>
@@ -2719,9 +2158,9 @@
       </w:pPr>
       <w:r>
         <w:rPr>
-          <w:color w:val="2E74B5"/>
+          <w:color w:val="1F6FC4"/>
         </w:rPr>
-        <w:t>SLIDE 22  ·  PSI FAIRNESS GUARDRAIL</w:t>
+        <w:t>SLIDE 22  ·  THE TAKEAWAY</w:t>
       </w:r>
     </w:p>
     <w:p>
@@ -2734,7 +2173,7 @@
           <w:color w:val="707070"/>
           <w:sz w:val="18"/>
         </w:rPr>
-        <w:t>Timing: ~1.5 min</w:t>
+        <w:t>Timing: ~0.5 min</w:t>
       </w:r>
     </w:p>
     <w:p>
@@ -2784,7 +2223,7 @@
         <w:rPr>
           <w:sz w:val="22"/>
         </w:rPr>
-        <w:t>[Point to the traffic-light zones.]</w:t>
+        <w:t>So let me close where I began.</w:t>
       </w:r>
     </w:p>
     <w:p>
@@ -2795,7 +2234,7 @@
         <w:rPr>
           <w:sz w:val="22"/>
         </w:rPr>
-        <w:t>The PSI guardrail monitors the approved-portfolio distribution against the applicant population on a rolling 500-round window — separately for region and occupation.</w:t>
+        <w:t>In 2023, the static system issued Sophea a DECLINE. In 2026, the learning system issues STANDARD. The same woman — but a system that finally sees her whole picture, and keeps learning.</w:t>
       </w:r>
     </w:p>
     <w:p>
@@ -2806,62 +2245,7 @@
         <w:rPr>
           <w:sz w:val="22"/>
         </w:rPr>
-        <w:t>PSI equals the sum over each segment of: actual approval percentage minus expected percentage, times the natural log of actual over expected. This follows Siddiqi 2006, validated by Yurdakul and Naranjo 2020.</w:t>
-      </w:r>
-    </w:p>
-    <w:p>
-      <w:pPr>
-        <w:spacing w:before="80" w:after="80"/>
-      </w:pPr>
-      <w:r>
-        <w:rPr>
-          <w:sz w:val="22"/>
-        </w:rPr>
-        <w:t>GREEN below 0.10 — no significant shift, policy is stable.</w:t>
-      </w:r>
-    </w:p>
-    <w:p>
-      <w:pPr>
-        <w:spacing w:before="80" w:after="80"/>
-      </w:pPr>
-      <w:r>
-        <w:rPr>
-          <w:sz w:val="22"/>
-        </w:rPr>
-        <w:t>AMBER 0.10 to 0.25 — moderate shift, monitor closely, flag for review.</w:t>
-      </w:r>
-    </w:p>
-    <w:p>
-      <w:pPr>
-        <w:spacing w:before="80" w:after="80"/>
-      </w:pPr>
-      <w:r>
-        <w:rPr>
-          <w:sz w:val="22"/>
-        </w:rPr>
-        <w:t>RED above 0.25 — major shift, halt or recalibrate the bandit, escalate to compliance.</w:t>
-      </w:r>
-    </w:p>
-    <w:p>
-      <w:pPr>
-        <w:spacing w:before="80" w:after="80"/>
-      </w:pPr>
-      <w:r>
-        <w:rPr>
-          <w:sz w:val="22"/>
-        </w:rPr>
-        <w:t>The EXP-006 result: LinUCB sits GREEN on all 8 regions and 7 occupations across 20 seeds. Mean PSI 0.042 for region and 0.037 for occupation. Sophea's Kampong Cham region PSI: 0.082 — GREEN. Her occupation category PSI max: 0.123 — AMBER, in the monitor zone, below RED.</w:t>
-      </w:r>
-    </w:p>
-    <w:p>
-      <w:pPr>
-        <w:spacing w:before="80" w:after="80"/>
-      </w:pPr>
-      <w:r>
-        <w:rPr>
-          <w:sz w:val="22"/>
-        </w:rPr>
-        <w:t>Turning now to the second guardrail: the HITL wrapper.</w:t>
+        <w:t>And Cambodia has hundreds of thousands of applicants like her.</w:t>
       </w:r>
     </w:p>
     <w:p/>
@@ -2871,9 +2255,9 @@
       </w:pPr>
       <w:r>
         <w:rPr>
-          <w:color w:val="2E74B5"/>
+          <w:color w:val="1F6FC4"/>
         </w:rPr>
-        <w:t>SLIDE 23  ·  HUMAN-IN-THE-LOOP (HITL) WRAPPER</w:t>
+        <w:t>SLIDE 23  ·  LIVE DEMONSTRATION</w:t>
       </w:r>
     </w:p>
     <w:p>
@@ -2886,7 +2270,7 @@
           <w:color w:val="707070"/>
           <w:sz w:val="18"/>
         </w:rPr>
-        <w:t>Timing: ~1.5 min</w:t>
+        <w:t>Timing: ~2 min</w:t>
       </w:r>
     </w:p>
     <w:p>
@@ -2936,7 +2320,7 @@
         <w:rPr>
           <w:sz w:val="22"/>
         </w:rPr>
-        <w:t>[Point to the four-step loop on the left.]</w:t>
+        <w:t>Let me show you it working — this is a live FastAPI app, not a mockup.</w:t>
       </w:r>
     </w:p>
     <w:p>
@@ -2947,7 +2331,7 @@
         <w:rPr>
           <w:sz w:val="22"/>
         </w:rPr>
-        <w:t>The HITL wrapper adds a safety layer on top of the bandit.</w:t>
+        <w:t>[Switch to the browser: uvicorn demo.desk.app:app --port 8000.]</w:t>
       </w:r>
     </w:p>
     <w:p>
@@ -2958,51 +2342,7 @@
         <w:rPr>
           <w:sz w:val="22"/>
         </w:rPr>
-        <w:t>Step 1: the bandit selects an arm as usual. Step 2: if the margin between the best and second-best arm score is below threshold kappa of 0.7 — the system is genuinely uncertain — the case is escalated to REFER. Step 3: a human actuary reviews the full context and makes the final call. Step 4: the system performs a dual update — updating both the selected arm on the human label, and penalising the REFER arm to prevent over-selection.</w:t>
-      </w:r>
-    </w:p>
-    <w:p>
-      <w:pPr>
-        <w:spacing w:before="80" w:after="80"/>
-      </w:pPr>
-      <w:r>
-        <w:rPr>
-          <w:sz w:val="22"/>
-        </w:rPr>
-        <w:t>[Point to the gotcha card on the right.]</w:t>
-      </w:r>
-    </w:p>
-    <w:p>
-      <w:pPr>
-        <w:spacing w:before="80" w:after="80"/>
-      </w:pPr>
-      <w:r>
-        <w:rPr>
-          <w:sz w:val="22"/>
-        </w:rPr>
-        <w:t>The dual update is critical. Without it, REFER accumulates reward without cost, creating an over-selection spiral. This was an implementation gotcha discovered during EXP-008 development.</w:t>
-      </w:r>
-    </w:p>
-    <w:p>
-      <w:pPr>
-        <w:spacing w:before="80" w:after="80"/>
-      </w:pPr>
-      <w:r>
-        <w:rPr>
-          <w:sz w:val="22"/>
-        </w:rPr>
-        <w:t>The headline result: plus 6.5 percent reward gain over vanilla bandit, at a review rate of only 1.5 percent. 75 applications reviewed out of 5,000. That is the value of targeted human judgment.</w:t>
-      </w:r>
-    </w:p>
-    <w:p>
-      <w:pPr>
-        <w:spacing w:before="80" w:after="80"/>
-      </w:pPr>
-      <w:r>
-        <w:rPr>
-          <w:sz w:val="22"/>
-        </w:rPr>
-        <w:t>Having described the full system design, let me now show you the experimental framework I used to evaluate it.</w:t>
+        <w:t>First, I'll score Sophea live and you'll see the decision and the fairness guardrail on screen. Then I'll score a higher-risk applicant so you can see the decision and the reward change. And finally, on the 'Watch it Learn' tab, I'll play the cumulative-reward animation — the learning system pulling ahead of the static rules, round by round.</w:t>
       </w:r>
     </w:p>
     <w:p/>
@@ -3012,9 +2352,9 @@
       </w:pPr>
       <w:r>
         <w:rPr>
-          <w:color w:val="2E74B5"/>
+          <w:color w:val="1F6FC4"/>
         </w:rPr>
-        <w:t>SLIDE 24  ·  EXPERIMENTAL DESIGN</w:t>
+        <w:t>SLIDE 24  ·  IF LIVE DEMO FAILS — A SCORED APPLICANT</w:t>
       </w:r>
     </w:p>
     <w:p>
@@ -3027,7 +2367,7 @@
           <w:color w:val="707070"/>
           <w:sz w:val="18"/>
         </w:rPr>
-        <w:t>Timing: ~1.5 min</w:t>
+        <w:t>Timing: contingency</w:t>
       </w:r>
     </w:p>
     <w:p>
@@ -3077,7 +2417,7 @@
         <w:rPr>
           <w:sz w:val="22"/>
         </w:rPr>
-        <w:t>[Point to the statistics protocol banner.]</w:t>
+        <w:t>[Use only if the live app fails — wifi, server, or port.]</w:t>
       </w:r>
     </w:p>
     <w:p>
@@ -3088,84 +2428,7 @@
         <w:rPr>
           <w:sz w:val="22"/>
         </w:rPr>
-        <w:t>Every experiment follows the same rigorous protocol: 20 independent seeds, bootstrap 95 percent confidence intervals, paired Wilcoxon signed-rank tests, Bonferroni correction for multiple comparisons, and Cohen's d effect sizes.</w:t>
-      </w:r>
-    </w:p>
-    <w:p>
-      <w:pPr>
-        <w:spacing w:before="80" w:after="80"/>
-      </w:pPr>
-      <w:r>
-        <w:rPr>
-          <w:sz w:val="22"/>
-        </w:rPr>
-        <w:t>[Point to the experiment table.]</w:t>
-      </w:r>
-    </w:p>
-    <w:p>
-      <w:pPr>
-        <w:spacing w:before="80" w:after="80"/>
-      </w:pPr>
-      <w:r>
-        <w:rPr>
-          <w:sz w:val="22"/>
-        </w:rPr>
-        <w:t>Nine experiments in total.</w:t>
-      </w:r>
-    </w:p>
-    <w:p>
-      <w:pPr>
-        <w:spacing w:before="80" w:after="80"/>
-      </w:pPr>
-      <w:r>
-        <w:rPr>
-          <w:sz w:val="22"/>
-        </w:rPr>
-        <w:t>EXP-005 is the primary pre-registered test — LinUCB versus Static XGB over 5,000 rounds, 20 seeds. This is the experiment that answers RQ1.</w:t>
-      </w:r>
-    </w:p>
-    <w:p>
-      <w:pPr>
-        <w:spacing w:before="80" w:after="80"/>
-      </w:pPr>
-      <w:r>
-        <w:rPr>
-          <w:sz w:val="22"/>
-        </w:rPr>
-        <w:t>EXP-006 runs the six fairness criteria — PSI plus EEOC four-fifths rule — answering RQ2.</w:t>
-      </w:r>
-    </w:p>
-    <w:p>
-      <w:pPr>
-        <w:spacing w:before="80" w:after="80"/>
-      </w:pPr>
-      <w:r>
-        <w:rPr>
-          <w:sz w:val="22"/>
-        </w:rPr>
-        <w:t>EXP-007 is the full benchmark ladder using Common Random Numbers for variance reduction.</w:t>
-      </w:r>
-    </w:p>
-    <w:p>
-      <w:pPr>
-        <w:spacing w:before="80" w:after="80"/>
-      </w:pPr>
-      <w:r>
-        <w:rPr>
-          <w:sz w:val="22"/>
-        </w:rPr>
-        <w:t>EXP-008 to EXP-015 cover HITL, drift adaptation, cold start, ablation, regret bound validation, and drift rescue — progressively interrogating the system's boundaries.</w:t>
-      </w:r>
-    </w:p>
-    <w:p>
-      <w:pPr>
-        <w:spacing w:before="80" w:after="80"/>
-      </w:pPr>
-      <w:r>
-        <w:rPr>
-          <w:sz w:val="22"/>
-        </w:rPr>
-        <w:t>Nine pre-registered experiments. Let me now tell you what they found.</w:t>
+        <w:t>This is a captured screenshot of the Underwriting Desk: a sample applicant scored, with the decision and the inline fairness guardrail shown just as they appear live.</w:t>
       </w:r>
     </w:p>
     <w:p/>
@@ -3175,9 +2438,9 @@
       </w:pPr>
       <w:r>
         <w:rPr>
-          <w:color w:val="2E74B5"/>
+          <w:color w:val="1F6FC4"/>
         </w:rPr>
-        <w:t>SLIDE 25  ·  SECTION DIVIDER — Results &amp; Evaluation</w:t>
+        <w:t>SLIDE 25  ·  IF LIVE DEMO FAILS — WATCH IT LEARN</w:t>
       </w:r>
     </w:p>
     <w:p>
@@ -3190,7 +2453,7 @@
           <w:color w:val="707070"/>
           <w:sz w:val="18"/>
         </w:rPr>
-        <w:t>Timing: ~5 sec</w:t>
+        <w:t>Timing: contingency</w:t>
       </w:r>
     </w:p>
     <w:p>
@@ -3240,7 +2503,18 @@
         <w:rPr>
           <w:sz w:val="22"/>
         </w:rPr>
-        <w:t>Let me now tell you what the system actually did — including what it got right, what it got wrong, and what I reported honestly either way.</w:t>
+        <w:t>[Use only if the live app fails.]</w:t>
+      </w:r>
+    </w:p>
+    <w:p>
+      <w:pPr>
+        <w:spacing w:before="80" w:after="80"/>
+      </w:pPr>
+      <w:r>
+        <w:rPr>
+          <w:sz w:val="22"/>
+        </w:rPr>
+        <w:t>And this is the 'Watch it Learn' view: the cumulative-reward curve, the learning system versus the static rules, exactly as the live animation renders it.</w:t>
       </w:r>
     </w:p>
     <w:p/>
@@ -3250,9 +2524,9 @@
       </w:pPr>
       <w:r>
         <w:rPr>
-          <w:color w:val="2E74B5"/>
+          <w:color w:val="1F6FC4"/>
         </w:rPr>
-        <w:t>SLIDE 26  ·  THE BASELINE LADDER</w:t>
+        <w:t>SLIDE 26  ·  THANK YOU</w:t>
       </w:r>
     </w:p>
     <w:p>
@@ -3265,7 +2539,7 @@
           <w:color w:val="707070"/>
           <w:sz w:val="18"/>
         </w:rPr>
-        <w:t>Timing: ~2 min</w:t>
+        <w:t>Timing: ~0.5 min</w:t>
       </w:r>
     </w:p>
     <w:p>
@@ -3315,7 +2589,7 @@
         <w:rPr>
           <w:sz w:val="22"/>
         </w:rPr>
-        <w:t>[Point to the full ladder table.]</w:t>
+        <w:t>That is my thesis. Thank you very much for your attention — I welcome your questions.</w:t>
       </w:r>
     </w:p>
     <w:p>
@@ -3326,84 +2600,7 @@
         <w:rPr>
           <w:sz w:val="22"/>
         </w:rPr>
-        <w:t>This is the complete baseline ladder across 20 seeds. Oracle sits at $126,804 — the theoretical ceiling. LinTS at $93,723. LinUCB at $91,864. Both are highlighted in green as our proposed admissible policies.</w:t>
-      </w:r>
-    </w:p>
-    <w:p>
-      <w:pPr>
-        <w:spacing w:before="80" w:after="80"/>
-      </w:pPr>
-      <w:r>
-        <w:rPr>
-          <w:sz w:val="22"/>
-        </w:rPr>
-        <w:t>[Point to the AlwaysRATED row.]</w:t>
-      </w:r>
-    </w:p>
-    <w:p>
-      <w:pPr>
-        <w:spacing w:before="80" w:after="80"/>
-      </w:pPr>
-      <w:r>
-        <w:rPr>
-          <w:sz w:val="22"/>
-        </w:rPr>
-        <w:t>I want to be direct about this number — $122,287. AlwaysRATED beats both bandits. I report this honestly. AlwaysRATED is inadmissible: no Cambodian insurer can apply a blanket 25% surcharge to every applicant regardless of risk. Our claim is scoped to admissible policies. Among those, bandits rank first and second.</w:t>
-      </w:r>
-    </w:p>
-    <w:p>
-      <w:pPr>
-        <w:spacing w:before="80" w:after="80"/>
-      </w:pPr>
-      <w:r>
-        <w:rPr>
-          <w:sz w:val="22"/>
-        </w:rPr>
-        <w:t>That +25.2% is the gap between 2023 Sophea and 2026 Sophea — between the static system that declined her and the bandit that learned to see her correctly.</w:t>
-      </w:r>
-    </w:p>
-    <w:p>
-      <w:pPr>
-        <w:spacing w:before="80" w:after="80"/>
-      </w:pPr>
-      <w:r>
-        <w:rPr>
-          <w:sz w:val="22"/>
-        </w:rPr>
-        <w:t>Two additional points of transparency:</w:t>
-      </w:r>
-    </w:p>
-    <w:p>
-      <w:pPr>
-        <w:spacing w:before="80" w:after="80"/>
-      </w:pPr>
-      <w:r>
-        <w:rPr>
-          <w:sz w:val="22"/>
-        </w:rPr>
-        <w:t>LinTS versus LinUCB: p equals 0.87. They are statistically tied at the top of the admissible set. I do not claim one beats the other.</w:t>
-      </w:r>
-    </w:p>
-    <w:p>
-      <w:pPr>
-        <w:spacing w:before="80" w:after="80"/>
-      </w:pPr>
-      <w:r>
-        <w:rPr>
-          <w:sz w:val="22"/>
-        </w:rPr>
-        <w:t>AlwaysSTANDARD earns only $34,684 — well below Static XGB. A naive all-approve policy is not the answer.</w:t>
-      </w:r>
-    </w:p>
-    <w:p>
-      <w:pPr>
-        <w:spacing w:before="80" w:after="80"/>
-      </w:pPr>
-      <w:r>
-        <w:rPr>
-          <w:sz w:val="22"/>
-        </w:rPr>
-        <w:t>That is the summary picture. Let me now walk you through the primary pre-registered experiment that underpins it.</w:t>
+        <w:t>[If a question targets a specific number, advance to the matching appendix: A1 the full ladder, A2 the number reconciliation, A3 all six fairness checks, A4 the maths, A5 the sensitivity analysis, A6 the no-split point, A7 the exploration bonus, or A8 the PSI walkthrough.]</w:t>
       </w:r>
     </w:p>
     <w:p/>
@@ -3413,9 +2610,9 @@
       </w:pPr>
       <w:r>
         <w:rPr>
-          <w:color w:val="2E74B5"/>
+          <w:color w:val="1F6FC4"/>
         </w:rPr>
-        <w:t>SLIDE 27  ·  EXP-005: CONVERGENCE VALIDATION</w:t>
+        <w:t>APPENDIX A1  ·  A1: COMPLETE BASELINE LADDER</w:t>
       </w:r>
     </w:p>
     <w:p>
@@ -3428,7 +2625,7 @@
           <w:color w:val="707070"/>
           <w:sz w:val="18"/>
         </w:rPr>
-        <w:t>Timing: ~1.5 min</w:t>
+        <w:t>Timing: on standby</w:t>
       </w:r>
     </w:p>
     <w:p>
@@ -3478,95 +2675,7 @@
         <w:rPr>
           <w:sz w:val="22"/>
         </w:rPr>
-        <w:t>[Point to the metrics on the left.]</w:t>
-      </w:r>
-    </w:p>
-    <w:p>
-      <w:pPr>
-        <w:spacing w:before="80" w:after="80"/>
-      </w:pPr>
-      <w:r>
-        <w:rPr>
-          <w:sz w:val="22"/>
-        </w:rPr>
-        <w:t>EXP-005 is the pre-registered primary experiment. Paired Wilcoxon test across 20 independent seeds, LinUCB versus Static XGB.</w:t>
-      </w:r>
-    </w:p>
-    <w:p>
-      <w:pPr>
-        <w:spacing w:before="80" w:after="80"/>
-      </w:pPr>
-      <w:r>
-        <w:rPr>
-          <w:sz w:val="22"/>
-        </w:rPr>
-        <w:t>LinUCB cumulative reward: $90,540 plus-or-minus $5,382, 95 percent CI [88,287 – 92,886]. Static XGB: $72,292 plus-or-minus $4,120, CI [70,646 – 74,136].</w:t>
-      </w:r>
-    </w:p>
-    <w:p>
-      <w:pPr>
-        <w:spacing w:before="80" w:after="80"/>
-      </w:pPr>
-      <w:r>
-        <w:rPr>
-          <w:sz w:val="22"/>
-        </w:rPr>
-        <w:t>Improvement: plus $18,248 — that is +25.2%. Cohen's d equals 2.98. P less than 0.001.</w:t>
-      </w:r>
-    </w:p>
-    <w:p>
-      <w:pPr>
-        <w:spacing w:before="80" w:after="80"/>
-      </w:pPr>
-      <w:r>
-        <w:rPr>
-          <w:sz w:val="22"/>
-        </w:rPr>
-        <w:t>[Point to the bottom banner.]</w:t>
-      </w:r>
-    </w:p>
-    <w:p>
-      <w:pPr>
-        <w:spacing w:before="80" w:after="80"/>
-      </w:pPr>
-      <w:r>
-        <w:rPr>
-          <w:sz w:val="22"/>
-        </w:rPr>
-        <w:t>+25.2% is the gap between 2023 Sophea and 2026 Sophea — between the system that declined her and the bandit that learned to price her correctly.</w:t>
-      </w:r>
-    </w:p>
-    <w:p>
-      <w:pPr>
-        <w:spacing w:before="80" w:after="80"/>
-      </w:pPr>
-      <w:r>
-        <w:rPr>
-          <w:sz w:val="22"/>
-        </w:rPr>
-        <w:t>[Point to the convergence panel on the right.]</w:t>
-      </w:r>
-    </w:p>
-    <w:p>
-      <w:pPr>
-        <w:spacing w:before="80" w:after="80"/>
-      </w:pPr>
-      <w:r>
-        <w:rPr>
-          <w:sz w:val="22"/>
-        </w:rPr>
-        <w:t>The convergence indicators confirm the learning is genuine. Action entropy drops from 1.314 to 1.105 nats — exploration giving way to exploitation. Oracle-agreement in the last 500 rounds reaches 37.8 percent. And the regret curve follows O of root-T — log-log slope 0.572, R-squared 0.9915. All five EXP-005 criteria: PASSED.</w:t>
-      </w:r>
-    </w:p>
-    <w:p>
-      <w:pPr>
-        <w:spacing w:before="80" w:after="80"/>
-      </w:pPr>
-      <w:r>
-        <w:rPr>
-          <w:sz w:val="22"/>
-        </w:rPr>
-        <w:t>Performance confirmed. The next question is fairness — did the bandit introduce any demographic bias in its decisions?</w:t>
+        <w:t>This is the complete ladder, with 95% confidence intervals. From the Oracle at the top down to Random at the bottom. The point to make: the only policies above LinTS and LinUCB are the non-deployable Oracle, an in-sample logistic ceiling, and the inadmissible AlwaysRATED constant. Among everything you could deploy, the bandits lead.</w:t>
       </w:r>
     </w:p>
     <w:p/>
@@ -3576,9 +2685,9 @@
       </w:pPr>
       <w:r>
         <w:rPr>
-          <w:color w:val="2E74B5"/>
+          <w:color w:val="1F6FC4"/>
         </w:rPr>
-        <w:t>SLIDE 28  ·  EXP-006: FAIRNESS AUDIT</w:t>
+        <w:t>APPENDIX A2  ·  A2: NUMBER RECONCILIATION</w:t>
       </w:r>
     </w:p>
     <w:p>
@@ -3591,7 +2700,7 @@
           <w:color w:val="707070"/>
           <w:sz w:val="18"/>
         </w:rPr>
-        <w:t>Timing: ~2 min</w:t>
+        <w:t>Timing: on standby</w:t>
       </w:r>
     </w:p>
     <w:p>
@@ -3641,73 +2750,7 @@
         <w:rPr>
           <w:sz w:val="22"/>
         </w:rPr>
-        <w:t>A smart system that is unfair is a failure — so this audit was non-negotiable. The fairness audit evaluates six pre-registered criteria. Five passed. One failed — and I want to address that failure directly.</w:t>
-      </w:r>
-    </w:p>
-    <w:p>
-      <w:pPr>
-        <w:spacing w:before="80" w:after="80"/>
-      </w:pPr>
-      <w:r>
-        <w:rPr>
-          <w:sz w:val="22"/>
-        </w:rPr>
-        <w:t>[Point to the six criterion cards.]</w:t>
-      </w:r>
-    </w:p>
-    <w:p>
-      <w:pPr>
-        <w:spacing w:before="80" w:after="80"/>
-      </w:pPr>
-      <w:r>
-        <w:rPr>
-          <w:sz w:val="22"/>
-        </w:rPr>
-        <w:t>Region PSI: 0.082 — GREEN. Occupation PSI: 0.123 — AMBER, in the monitor zone but below RED. Region parity at 85.72 percent — above the 80 percent four-fifths threshold. Occupation parity at 90.12 percent — also above 80 percent. Region permutation test: p equals 0.132 — no significant association.</w:t>
-      </w:r>
-    </w:p>
-    <w:p>
-      <w:pPr>
-        <w:spacing w:before="80" w:after="80"/>
-      </w:pPr>
-      <w:r>
-        <w:rPr>
-          <w:sz w:val="22"/>
-        </w:rPr>
-        <w:t>[Point to the amber Criterion 6 card.]</w:t>
-      </w:r>
-    </w:p>
-    <w:p>
-      <w:pPr>
-        <w:spacing w:before="80" w:after="80"/>
-      </w:pPr>
-      <w:r>
-        <w:rPr>
-          <w:sz w:val="22"/>
-        </w:rPr>
-        <w:t>Criterion 6 — occupation-to-action independence — FAILED, p less than 0.001. The system's decisions are statistically associated with occupation.</w:t>
-      </w:r>
-    </w:p>
-    <w:p>
-      <w:pPr>
-        <w:spacing w:before="80" w:after="80"/>
-      </w:pPr>
-      <w:r>
-        <w:rPr>
-          <w:sz w:val="22"/>
-        </w:rPr>
-        <w:t>My interpretation: occupation is an actuarially valid risk factor. Rice farmers, garment workers, and office workers carry genuinely different health risk profiles. The association is statistically significant but practically small — no regulatory threshold is breached. The system is learning those profiles, not mimicking human bias — a distinction that makes it more transparent, not less. I call this FAILED-with-interpretation. I stand by that verdict. PSI is a monitor, not an enforcer — constrained-action guardrails are future work.</w:t>
-      </w:r>
-    </w:p>
-    <w:p>
-      <w:pPr>
-        <w:spacing w:before="80" w:after="80"/>
-      </w:pPr>
-      <w:r>
-        <w:rPr>
-          <w:sz w:val="22"/>
-        </w:rPr>
-        <w:t>With fairness addressed, let me show you the full benchmark comparison across all policies.</w:t>
+        <w:t>This slide reconciles the three percentages in the talk. The headline is plus 25.2 percent — LinUCB versus Static XGB, the primary pre-registered result. Plus 29.8 percent is LinTS on a different benchmark harness. And plus 14.8 percent is the human-in-the-loop gain over the vanilla bandit across twenty seeds. Note that at the single illustrative seed 42 the HITL figure reads plus 6.5 percent — same comparison, one seed instead of twenty; the twenty-seed 14.8 percent is the number I quote.</w:t>
       </w:r>
     </w:p>
     <w:p/>
@@ -3717,9 +2760,9 @@
       </w:pPr>
       <w:r>
         <w:rPr>
-          <w:color w:val="2E74B5"/>
+          <w:color w:val="1F6FC4"/>
         </w:rPr>
-        <w:t>SLIDE 29  ·  EXP-007: BENCHMARK COMPARISON (CRN)</w:t>
+        <w:t>APPENDIX A3  ·  A3: ALL 6 FAIRNESS CRITERIA (EXP-006)</w:t>
       </w:r>
     </w:p>
     <w:p>
@@ -3732,7 +2775,7 @@
           <w:color w:val="707070"/>
           <w:sz w:val="18"/>
         </w:rPr>
-        <w:t>Timing: ~1.5 min</w:t>
+        <w:t>Timing: on standby</w:t>
       </w:r>
     </w:p>
     <w:p>
@@ -3782,95 +2825,7 @@
         <w:rPr>
           <w:sz w:val="22"/>
         </w:rPr>
-        <w:t>EXP-007 uses the CRN — Common Random Numbers — harness for variance reduction. All policies run on the same sequence of applicant draws, making comparisons sharper.</w:t>
-      </w:r>
-    </w:p>
-    <w:p>
-      <w:pPr>
-        <w:spacing w:before="80" w:after="80"/>
-      </w:pPr>
-      <w:r>
-        <w:rPr>
-          <w:sz w:val="22"/>
-        </w:rPr>
-        <w:t>[Point to the left table.]</w:t>
-      </w:r>
-    </w:p>
-    <w:p>
-      <w:pPr>
-        <w:spacing w:before="80" w:after="80"/>
-      </w:pPr>
-      <w:r>
-        <w:rPr>
-          <w:sz w:val="22"/>
-        </w:rPr>
-        <w:t>AlwaysRATED leads at $122,287 — as expected and reported honestly. LinTS at $93,723. LinUCB at $91,864. Epsilon-Greedy at $76,441. Static XGB at $72,206.</w:t>
-      </w:r>
-    </w:p>
-    <w:p>
-      <w:pPr>
-        <w:spacing w:before="80" w:after="80"/>
-      </w:pPr>
-      <w:r>
-        <w:rPr>
-          <w:sz w:val="22"/>
-        </w:rPr>
-        <w:t>[Point to the pairwise comparison cards on the right.]</w:t>
-      </w:r>
-    </w:p>
-    <w:p>
-      <w:pPr>
-        <w:spacing w:before="80" w:after="80"/>
-      </w:pPr>
-      <w:r>
-        <w:rPr>
-          <w:sz w:val="22"/>
-        </w:rPr>
-        <w:t>LinTS versus LinUCB: p equals 0.87, d equals 0.26 — TIED. They are statistically indistinguishable at the top of the admissible set.</w:t>
-      </w:r>
-    </w:p>
-    <w:p>
-      <w:pPr>
-        <w:spacing w:before="80" w:after="80"/>
-      </w:pPr>
-      <w:r>
-        <w:rPr>
-          <w:sz w:val="22"/>
-        </w:rPr>
-        <w:t>LinUCB versus Static XGB: minus $19,774 regret, p less than 0.001, d equals negative 3.41 — WIN.</w:t>
-      </w:r>
-    </w:p>
-    <w:p>
-      <w:pPr>
-        <w:spacing w:before="80" w:after="80"/>
-      </w:pPr>
-      <w:r>
-        <w:rPr>
-          <w:sz w:val="22"/>
-        </w:rPr>
-        <w:t>LinTS versus Static XGB: minus $21,400 regret, p less than 0.001, d equals negative 3.89 — WIN.</w:t>
-      </w:r>
-    </w:p>
-    <w:p>
-      <w:pPr>
-        <w:spacing w:before="80" w:after="80"/>
-      </w:pPr>
-      <w:r>
-        <w:rPr>
-          <w:sz w:val="22"/>
-        </w:rPr>
-        <w:t>Two coexisting findings: adaptive bandits decisively beat the frozen static rule. And the trivial constant AlwaysRATED still beats all bandits — honestly reported.</w:t>
-      </w:r>
-    </w:p>
-    <w:p>
-      <w:pPr>
-        <w:spacing w:before="80" w:after="80"/>
-      </w:pPr>
-      <w:r>
-        <w:rPr>
-          <w:sz w:val="22"/>
-        </w:rPr>
-        <w:t>Building on this benchmark, the HITL layer adds targeted human judgment on top of the bandit baseline.</w:t>
+        <w:t>All six fairness criteria. PSI on region and occupation, the four-fifths approval-parity rule on both, and permutation tests on both. Five pass. Criterion six — the occupation permutation test — is marked FAILED, in the interest of honesty: the dependence is statistically significant but practically small. PSI stays amber, parity is 90 percent, and no regulatory threshold is crossed.</w:t>
       </w:r>
     </w:p>
     <w:p/>
@@ -3880,9 +2835,9 @@
       </w:pPr>
       <w:r>
         <w:rPr>
-          <w:color w:val="2E74B5"/>
+          <w:color w:val="1F6FC4"/>
         </w:rPr>
-        <w:t>SLIDE 30  ·  EXP-008: HUMAN-IN-THE-LOOP</w:t>
+        <w:t>APPENDIX A4  ·  A4: MATHEMATICAL DETAILS</w:t>
       </w:r>
     </w:p>
     <w:p>
@@ -3895,7 +2850,7 @@
           <w:color w:val="707070"/>
           <w:sz w:val="18"/>
         </w:rPr>
-        <w:t>Timing: ~1.5 min</w:t>
+        <w:t>Timing: on standby</w:t>
       </w:r>
     </w:p>
     <w:p>
@@ -3945,73 +2900,7 @@
         <w:rPr>
           <w:sz w:val="22"/>
         </w:rPr>
-        <w:t>[Point to the key metrics.]</w:t>
-      </w:r>
-    </w:p>
-    <w:p>
-      <w:pPr>
-        <w:spacing w:before="80" w:after="80"/>
-      </w:pPr>
-      <w:r>
-        <w:rPr>
-          <w:sz w:val="22"/>
-        </w:rPr>
-        <w:t>EXP-008 evaluates the HITL wrapper with kappa of 0.7 — the headline setting.</w:t>
-      </w:r>
-    </w:p>
-    <w:p>
-      <w:pPr>
-        <w:spacing w:before="80" w:after="80"/>
-      </w:pPr>
-      <w:r>
-        <w:rPr>
-          <w:sz w:val="22"/>
-        </w:rPr>
-        <w:t>HITL reward: $102,100. Vanilla bandit: $95,872. Improvement: plus $6,228 — that is plus 6.5 percent. Review cost: $2,625 — about 2.6 percent of reward. Human overrides: 75 out of 5,000 applications. A review rate of 1.5 percent. Alignment score between human expert and bandit: 60 percent.</w:t>
-      </w:r>
-    </w:p>
-    <w:p>
-      <w:pPr>
-        <w:spacing w:before="80" w:after="80"/>
-      </w:pPr>
-      <w:r>
-        <w:rPr>
-          <w:sz w:val="22"/>
-        </w:rPr>
-        <w:t>[Point to the note at the bottom.]</w:t>
-      </w:r>
-    </w:p>
-    <w:p>
-      <w:pPr>
-        <w:spacing w:before="80" w:after="80"/>
-      </w:pPr>
-      <w:r>
-        <w:rPr>
-          <w:sz w:val="22"/>
-        </w:rPr>
-        <w:t>Important scope note: plus 6.5 percent is versus the vanilla bandit — not versus AlwaysRATED, not versus Static XGB. This measures the incremental value of targeted human oversight on top of the bandit baseline.</w:t>
-      </w:r>
-    </w:p>
-    <w:p>
-      <w:pPr>
-        <w:spacing w:before="80" w:after="80"/>
-      </w:pPr>
-      <w:r>
-        <w:rPr>
-          <w:sz w:val="22"/>
-        </w:rPr>
-        <w:t>Thirteen applicants reviewed per thousand. The actuary's judgment on those thirteen cases is worth a 6.5 percent gain on the whole portfolio. That is the value of the HITL layer.</w:t>
-      </w:r>
-    </w:p>
-    <w:p>
-      <w:pPr>
-        <w:spacing w:before="80" w:after="80"/>
-      </w:pPr>
-      <w:r>
-        <w:rPr>
-          <w:sz w:val="22"/>
-        </w:rPr>
-        <w:t>These findings motivate a deeper question: what exactly drives the bandit's value — and where does it fall short?</w:t>
+        <w:t>The maths, for completeness. On the left, the LinUCB update rule — the design matrix, the reward vector, the ridge estimate, and the UCB score — plus the PSI formula and the human-in-the-loop dual update. On the right, every hyperparameter: alpha 1.0, LinTS v-squared 1.0, ridge lambda 1.0, horizon 5,000, twenty seeds, and the PSI thresholds.</w:t>
       </w:r>
     </w:p>
     <w:p/>
@@ -4021,9 +2910,9 @@
       </w:pPr>
       <w:r>
         <w:rPr>
-          <w:color w:val="2E74B5"/>
+          <w:color w:val="1F6FC4"/>
         </w:rPr>
-        <w:t>SLIDE 31  ·  WHAT DRIVES THE VALUE? (EXP-011 + EXP-015)</w:t>
+        <w:t>APPENDIX A5  ·  A5: SENSITIVITY ANALYSIS (EXP-012, 10 SEEDS)</w:t>
       </w:r>
     </w:p>
     <w:p>
@@ -4036,7 +2925,7 @@
           <w:color w:val="707070"/>
           <w:sz w:val="18"/>
         </w:rPr>
-        <w:t>Timing: ~2 min</w:t>
+        <w:t>Timing: on standby</w:t>
       </w:r>
     </w:p>
     <w:p>
@@ -4086,84 +2975,7 @@
         <w:rPr>
           <w:sz w:val="22"/>
         </w:rPr>
-        <w:t>[Point to the left ablation panel.]</w:t>
-      </w:r>
-    </w:p>
-    <w:p>
-      <w:pPr>
-        <w:spacing w:before="80" w:after="80"/>
-      </w:pPr>
-      <w:r>
-        <w:rPr>
-          <w:sz w:val="22"/>
-        </w:rPr>
-        <w:t>EXP-011 tells us the exploration bonus is not what drives the value — Greedy-only ties full LinUCB. The value comes from online ridge updating. EXP-015 tells us that even under drift, the constant beats us. These two findings together define the boundary of what this thesis can and cannot claim.</w:t>
-      </w:r>
-    </w:p>
-    <w:p>
-      <w:pPr>
-        <w:spacing w:before="80" w:after="80"/>
-      </w:pPr>
-      <w:r>
-        <w:rPr>
-          <w:sz w:val="22"/>
-        </w:rPr>
-        <w:t>On the left: EXP-011. Full LinUCB versus Greedy-only with alpha equals zero. p equals 0.580, d equals 0.13 — statistically tied. Exploration is not load-bearing.</w:t>
-      </w:r>
-    </w:p>
-    <w:p>
-      <w:pPr>
-        <w:spacing w:before="80" w:after="80"/>
-      </w:pPr>
-      <w:r>
-        <w:rPr>
-          <w:sz w:val="22"/>
-        </w:rPr>
-        <w:t>But Greedy-only versus Static XGB: plus $18,969, p less than 0.001, d equals 3.01. Online ridge updating IS the mechanism. The bandit beats Static XGB not because of its UCB exploration bonus but because it updates its ridge estimator from every new applicant.</w:t>
-      </w:r>
-    </w:p>
-    <w:p>
-      <w:pPr>
-        <w:spacing w:before="80" w:after="80"/>
-      </w:pPr>
-      <w:r>
-        <w:rPr>
-          <w:sz w:val="22"/>
-        </w:rPr>
-        <w:t>[Point to the right drift panel.]</w:t>
-      </w:r>
-    </w:p>
-    <w:p>
-      <w:pPr>
-        <w:spacing w:before="80" w:after="80"/>
-      </w:pPr>
-      <w:r>
-        <w:rPr>
-          <w:sz w:val="22"/>
-        </w:rPr>
-        <w:t>On the right: EXP-015. Under a realistic drift shock, AlwaysRATED earns $99,321. LinTS earns $71,429 — minus 39 percent. LinUCB earns $71,373 — minus 39.2 percent. The discounted LinUCB with gamma of 0.999 earns $70,995 — no meaningful improvement.</w:t>
-      </w:r>
-    </w:p>
-    <w:p>
-      <w:pPr>
-        <w:spacing w:before="80" w:after="80"/>
-      </w:pPr>
-      <w:r>
-        <w:rPr>
-          <w:sz w:val="22"/>
-        </w:rPr>
-        <w:t>Non-stationarity does not rescue the bandit. We honestly report this as a boundary of the current framework.</w:t>
-      </w:r>
-    </w:p>
-    <w:p>
-      <w:pPr>
-        <w:spacing w:before="80" w:after="80"/>
-      </w:pPr>
-      <w:r>
-        <w:rPr>
-          <w:sz w:val="22"/>
-        </w:rPr>
-        <w:t>Two further questions matter for real deployment: when does the bandit become trustworthy, and does its regret decay as theory predicts?</w:t>
+        <w:t>The sensitivity analysis. On the left, the alpha sweep over ten seeds — alpha 1.0 gives $91,378 and the lowest regret; the reward barely moves across the whole range. On the right, LinUCB's advantage over Static XGB holds at every adverse-selection factor and every elasticity slope tested. One reconciliation note: the alpha-1.0 figure here is $91,378 over ten seeds, while the headline $90,540 is the twenty-seed number — both real, just different seed counts.</w:t>
       </w:r>
     </w:p>
     <w:p/>
@@ -4173,9 +2985,9 @@
       </w:pPr>
       <w:r>
         <w:rPr>
-          <w:color w:val="2E74B5"/>
+          <w:color w:val="1F6FC4"/>
         </w:rPr>
-        <w:t>SLIDE 32  ·  COLD START &amp; REGRET BOUND (EXP-010 + EXP-013)</w:t>
+        <w:t>APPENDIX A6  ·  A6: WHY A BANDIT HAS NO TRAIN/TEST SPLIT</w:t>
       </w:r>
     </w:p>
     <w:p>
@@ -4188,7 +3000,7 @@
           <w:color w:val="707070"/>
           <w:sz w:val="18"/>
         </w:rPr>
-        <w:t>Timing: ~1.5 min</w:t>
+        <w:t>Timing: on standby</w:t>
       </w:r>
     </w:p>
     <w:p>
@@ -4238,84 +3050,7 @@
         <w:rPr>
           <w:sz w:val="22"/>
         </w:rPr>
-        <w:t>[Point to the cold start table on the left.]</w:t>
-      </w:r>
-    </w:p>
-    <w:p>
-      <w:pPr>
-        <w:spacing w:before="80" w:after="80"/>
-      </w:pPr>
-      <w:r>
-        <w:rPr>
-          <w:sz w:val="22"/>
-        </w:rPr>
-        <w:t>EXP-010 asks: at what horizon does the bandit certify its superiority? This matters because a real insurer cannot wait 5,000 applicants before trusting the system.</w:t>
-      </w:r>
-    </w:p>
-    <w:p>
-      <w:pPr>
-        <w:spacing w:before="80" w:after="80"/>
-      </w:pPr>
-      <w:r>
-        <w:rPr>
-          <w:sz w:val="22"/>
-        </w:rPr>
-        <w:t>At T equals 200, FreshXGB leads bandits by 2.1 times. At T equals 500, still 1.26 times. At T equals 1,000, the systems tie. At T equals 2,000, bandits cross over and take the lead.</w:t>
-      </w:r>
-    </w:p>
-    <w:p>
-      <w:pPr>
-        <w:spacing w:before="80" w:after="80"/>
-      </w:pPr>
-      <w:r>
-        <w:rPr>
-          <w:sz w:val="22"/>
-        </w:rPr>
-        <w:t>Operational implication: warm-start required for the first 1,000 to 2,000 applications. A hybrid deployment — XGBoost until crossover, bandit thereafter — is the practical path.</w:t>
-      </w:r>
-    </w:p>
-    <w:p>
-      <w:pPr>
-        <w:spacing w:before="80" w:after="80"/>
-      </w:pPr>
-      <w:r>
-        <w:rPr>
-          <w:sz w:val="22"/>
-        </w:rPr>
-        <w:t>LinTS passes the T equals 2,000 Wilcoxon test with p equals 0.0039. LinUCB draws level but is not certified — p equals 0.0840. I report LinUCB honestly as draws-level, not a proven win at 2,000.</w:t>
-      </w:r>
-    </w:p>
-    <w:p>
-      <w:pPr>
-        <w:spacing w:before="80" w:after="80"/>
-      </w:pPr>
-      <w:r>
-        <w:rPr>
-          <w:sz w:val="22"/>
-        </w:rPr>
-        <w:t>[Point to the regret bound panel on the right.]</w:t>
-      </w:r>
-    </w:p>
-    <w:p>
-      <w:pPr>
-        <w:spacing w:before="80" w:after="80"/>
-      </w:pPr>
-      <w:r>
-        <w:rPr>
-          <w:sz w:val="22"/>
-        </w:rPr>
-        <w:t>EXP-013: log-log slope 0.572, theory 0.5 — near-optimal. R-squared 0.9915. Sublinear regret confirmed empirically.</w:t>
-      </w:r>
-    </w:p>
-    <w:p>
-      <w:pPr>
-        <w:spacing w:before="80" w:after="80"/>
-      </w:pPr>
-      <w:r>
-        <w:rPr>
-          <w:sz w:val="22"/>
-        </w:rPr>
-        <w:t>With the empirical evidence established, let me now show you the system working in practice.</w:t>
+        <w:t>Why there's no train/test split. A supervised model splits the data, fits once, and freezes. A bandit meets applicants one at a time — every round is both train and test, and the ridge prior regularises online, so there is no static fit to overfit. I measure generalisation as cumulative regret versus the Oracle, averaged over twenty independent seeds — the seeds play the role of the held-out set. And the Static XGB baseline is fit offline and frozen, so the comparison is fair.</w:t>
       </w:r>
     </w:p>
     <w:p/>
@@ -4325,9 +3060,9 @@
       </w:pPr>
       <w:r>
         <w:rPr>
-          <w:color w:val="2E74B5"/>
+          <w:color w:val="1F6FC4"/>
         </w:rPr>
-        <w:t>SLIDE 33  ·  LIVE DEMONSTRATION</w:t>
+        <w:t>APPENDIX A7  ·  A7: THE EXPLORATION BONUS (α), IN PLAIN WORDS</w:t>
       </w:r>
     </w:p>
     <w:p>
@@ -4340,7 +3075,7 @@
           <w:color w:val="707070"/>
           <w:sz w:val="18"/>
         </w:rPr>
-        <w:t>Timing: ~3 min</w:t>
+        <w:t>Timing: on standby</w:t>
       </w:r>
     </w:p>
     <w:p>
@@ -4390,117 +3125,7 @@
         <w:rPr>
           <w:sz w:val="22"/>
         </w:rPr>
-        <w:t>[Open browser at localhost:8000 before this slide.]</w:t>
-      </w:r>
-    </w:p>
-    <w:p>
-      <w:pPr>
-        <w:spacing w:before="80" w:after="80"/>
-      </w:pPr>
-      <w:r>
-        <w:rPr>
-          <w:sz w:val="22"/>
-        </w:rPr>
-        <w:t>I will now show you Sophea's application — not as a number in a table, but as a live interaction with the prototype dashboard.</w:t>
-      </w:r>
-    </w:p>
-    <w:p>
-      <w:pPr>
-        <w:spacing w:before="80" w:after="80"/>
-      </w:pPr>
-      <w:r>
-        <w:rPr>
-          <w:sz w:val="22"/>
-        </w:rPr>
-        <w:t>[Enter Sophea's profile: age 42, female, BMI 24.1, smoker: no, hypertension: yes, Kampong Cham, agriculture.]</w:t>
-      </w:r>
-    </w:p>
-    <w:p>
-      <w:pPr>
-        <w:spacing w:before="80" w:after="80"/>
-      </w:pPr>
-      <w:r>
-        <w:rPr>
-          <w:sz w:val="22"/>
-        </w:rPr>
-        <w:t>Enter Sophea's profile live — show STANDARD decision. Age 42, female, BMI 24.1, non-smoker, hypertension managed, Kampong Cham, agriculture. The bandit sees her 34 features, computes the arm scores, and issues its decision.</w:t>
-      </w:r>
-    </w:p>
-    <w:p>
-      <w:pPr>
-        <w:spacing w:before="80" w:after="80"/>
-      </w:pPr>
-      <w:r>
-        <w:rPr>
-          <w:sz w:val="22"/>
-        </w:rPr>
-        <w:t>[Show the STANDARD decision.]</w:t>
-      </w:r>
-    </w:p>
-    <w:p>
-      <w:pPr>
-        <w:spacing w:before="80" w:after="80"/>
-      </w:pPr>
-      <w:r>
-        <w:rPr>
-          <w:sz w:val="22"/>
-        </w:rPr>
-        <w:t>STANDARD premium. The correct actuarial answer. The one she was denied in 2023.</w:t>
-      </w:r>
-    </w:p>
-    <w:p>
-      <w:pPr>
-        <w:spacing w:before="80" w:after="80"/>
-      </w:pPr>
-      <w:r>
-        <w:rPr>
-          <w:sz w:val="22"/>
-        </w:rPr>
-        <w:t>[Submit a high-risk applicant — older, smoker, high BMI, multiple flags.]</w:t>
-      </w:r>
-    </w:p>
-    <w:p>
-      <w:pPr>
-        <w:spacing w:before="80" w:after="80"/>
-      </w:pPr>
-      <w:r>
-        <w:rPr>
-          <w:sz w:val="22"/>
-        </w:rPr>
-        <w:t>Now a higher-risk applicant. The system selects REFER — escalating to the HITL queue. Switch to the HITL tab to show the running referral rate and cumulative review cost.</w:t>
-      </w:r>
-    </w:p>
-    <w:p>
-      <w:pPr>
-        <w:spacing w:before="80" w:after="80"/>
-      </w:pPr>
-      <w:r>
-        <w:rPr>
-          <w:sz w:val="22"/>
-        </w:rPr>
-        <w:t>[This is the FastAPI prototype deployed on Render — not a mockup.]</w:t>
-      </w:r>
-    </w:p>
-    <w:p>
-      <w:pPr>
-        <w:spacing w:before="80" w:after="80"/>
-      </w:pPr>
-      <w:r>
-        <w:rPr>
-          <w:sz w:val="22"/>
-        </w:rPr>
-        <w:t>This is not a simulation. This is the same FastAPI stack described in the thesis, deployed on Render, running in real time.</w:t>
-      </w:r>
-    </w:p>
-    <w:p>
-      <w:pPr>
-        <w:spacing w:before="80" w:after="80"/>
-      </w:pPr>
-      <w:r>
-        <w:rPr>
-          <w:sz w:val="22"/>
-        </w:rPr>
-        <w:t>Let me now bring together the key findings.</w:t>
+        <w:t>The exploration bonus, alpha, in plain words. An arm's score is its expected payoff plus alpha times how-unsure-we-still-are. In the formula, x-bar is the best guess of the payoff, the square-root term is how uncertain we still are, and alpha — which we set to 1.0 — controls how adventurous to be. For Sophea's Standard arm, the 0.52 is a payoff guess plus a small curiosity bonus. Too high wastes decisions exploring; too low and it never learns. I swept alpha from 0.1 to 5 — the reward barely moves, and 1.0 is best.</w:t>
       </w:r>
     </w:p>
     <w:p/>
@@ -4510,9 +3135,9 @@
       </w:pPr>
       <w:r>
         <w:rPr>
-          <w:color w:val="2E74B5"/>
+          <w:color w:val="1F6FC4"/>
         </w:rPr>
-        <w:t>SLIDE 34  ·  SECTION DIVIDER — Conclusion &amp; Future Work</w:t>
+        <w:t>APPENDIX A8  ·  A8: THE FAIRNESS INDEX (PSI), STEP BY STEP</w:t>
       </w:r>
     </w:p>
     <w:p>
@@ -4525,7 +3150,7 @@
           <w:color w:val="707070"/>
           <w:sz w:val="18"/>
         </w:rPr>
-        <w:t>Timing: ~5 sec</w:t>
+        <w:t>Timing: on standby</w:t>
       </w:r>
     </w:p>
     <w:p>
@@ -4575,1412 +3200,7 @@
         <w:rPr>
           <w:sz w:val="22"/>
         </w:rPr>
-        <w:t>Let me bring this back to Sophea — and to the four key findings.</w:t>
-      </w:r>
-    </w:p>
-    <w:p/>
-    <w:p>
-      <w:pPr>
-        <w:pStyle w:val="Heading2"/>
-      </w:pPr>
-      <w:r>
-        <w:rPr>
-          <w:color w:val="2E74B5"/>
-        </w:rPr>
-        <w:t>SLIDE 35  ·  4 KEY FINDINGS</w:t>
-      </w:r>
-    </w:p>
-    <w:p>
-      <w:pPr>
-        <w:spacing w:before="0" w:after="80"/>
-      </w:pPr>
-      <w:r>
-        <w:rPr>
-          <w:i/>
-          <w:color w:val="707070"/>
-          <w:sz w:val="18"/>
-        </w:rPr>
-        <w:t>Timing: ~2.5 min</w:t>
-      </w:r>
-    </w:p>
-    <w:p>
-      <w:pPr>
-        <w:jc w:val="center"/>
-      </w:pPr>
-      <w:r>
-        <w:drawing>
-          <wp:inline xmlns:a="http://schemas.openxmlformats.org/drawingml/2006/main" xmlns:pic="http://schemas.openxmlformats.org/drawingml/2006/picture">
-            <wp:extent cx="5040000" cy="2835000"/>
-            <wp:docPr id="35" name="Picture 35"/>
-            <wp:cNvGraphicFramePr>
-              <a:graphicFrameLocks noChangeAspect="1"/>
-            </wp:cNvGraphicFramePr>
-            <a:graphic>
-              <a:graphicData uri="http://schemas.openxmlformats.org/drawingml/2006/picture">
-                <pic:pic>
-                  <pic:nvPicPr>
-                    <pic:cNvPr id="0" name="slide_035.png"/>
-                    <pic:cNvPicPr/>
-                  </pic:nvPicPr>
-                  <pic:blipFill>
-                    <a:blip r:embed="rId43"/>
-                    <a:stretch>
-                      <a:fillRect/>
-                    </a:stretch>
-                  </pic:blipFill>
-                  <pic:spPr>
-                    <a:xfrm>
-                      <a:off x="0" y="0"/>
-                      <a:ext cx="5040000" cy="2835000"/>
-                    </a:xfrm>
-                    <a:prstGeom prst="rect"/>
-                  </pic:spPr>
-                </pic:pic>
-              </a:graphicData>
-            </a:graphic>
-          </wp:inline>
-        </w:drawing>
-      </w:r>
-    </w:p>
-    <w:p>
-      <w:pPr>
-        <w:spacing w:before="80" w:after="80"/>
-      </w:pPr>
-      <w:r>
-        <w:rPr>
-          <w:sz w:val="22"/>
-        </w:rPr>
-        <w:t>To summarize, this project proves four things.</w:t>
-      </w:r>
-    </w:p>
-    <w:p>
-      <w:pPr>
-        <w:spacing w:before="80" w:after="80"/>
-      </w:pPr>
-      <w:r>
-        <w:rPr>
-          <w:sz w:val="22"/>
-        </w:rPr>
-        <w:t>[Point to Finding 1.]</w:t>
-      </w:r>
-    </w:p>
-    <w:p>
-      <w:pPr>
-        <w:spacing w:before="80" w:after="80"/>
-      </w:pPr>
-      <w:r>
-        <w:rPr>
-          <w:sz w:val="22"/>
-        </w:rPr>
-        <w:t>Finding 1 — EXP-005: Online adaptation beats static rules. Plus 25.2 percent, p less than 0.001, d equals 2.98. LinUCB earns plus $18,248 over Static XGB across 20 seeds.</w:t>
-      </w:r>
-    </w:p>
-    <w:p>
-      <w:pPr>
-        <w:spacing w:before="80" w:after="80"/>
-      </w:pPr>
-      <w:r>
-        <w:rPr>
-          <w:sz w:val="22"/>
-        </w:rPr>
-        <w:t>[Point to Finding 2.]</w:t>
-      </w:r>
-    </w:p>
-    <w:p>
-      <w:pPr>
-        <w:spacing w:before="80" w:after="80"/>
-      </w:pPr>
-      <w:r>
-        <w:rPr>
-          <w:sz w:val="22"/>
-        </w:rPr>
-        <w:t>Finding 2 — EXP-006: No demographic bias introduced. 85.72 and 90.12 percent parity for region and occupation. PSI GREEN-AMBER throughout. Criterion 6 FAILED-with-interpretation — occupation is an actuarially valid signal, not a bias.</w:t>
-      </w:r>
-    </w:p>
-    <w:p>
-      <w:pPr>
-        <w:spacing w:before="80" w:after="80"/>
-      </w:pPr>
-      <w:r>
-        <w:rPr>
-          <w:sz w:val="22"/>
-        </w:rPr>
-        <w:t>[Point to Finding 3.]</w:t>
-      </w:r>
-    </w:p>
-    <w:p>
-      <w:pPr>
-        <w:spacing w:before="80" w:after="80"/>
-      </w:pPr>
-      <w:r>
-        <w:rPr>
-          <w:sz w:val="22"/>
-        </w:rPr>
-        <w:t>Finding 3 — EXP-011: The mechanism is online ridge updating, not exploration. Greedy-only ties full LinUCB. The value comes from learning, not from exploration bonuses.</w:t>
-      </w:r>
-    </w:p>
-    <w:p>
-      <w:pPr>
-        <w:spacing w:before="80" w:after="80"/>
-      </w:pPr>
-      <w:r>
-        <w:rPr>
-          <w:sz w:val="22"/>
-        </w:rPr>
-        <w:t>[Point to Finding 4.]</w:t>
-      </w:r>
-    </w:p>
-    <w:p>
-      <w:pPr>
-        <w:spacing w:before="80" w:after="80"/>
-      </w:pPr>
-      <w:r>
-        <w:rPr>
-          <w:sz w:val="22"/>
-        </w:rPr>
-        <w:t>Finding 4 — EXP-008: HITL adds value at low cost. Plus 6.5 percent at 1.5 percent review rate. Alignment score 60 percent — human oversight is meaningful.</w:t>
-      </w:r>
-    </w:p>
-    <w:p>
-      <w:pPr>
-        <w:spacing w:before="80" w:after="80"/>
-      </w:pPr>
-      <w:r>
-        <w:rPr>
-          <w:sz w:val="22"/>
-        </w:rPr>
-        <w:t>In 2023, the static system issued DECLINE. Sophea left without coverage. In 2026, the bandit issues STANDARD premium — the correct actuarial answer. That is the 25.2%. It is not everything — a trivial constant earns more. But it is a principled, fair, auditable step forward for an insurance market that needs one.</w:t>
-      </w:r>
-    </w:p>
-    <w:p>
-      <w:pPr>
-        <w:spacing w:before="80" w:after="80"/>
-      </w:pPr>
-      <w:r>
-        <w:rPr>
-          <w:sz w:val="22"/>
-        </w:rPr>
-        <w:t>These findings come with limits I want to name directly.</w:t>
-      </w:r>
-    </w:p>
-    <w:p/>
-    <w:p>
-      <w:pPr>
-        <w:pStyle w:val="Heading2"/>
-      </w:pPr>
-      <w:r>
-        <w:rPr>
-          <w:color w:val="2E74B5"/>
-        </w:rPr>
-        <w:t>SLIDE 36  ·  LIMITATIONS</w:t>
-      </w:r>
-    </w:p>
-    <w:p>
-      <w:pPr>
-        <w:spacing w:before="0" w:after="80"/>
-      </w:pPr>
-      <w:r>
-        <w:rPr>
-          <w:i/>
-          <w:color w:val="707070"/>
-          <w:sz w:val="18"/>
-        </w:rPr>
-        <w:t>Timing: ~1.5 min</w:t>
-      </w:r>
-    </w:p>
-    <w:p>
-      <w:pPr>
-        <w:jc w:val="center"/>
-      </w:pPr>
-      <w:r>
-        <w:drawing>
-          <wp:inline xmlns:a="http://schemas.openxmlformats.org/drawingml/2006/main" xmlns:pic="http://schemas.openxmlformats.org/drawingml/2006/picture">
-            <wp:extent cx="5040000" cy="2835000"/>
-            <wp:docPr id="36" name="Picture 36"/>
-            <wp:cNvGraphicFramePr>
-              <a:graphicFrameLocks noChangeAspect="1"/>
-            </wp:cNvGraphicFramePr>
-            <a:graphic>
-              <a:graphicData uri="http://schemas.openxmlformats.org/drawingml/2006/picture">
-                <pic:pic>
-                  <pic:nvPicPr>
-                    <pic:cNvPr id="0" name="slide_036.png"/>
-                    <pic:cNvPicPr/>
-                  </pic:nvPicPr>
-                  <pic:blipFill>
-                    <a:blip r:embed="rId44"/>
-                    <a:stretch>
-                      <a:fillRect/>
-                    </a:stretch>
-                  </pic:blipFill>
-                  <pic:spPr>
-                    <a:xfrm>
-                      <a:off x="0" y="0"/>
-                      <a:ext cx="5040000" cy="2835000"/>
-                    </a:xfrm>
-                    <a:prstGeom prst="rect"/>
-                  </pic:spPr>
-                </pic:pic>
-              </a:graphicData>
-            </a:graphic>
-          </wp:inline>
-        </w:drawing>
-      </w:r>
-    </w:p>
-    <w:p>
-      <w:pPr>
-        <w:spacing w:before="80" w:after="80"/>
-      </w:pPr>
-      <w:r>
-        <w:rPr>
-          <w:sz w:val="22"/>
-        </w:rPr>
-        <w:t>I want to be transparent about the boundaries of this work.</w:t>
-      </w:r>
-    </w:p>
-    <w:p>
-      <w:pPr>
-        <w:spacing w:before="80" w:after="80"/>
-      </w:pPr>
-      <w:r>
-        <w:rPr>
-          <w:sz w:val="22"/>
-        </w:rPr>
-        <w:t>[Point to the four limitation cards.]</w:t>
-      </w:r>
-    </w:p>
-    <w:p>
-      <w:pPr>
-        <w:spacing w:before="80" w:after="80"/>
-      </w:pPr>
-      <w:r>
-        <w:rPr>
-          <w:sz w:val="22"/>
-        </w:rPr>
-        <w:t>First: synthetic data. 2,000 records cannot capture rare comorbidities, fraud patterns, or the full complexity of real Cambodian claims. The dataset is CDHS-anchored but not real insurance claims.</w:t>
-      </w:r>
-    </w:p>
-    <w:p>
-      <w:pPr>
-        <w:spacing w:before="80" w:after="80"/>
-      </w:pPr>
-      <w:r>
-        <w:rPr>
-          <w:sz w:val="22"/>
-        </w:rPr>
-        <w:t>Second: single-period rewards. The reward function is a one-shot proxy for profitability. It does not capture multi-year claims, customer retention, or renewal cycles.</w:t>
-      </w:r>
-    </w:p>
-    <w:p>
-      <w:pPr>
-        <w:spacing w:before="80" w:after="80"/>
-      </w:pPr>
-      <w:r>
-        <w:rPr>
-          <w:sz w:val="22"/>
-        </w:rPr>
-        <w:t>Third: stationarity assumption. EXP-009 and EXP-015 partially address this, but DiscountedLinUCB helps only marginally under a shock. Non-stationarity remains a meaningful limit of the current design.</w:t>
-      </w:r>
-    </w:p>
-    <w:p>
-      <w:pPr>
-        <w:spacing w:before="80" w:after="80"/>
-      </w:pPr>
-      <w:r>
-        <w:rPr>
-          <w:sz w:val="22"/>
-        </w:rPr>
-        <w:t>Fourth: the constant-policy ceiling. AlwaysRATED beats bandits by roughly 30 percent. Bandits lead every admissible deployable alternative — but the headroom to Oracle remains large. This is honestly reported and defines the next phase of work.</w:t>
-      </w:r>
-    </w:p>
-    <w:p>
-      <w:pPr>
-        <w:spacing w:before="80" w:after="80"/>
-      </w:pPr>
-      <w:r>
-        <w:rPr>
-          <w:sz w:val="22"/>
-        </w:rPr>
-        <w:t>Those limits point directly to the next research agenda.</w:t>
-      </w:r>
-    </w:p>
-    <w:p/>
-    <w:p>
-      <w:pPr>
-        <w:pStyle w:val="Heading2"/>
-      </w:pPr>
-      <w:r>
-        <w:rPr>
-          <w:color w:val="2E74B5"/>
-        </w:rPr>
-        <w:t>SLIDE 37  ·  FUTURE WORK</w:t>
-      </w:r>
-    </w:p>
-    <w:p>
-      <w:pPr>
-        <w:spacing w:before="0" w:after="80"/>
-      </w:pPr>
-      <w:r>
-        <w:rPr>
-          <w:i/>
-          <w:color w:val="707070"/>
-          <w:sz w:val="18"/>
-        </w:rPr>
-        <w:t>Timing: ~1 min</w:t>
-      </w:r>
-    </w:p>
-    <w:p>
-      <w:pPr>
-        <w:jc w:val="center"/>
-      </w:pPr>
-      <w:r>
-        <w:drawing>
-          <wp:inline xmlns:a="http://schemas.openxmlformats.org/drawingml/2006/main" xmlns:pic="http://schemas.openxmlformats.org/drawingml/2006/picture">
-            <wp:extent cx="5040000" cy="2835000"/>
-            <wp:docPr id="37" name="Picture 37"/>
-            <wp:cNvGraphicFramePr>
-              <a:graphicFrameLocks noChangeAspect="1"/>
-            </wp:cNvGraphicFramePr>
-            <a:graphic>
-              <a:graphicData uri="http://schemas.openxmlformats.org/drawingml/2006/picture">
-                <pic:pic>
-                  <pic:nvPicPr>
-                    <pic:cNvPr id="0" name="slide_037.png"/>
-                    <pic:cNvPicPr/>
-                  </pic:nvPicPr>
-                  <pic:blipFill>
-                    <a:blip r:embed="rId45"/>
-                    <a:stretch>
-                      <a:fillRect/>
-                    </a:stretch>
-                  </pic:blipFill>
-                  <pic:spPr>
-                    <a:xfrm>
-                      <a:off x="0" y="0"/>
-                      <a:ext cx="5040000" cy="2835000"/>
-                    </a:xfrm>
-                    <a:prstGeom prst="rect"/>
-                  </pic:spPr>
-                </pic:pic>
-              </a:graphicData>
-            </a:graphic>
-          </wp:inline>
-        </w:drawing>
-      </w:r>
-    </w:p>
-    <w:p>
-      <w:pPr>
-        <w:spacing w:before="80" w:after="80"/>
-      </w:pPr>
-      <w:r>
-        <w:rPr>
-          <w:sz w:val="22"/>
-        </w:rPr>
-        <w:t>Four directions for future work.</w:t>
-      </w:r>
-    </w:p>
-    <w:p>
-      <w:pPr>
-        <w:spacing w:before="80" w:after="80"/>
-      </w:pPr>
-      <w:r>
-        <w:rPr>
-          <w:sz w:val="22"/>
-        </w:rPr>
-        <w:t>First: non-stationary drift. DiscountedLinUCB plus PSI early-warning pipeline, with threshold-adaptive forgetting factors. The current gamma of 0.999 helped only marginally — better discount schedules need investigation.</w:t>
-      </w:r>
-    </w:p>
-    <w:p>
-      <w:pPr>
-        <w:spacing w:before="80" w:after="80"/>
-      </w:pPr>
-      <w:r>
-        <w:rPr>
-          <w:sz w:val="22"/>
-        </w:rPr>
-        <w:t>Second: neural bandit extensions. NeuralUCB and Neural-Linear hybrids would relax the linear reward assumption. Viable once dataset size scales beyond 2,000 records.</w:t>
-      </w:r>
-    </w:p>
-    <w:p>
-      <w:pPr>
-        <w:spacing w:before="80" w:after="80"/>
-      </w:pPr>
-      <w:r>
-        <w:rPr>
-          <w:sz w:val="22"/>
-        </w:rPr>
-        <w:t>Third: live A/B deployment. Delayed reward via survival proxy — real claims lag 6 to 24 months. The thesis uses a simulator; a live trial with real Cambodian insurers is the natural next step.</w:t>
-      </w:r>
-    </w:p>
-    <w:p>
-      <w:pPr>
-        <w:spacing w:before="80" w:after="80"/>
-      </w:pPr>
-      <w:r>
-        <w:rPr>
-          <w:sz w:val="22"/>
-        </w:rPr>
-        <w:t>Fourth: multi-period customer value. Customer lifetime value, retention, and cross-selling would move the system beyond the single-decision reward framing.</w:t>
-      </w:r>
-    </w:p>
-    <w:p>
-      <w:pPr>
-        <w:spacing w:before="80" w:after="80"/>
-      </w:pPr>
-      <w:r>
-        <w:rPr>
-          <w:sz w:val="22"/>
-        </w:rPr>
-        <w:t>Each of these directions builds on the foundation this thesis has established. Finally, let me close with the story we began with.</w:t>
-      </w:r>
-    </w:p>
-    <w:p/>
-    <w:p>
-      <w:pPr>
-        <w:pStyle w:val="Heading2"/>
-      </w:pPr>
-      <w:r>
-        <w:rPr>
-          <w:color w:val="2E74B5"/>
-        </w:rPr>
-        <w:t>SLIDE 38  ·  THANK YOU / Q&amp;A</w:t>
-      </w:r>
-    </w:p>
-    <w:p>
-      <w:pPr>
-        <w:spacing w:before="0" w:after="80"/>
-      </w:pPr>
-      <w:r>
-        <w:rPr>
-          <w:i/>
-          <w:color w:val="707070"/>
-          <w:sz w:val="18"/>
-        </w:rPr>
-        <w:t>Timing: ~30 sec</w:t>
-      </w:r>
-    </w:p>
-    <w:p>
-      <w:pPr>
-        <w:jc w:val="center"/>
-      </w:pPr>
-      <w:r>
-        <w:drawing>
-          <wp:inline xmlns:a="http://schemas.openxmlformats.org/drawingml/2006/main" xmlns:pic="http://schemas.openxmlformats.org/drawingml/2006/picture">
-            <wp:extent cx="5040000" cy="2835000"/>
-            <wp:docPr id="38" name="Picture 38"/>
-            <wp:cNvGraphicFramePr>
-              <a:graphicFrameLocks noChangeAspect="1"/>
-            </wp:cNvGraphicFramePr>
-            <a:graphic>
-              <a:graphicData uri="http://schemas.openxmlformats.org/drawingml/2006/picture">
-                <pic:pic>
-                  <pic:nvPicPr>
-                    <pic:cNvPr id="0" name="slide_038.png"/>
-                    <pic:cNvPicPr/>
-                  </pic:nvPicPr>
-                  <pic:blipFill>
-                    <a:blip r:embed="rId46"/>
-                    <a:stretch>
-                      <a:fillRect/>
-                    </a:stretch>
-                  </pic:blipFill>
-                  <pic:spPr>
-                    <a:xfrm>
-                      <a:off x="0" y="0"/>
-                      <a:ext cx="5040000" cy="2835000"/>
-                    </a:xfrm>
-                    <a:prstGeom prst="rect"/>
-                  </pic:spPr>
-                </pic:pic>
-              </a:graphicData>
-            </a:graphic>
-          </wp:inline>
-        </w:drawing>
-      </w:r>
-    </w:p>
-    <w:p>
-      <w:pPr>
-        <w:spacing w:before="80" w:after="80"/>
-      </w:pPr>
-      <w:r>
-        <w:rPr>
-          <w:sz w:val="22"/>
-        </w:rPr>
-        <w:t>[The slide reads: 2023: DECLINE. 2026: STANDARD.]</w:t>
-      </w:r>
-    </w:p>
-    <w:p>
-      <w:pPr>
-        <w:spacing w:before="80" w:after="80"/>
-      </w:pPr>
-      <w:r>
-        <w:rPr>
-          <w:sz w:val="22"/>
-        </w:rPr>
-        <w:t>That is the story of this thesis.</w:t>
-      </w:r>
-    </w:p>
-    <w:p>
-      <w:pPr>
-        <w:spacing w:before="80" w:after="80"/>
-      </w:pPr>
-      <w:r>
-        <w:rPr>
-          <w:sz w:val="22"/>
-        </w:rPr>
-        <w:t>In 2023, the system told Sophea 'No.' In 2026, my system tells her 'Yes — at the right price': STANDARD premium, the correct actuarial answer. Cambodia has hundreds of thousands of applicants like her — people whose risk profiles are nuanced, whose context matters, and who deserve a decision system capable of seeing them fully.</w:t>
-      </w:r>
-    </w:p>
-    <w:p>
-      <w:pPr>
-        <w:spacing w:before="80" w:after="80"/>
-      </w:pPr>
-      <w:r>
-        <w:rPr>
-          <w:sz w:val="22"/>
-        </w:rPr>
-        <w:t>Thank you, Distinguished Committee, for your time and attention.</w:t>
-      </w:r>
-    </w:p>
-    <w:p>
-      <w:pPr>
-        <w:spacing w:before="80" w:after="80"/>
-      </w:pPr>
-      <w:r>
-        <w:rPr>
-          <w:sz w:val="22"/>
-        </w:rPr>
-        <w:t>I am now ready for your questions. If it would be helpful, I have five appendix slides available: A1 covers the complete baseline ladder with all nine policies; A2 reconciles the three reward-lift numbers — plus 25.2, plus 29.8, and plus 6.5 percent; A3 shows all six fairness criteria verdicts; A4 has the full mathematical details for LinUCB, PSI, and the HITL dual update; and A5 has the full sensitivity parameter tables.</w:t>
-      </w:r>
-    </w:p>
-    <w:p/>
-    <w:p>
-      <w:pPr>
-        <w:pStyle w:val="Heading2"/>
-      </w:pPr>
-      <w:r>
-        <w:rPr>
-          <w:color w:val="2E74B5"/>
-        </w:rPr>
-        <w:t>APPENDIX A1  ·  A1: COMPLETE BASELINE LADDER</w:t>
-      </w:r>
-    </w:p>
-    <w:p>
-      <w:pPr>
-        <w:spacing w:before="0" w:after="80"/>
-      </w:pPr>
-      <w:r>
-        <w:rPr>
-          <w:i/>
-          <w:color w:val="707070"/>
-          <w:sz w:val="18"/>
-        </w:rPr>
-        <w:t>Timing: if asked</w:t>
-      </w:r>
-    </w:p>
-    <w:p>
-      <w:pPr>
-        <w:jc w:val="center"/>
-      </w:pPr>
-      <w:r>
-        <w:drawing>
-          <wp:inline xmlns:a="http://schemas.openxmlformats.org/drawingml/2006/main" xmlns:pic="http://schemas.openxmlformats.org/drawingml/2006/picture">
-            <wp:extent cx="5040000" cy="2835000"/>
-            <wp:docPr id="39" name="Picture 39"/>
-            <wp:cNvGraphicFramePr>
-              <a:graphicFrameLocks noChangeAspect="1"/>
-            </wp:cNvGraphicFramePr>
-            <a:graphic>
-              <a:graphicData uri="http://schemas.openxmlformats.org/drawingml/2006/picture">
-                <pic:pic>
-                  <pic:nvPicPr>
-                    <pic:cNvPr id="0" name="slide_039.png"/>
-                    <pic:cNvPicPr/>
-                  </pic:nvPicPr>
-                  <pic:blipFill>
-                    <a:blip r:embed="rId47"/>
-                    <a:stretch>
-                      <a:fillRect/>
-                    </a:stretch>
-                  </pic:blipFill>
-                  <pic:spPr>
-                    <a:xfrm>
-                      <a:off x="0" y="0"/>
-                      <a:ext cx="5040000" cy="2835000"/>
-                    </a:xfrm>
-                    <a:prstGeom prst="rect"/>
-                  </pic:spPr>
-                </pic:pic>
-              </a:graphicData>
-            </a:graphic>
-          </wp:inline>
-        </w:drawing>
-      </w:r>
-    </w:p>
-    <w:p>
-      <w:pPr>
-        <w:spacing w:before="80" w:after="80"/>
-      </w:pPr>
-      <w:r>
-        <w:rPr>
-          <w:sz w:val="22"/>
-        </w:rPr>
-        <w:t>[Show if Committee asks about AlwaysRATED or the full ranking.]</w:t>
-      </w:r>
-    </w:p>
-    <w:p>
-      <w:pPr>
-        <w:spacing w:before="80" w:after="80"/>
-      </w:pPr>
-      <w:r>
-        <w:rPr>
-          <w:sz w:val="22"/>
-        </w:rPr>
-        <w:t>The complete ladder across all nine policies — 20 seeds, CRN harness.</w:t>
-      </w:r>
-    </w:p>
-    <w:p>
-      <w:pPr>
-        <w:spacing w:before="80" w:after="80"/>
-      </w:pPr>
-      <w:r>
-        <w:rPr>
-          <w:sz w:val="22"/>
-        </w:rPr>
-        <w:t>Oracle: $126,804 — theoretical ceiling, not deployable. LogisticOracle: $123,977 — fit in-sample on oracle labels, not deployable, diagnostic only.</w:t>
-      </w:r>
-    </w:p>
-    <w:p>
-      <w:pPr>
-        <w:spacing w:before="80" w:after="80"/>
-      </w:pPr>
-      <w:r>
-        <w:rPr>
-          <w:sz w:val="22"/>
-        </w:rPr>
-        <w:t>AlwaysRATED: $122,287. This is the trivial constant that applies a blanket 25% loading to every applicant regardless of risk. No Cambodian insurer can commercially or regulatorily apply this uniformly. It would create severe adverse selection, drive healthy applicants out of the pool, and face regulatory challenge. Our pre-registered expectation was that bandits would outperform AlwaysRATED. That expectation was falsified. We report it as the scientifically informative outcome it is.</w:t>
-      </w:r>
-    </w:p>
-    <w:p>
-      <w:pPr>
-        <w:spacing w:before="80" w:after="80"/>
-      </w:pPr>
-      <w:r>
-        <w:rPr>
-          <w:sz w:val="22"/>
-        </w:rPr>
-        <w:t>LinTS: $93,723. LinUCB: $91,864. Both proposed admissible policies.</w:t>
-      </w:r>
-    </w:p>
-    <w:p>
-      <w:pPr>
-        <w:spacing w:before="80" w:after="80"/>
-      </w:pPr>
-      <w:r>
-        <w:rPr>
-          <w:sz w:val="22"/>
-        </w:rPr>
-        <w:t>Epsilon-Greedy: $76,441. Static XGB (the system that declined Sophea): $72,206. AlwaysSTANDARD: $34,684. Random: $1,980.</w:t>
-      </w:r>
-    </w:p>
-    <w:p>
-      <w:pPr>
-        <w:spacing w:before="80" w:after="80"/>
-      </w:pPr>
-      <w:r>
-        <w:rPr>
-          <w:sz w:val="22"/>
-        </w:rPr>
-        <w:t>The headline claim stands: bandits rank first and second among every admissible policy a real insurer could deploy.</w:t>
-      </w:r>
-    </w:p>
-    <w:p/>
-    <w:p>
-      <w:pPr>
-        <w:pStyle w:val="Heading2"/>
-      </w:pPr>
-      <w:r>
-        <w:rPr>
-          <w:color w:val="2E74B5"/>
-        </w:rPr>
-        <w:t>APPENDIX A2  ·  A2: NUMBER RECONCILIATION</w:t>
-      </w:r>
-    </w:p>
-    <w:p>
-      <w:pPr>
-        <w:spacing w:before="0" w:after="80"/>
-      </w:pPr>
-      <w:r>
-        <w:rPr>
-          <w:i/>
-          <w:color w:val="707070"/>
-          <w:sz w:val="18"/>
-        </w:rPr>
-        <w:t>Timing: if asked</w:t>
-      </w:r>
-    </w:p>
-    <w:p>
-      <w:pPr>
-        <w:jc w:val="center"/>
-      </w:pPr>
-      <w:r>
-        <w:drawing>
-          <wp:inline xmlns:a="http://schemas.openxmlformats.org/drawingml/2006/main" xmlns:pic="http://schemas.openxmlformats.org/drawingml/2006/picture">
-            <wp:extent cx="5040000" cy="2835000"/>
-            <wp:docPr id="40" name="Picture 40"/>
-            <wp:cNvGraphicFramePr>
-              <a:graphicFrameLocks noChangeAspect="1"/>
-            </wp:cNvGraphicFramePr>
-            <a:graphic>
-              <a:graphicData uri="http://schemas.openxmlformats.org/drawingml/2006/picture">
-                <pic:pic>
-                  <pic:nvPicPr>
-                    <pic:cNvPr id="0" name="slide_040.png"/>
-                    <pic:cNvPicPr/>
-                  </pic:nvPicPr>
-                  <pic:blipFill>
-                    <a:blip r:embed="rId48"/>
-                    <a:stretch>
-                      <a:fillRect/>
-                    </a:stretch>
-                  </pic:blipFill>
-                  <pic:spPr>
-                    <a:xfrm>
-                      <a:off x="0" y="0"/>
-                      <a:ext cx="5040000" cy="2835000"/>
-                    </a:xfrm>
-                    <a:prstGeom prst="rect"/>
-                  </pic:spPr>
-                </pic:pic>
-              </a:graphicData>
-            </a:graphic>
-          </wp:inline>
-        </w:drawing>
-      </w:r>
-    </w:p>
-    <w:p>
-      <w:pPr>
-        <w:spacing w:before="80" w:after="80"/>
-      </w:pPr>
-      <w:r>
-        <w:rPr>
-          <w:sz w:val="22"/>
-        </w:rPr>
-        <w:t>[Show if Committee asks why there are multiple reward-lift numbers.]</w:t>
-      </w:r>
-    </w:p>
-    <w:p>
-      <w:pPr>
-        <w:spacing w:before="80" w:after="80"/>
-      </w:pPr>
-      <w:r>
-        <w:rPr>
-          <w:sz w:val="22"/>
-        </w:rPr>
-        <w:t>Three different reward-lift numbers appear across the thesis. They answer three different questions and are mutually consistent.</w:t>
-      </w:r>
-    </w:p>
-    <w:p>
-      <w:pPr>
-        <w:spacing w:before="80" w:after="80"/>
-      </w:pPr>
-      <w:r>
-        <w:rPr>
-          <w:sz w:val="22"/>
-        </w:rPr>
-        <w:t>Plus 25.2 percent: EXP-005. LinUCB versus Static XGB. Pre-registered primary metric. Paired design, 20 seeds, standardised evaluation. LinUCB mean $90,540 versus Static XGB mean $72,292. This is the headline figure cited throughout the thesis.</w:t>
-      </w:r>
-    </w:p>
-    <w:p>
-      <w:pPr>
-        <w:spacing w:before="80" w:after="80"/>
-      </w:pPr>
-      <w:r>
-        <w:rPr>
-          <w:sz w:val="22"/>
-        </w:rPr>
-        <w:t>Plus 29.8 percent: EXP-007. LinTS versus Static XGB. CRN benchmark harness — common random numbers for variance reduction. Different experimental setup from EXP-005, which is why the number is slightly higher. Reported for completeness; the pre-registered comparison is EXP-005.</w:t>
-      </w:r>
-    </w:p>
-    <w:p>
-      <w:pPr>
-        <w:spacing w:before="80" w:after="80"/>
-      </w:pPr>
-      <w:r>
-        <w:rPr>
-          <w:sz w:val="22"/>
-        </w:rPr>
-        <w:t>Plus 6.5 percent: EXP-008. HITL reward versus vanilla bandit. HITL $102,100 versus vanilla $95,872 on seed 42. Completely different baseline — this measures the incremental value of human oversight on top of the bandit, not versus Static XGB.</w:t>
-      </w:r>
-    </w:p>
-    <w:p>
-      <w:pPr>
-        <w:spacing w:before="80" w:after="80"/>
-      </w:pPr>
-      <w:r>
-        <w:rPr>
-          <w:sz w:val="22"/>
-        </w:rPr>
-        <w:t>When I cite the headline result, I cite 25.2 percent — the conservative pre-registered figure.</w:t>
-      </w:r>
-    </w:p>
-    <w:p/>
-    <w:p>
-      <w:pPr>
-        <w:pStyle w:val="Heading2"/>
-      </w:pPr>
-      <w:r>
-        <w:rPr>
-          <w:color w:val="2E74B5"/>
-        </w:rPr>
-        <w:t>APPENDIX A3  ·  A3: ALL 6 FAIRNESS CRITERIA</w:t>
-      </w:r>
-    </w:p>
-    <w:p>
-      <w:pPr>
-        <w:spacing w:before="0" w:after="80"/>
-      </w:pPr>
-      <w:r>
-        <w:rPr>
-          <w:i/>
-          <w:color w:val="707070"/>
-          <w:sz w:val="18"/>
-        </w:rPr>
-        <w:t>Timing: if asked</w:t>
-      </w:r>
-    </w:p>
-    <w:p>
-      <w:pPr>
-        <w:jc w:val="center"/>
-      </w:pPr>
-      <w:r>
-        <w:drawing>
-          <wp:inline xmlns:a="http://schemas.openxmlformats.org/drawingml/2006/main" xmlns:pic="http://schemas.openxmlformats.org/drawingml/2006/picture">
-            <wp:extent cx="5040000" cy="2835000"/>
-            <wp:docPr id="41" name="Picture 41"/>
-            <wp:cNvGraphicFramePr>
-              <a:graphicFrameLocks noChangeAspect="1"/>
-            </wp:cNvGraphicFramePr>
-            <a:graphic>
-              <a:graphicData uri="http://schemas.openxmlformats.org/drawingml/2006/picture">
-                <pic:pic>
-                  <pic:nvPicPr>
-                    <pic:cNvPr id="0" name="slide_041.png"/>
-                    <pic:cNvPicPr/>
-                  </pic:nvPicPr>
-                  <pic:blipFill>
-                    <a:blip r:embed="rId49"/>
-                    <a:stretch>
-                      <a:fillRect/>
-                    </a:stretch>
-                  </pic:blipFill>
-                  <pic:spPr>
-                    <a:xfrm>
-                      <a:off x="0" y="0"/>
-                      <a:ext cx="5040000" cy="2835000"/>
-                    </a:xfrm>
-                    <a:prstGeom prst="rect"/>
-                  </pic:spPr>
-                </pic:pic>
-              </a:graphicData>
-            </a:graphic>
-          </wp:inline>
-        </w:drawing>
-      </w:r>
-    </w:p>
-    <w:p>
-      <w:pPr>
-        <w:spacing w:before="80" w:after="80"/>
-      </w:pPr>
-      <w:r>
-        <w:rPr>
-          <w:sz w:val="22"/>
-        </w:rPr>
-        <w:t>[Show if Committee asks about the fairness methodology or Criterion 6.]</w:t>
-      </w:r>
-    </w:p>
-    <w:p>
-      <w:pPr>
-        <w:spacing w:before="80" w:after="80"/>
-      </w:pPr>
-      <w:r>
-        <w:rPr>
-          <w:sz w:val="22"/>
-        </w:rPr>
-        <w:t>The six pre-registered fairness criteria.</w:t>
-      </w:r>
-    </w:p>
-    <w:p>
-      <w:pPr>
-        <w:spacing w:before="80" w:after="80"/>
-      </w:pPr>
-      <w:r>
-        <w:rPr>
-          <w:sz w:val="22"/>
-        </w:rPr>
-        <w:t>Criterion 1: Region PSI must be at or below 0.25. Result: PSI equals 0.082 — GREEN. PASSED.</w:t>
-      </w:r>
-    </w:p>
-    <w:p>
-      <w:pPr>
-        <w:spacing w:before="80" w:after="80"/>
-      </w:pPr>
-      <w:r>
-        <w:rPr>
-          <w:sz w:val="22"/>
-        </w:rPr>
-        <w:t>Criterion 2: Occupation PSI must be at or below 0.25. Result: PSI equals 0.123 — AMBER, below RED. PASSED.</w:t>
-      </w:r>
-    </w:p>
-    <w:p>
-      <w:pPr>
-        <w:spacing w:before="80" w:after="80"/>
-      </w:pPr>
-      <w:r>
-        <w:rPr>
-          <w:sz w:val="22"/>
-        </w:rPr>
-        <w:t>Criterion 3: EEOC four-fifths rule for region — approval rates across all regions must be at least 80 percent of the highest. Result: 85.72 percent. PASSED.</w:t>
-      </w:r>
-    </w:p>
-    <w:p>
-      <w:pPr>
-        <w:spacing w:before="80" w:after="80"/>
-      </w:pPr>
-      <w:r>
-        <w:rPr>
-          <w:sz w:val="22"/>
-        </w:rPr>
-        <w:t>Criterion 4: EEOC four-fifths rule for occupation. Result: 90.12 percent. PASSED.</w:t>
-      </w:r>
-    </w:p>
-    <w:p>
-      <w:pPr>
-        <w:spacing w:before="80" w:after="80"/>
-      </w:pPr>
-      <w:r>
-        <w:rPr>
-          <w:sz w:val="22"/>
-        </w:rPr>
-        <w:t>Criterion 5: Permutation test for region-to-action independence. p equals 0.132. PASSED.</w:t>
-      </w:r>
-    </w:p>
-    <w:p>
-      <w:pPr>
-        <w:spacing w:before="80" w:after="80"/>
-      </w:pPr>
-      <w:r>
-        <w:rPr>
-          <w:sz w:val="22"/>
-        </w:rPr>
-        <w:t>Criterion 6: Permutation test for occupation-to-action independence. p less than 0.001. FAILED-with-interpretation.</w:t>
-      </w:r>
-    </w:p>
-    <w:p>
-      <w:pPr>
-        <w:spacing w:before="80" w:after="80"/>
-      </w:pPr>
-      <w:r>
-        <w:rPr>
-          <w:sz w:val="22"/>
-        </w:rPr>
-        <w:t>My interpretation of Criterion 6: occupation predicts the underwriting action because occupation is a genuine actuarial risk signal. Sophea's agricultural occupation is correctly associated with a different risk profile than an office worker's — that is actuarially sound. The association is statistically significant but practically small. No regulatory threshold is breached. I call this FAILED-with-interpretation, and I stand by that verdict.</w:t>
-      </w:r>
-    </w:p>
-    <w:p/>
-    <w:p>
-      <w:pPr>
-        <w:pStyle w:val="Heading2"/>
-      </w:pPr>
-      <w:r>
-        <w:rPr>
-          <w:color w:val="2E74B5"/>
-        </w:rPr>
-        <w:t>APPENDIX A4  ·  A4: MATHEMATICAL DETAILS</w:t>
-      </w:r>
-    </w:p>
-    <w:p>
-      <w:pPr>
-        <w:spacing w:before="0" w:after="80"/>
-      </w:pPr>
-      <w:r>
-        <w:rPr>
-          <w:i/>
-          <w:color w:val="707070"/>
-          <w:sz w:val="18"/>
-        </w:rPr>
-        <w:t>Timing: if asked</w:t>
-      </w:r>
-    </w:p>
-    <w:p>
-      <w:pPr>
-        <w:jc w:val="center"/>
-      </w:pPr>
-      <w:r>
-        <w:drawing>
-          <wp:inline xmlns:a="http://schemas.openxmlformats.org/drawingml/2006/main" xmlns:pic="http://schemas.openxmlformats.org/drawingml/2006/picture">
-            <wp:extent cx="5040000" cy="2835000"/>
-            <wp:docPr id="42" name="Picture 42"/>
-            <wp:cNvGraphicFramePr>
-              <a:graphicFrameLocks noChangeAspect="1"/>
-            </wp:cNvGraphicFramePr>
-            <a:graphic>
-              <a:graphicData uri="http://schemas.openxmlformats.org/drawingml/2006/picture">
-                <pic:pic>
-                  <pic:nvPicPr>
-                    <pic:cNvPr id="0" name="slide_042.png"/>
-                    <pic:cNvPicPr/>
-                  </pic:nvPicPr>
-                  <pic:blipFill>
-                    <a:blip r:embed="rId50"/>
-                    <a:stretch>
-                      <a:fillRect/>
-                    </a:stretch>
-                  </pic:blipFill>
-                  <pic:spPr>
-                    <a:xfrm>
-                      <a:off x="0" y="0"/>
-                      <a:ext cx="5040000" cy="2835000"/>
-                    </a:xfrm>
-                    <a:prstGeom prst="rect"/>
-                  </pic:spPr>
-                </pic:pic>
-              </a:graphicData>
-            </a:graphic>
-          </wp:inline>
-        </w:drawing>
-      </w:r>
-    </w:p>
-    <w:p>
-      <w:pPr>
-        <w:spacing w:before="80" w:after="80"/>
-      </w:pPr>
-      <w:r>
-        <w:rPr>
-          <w:sz w:val="22"/>
-        </w:rPr>
-        <w:t>[Show if Committee asks about the LinUCB update rule, PSI formula, or HITL dual-update mechanics.]</w:t>
-      </w:r>
-    </w:p>
-    <w:p>
-      <w:pPr>
-        <w:spacing w:before="80" w:after="80"/>
-      </w:pPr>
-      <w:r>
-        <w:rPr>
-          <w:sz w:val="22"/>
-        </w:rPr>
-        <w:t>Three mathematical components — using Sophea's application as the concrete example.</w:t>
-      </w:r>
-    </w:p>
-    <w:p>
-      <w:pPr>
-        <w:spacing w:before="80" w:after="80"/>
-      </w:pPr>
-      <w:r>
-        <w:rPr>
-          <w:sz w:val="22"/>
-        </w:rPr>
-        <w:t>LinUCB update rule:</w:t>
-        <w:br/>
-        <w:t>Design matrix update: A receives Sophea's vector x transposed times x. Reward vector update: b receives reward times x. Ridge estimate: theta-hat equals A-inverse times b. UCB score for arm a: theta-hat transposed x, plus alpha times the square root of x-transposed A-inverse x — where x is Sophea's 34-dimensional vector.</w:t>
-      </w:r>
-    </w:p>
-    <w:p>
-      <w:pPr>
-        <w:spacing w:before="80" w:after="80"/>
-      </w:pPr>
-      <w:r>
-        <w:rPr>
-          <w:sz w:val="22"/>
-        </w:rPr>
-        <w:t>PSI formula:</w:t>
-        <w:br/>
-        <w:t>PSI equals the sum over each segment of: P-new minus P-old, times the natural log of P-new over P-old. For Sophea's Kampong Cham region: PSI 0.082 — GREEN. For her occupation category: PSI max 0.123 — AMBER.</w:t>
-      </w:r>
-    </w:p>
-    <w:p>
-      <w:pPr>
-        <w:spacing w:before="80" w:after="80"/>
-      </w:pPr>
-      <w:r>
-        <w:rPr>
-          <w:sz w:val="22"/>
-        </w:rPr>
-        <w:t>HITL dual-update:</w:t>
-        <w:br/>
-        <w:t>When the human overrides the bandit: update the selected arm on the human label, and apply a penalty to the REFER arm reward to prevent the over-selection spiral. Without the penalty, REFER accumulates reward without cost — the dual update corrects that incentive.</w:t>
-      </w:r>
-    </w:p>
-    <w:p/>
-    <w:p>
-      <w:pPr>
-        <w:pStyle w:val="Heading2"/>
-      </w:pPr>
-      <w:r>
-        <w:rPr>
-          <w:color w:val="2E74B5"/>
-        </w:rPr>
-        <w:t>APPENDIX A5  ·  A5: FULL SENSITIVITY TABLES</w:t>
-      </w:r>
-    </w:p>
-    <w:p>
-      <w:pPr>
-        <w:spacing w:before="0" w:after="80"/>
-      </w:pPr>
-      <w:r>
-        <w:rPr>
-          <w:i/>
-          <w:color w:val="707070"/>
-          <w:sz w:val="18"/>
-        </w:rPr>
-        <w:t>Timing: if asked</w:t>
-      </w:r>
-    </w:p>
-    <w:p>
-      <w:pPr>
-        <w:jc w:val="center"/>
-      </w:pPr>
-      <w:r>
-        <w:drawing>
-          <wp:inline xmlns:a="http://schemas.openxmlformats.org/drawingml/2006/main" xmlns:pic="http://schemas.openxmlformats.org/drawingml/2006/picture">
-            <wp:extent cx="5040000" cy="2835000"/>
-            <wp:docPr id="43" name="Picture 43"/>
-            <wp:cNvGraphicFramePr>
-              <a:graphicFrameLocks noChangeAspect="1"/>
-            </wp:cNvGraphicFramePr>
-            <a:graphic>
-              <a:graphicData uri="http://schemas.openxmlformats.org/drawingml/2006/picture">
-                <pic:pic>
-                  <pic:nvPicPr>
-                    <pic:cNvPr id="0" name="slide_043.png"/>
-                    <pic:cNvPicPr/>
-                  </pic:nvPicPr>
-                  <pic:blipFill>
-                    <a:blip r:embed="rId51"/>
-                    <a:stretch>
-                      <a:fillRect/>
-                    </a:stretch>
-                  </pic:blipFill>
-                  <pic:spPr>
-                    <a:xfrm>
-                      <a:off x="0" y="0"/>
-                      <a:ext cx="5040000" cy="2835000"/>
-                    </a:xfrm>
-                    <a:prstGeom prst="rect"/>
-                  </pic:spPr>
-                </pic:pic>
-              </a:graphicData>
-            </a:graphic>
-          </wp:inline>
-        </w:drawing>
-      </w:r>
-    </w:p>
-    <w:p>
-      <w:pPr>
-        <w:spacing w:before="80" w:after="80"/>
-      </w:pPr>
-      <w:r>
-        <w:rPr>
-          <w:sz w:val="22"/>
-        </w:rPr>
-        <w:t>[Show if Committee asks about parameter sensitivity or robustness.]</w:t>
-      </w:r>
-    </w:p>
-    <w:p>
-      <w:pPr>
-        <w:spacing w:before="80" w:after="80"/>
-      </w:pPr>
-      <w:r>
-        <w:rPr>
-          <w:sz w:val="22"/>
-        </w:rPr>
-        <w:t>The headline results are robust across the full parameter grid.</w:t>
-      </w:r>
-    </w:p>
-    <w:p>
-      <w:pPr>
-        <w:spacing w:before="80" w:after="80"/>
-      </w:pPr>
-      <w:r>
-        <w:rPr>
-          <w:sz w:val="22"/>
-        </w:rPr>
-        <w:t>LinUCB exploration parameter alpha: tested from 0.5 to 2.0. Alpha equals 1.0 selected in EXP-012 as the regret-minimising setting.</w:t>
-      </w:r>
-    </w:p>
-    <w:p>
-      <w:pPr>
-        <w:spacing w:before="80" w:after="80"/>
-      </w:pPr>
-      <w:r>
-        <w:rPr>
-          <w:sz w:val="22"/>
-        </w:rPr>
-        <w:t>LinTS posterior width v: 0.1. Ridge penalty lambda: 1.0.</w:t>
-      </w:r>
-    </w:p>
-    <w:p>
-      <w:pPr>
-        <w:spacing w:before="80" w:after="80"/>
-      </w:pPr>
-      <w:r>
-        <w:rPr>
-          <w:sz w:val="22"/>
-        </w:rPr>
-        <w:t>HITL conservatism kappa: headline result at kappa equals 0.7. Kappa of 0.3 and 0.5 also tested; the ranking of HITL above vanilla bandit is stable across all kappa values.</w:t>
-      </w:r>
-    </w:p>
-    <w:p>
-      <w:pPr>
-        <w:spacing w:before="80" w:after="80"/>
-      </w:pPr>
-      <w:r>
-        <w:rPr>
-          <w:sz w:val="22"/>
-        </w:rPr>
-        <w:t>Price elasticity slope: base at 3.5, stressed at 2.5 and 4.5.</w:t>
-      </w:r>
-    </w:p>
-    <w:p>
-      <w:pPr>
-        <w:spacing w:before="80" w:after="80"/>
-      </w:pPr>
-      <w:r>
-        <w:rPr>
-          <w:sz w:val="22"/>
-        </w:rPr>
-        <w:t>Adverse-selection factor: 1.35 is the DAC actuarial prior.</w:t>
-      </w:r>
-    </w:p>
-    <w:p>
-      <w:pPr>
-        <w:spacing w:before="80" w:after="80"/>
-      </w:pPr>
-      <w:r>
-        <w:rPr>
-          <w:sz w:val="22"/>
-        </w:rPr>
-        <w:t>Across the EXP-011 ablation and EXP-012 sensitivity grid, the ranking of LinUCB and LinTS above all other admissible policies is stable. Sophea receives STANDARD across all parameter combinations tested.</w:t>
-      </w:r>
-    </w:p>
-    <w:p/>
-    <w:p>
-      <w:pPr>
-        <w:pStyle w:val="Heading2"/>
-      </w:pPr>
-      <w:r>
-        <w:rPr>
-          <w:color w:val="2E74B5"/>
-        </w:rPr>
-        <w:t>APPENDIX A6  ·  A6: WHY A BANDIT HAS NO TRAIN/TEST SPLIT</w:t>
-      </w:r>
-    </w:p>
-    <w:p>
-      <w:pPr>
-        <w:spacing w:before="0" w:after="80"/>
-      </w:pPr>
-      <w:r>
-        <w:rPr>
-          <w:i/>
-          <w:color w:val="707070"/>
-          <w:sz w:val="18"/>
-        </w:rPr>
-        <w:t>Timing: if asked</w:t>
-      </w:r>
-    </w:p>
-    <w:p>
-      <w:pPr>
-        <w:jc w:val="center"/>
-      </w:pPr>
-      <w:r>
-        <w:drawing>
-          <wp:inline xmlns:a="http://schemas.openxmlformats.org/drawingml/2006/main" xmlns:pic="http://schemas.openxmlformats.org/drawingml/2006/picture">
-            <wp:extent cx="5040000" cy="2835000"/>
-            <wp:docPr id="44" name="Picture 44"/>
-            <wp:cNvGraphicFramePr>
-              <a:graphicFrameLocks noChangeAspect="1"/>
-            </wp:cNvGraphicFramePr>
-            <a:graphic>
-              <a:graphicData uri="http://schemas.openxmlformats.org/drawingml/2006/picture">
-                <pic:pic>
-                  <pic:nvPicPr>
-                    <pic:cNvPr id="0" name="slide_044.png"/>
-                    <pic:cNvPicPr/>
-                  </pic:nvPicPr>
-                  <pic:blipFill>
-                    <a:blip r:embed="rId52"/>
-                    <a:stretch>
-                      <a:fillRect/>
-                    </a:stretch>
-                  </pic:blipFill>
-                  <pic:spPr>
-                    <a:xfrm>
-                      <a:off x="0" y="0"/>
-                      <a:ext cx="5040000" cy="2835000"/>
-                    </a:xfrm>
-                    <a:prstGeom prst="rect"/>
-                  </pic:spPr>
-                </pic:pic>
-              </a:graphicData>
-            </a:graphic>
-          </wp:inline>
-        </w:drawing>
-      </w:r>
-    </w:p>
-    <w:p>
-      <w:pPr>
-        <w:spacing w:before="80" w:after="80"/>
-      </w:pPr>
-      <w:r>
-        <w:rPr>
-          <w:sz w:val="22"/>
-        </w:rPr>
-        <w:t>[Show if the Committee asks why there is no train/test split, or challenges whether the bandit's numbers could be overfit.]</w:t>
-      </w:r>
-    </w:p>
-    <w:p>
-      <w:pPr>
-        <w:spacing w:before="80" w:after="80"/>
-      </w:pPr>
-      <w:r>
-        <w:rPr>
-          <w:sz w:val="22"/>
-        </w:rPr>
-        <w:t>This is a fair question, because it does not map onto the workflow this Committee is used to seeing from supervised learning.</w:t>
-      </w:r>
-    </w:p>
-    <w:p>
-      <w:pPr>
-        <w:spacing w:before="80" w:after="80"/>
-      </w:pPr>
-      <w:r>
-        <w:rPr>
-          <w:sz w:val="22"/>
-        </w:rPr>
-        <w:t>Supervised ML — like the Static XGB incumbent — splits data into train, validation, and test sets, fits once on the training set, freezes the weights, and deploys unchanged. Generalisation is measured as the score on a held-out test set.</w:t>
-      </w:r>
-    </w:p>
-    <w:p>
-      <w:pPr>
-        <w:spacing w:before="80" w:after="80"/>
-      </w:pPr>
-      <w:r>
-        <w:rPr>
-          <w:sz w:val="22"/>
-        </w:rPr>
-        <w:t>A contextual bandit does not work that way. There is no split, because it meets applicants one at a time: select an arm, observe the reward, update. Every single round is simultaneously training and testing — the model is always being evaluated on the next applicant it has never seen, and immediately updating from that outcome.</w:t>
-      </w:r>
-    </w:p>
-    <w:p>
-      <w:pPr>
-        <w:spacing w:before="80" w:after="80"/>
-      </w:pPr>
-      <w:r>
-        <w:rPr>
-          <w:sz w:val="22"/>
-        </w:rPr>
-        <w:t>So how do we measure generalisation without a holdout set? Three ways. First, performance is reported as cumulative regret against the Oracle, averaged over 20 independent random seeds — the seeds play the role the test set would normally play. Second, all pass criteria and seeds are pre-registered and fixed, so the results are fully reproducible and there is no test-set leakage, because there is no test set to leak. Third, and importantly, the Static XGB incumbent — the thing we are comparing against — IS fit offline and frozen, exactly like standard supervised practice. So the benchmark is fair: a supervised model at its best, versus a bandit learning from scratch, evaluated across 20 seeds.</w:t>
+        <w:t>The PSI, step by step. It sums, over each group, the difference between the share we approve now and the share in the training data, times the log of their ratio. The worked example with two regions comes out to about 0.010 — comfortably green. Green is below 0.10, amber to 0.25, red above. Our own result: region 0.082, green; occupation 0.123, amber. And PSI is a monitor, not an enforcer — it detects drift but does not change the policy.</w:t>
       </w:r>
     </w:p>
     <w:p/>

--- a/thesis/health_rl/Poly_defense_script_v2.docx
+++ b/thesis/health_rl/Poly_defense_script_v2.docx
@@ -1339,7 +1339,7 @@
         <w:rPr>
           <w:sz w:val="22"/>
         </w:rPr>
-        <w:t>PSI asks one question: are the people we approve today drifting away from the people we trained on? It's a simple traffic light. Green, below 0.10, means all clear. Amber, between 0.10 and 0.25, means watch closely. Red, above 0.25, means stop and recalibrate.</w:t>
+        <w:t>Now — a bandit doesn't have a training set the way a supervised model does, so PSI can't compare against 'the data we trained on.' Instead it compares the system to itself: it freezes a snapshot of who it approved in its first 500 live decisions, then checks every later window against that snapshot. Has the mix drifted?</w:t>
       </w:r>
     </w:p>
     <w:p>
@@ -1350,7 +1350,29 @@
         <w:rPr>
           <w:sz w:val="22"/>
         </w:rPr>
-        <w:t>And when the system isn't sure about a case, it hands it to a human expert — about one in seventy. The exact formula is in Appendix A8.</w:t>
+        <w:t>[Point to the chart.]</w:t>
+      </w:r>
+    </w:p>
+    <w:p>
+      <w:pPr>
+        <w:spacing w:before="80" w:after="80"/>
+      </w:pPr>
+      <w:r>
+        <w:rPr>
+          <w:sz w:val="22"/>
+        </w:rPr>
+        <w:t>This is that check traced across the whole run. You can see it wobble while the system is still exploring — occupation brushes up toward amber early on — then settle back down toward green as the policy converges. It never breaches red. Green means all clear, amber means watch closely, red means stop and recalibrate.</w:t>
+      </w:r>
+    </w:p>
+    <w:p>
+      <w:pPr>
+        <w:spacing w:before="80" w:after="80"/>
+      </w:pPr>
+      <w:r>
+        <w:rPr>
+          <w:sz w:val="22"/>
+        </w:rPr>
+        <w:t>The exact formula and a worked example are in Appendix A8.</w:t>
       </w:r>
     </w:p>
     <w:p/>
@@ -1534,6 +1556,17 @@
           <w:sz w:val="22"/>
         </w:rPr>
         <w:t>How did I test it? Three things, in plain words.</w:t>
+      </w:r>
+    </w:p>
+    <w:p>
+      <w:pPr>
+        <w:spacing w:before="80" w:after="80"/>
+      </w:pPr>
+      <w:r>
+        <w:rPr>
+          <w:sz w:val="22"/>
+        </w:rPr>
+        <w:t>First, a quick word on the numbers: it's the same two thousand applicants from the last slide, not a new batch. Five thousand rounds means the system runs through that pool two and a half times, reshuffled each pass, so the learner sees enough rounds to actually converge.</w:t>
       </w:r>
     </w:p>
     <w:p>

--- a/thesis/health_rl/Poly_defense_script_v2.docx
+++ b/thesis/health_rl/Poly_defense_script_v2.docx
@@ -41,7 +41,7 @@
         </w:rPr>
         <w:t>HOW TO USE THIS SCRIPT</w:t>
         <w:br/>
-        <w:t>Read aloud naturally — do not recite word-for-word if it feels unnatural. Bracketed notes [like this] are stage directions, not spoken text. The Sophea narrative is the emotional thread — carry it slides 4, 11, 18 and 22. The eight appendix slides A1-A8 are on standby; only advance to them if the Committee asks a question that slide addresses.</w:t>
+        <w:t>Read aloud naturally — do not recite word-for-word if it feels unnatural. Bracketed notes [like this] are stage directions, not spoken text. The Sophea narrative is the emotional thread — carry it slides 4, 11, 17 and 22. The nine appendix slides A1-A9 are on standby; only advance to them if the Committee asks a question that slide addresses.</w:t>
       </w:r>
     </w:p>
     <w:p>
@@ -217,7 +217,7 @@
         <w:rPr>
           <w:sz w:val="22"/>
         </w:rPr>
-        <w:t>Here is the shape of the talk. I'll start with the problem and the market, review the literature in a single table, walk through how the system is designed and built, show the results, draw the conclusions, and finish with a live demonstration.</w:t>
+        <w:t>Before I introduce her properly, here is the shape of the talk. I'll start with the problem and the market, review the literature in a single table, walk through how the system is designed and built, show the results, draw the conclusions, and finish with a live demonstration.</w:t>
       </w:r>
     </w:p>
     <w:p>
@@ -400,6 +400,17 @@
         <w:rPr>
           <w:sz w:val="22"/>
         </w:rPr>
+        <w:t>Let's meet one of them.</w:t>
+      </w:r>
+    </w:p>
+    <w:p>
+      <w:pPr>
+        <w:spacing w:before="80" w:after="80"/>
+      </w:pPr>
+      <w:r>
+        <w:rPr>
+          <w:sz w:val="22"/>
+        </w:rPr>
         <w:t>[Point to the profile card on the left.]</w:t>
       </w:r>
     </w:p>
@@ -411,7 +422,7 @@
         <w:rPr>
           <w:sz w:val="22"/>
         </w:rPr>
-        <w:t>This is Sophea — forty-two years old, a rice farmer from Kampong Cham. She is active from field farming, a non-smoker, with a BMI of 24.1, well within the normal range. Her only health flag is managed hypertension.</w:t>
+        <w:t>This is Sophea — forty-three years old, a garment worker. She's a non-smoker, sedentary factory work, with a BMI of 25.7. Her only health flag is managed hypertension.</w:t>
       </w:r>
     </w:p>
     <w:p>
@@ -433,7 +444,7 @@
         <w:rPr>
           <w:sz w:val="22"/>
         </w:rPr>
-        <w:t>In 2023 she applies for voluntary health insurance in Phnom Penh. The static system checks just two fields: occupation — agriculture; and condition — hypertension. Both thresholds are crossed.</w:t>
+        <w:t>In 2023 she applies for voluntary health insurance. The static system predicts her mortality risk from her full profile — one point eight three times normal — and that estimate falls in a fixed band.</w:t>
       </w:r>
     </w:p>
     <w:p>
@@ -444,7 +455,7 @@
         <w:rPr>
           <w:sz w:val="22"/>
         </w:rPr>
-        <w:t>[Point to the red box.]</w:t>
+        <w:t>[Point to the amber box.]</w:t>
       </w:r>
     </w:p>
     <w:p>
@@ -455,7 +466,7 @@
         <w:rPr>
           <w:sz w:val="22"/>
         </w:rPr>
-        <w:t>The decision: DECLINE. Sophea leaves without coverage. And I have to ask — was that the right answer?</w:t>
+        <w:t>The decision: RATED. She's covered, but at a loaded premium. And I have to ask — was that the right price?</w:t>
       </w:r>
     </w:p>
     <w:p/>
@@ -530,7 +541,7 @@
         <w:rPr>
           <w:sz w:val="22"/>
         </w:rPr>
-        <w:t>The honest answer is that the rule couldn't have known. A fixed rule can't see Sophea's full picture — and it never learns from its mistakes.</w:t>
+        <w:t>The honest answer is subtler than 'the rule couldn't see her.' Its risk estimate for Sophea is actually accurate — one point eight three against a true one point eight four. Getting the risk right isn't the same as getting the price right.</w:t>
       </w:r>
     </w:p>
     <w:p>
@@ -541,7 +552,7 @@
         <w:rPr>
           <w:sz w:val="22"/>
         </w:rPr>
-        <w:t>Three problems, in plain words. First, fixed cutoffs: it checks two fields and stops, so her normal BMI and active lifestyle are invisible. Second, it never updates: claims come back over the years but the rule stays frozen, repeating the same mistake. And third, nobody checks fairness: no one is watching whether whole regions or occupations are quietly shut out.</w:t>
+        <w:t>Three problems, in plain words. First, fixed cutoffs: a fixed band can't weigh whether a loaded premium is still worth offering — it just applies the same cutoff to everyone in the band. Second, it never updates: claims come back over the years but the rule stays frozen, repeating the same pricing mistake. And third, nobody checks fairness: no one is watching whether whole regions or occupations are quietly shut out.</w:t>
       </w:r>
     </w:p>
     <w:p>
@@ -735,7 +746,7 @@
         <w:rPr>
           <w:sz w:val="22"/>
         </w:rPr>
-        <w:t>I pursued this at Decent Actuarial Consultants — DAC — as a research intern from March 2026.</w:t>
+        <w:t>Before I show you how I built this, a word on where. I pursued this at Decent Actuarial Consultants — DAC — as a research intern from March 2026.</w:t>
       </w:r>
     </w:p>
     <w:p>
@@ -907,7 +918,7 @@
         <w:rPr>
           <w:sz w:val="22"/>
         </w:rPr>
-        <w:t>Four bodies of work meet in this thesis, and I've put them in one table.</w:t>
+        <w:t>Before any of those milestones, I did the reading. Four bodies of work meet in this thesis, and I've put them in one table.</w:t>
       </w:r>
     </w:p>
     <w:p>
@@ -1015,7 +1026,7 @@
         <w:rPr>
           <w:sz w:val="22"/>
         </w:rPr>
-        <w:t>Here's the whole system on one line. In plain words: it decides, sees what happens, and gets a little smarter each round.</w:t>
+        <w:t>So that's the gap. Here's the whole system I built to fill it, on one line. In plain words: it decides, sees what happens, and gets a little smarter each round.</w:t>
       </w:r>
     </w:p>
     <w:p>
@@ -1123,7 +1134,7 @@
         <w:rPr>
           <w:sz w:val="22"/>
         </w:rPr>
-        <w:t>On the left is what it knows about her — a short profile: age, non-smoker, managed blood pressure, active, rice farmer, low wealth. Thirty-four facts in all.</w:t>
+        <w:t>On the left is what it knows about her — a short profile: age, non-smoker, managed blood pressure, sedentary work, garment worker, middle wealth. Thirty-four facts in all.</w:t>
       </w:r>
     </w:p>
     <w:p>
@@ -1145,7 +1156,7 @@
         <w:rPr>
           <w:sz w:val="22"/>
         </w:rPr>
-        <w:t>It scores each of the four options. Standard scores highest, at 0.52; Rated 0.31; Refer 0.28; Decline just 0.10. The highest score wins, so Sophea gets Standard coverage.</w:t>
+        <w:t>It scores each of the four options. Standard scores highest, at 0.66; Decline 0.20; Refer 0.13; Rated just 0.00. The highest score wins, so Sophea gets Standard coverage.</w:t>
       </w:r>
     </w:p>
     <w:p>
@@ -1231,7 +1242,7 @@
         <w:rPr>
           <w:sz w:val="22"/>
         </w:rPr>
-        <w:t>What does 'reward' actually mean? It's simple: reward equals premiums collected minus claims paid.</w:t>
+        <w:t>That score is built from a reward — so what does 'reward' actually mean? It's simple: reward equals premiums collected minus claims paid.</w:t>
       </w:r>
     </w:p>
     <w:p>
@@ -1384,7 +1395,7 @@
         <w:rPr>
           <w:color w:val="1F6FC4"/>
         </w:rPr>
-        <w:t>SLIDE 14  ·  THE DATA</w:t>
+        <w:t>SLIDE 14  ·  HOW WE TESTED IT</w:t>
       </w:r>
     </w:p>
     <w:p>
@@ -1447,7 +1458,7 @@
         <w:rPr>
           <w:sz w:val="22"/>
         </w:rPr>
-        <w:t>Now, the data. Two thousand synthetic applicants, thirty-four facts about each person, four possible decisions, anchored to four real Cambodian surveys.</w:t>
+        <w:t>So it earns well and stays fair — now, how did I actually test that? Two thousand synthetic, Cambodia-shaped applicant profiles, thirty-four facts about each person, anchored to four real Cambodian surveys — the CDHS survey, STEPS, ILO, and WHO. Full feature breakdown is in Appendix A9 if you'd like it.</w:t>
       </w:r>
     </w:p>
     <w:p>
@@ -1458,7 +1469,7 @@
         <w:rPr>
           <w:sz w:val="22"/>
         </w:rPr>
-        <w:t>[Gesture at the table.]</w:t>
+        <w:t>A quick word on the numbers: five thousand rounds means the system runs through that same pool of two thousand two and a half times, reshuffled each pass, so the learner sees enough rounds to actually converge.</w:t>
       </w:r>
     </w:p>
     <w:p>
@@ -1469,7 +1480,7 @@
         <w:rPr>
           <w:sz w:val="22"/>
         </w:rPr>
-        <w:t>The features span demographics and vitals, lifestyle, social determinants, economics, clinical flags, and one-hot region and occupation.</w:t>
+        <w:t>Five thousand applicants, seen one at a time in order — exactly how it would run in production. Twenty independent repeats, each with a different random draw; the learning system won every single time. And a head-to-head comparison against the incumbent static-rules approach on the same applicants.</w:t>
       </w:r>
     </w:p>
     <w:p>
@@ -1480,7 +1491,7 @@
         <w:rPr>
           <w:sz w:val="22"/>
         </w:rPr>
-        <w:t>Why synthetic? Because no insurer would share real records. But the data is shaped to match published Cambodia statistics — the CDHS survey, STEPS, ILO, and WHO — so it behaves realistically even though no real person is in it.</w:t>
+        <w:t>One subtlety: a learning system has no train/test split — it learns as it goes. So I judge it by how much reward it loses versus a perfect-knowledge Oracle, averaged over the twenty repeats. Appendix A6 explains that in full, and the statistics underneath are all standard — bootstrap intervals, Wilcoxon tests, Bonferroni, and effect sizes.</w:t>
       </w:r>
     </w:p>
     <w:p/>
@@ -1492,7 +1503,7 @@
         <w:rPr>
           <w:color w:val="1F6FC4"/>
         </w:rPr>
-        <w:t>SLIDE 15  ·  HOW WE TESTED IT</w:t>
+        <w:t>SLIDE 15  ·  THE HEADLINE RESULT</w:t>
       </w:r>
     </w:p>
     <w:p>
@@ -1505,7 +1516,7 @@
           <w:color w:val="707070"/>
           <w:sz w:val="18"/>
         </w:rPr>
-        <w:t>Timing: ~1 min</w:t>
+        <w:t>Timing: ~1.5 min</w:t>
       </w:r>
     </w:p>
     <w:p>
@@ -1555,7 +1566,7 @@
         <w:rPr>
           <w:sz w:val="22"/>
         </w:rPr>
-        <w:t>How did I test it? Three things, in plain words.</w:t>
+        <w:t>And that testing produces the headline result. The learning system earned twenty-five point two percent more cumulative reward than the static rules — $90,540 versus $72,292, over twenty seeds.</w:t>
       </w:r>
     </w:p>
     <w:p>
@@ -1566,7 +1577,7 @@
         <w:rPr>
           <w:sz w:val="22"/>
         </w:rPr>
-        <w:t>First, a quick word on the numbers: it's the same two thousand applicants from the last slide, not a new batch. Five thousand rounds means the system runs through that pool two and a half times, reshuffled each pass, so the learner sees enough rounds to actually converge.</w:t>
+        <w:t>In plain words: for every hundred dollars the old rules earned, the learning system earned a hundred and twenty-five — and the gap held across all twenty repeats. Statistically it's about as clean as it gets: p below 0.001, Cohen's d of 2.98.</w:t>
       </w:r>
     </w:p>
     <w:p>
@@ -1577,7 +1588,7 @@
         <w:rPr>
           <w:sz w:val="22"/>
         </w:rPr>
-        <w:t>Five thousand applicants, seen one at a time in order — exactly how it would run in production. Twenty independent repeats, each with a different random draw; the learning system won every single time. And a head-to-head comparison against the incumbent static-rules approach on the same applicants.</w:t>
+        <w:t>[Point to the curve.]</w:t>
       </w:r>
     </w:p>
     <w:p>
@@ -1588,7 +1599,7 @@
         <w:rPr>
           <w:sz w:val="22"/>
         </w:rPr>
-        <w:t>One subtlety: a learning system has no train/test split — it learns as it goes. So I judge it by how much reward it loses versus a perfect-knowledge Oracle, averaged over the twenty repeats. Appendix A6 explains that in full, and the statistics underneath are all standard — bootstrap intervals, Wilcoxon tests, Bonferroni, and effect sizes.</w:t>
+        <w:t>You can see it on the right: the two lines track together early, then the learning system pulls steadily ahead as it learns.</w:t>
       </w:r>
     </w:p>
     <w:p/>
@@ -1600,7 +1611,7 @@
         <w:rPr>
           <w:color w:val="1F6FC4"/>
         </w:rPr>
-        <w:t>SLIDE 16  ·  THE HEADLINE RESULT</w:t>
+        <w:t>SLIDE 16  ·  THE BASELINE LADDER</w:t>
       </w:r>
     </w:p>
     <w:p>
@@ -1663,7 +1674,7 @@
         <w:rPr>
           <w:sz w:val="22"/>
         </w:rPr>
-        <w:t>This is the headline result. The learning system earned twenty-five point two percent more cumulative reward than the static rules — $90,540 versus $72,292, over twenty seeds.</w:t>
+        <w:t>And that result isn't a fluke of the comparison, either. I want to be honest about where the bandit sits, so I tested it against a whole ladder of alternatives.</w:t>
       </w:r>
     </w:p>
     <w:p>
@@ -1674,7 +1685,7 @@
         <w:rPr>
           <w:sz w:val="22"/>
         </w:rPr>
-        <w:t>In plain words: for every hundred dollars the old rules earned, the learning system earned a hundred and twenty-five — and the gap held across all twenty repeats. Statistically it's about as clean as it gets: p below 0.001, Cohen's d of 2.98.</w:t>
+        <w:t>Every realistic alternative lands below the bandits — the static incumbent, epsilon-greedy, always-standard, random. The two learning methods, LinTS and LinUCB, are the best deployable policies on the board.</w:t>
       </w:r>
     </w:p>
     <w:p>
@@ -1685,7 +1696,7 @@
         <w:rPr>
           <w:sz w:val="22"/>
         </w:rPr>
-        <w:t>[Point to the curve.]</w:t>
+        <w:t>[Point to the top rows.]</w:t>
       </w:r>
     </w:p>
     <w:p>
@@ -1696,7 +1707,7 @@
         <w:rPr>
           <w:sz w:val="22"/>
         </w:rPr>
-        <w:t>You can see it on the right: the two lines track together early, then the learning system pulls steadily ahead as it learns.</w:t>
+        <w:t>Now, two things sit above them. The Oracle, which sees the future — not deployable. And AlwaysRATED, a trivial constant that rates everyone at a flat loading. It scores higher, but it approves nobody cheaply and everybody expensively — no regulator would allow it. So among policies you could actually deploy, the bandit leads.</w:t>
       </w:r>
     </w:p>
     <w:p/>
@@ -1708,7 +1719,7 @@
         <w:rPr>
           <w:color w:val="1F6FC4"/>
         </w:rPr>
-        <w:t>SLIDE 17  ·  THE BASELINE LADDER</w:t>
+        <w:t>SLIDE 17  ·  SOPHEA, THREE WAYS</w:t>
       </w:r>
     </w:p>
     <w:p>
@@ -1721,7 +1732,7 @@
           <w:color w:val="707070"/>
           <w:sz w:val="18"/>
         </w:rPr>
-        <w:t>Timing: ~1.5 min</w:t>
+        <w:t>Timing: ~1 min</w:t>
       </w:r>
     </w:p>
     <w:p>
@@ -1771,7 +1782,7 @@
         <w:rPr>
           <w:sz w:val="22"/>
         </w:rPr>
-        <w:t>I want to be honest about where the bandit sits, so I tested it against a whole ladder of alternatives.</w:t>
+        <w:t>Let me bring it back to Sophea. Here is the same applicant, decided by three different systems.</w:t>
       </w:r>
     </w:p>
     <w:p>
@@ -1782,7 +1793,7 @@
         <w:rPr>
           <w:sz w:val="22"/>
         </w:rPr>
-        <w:t>Every realistic alternative lands below the bandits — the static incumbent, epsilon-greedy, always-standard, random. The two learning methods, LinTS and LinUCB, are the best deployable policies on the board.</w:t>
+        <w:t>The static rules — today's incumbent — predict 1.83× mortality, close to her true risk, but the fixed band still loads her premium: RATED. Our LinUCB bandit weighs the price trade-off and offers STANDARD cover outright. And the Oracle, the perfect-knowledge benchmark that knows her true risk, also says STANDARD.</w:t>
       </w:r>
     </w:p>
     <w:p>
@@ -1793,18 +1804,7 @@
         <w:rPr>
           <w:sz w:val="22"/>
         </w:rPr>
-        <w:t>[Point to the top rows.]</w:t>
-      </w:r>
-    </w:p>
-    <w:p>
-      <w:pPr>
-        <w:spacing w:before="80" w:after="80"/>
-      </w:pPr>
-      <w:r>
-        <w:rPr>
-          <w:sz w:val="22"/>
-        </w:rPr>
-        <w:t>Now, two things sit above them. The Oracle, which sees the future — not deployable. And AlwaysRATED, a trivial constant that rates everyone at a flat loading. It scores higher, but it approves nobody cheaply and everybody expensively — no regulator would allow it. So among policies you could actually deploy, the bandit leads.</w:t>
+        <w:t>That's the whole story in one line: the bandit reaches the answer the all-knowing benchmark picks — the static rule never can.</w:t>
       </w:r>
     </w:p>
     <w:p/>
@@ -1816,7 +1816,7 @@
         <w:rPr>
           <w:color w:val="1F6FC4"/>
         </w:rPr>
-        <w:t>SLIDE 18  ·  SOPHEA, THREE WAYS</w:t>
+        <w:t>SLIDE 18  ·  FAIRNESS &amp; HUMAN OVERSIGHT — RESULTS</w:t>
       </w:r>
     </w:p>
     <w:p>
@@ -1829,7 +1829,7 @@
           <w:color w:val="707070"/>
           <w:sz w:val="18"/>
         </w:rPr>
-        <w:t>Timing: ~1 min</w:t>
+        <w:t>Timing: ~1.5 min</w:t>
       </w:r>
     </w:p>
     <w:p>
@@ -1879,7 +1879,7 @@
         <w:rPr>
           <w:sz w:val="22"/>
         </w:rPr>
-        <w:t>Let me bring it back to Sophea. Here is the same applicant, decided by three different systems.</w:t>
+        <w:t>So it earns more. Is it fair — and does human oversight help? Yes to both.</w:t>
       </w:r>
     </w:p>
     <w:p>
@@ -1890,7 +1890,7 @@
         <w:rPr>
           <w:sz w:val="22"/>
         </w:rPr>
-        <w:t>The static rules — today's incumbent — see two fields and say DECLINE. Our LinUCB bandit weighs her whole profile and offers STANDARD cover. And the Oracle, the perfect-knowledge benchmark that knows her true risk, also says STANDARD.</w:t>
+        <w:t>On fairness, across twenty seeds: region drift is green at 0.082, occupation drift is amber at 0.123, and approval parity is 85.7 and 90.1 percent — both comfortably above the eighty-percent rule. I'll be transparent: one of six fairness checks failed narrowly on occupation. I report it and explain it — no regulatory threshold is breached.</w:t>
       </w:r>
     </w:p>
     <w:p>
@@ -1901,7 +1901,7 @@
         <w:rPr>
           <w:sz w:val="22"/>
         </w:rPr>
-        <w:t>That's the whole story in one line: the bandit reaches the answer the all-knowing benchmark picks — the static rule never can.</w:t>
+        <w:t>On oversight: adding a human review lifts reward by fourteen point eight percent — to $103,951 — for a cost of just 2.2 percent, by sending only about one in seventy cases to an expert. A real gain for a small cost.</w:t>
       </w:r>
     </w:p>
     <w:p/>
@@ -1913,7 +1913,7 @@
         <w:rPr>
           <w:color w:val="1F6FC4"/>
         </w:rPr>
-        <w:t>SLIDE 19  ·  FAIRNESS &amp; HUMAN OVERSIGHT — RESULTS</w:t>
+        <w:t>SLIDE 19  ·  FINDINGS &amp; LIMITATIONS</w:t>
       </w:r>
     </w:p>
     <w:p>
@@ -1976,7 +1976,7 @@
         <w:rPr>
           <w:sz w:val="22"/>
         </w:rPr>
-        <w:t>So it earns more. Is it fair — and does human oversight help? Yes to both.</w:t>
+        <w:t>Pulling that together — let me gather the findings, and be honest about the limits.</w:t>
       </w:r>
     </w:p>
     <w:p>
@@ -1987,7 +1987,7 @@
         <w:rPr>
           <w:sz w:val="22"/>
         </w:rPr>
-        <w:t>On fairness, across twenty seeds: region drift is green at 0.082, occupation drift is amber at 0.123, and approval parity is 85.7 and 90.1 percent — both comfortably above the eighty-percent rule. I'll be transparent: one of six fairness checks failed narrowly on occupation. I report it and explain it — no regulatory threshold is breached.</w:t>
+        <w:t>Four findings. Learning beats static rules, by twenty-five percent. No demographic bias was introduced. It's the learning-as-it-goes, not the exploration, that does the work — the greedy version ties the full one. And human oversight adds value cheaply.</w:t>
       </w:r>
     </w:p>
     <w:p>
@@ -1998,7 +1998,7 @@
         <w:rPr>
           <w:sz w:val="22"/>
         </w:rPr>
-        <w:t>On oversight: adding a human review lifts reward by fourteen point eight percent — to $103,951 — for a cost of just 2.2 percent, by sending only about one in seventy cases to an expert. A real gain for a small cost.</w:t>
+        <w:t>And the limits. The data is synthetic — anchored to real surveys, but not real claims. The reward is single-period, so no multi-year renewals yet. And it's calibrated to one country; a constant policy still tops the ladder. These are real, and they point straight at the future work.</w:t>
       </w:r>
     </w:p>
     <w:p/>
@@ -2010,7 +2010,7 @@
         <w:rPr>
           <w:color w:val="1F6FC4"/>
         </w:rPr>
-        <w:t>SLIDE 20  ·  FINDINGS &amp; LIMITATIONS</w:t>
+        <w:t>SLIDE 20  ·  FUTURE WORK</w:t>
       </w:r>
     </w:p>
     <w:p>
@@ -2023,7 +2023,7 @@
           <w:color w:val="707070"/>
           <w:sz w:val="18"/>
         </w:rPr>
-        <w:t>Timing: ~1.5 min</w:t>
+        <w:t>Timing: ~1 min</w:t>
       </w:r>
     </w:p>
     <w:p>
@@ -2073,7 +2073,7 @@
         <w:rPr>
           <w:sz w:val="22"/>
         </w:rPr>
-        <w:t>Let me gather the findings — and be honest about the limits.</w:t>
+        <w:t>Given those limits, so where next? Four directions.</w:t>
       </w:r>
     </w:p>
     <w:p>
@@ -2084,18 +2084,7 @@
         <w:rPr>
           <w:sz w:val="22"/>
         </w:rPr>
-        <w:t>Four findings. Learning beats static rules, by twenty-five percent. No demographic bias was introduced. It's the learning-as-it-goes, not the exploration, that does the work — the greedy version ties the full one. And human oversight adds value cheaply.</w:t>
-      </w:r>
-    </w:p>
-    <w:p>
-      <w:pPr>
-        <w:spacing w:before="80" w:after="80"/>
-      </w:pPr>
-      <w:r>
-        <w:rPr>
-          <w:sz w:val="22"/>
-        </w:rPr>
-        <w:t>And the limits. The data is synthetic — anchored to real surveys, but not real claims. The reward is single-period, so no multi-year renewals yet. And it's calibrated to one country; a constant policy still tops the ladder. These are real, and they point straight at the future work.</w:t>
+        <w:t>First, handle change over time — a PSI RED alert triggers a DiscountedLinUCB warm-restart, so it adapts faster without a full cold retrain. Second, real-world deployment — a shadow-mode trial with a Cambodian insurer, using a proxy or survival model to bridge the six-to-twenty-four-month claims lag. Third, richer models — neural bandits that go beyond thirty-four simple features. And fourth, lifetime customer value — retention and renewals, beyond a single decision.</w:t>
       </w:r>
     </w:p>
     <w:p/>
@@ -2107,7 +2096,7 @@
         <w:rPr>
           <w:color w:val="1F6FC4"/>
         </w:rPr>
-        <w:t>SLIDE 21  ·  FUTURE WORK</w:t>
+        <w:t>SLIDE 21  ·  NEXT STEPS (PERSONALLY)</w:t>
       </w:r>
     </w:p>
     <w:p>
@@ -2120,7 +2109,7 @@
           <w:color w:val="707070"/>
           <w:sz w:val="18"/>
         </w:rPr>
-        <w:t>Timing: ~1 min</w:t>
+        <w:t>Timing: ~0.5 min</w:t>
       </w:r>
     </w:p>
     <w:p>
@@ -2170,7 +2159,7 @@
         <w:rPr>
           <w:sz w:val="22"/>
         </w:rPr>
-        <w:t>So where next? Four directions.</w:t>
+        <w:t>And that academic list keeps going — but here's where I'm actually taking it myself.</w:t>
       </w:r>
     </w:p>
     <w:p>
@@ -2181,7 +2170,7 @@
         <w:rPr>
           <w:sz w:val="22"/>
         </w:rPr>
-        <w:t>First, handle change over time — forgetting-factor updates paired with the PSI early warning, so it adapts faster when the population shifts. Second, richer models — neural bandits that go beyond thirty-four simple features. Third, real-world deployment — a shadow-mode trial with a Cambodian insurer, using a claims-lag proxy for delayed reward. And fourth, lifetime customer value — retention and renewals, beyond a single decision.</w:t>
+        <w:t>I'm continuing with DAC, hardening this same pipeline — the bandit, the PSI guardrail — for their real client work. And I'm carrying the same architecture into a new proof-of-concept: dynamic underwriting for personal accident cover with MSIG Vietnam. Same core idea — learn from data, keep a guardrail on fairness — applied to the next problem.</w:t>
       </w:r>
     </w:p>
     <w:p/>
@@ -2267,7 +2256,7 @@
         <w:rPr>
           <w:sz w:val="22"/>
         </w:rPr>
-        <w:t>In 2023, the static system issued Sophea a DECLINE. In 2026, the learning system issues STANDARD. The same woman — but a system that finally sees her whole picture, and keeps learning.</w:t>
+        <w:t>In 2023, the static system issued Sophea a RATED — a loaded premium she may not have needed. In 2026, the learning system offers her STANDARD outright. The same woman — but a system that weighs the price trade-off a fixed rule can't, and keeps learning.</w:t>
       </w:r>
     </w:p>
     <w:p>
@@ -2353,7 +2342,7 @@
         <w:rPr>
           <w:sz w:val="22"/>
         </w:rPr>
-        <w:t>Let me show you it working — this is a live FastAPI app, not a mockup.</w:t>
+        <w:t>And rather than just describe that, let me show you it working — this is a live FastAPI app, not a mockup.</w:t>
       </w:r>
     </w:p>
     <w:p>
@@ -2622,7 +2611,7 @@
         <w:rPr>
           <w:sz w:val="22"/>
         </w:rPr>
-        <w:t>That is my thesis. Thank you very much for your attention — I welcome your questions.</w:t>
+        <w:t>That is my thesis, start to finish. Thank you very much for your attention — I welcome your questions.</w:t>
       </w:r>
     </w:p>
     <w:p>
@@ -2633,7 +2622,7 @@
         <w:rPr>
           <w:sz w:val="22"/>
         </w:rPr>
-        <w:t>[If a question targets a specific number, advance to the matching appendix: A1 the full ladder, A2 the number reconciliation, A3 all six fairness checks, A4 the maths, A5 the sensitivity analysis, A6 the no-split point, A7 the exploration bonus, or A8 the PSI walkthrough.]</w:t>
+        <w:t>[If a question targets a specific number, advance to the matching appendix: A1 the full ladder, A2 the number reconciliation, A3 all six fairness checks, A4 the maths, A5 the sensitivity analysis, A6 the no-split point, A7 the exploration bonus, A8 the PSI walkthrough, or A9 the data.]</w:t>
       </w:r>
     </w:p>
     <w:p/>
@@ -3158,7 +3147,7 @@
         <w:rPr>
           <w:sz w:val="22"/>
         </w:rPr>
-        <w:t>The exploration bonus, alpha, in plain words. An arm's score is its expected payoff plus alpha times how-unsure-we-still-are. In the formula, x-bar is the best guess of the payoff, the square-root term is how uncertain we still are, and alpha — which we set to 1.0 — controls how adventurous to be. For Sophea's Standard arm, the 0.52 is a payoff guess plus a small curiosity bonus. Too high wastes decisions exploring; too low and it never learns. I swept alpha from 0.1 to 5 — the reward barely moves, and 1.0 is best.</w:t>
+        <w:t>The exploration bonus, alpha, in plain words. An arm's score is its expected payoff plus alpha times how-unsure-we-still-are. In the formula, x-bar is the best guess of the payoff, the square-root term is how uncertain we still are, and alpha — which we set to 1.0 — controls how adventurous to be. For Sophea's Standard arm, the 0.66 is a payoff guess plus a small curiosity bonus. Too high wastes decisions exploring; too low and it never learns. I swept alpha from 0.1 to 5 — the reward barely moves, and 1.0 is best.</w:t>
       </w:r>
     </w:p>
     <w:p/>
@@ -3234,6 +3223,114 @@
           <w:sz w:val="22"/>
         </w:rPr>
         <w:t>The PSI, step by step. It sums, over each group, the difference between the share we approve now and the share in the training data, times the log of their ratio. The worked example with two regions comes out to about 0.010 — comfortably green. Green is below 0.10, amber to 0.25, red above. Our own result: region 0.082, green; occupation 0.123, amber. And PSI is a monitor, not an enforcer — it detects drift but does not change the policy.</w:t>
+      </w:r>
+    </w:p>
+    <w:p/>
+    <w:p>
+      <w:pPr>
+        <w:pStyle w:val="Heading2"/>
+      </w:pPr>
+      <w:r>
+        <w:rPr>
+          <w:color w:val="1F6FC4"/>
+        </w:rPr>
+        <w:t>APPENDIX A9  ·  A9: THE DATA</w:t>
+      </w:r>
+    </w:p>
+    <w:p>
+      <w:pPr>
+        <w:spacing w:before="0" w:after="80"/>
+      </w:pPr>
+      <w:r>
+        <w:rPr>
+          <w:i/>
+          <w:color w:val="707070"/>
+          <w:sz w:val="18"/>
+        </w:rPr>
+        <w:t>Timing: on standby</w:t>
+      </w:r>
+    </w:p>
+    <w:p>
+      <w:pPr>
+        <w:jc w:val="center"/>
+      </w:pPr>
+      <w:r>
+        <w:drawing>
+          <wp:inline xmlns:a="http://schemas.openxmlformats.org/drawingml/2006/main" xmlns:pic="http://schemas.openxmlformats.org/drawingml/2006/picture">
+            <wp:extent cx="5040000" cy="2835000"/>
+            <wp:docPr id="35" name="Picture 35"/>
+            <wp:cNvGraphicFramePr>
+              <a:graphicFrameLocks noChangeAspect="1"/>
+            </wp:cNvGraphicFramePr>
+            <a:graphic>
+              <a:graphicData uri="http://schemas.openxmlformats.org/drawingml/2006/picture">
+                <pic:pic>
+                  <pic:nvPicPr>
+                    <pic:cNvPr id="0" name="slide_035.png"/>
+                    <pic:cNvPicPr/>
+                  </pic:nvPicPr>
+                  <pic:blipFill>
+                    <a:blip r:embed="rId43"/>
+                    <a:stretch>
+                      <a:fillRect/>
+                    </a:stretch>
+                  </pic:blipFill>
+                  <pic:spPr>
+                    <a:xfrm>
+                      <a:off x="0" y="0"/>
+                      <a:ext cx="5040000" cy="2835000"/>
+                    </a:xfrm>
+                    <a:prstGeom prst="rect"/>
+                  </pic:spPr>
+                </pic:pic>
+              </a:graphicData>
+            </a:graphic>
+          </wp:inline>
+        </w:drawing>
+      </w:r>
+    </w:p>
+    <w:p>
+      <w:pPr>
+        <w:spacing w:before="80" w:after="80"/>
+      </w:pPr>
+      <w:r>
+        <w:rPr>
+          <w:sz w:val="22"/>
+        </w:rPr>
+        <w:t>The data, in full. Two thousand synthetic applicants, thirty-four facts about each person, four possible decisions, anchored to four real Cambodian surveys.</w:t>
+      </w:r>
+    </w:p>
+    <w:p>
+      <w:pPr>
+        <w:spacing w:before="80" w:after="80"/>
+      </w:pPr>
+      <w:r>
+        <w:rPr>
+          <w:sz w:val="22"/>
+        </w:rPr>
+        <w:t>[Gesture at the table.]</w:t>
+      </w:r>
+    </w:p>
+    <w:p>
+      <w:pPr>
+        <w:spacing w:before="80" w:after="80"/>
+      </w:pPr>
+      <w:r>
+        <w:rPr>
+          <w:sz w:val="22"/>
+        </w:rPr>
+        <w:t>The features span demographics and vitals, lifestyle, social determinants, economics, clinical flags, and one-hot region and occupation.</w:t>
+      </w:r>
+    </w:p>
+    <w:p>
+      <w:pPr>
+        <w:spacing w:before="80" w:after="80"/>
+      </w:pPr>
+      <w:r>
+        <w:rPr>
+          <w:sz w:val="22"/>
+        </w:rPr>
+        <w:t>Why synthetic? Because no insurer would share real records. But the data is shaped to match published Cambodia statistics — the CDHS survey, STEPS, ILO, and WHO — so it behaves realistically even though no real person is in it.</w:t>
       </w:r>
     </w:p>
     <w:p/>
